--- a/tenders/analysis/2026-kfar-bara-17/שאלות_פנימיות_מכרז_17-2026_כפר_ברא.docx
+++ b/tenders/analysis/2026-kfar-bara-17/שאלות_פנימיות_מכרז_17-2026_כפר_ברא.docx
@@ -72,7 +72,7 @@
           <w:szCs w:val="19"/>
           <w:rtl/>
         </w:rPr>
-        <w:t xml:space="preserve">עמודת "לאן נכנסת התשובה" מפנה לגיליונות ולתאים במודל הכלכלי (מודל_כלכלי_מכרז_17-2026_כפר_ברא.xlsx) או לשאלות ההבהרה.</w:t>
+        <w:t xml:space="preserve">עמודת "לאן נכנסת התשובה" מפנה לגיליונות ולתאים במודל הכלכלי (מודל_כלכלי_מכרז_17-2026_כפר_ברא.xlsx) או לשאלות ההבהרה למועצה. נא למלא תשובה ליד כל שאלה ולהחזיר לצוות המכרז.</w:t>
       </w:r>
     </w:p>
     <w:tbl>
@@ -634,18 +634,18 @@
             <w:pPr>
               <w:bidi/>
               <w:spacing w:after="40"/>
-              <w:jc w:val="right"/>
-            </w:pPr>
-            <w:r>
-              <w:rPr>
-                <w:rFonts w:ascii="Arial" w:cs="Arial" w:eastAsia="Arial" w:hAnsi="Arial"/>
-                <w:b w:val="false"/>
-                <w:bCs w:val="false"/>
-                <w:sz w:val="19"/>
-                <w:szCs w:val="19"/>
-                <w:rtl/>
-              </w:rPr>
-              <w:t xml:space="preserve"/>
+              <w:jc w:val="center"/>
+            </w:pPr>
+            <w:r>
+              <w:rPr>
+                <w:rFonts w:ascii="Arial" w:cs="Arial" w:eastAsia="Arial" w:hAnsi="Arial"/>
+                <w:b w:val="false"/>
+                <w:bCs w:val="false"/>
+                <w:sz w:val="19"/>
+                <w:szCs w:val="19"/>
+                <w:rtl/>
+              </w:rPr>
+              <w:t xml:space="preserve">23.10.2026</w:t>
             </w:r>
           </w:p>
         </w:tc>
@@ -884,18 +884,18 @@
             <w:pPr>
               <w:bidi/>
               <w:spacing w:after="40"/>
-              <w:jc w:val="right"/>
-            </w:pPr>
-            <w:r>
-              <w:rPr>
-                <w:rFonts w:ascii="Arial" w:cs="Arial" w:eastAsia="Arial" w:hAnsi="Arial"/>
-                <w:b w:val="false"/>
-                <w:bCs w:val="false"/>
-                <w:sz w:val="19"/>
-                <w:szCs w:val="19"/>
-                <w:rtl/>
-              </w:rPr>
-              <w:t xml:space="preserve"/>
+              <w:jc w:val="center"/>
+            </w:pPr>
+            <w:r>
+              <w:rPr>
+                <w:rFonts w:ascii="Arial" w:cs="Arial" w:eastAsia="Arial" w:hAnsi="Arial"/>
+                <w:b w:val="false"/>
+                <w:bCs w:val="false"/>
+                <w:sz w:val="19"/>
+                <w:szCs w:val="19"/>
+                <w:rtl/>
+              </w:rPr>
+              <w:t xml:space="preserve">23.10.2026</w:t>
             </w:r>
           </w:p>
         </w:tc>
@@ -1134,18 +1134,18 @@
             <w:pPr>
               <w:bidi/>
               <w:spacing w:after="40"/>
-              <w:jc w:val="right"/>
-            </w:pPr>
-            <w:r>
-              <w:rPr>
-                <w:rFonts w:ascii="Arial" w:cs="Arial" w:eastAsia="Arial" w:hAnsi="Arial"/>
-                <w:b w:val="false"/>
-                <w:bCs w:val="false"/>
-                <w:sz w:val="19"/>
-                <w:szCs w:val="19"/>
-                <w:rtl/>
-              </w:rPr>
-              <w:t xml:space="preserve"/>
+              <w:jc w:val="center"/>
+            </w:pPr>
+            <w:r>
+              <w:rPr>
+                <w:rFonts w:ascii="Arial" w:cs="Arial" w:eastAsia="Arial" w:hAnsi="Arial"/>
+                <w:b w:val="false"/>
+                <w:bCs w:val="false"/>
+                <w:sz w:val="19"/>
+                <w:szCs w:val="19"/>
+                <w:rtl/>
+              </w:rPr>
+              <w:t xml:space="preserve">23.10.2026</w:t>
             </w:r>
           </w:p>
         </w:tc>
@@ -1384,18 +1384,18 @@
             <w:pPr>
               <w:bidi/>
               <w:spacing w:after="40"/>
-              <w:jc w:val="right"/>
-            </w:pPr>
-            <w:r>
-              <w:rPr>
-                <w:rFonts w:ascii="Arial" w:cs="Arial" w:eastAsia="Arial" w:hAnsi="Arial"/>
-                <w:b w:val="false"/>
-                <w:bCs w:val="false"/>
-                <w:sz w:val="19"/>
-                <w:szCs w:val="19"/>
-                <w:rtl/>
-              </w:rPr>
-              <w:t xml:space="preserve"/>
+              <w:jc w:val="center"/>
+            </w:pPr>
+            <w:r>
+              <w:rPr>
+                <w:rFonts w:ascii="Arial" w:cs="Arial" w:eastAsia="Arial" w:hAnsi="Arial"/>
+                <w:b w:val="false"/>
+                <w:bCs w:val="false"/>
+                <w:sz w:val="19"/>
+                <w:szCs w:val="19"/>
+                <w:rtl/>
+              </w:rPr>
+              <w:t xml:space="preserve">23.10.2026</w:t>
             </w:r>
           </w:p>
         </w:tc>
@@ -1634,18 +1634,18 @@
             <w:pPr>
               <w:bidi/>
               <w:spacing w:after="40"/>
-              <w:jc w:val="right"/>
-            </w:pPr>
-            <w:r>
-              <w:rPr>
-                <w:rFonts w:ascii="Arial" w:cs="Arial" w:eastAsia="Arial" w:hAnsi="Arial"/>
-                <w:b w:val="false"/>
-                <w:bCs w:val="false"/>
-                <w:sz w:val="19"/>
-                <w:szCs w:val="19"/>
-                <w:rtl/>
-              </w:rPr>
-              <w:t xml:space="preserve"/>
+              <w:jc w:val="center"/>
+            </w:pPr>
+            <w:r>
+              <w:rPr>
+                <w:rFonts w:ascii="Arial" w:cs="Arial" w:eastAsia="Arial" w:hAnsi="Arial"/>
+                <w:b w:val="false"/>
+                <w:bCs w:val="false"/>
+                <w:sz w:val="19"/>
+                <w:szCs w:val="19"/>
+                <w:rtl/>
+              </w:rPr>
+              <w:t xml:space="preserve">23.10.2026</w:t>
             </w:r>
           </w:p>
         </w:tc>
@@ -1884,18 +1884,18 @@
             <w:pPr>
               <w:bidi/>
               <w:spacing w:after="40"/>
-              <w:jc w:val="right"/>
-            </w:pPr>
-            <w:r>
-              <w:rPr>
-                <w:rFonts w:ascii="Arial" w:cs="Arial" w:eastAsia="Arial" w:hAnsi="Arial"/>
-                <w:b w:val="false"/>
-                <w:bCs w:val="false"/>
-                <w:sz w:val="19"/>
-                <w:szCs w:val="19"/>
-                <w:rtl/>
-              </w:rPr>
-              <w:t xml:space="preserve"/>
+              <w:jc w:val="center"/>
+            </w:pPr>
+            <w:r>
+              <w:rPr>
+                <w:rFonts w:ascii="Arial" w:cs="Arial" w:eastAsia="Arial" w:hAnsi="Arial"/>
+                <w:b w:val="false"/>
+                <w:bCs w:val="false"/>
+                <w:sz w:val="19"/>
+                <w:szCs w:val="19"/>
+                <w:rtl/>
+              </w:rPr>
+              <w:t xml:space="preserve">23.10.2026</w:t>
             </w:r>
           </w:p>
         </w:tc>
@@ -2173,18 +2173,18 @@
             <w:pPr>
               <w:bidi/>
               <w:spacing w:after="40"/>
-              <w:jc w:val="right"/>
-            </w:pPr>
-            <w:r>
-              <w:rPr>
-                <w:rFonts w:ascii="Arial" w:cs="Arial" w:eastAsia="Arial" w:hAnsi="Arial"/>
-                <w:b w:val="false"/>
-                <w:bCs w:val="false"/>
-                <w:sz w:val="19"/>
-                <w:szCs w:val="19"/>
-                <w:rtl/>
-              </w:rPr>
-              <w:t xml:space="preserve"/>
+              <w:jc w:val="center"/>
+            </w:pPr>
+            <w:r>
+              <w:rPr>
+                <w:rFonts w:ascii="Arial" w:cs="Arial" w:eastAsia="Arial" w:hAnsi="Arial"/>
+                <w:b w:val="false"/>
+                <w:bCs w:val="false"/>
+                <w:sz w:val="19"/>
+                <w:szCs w:val="19"/>
+                <w:rtl/>
+              </w:rPr>
+              <w:t xml:space="preserve">16.10.2026</w:t>
             </w:r>
           </w:p>
         </w:tc>
@@ -2423,18 +2423,18 @@
             <w:pPr>
               <w:bidi/>
               <w:spacing w:after="40"/>
-              <w:jc w:val="right"/>
-            </w:pPr>
-            <w:r>
-              <w:rPr>
-                <w:rFonts w:ascii="Arial" w:cs="Arial" w:eastAsia="Arial" w:hAnsi="Arial"/>
-                <w:b w:val="false"/>
-                <w:bCs w:val="false"/>
-                <w:sz w:val="19"/>
-                <w:szCs w:val="19"/>
-                <w:rtl/>
-              </w:rPr>
-              <w:t xml:space="preserve"/>
+              <w:jc w:val="center"/>
+            </w:pPr>
+            <w:r>
+              <w:rPr>
+                <w:rFonts w:ascii="Arial" w:cs="Arial" w:eastAsia="Arial" w:hAnsi="Arial"/>
+                <w:b w:val="false"/>
+                <w:bCs w:val="false"/>
+                <w:sz w:val="19"/>
+                <w:szCs w:val="19"/>
+                <w:rtl/>
+              </w:rPr>
+              <w:t xml:space="preserve">16.10.2026</w:t>
             </w:r>
           </w:p>
         </w:tc>
@@ -2673,18 +2673,18 @@
             <w:pPr>
               <w:bidi/>
               <w:spacing w:after="40"/>
-              <w:jc w:val="right"/>
-            </w:pPr>
-            <w:r>
-              <w:rPr>
-                <w:rFonts w:ascii="Arial" w:cs="Arial" w:eastAsia="Arial" w:hAnsi="Arial"/>
-                <w:b w:val="false"/>
-                <w:bCs w:val="false"/>
-                <w:sz w:val="19"/>
-                <w:szCs w:val="19"/>
-                <w:rtl/>
-              </w:rPr>
-              <w:t xml:space="preserve"/>
+              <w:jc w:val="center"/>
+            </w:pPr>
+            <w:r>
+              <w:rPr>
+                <w:rFonts w:ascii="Arial" w:cs="Arial" w:eastAsia="Arial" w:hAnsi="Arial"/>
+                <w:b w:val="false"/>
+                <w:bCs w:val="false"/>
+                <w:sz w:val="19"/>
+                <w:szCs w:val="19"/>
+                <w:rtl/>
+              </w:rPr>
+              <w:t xml:space="preserve">16.10.2026</w:t>
             </w:r>
           </w:p>
         </w:tc>
@@ -2923,18 +2923,18 @@
             <w:pPr>
               <w:bidi/>
               <w:spacing w:after="40"/>
-              <w:jc w:val="right"/>
-            </w:pPr>
-            <w:r>
-              <w:rPr>
-                <w:rFonts w:ascii="Arial" w:cs="Arial" w:eastAsia="Arial" w:hAnsi="Arial"/>
-                <w:b w:val="false"/>
-                <w:bCs w:val="false"/>
-                <w:sz w:val="19"/>
-                <w:szCs w:val="19"/>
-                <w:rtl/>
-              </w:rPr>
-              <w:t xml:space="preserve"/>
+              <w:jc w:val="center"/>
+            </w:pPr>
+            <w:r>
+              <w:rPr>
+                <w:rFonts w:ascii="Arial" w:cs="Arial" w:eastAsia="Arial" w:hAnsi="Arial"/>
+                <w:b w:val="false"/>
+                <w:bCs w:val="false"/>
+                <w:sz w:val="19"/>
+                <w:szCs w:val="19"/>
+                <w:rtl/>
+              </w:rPr>
+              <w:t xml:space="preserve">16.10.2026</w:t>
             </w:r>
           </w:p>
         </w:tc>
@@ -3173,18 +3173,18 @@
             <w:pPr>
               <w:bidi/>
               <w:spacing w:after="40"/>
-              <w:jc w:val="right"/>
-            </w:pPr>
-            <w:r>
-              <w:rPr>
-                <w:rFonts w:ascii="Arial" w:cs="Arial" w:eastAsia="Arial" w:hAnsi="Arial"/>
-                <w:b w:val="false"/>
-                <w:bCs w:val="false"/>
-                <w:sz w:val="19"/>
-                <w:szCs w:val="19"/>
-                <w:rtl/>
-              </w:rPr>
-              <w:t xml:space="preserve"/>
+              <w:jc w:val="center"/>
+            </w:pPr>
+            <w:r>
+              <w:rPr>
+                <w:rFonts w:ascii="Arial" w:cs="Arial" w:eastAsia="Arial" w:hAnsi="Arial"/>
+                <w:b w:val="false"/>
+                <w:bCs w:val="false"/>
+                <w:sz w:val="19"/>
+                <w:szCs w:val="19"/>
+                <w:rtl/>
+              </w:rPr>
+              <w:t xml:space="preserve">16.10.2026</w:t>
             </w:r>
           </w:p>
         </w:tc>
@@ -3423,18 +3423,18 @@
             <w:pPr>
               <w:bidi/>
               <w:spacing w:after="40"/>
-              <w:jc w:val="right"/>
-            </w:pPr>
-            <w:r>
-              <w:rPr>
-                <w:rFonts w:ascii="Arial" w:cs="Arial" w:eastAsia="Arial" w:hAnsi="Arial"/>
-                <w:b w:val="false"/>
-                <w:bCs w:val="false"/>
-                <w:sz w:val="19"/>
-                <w:szCs w:val="19"/>
-                <w:rtl/>
-              </w:rPr>
-              <w:t xml:space="preserve"/>
+              <w:jc w:val="center"/>
+            </w:pPr>
+            <w:r>
+              <w:rPr>
+                <w:rFonts w:ascii="Arial" w:cs="Arial" w:eastAsia="Arial" w:hAnsi="Arial"/>
+                <w:b w:val="false"/>
+                <w:bCs w:val="false"/>
+                <w:sz w:val="19"/>
+                <w:szCs w:val="19"/>
+                <w:rtl/>
+              </w:rPr>
+              <w:t xml:space="preserve">16.10.2026</w:t>
             </w:r>
           </w:p>
         </w:tc>
@@ -3712,18 +3712,18 @@
             <w:pPr>
               <w:bidi/>
               <w:spacing w:after="40"/>
-              <w:jc w:val="right"/>
-            </w:pPr>
-            <w:r>
-              <w:rPr>
-                <w:rFonts w:ascii="Arial" w:cs="Arial" w:eastAsia="Arial" w:hAnsi="Arial"/>
-                <w:b w:val="false"/>
-                <w:bCs w:val="false"/>
-                <w:sz w:val="19"/>
-                <w:szCs w:val="19"/>
-                <w:rtl/>
-              </w:rPr>
-              <w:t xml:space="preserve"/>
+              <w:jc w:val="center"/>
+            </w:pPr>
+            <w:r>
+              <w:rPr>
+                <w:rFonts w:ascii="Arial" w:cs="Arial" w:eastAsia="Arial" w:hAnsi="Arial"/>
+                <w:b w:val="false"/>
+                <w:bCs w:val="false"/>
+                <w:sz w:val="19"/>
+                <w:szCs w:val="19"/>
+                <w:rtl/>
+              </w:rPr>
+              <w:t xml:space="preserve">16.10.2026</w:t>
             </w:r>
           </w:p>
         </w:tc>
@@ -3962,18 +3962,18 @@
             <w:pPr>
               <w:bidi/>
               <w:spacing w:after="40"/>
-              <w:jc w:val="right"/>
-            </w:pPr>
-            <w:r>
-              <w:rPr>
-                <w:rFonts w:ascii="Arial" w:cs="Arial" w:eastAsia="Arial" w:hAnsi="Arial"/>
-                <w:b w:val="false"/>
-                <w:bCs w:val="false"/>
-                <w:sz w:val="19"/>
-                <w:szCs w:val="19"/>
-                <w:rtl/>
-              </w:rPr>
-              <w:t xml:space="preserve"/>
+              <w:jc w:val="center"/>
+            </w:pPr>
+            <w:r>
+              <w:rPr>
+                <w:rFonts w:ascii="Arial" w:cs="Arial" w:eastAsia="Arial" w:hAnsi="Arial"/>
+                <w:b w:val="false"/>
+                <w:bCs w:val="false"/>
+                <w:sz w:val="19"/>
+                <w:szCs w:val="19"/>
+                <w:rtl/>
+              </w:rPr>
+              <w:t xml:space="preserve">16.10.2026</w:t>
             </w:r>
           </w:p>
         </w:tc>
@@ -4251,18 +4251,18 @@
             <w:pPr>
               <w:bidi/>
               <w:spacing w:after="40"/>
-              <w:jc w:val="right"/>
-            </w:pPr>
-            <w:r>
-              <w:rPr>
-                <w:rFonts w:ascii="Arial" w:cs="Arial" w:eastAsia="Arial" w:hAnsi="Arial"/>
-                <w:b w:val="false"/>
-                <w:bCs w:val="false"/>
-                <w:sz w:val="19"/>
-                <w:szCs w:val="19"/>
-                <w:rtl/>
-              </w:rPr>
-              <w:t xml:space="preserve"/>
+              <w:jc w:val="center"/>
+            </w:pPr>
+            <w:r>
+              <w:rPr>
+                <w:rFonts w:ascii="Arial" w:cs="Arial" w:eastAsia="Arial" w:hAnsi="Arial"/>
+                <w:b w:val="false"/>
+                <w:bCs w:val="false"/>
+                <w:sz w:val="19"/>
+                <w:szCs w:val="19"/>
+                <w:rtl/>
+              </w:rPr>
+              <w:t xml:space="preserve">23.10.2026</w:t>
             </w:r>
           </w:p>
         </w:tc>
@@ -4501,18 +4501,18 @@
             <w:pPr>
               <w:bidi/>
               <w:spacing w:after="40"/>
-              <w:jc w:val="right"/>
-            </w:pPr>
-            <w:r>
-              <w:rPr>
-                <w:rFonts w:ascii="Arial" w:cs="Arial" w:eastAsia="Arial" w:hAnsi="Arial"/>
-                <w:b w:val="false"/>
-                <w:bCs w:val="false"/>
-                <w:sz w:val="19"/>
-                <w:szCs w:val="19"/>
-                <w:rtl/>
-              </w:rPr>
-              <w:t xml:space="preserve"/>
+              <w:jc w:val="center"/>
+            </w:pPr>
+            <w:r>
+              <w:rPr>
+                <w:rFonts w:ascii="Arial" w:cs="Arial" w:eastAsia="Arial" w:hAnsi="Arial"/>
+                <w:b w:val="false"/>
+                <w:bCs w:val="false"/>
+                <w:sz w:val="19"/>
+                <w:szCs w:val="19"/>
+                <w:rtl/>
+              </w:rPr>
+              <w:t xml:space="preserve">23.10.2026</w:t>
             </w:r>
           </w:p>
         </w:tc>
@@ -4751,18 +4751,18 @@
             <w:pPr>
               <w:bidi/>
               <w:spacing w:after="40"/>
-              <w:jc w:val="right"/>
-            </w:pPr>
-            <w:r>
-              <w:rPr>
-                <w:rFonts w:ascii="Arial" w:cs="Arial" w:eastAsia="Arial" w:hAnsi="Arial"/>
-                <w:b w:val="false"/>
-                <w:bCs w:val="false"/>
-                <w:sz w:val="19"/>
-                <w:szCs w:val="19"/>
-                <w:rtl/>
-              </w:rPr>
-              <w:t xml:space="preserve"/>
+              <w:jc w:val="center"/>
+            </w:pPr>
+            <w:r>
+              <w:rPr>
+                <w:rFonts w:ascii="Arial" w:cs="Arial" w:eastAsia="Arial" w:hAnsi="Arial"/>
+                <w:b w:val="false"/>
+                <w:bCs w:val="false"/>
+                <w:sz w:val="19"/>
+                <w:szCs w:val="19"/>
+                <w:rtl/>
+              </w:rPr>
+              <w:t xml:space="preserve">23.10.2026</w:t>
             </w:r>
           </w:p>
         </w:tc>
@@ -5001,18 +5001,18 @@
             <w:pPr>
               <w:bidi/>
               <w:spacing w:after="40"/>
-              <w:jc w:val="right"/>
-            </w:pPr>
-            <w:r>
-              <w:rPr>
-                <w:rFonts w:ascii="Arial" w:cs="Arial" w:eastAsia="Arial" w:hAnsi="Arial"/>
-                <w:b w:val="false"/>
-                <w:bCs w:val="false"/>
-                <w:sz w:val="19"/>
-                <w:szCs w:val="19"/>
-                <w:rtl/>
-              </w:rPr>
-              <w:t xml:space="preserve"/>
+              <w:jc w:val="center"/>
+            </w:pPr>
+            <w:r>
+              <w:rPr>
+                <w:rFonts w:ascii="Arial" w:cs="Arial" w:eastAsia="Arial" w:hAnsi="Arial"/>
+                <w:b w:val="false"/>
+                <w:bCs w:val="false"/>
+                <w:sz w:val="19"/>
+                <w:szCs w:val="19"/>
+                <w:rtl/>
+              </w:rPr>
+              <w:t xml:space="preserve">23.10.2026</w:t>
             </w:r>
           </w:p>
         </w:tc>
@@ -5251,18 +5251,18 @@
             <w:pPr>
               <w:bidi/>
               <w:spacing w:after="40"/>
-              <w:jc w:val="right"/>
-            </w:pPr>
-            <w:r>
-              <w:rPr>
-                <w:rFonts w:ascii="Arial" w:cs="Arial" w:eastAsia="Arial" w:hAnsi="Arial"/>
-                <w:b w:val="false"/>
-                <w:bCs w:val="false"/>
-                <w:sz w:val="19"/>
-                <w:szCs w:val="19"/>
-                <w:rtl/>
-              </w:rPr>
-              <w:t xml:space="preserve"/>
+              <w:jc w:val="center"/>
+            </w:pPr>
+            <w:r>
+              <w:rPr>
+                <w:rFonts w:ascii="Arial" w:cs="Arial" w:eastAsia="Arial" w:hAnsi="Arial"/>
+                <w:b w:val="false"/>
+                <w:bCs w:val="false"/>
+                <w:sz w:val="19"/>
+                <w:szCs w:val="19"/>
+                <w:rtl/>
+              </w:rPr>
+              <w:t xml:space="preserve">23.10.2026</w:t>
             </w:r>
           </w:p>
         </w:tc>
@@ -5501,18 +5501,18 @@
             <w:pPr>
               <w:bidi/>
               <w:spacing w:after="40"/>
-              <w:jc w:val="right"/>
-            </w:pPr>
-            <w:r>
-              <w:rPr>
-                <w:rFonts w:ascii="Arial" w:cs="Arial" w:eastAsia="Arial" w:hAnsi="Arial"/>
-                <w:b w:val="false"/>
-                <w:bCs w:val="false"/>
-                <w:sz w:val="19"/>
-                <w:szCs w:val="19"/>
-                <w:rtl/>
-              </w:rPr>
-              <w:t xml:space="preserve"/>
+              <w:jc w:val="center"/>
+            </w:pPr>
+            <w:r>
+              <w:rPr>
+                <w:rFonts w:ascii="Arial" w:cs="Arial" w:eastAsia="Arial" w:hAnsi="Arial"/>
+                <w:b w:val="false"/>
+                <w:bCs w:val="false"/>
+                <w:sz w:val="19"/>
+                <w:szCs w:val="19"/>
+                <w:rtl/>
+              </w:rPr>
+              <w:t xml:space="preserve">23.10.2026</w:t>
             </w:r>
           </w:p>
         </w:tc>
@@ -5790,18 +5790,18 @@
             <w:pPr>
               <w:bidi/>
               <w:spacing w:after="40"/>
-              <w:jc w:val="right"/>
-            </w:pPr>
-            <w:r>
-              <w:rPr>
-                <w:rFonts w:ascii="Arial" w:cs="Arial" w:eastAsia="Arial" w:hAnsi="Arial"/>
-                <w:b w:val="false"/>
-                <w:bCs w:val="false"/>
-                <w:sz w:val="19"/>
-                <w:szCs w:val="19"/>
-                <w:rtl/>
-              </w:rPr>
-              <w:t xml:space="preserve"/>
+              <w:jc w:val="center"/>
+            </w:pPr>
+            <w:r>
+              <w:rPr>
+                <w:rFonts w:ascii="Arial" w:cs="Arial" w:eastAsia="Arial" w:hAnsi="Arial"/>
+                <w:b w:val="false"/>
+                <w:bCs w:val="false"/>
+                <w:sz w:val="19"/>
+                <w:szCs w:val="19"/>
+                <w:rtl/>
+              </w:rPr>
+              <w:t xml:space="preserve">23.10.2026</w:t>
             </w:r>
           </w:p>
         </w:tc>
@@ -6040,18 +6040,18 @@
             <w:pPr>
               <w:bidi/>
               <w:spacing w:after="40"/>
-              <w:jc w:val="right"/>
-            </w:pPr>
-            <w:r>
-              <w:rPr>
-                <w:rFonts w:ascii="Arial" w:cs="Arial" w:eastAsia="Arial" w:hAnsi="Arial"/>
-                <w:b w:val="false"/>
-                <w:bCs w:val="false"/>
-                <w:sz w:val="19"/>
-                <w:szCs w:val="19"/>
-                <w:rtl/>
-              </w:rPr>
-              <w:t xml:space="preserve"/>
+              <w:jc w:val="center"/>
+            </w:pPr>
+            <w:r>
+              <w:rPr>
+                <w:rFonts w:ascii="Arial" w:cs="Arial" w:eastAsia="Arial" w:hAnsi="Arial"/>
+                <w:b w:val="false"/>
+                <w:bCs w:val="false"/>
+                <w:sz w:val="19"/>
+                <w:szCs w:val="19"/>
+                <w:rtl/>
+              </w:rPr>
+              <w:t xml:space="preserve">23.10.2026</w:t>
             </w:r>
           </w:p>
         </w:tc>
@@ -6290,18 +6290,18 @@
             <w:pPr>
               <w:bidi/>
               <w:spacing w:after="40"/>
-              <w:jc w:val="right"/>
-            </w:pPr>
-            <w:r>
-              <w:rPr>
-                <w:rFonts w:ascii="Arial" w:cs="Arial" w:eastAsia="Arial" w:hAnsi="Arial"/>
-                <w:b w:val="false"/>
-                <w:bCs w:val="false"/>
-                <w:sz w:val="19"/>
-                <w:szCs w:val="19"/>
-                <w:rtl/>
-              </w:rPr>
-              <w:t xml:space="preserve"/>
+              <w:jc w:val="center"/>
+            </w:pPr>
+            <w:r>
+              <w:rPr>
+                <w:rFonts w:ascii="Arial" w:cs="Arial" w:eastAsia="Arial" w:hAnsi="Arial"/>
+                <w:b w:val="false"/>
+                <w:bCs w:val="false"/>
+                <w:sz w:val="19"/>
+                <w:szCs w:val="19"/>
+                <w:rtl/>
+              </w:rPr>
+              <w:t xml:space="preserve">23.10.2026</w:t>
             </w:r>
           </w:p>
         </w:tc>
@@ -6540,18 +6540,18 @@
             <w:pPr>
               <w:bidi/>
               <w:spacing w:after="40"/>
-              <w:jc w:val="right"/>
-            </w:pPr>
-            <w:r>
-              <w:rPr>
-                <w:rFonts w:ascii="Arial" w:cs="Arial" w:eastAsia="Arial" w:hAnsi="Arial"/>
-                <w:b w:val="false"/>
-                <w:bCs w:val="false"/>
-                <w:sz w:val="19"/>
-                <w:szCs w:val="19"/>
-                <w:rtl/>
-              </w:rPr>
-              <w:t xml:space="preserve"/>
+              <w:jc w:val="center"/>
+            </w:pPr>
+            <w:r>
+              <w:rPr>
+                <w:rFonts w:ascii="Arial" w:cs="Arial" w:eastAsia="Arial" w:hAnsi="Arial"/>
+                <w:b w:val="false"/>
+                <w:bCs w:val="false"/>
+                <w:sz w:val="19"/>
+                <w:szCs w:val="19"/>
+                <w:rtl/>
+              </w:rPr>
+              <w:t xml:space="preserve">23.10.2026</w:t>
             </w:r>
           </w:p>
         </w:tc>
@@ -6790,18 +6790,18 @@
             <w:pPr>
               <w:bidi/>
               <w:spacing w:after="40"/>
-              <w:jc w:val="right"/>
-            </w:pPr>
-            <w:r>
-              <w:rPr>
-                <w:rFonts w:ascii="Arial" w:cs="Arial" w:eastAsia="Arial" w:hAnsi="Arial"/>
-                <w:b w:val="false"/>
-                <w:bCs w:val="false"/>
-                <w:sz w:val="19"/>
-                <w:szCs w:val="19"/>
-                <w:rtl/>
-              </w:rPr>
-              <w:t xml:space="preserve"/>
+              <w:jc w:val="center"/>
+            </w:pPr>
+            <w:r>
+              <w:rPr>
+                <w:rFonts w:ascii="Arial" w:cs="Arial" w:eastAsia="Arial" w:hAnsi="Arial"/>
+                <w:b w:val="false"/>
+                <w:bCs w:val="false"/>
+                <w:sz w:val="19"/>
+                <w:szCs w:val="19"/>
+                <w:rtl/>
+              </w:rPr>
+              <w:t xml:space="preserve">23.10.2026</w:t>
             </w:r>
           </w:p>
         </w:tc>
@@ -7079,18 +7079,18 @@
             <w:pPr>
               <w:bidi/>
               <w:spacing w:after="40"/>
-              <w:jc w:val="right"/>
-            </w:pPr>
-            <w:r>
-              <w:rPr>
-                <w:rFonts w:ascii="Arial" w:cs="Arial" w:eastAsia="Arial" w:hAnsi="Arial"/>
-                <w:b w:val="false"/>
-                <w:bCs w:val="false"/>
-                <w:sz w:val="19"/>
-                <w:szCs w:val="19"/>
-                <w:rtl/>
-              </w:rPr>
-              <w:t xml:space="preserve"/>
+              <w:jc w:val="center"/>
+            </w:pPr>
+            <w:r>
+              <w:rPr>
+                <w:rFonts w:ascii="Arial" w:cs="Arial" w:eastAsia="Arial" w:hAnsi="Arial"/>
+                <w:b w:val="false"/>
+                <w:bCs w:val="false"/>
+                <w:sz w:val="19"/>
+                <w:szCs w:val="19"/>
+                <w:rtl/>
+              </w:rPr>
+              <w:t xml:space="preserve">23.10.2026</w:t>
             </w:r>
           </w:p>
         </w:tc>
@@ -7329,18 +7329,18 @@
             <w:pPr>
               <w:bidi/>
               <w:spacing w:after="40"/>
-              <w:jc w:val="right"/>
-            </w:pPr>
-            <w:r>
-              <w:rPr>
-                <w:rFonts w:ascii="Arial" w:cs="Arial" w:eastAsia="Arial" w:hAnsi="Arial"/>
-                <w:b w:val="false"/>
-                <w:bCs w:val="false"/>
-                <w:sz w:val="19"/>
-                <w:szCs w:val="19"/>
-                <w:rtl/>
-              </w:rPr>
-              <w:t xml:space="preserve"/>
+              <w:jc w:val="center"/>
+            </w:pPr>
+            <w:r>
+              <w:rPr>
+                <w:rFonts w:ascii="Arial" w:cs="Arial" w:eastAsia="Arial" w:hAnsi="Arial"/>
+                <w:b w:val="false"/>
+                <w:bCs w:val="false"/>
+                <w:sz w:val="19"/>
+                <w:szCs w:val="19"/>
+                <w:rtl/>
+              </w:rPr>
+              <w:t xml:space="preserve">23.10.2026</w:t>
             </w:r>
           </w:p>
         </w:tc>
@@ -7579,18 +7579,18 @@
             <w:pPr>
               <w:bidi/>
               <w:spacing w:after="40"/>
-              <w:jc w:val="right"/>
-            </w:pPr>
-            <w:r>
-              <w:rPr>
-                <w:rFonts w:ascii="Arial" w:cs="Arial" w:eastAsia="Arial" w:hAnsi="Arial"/>
-                <w:b w:val="false"/>
-                <w:bCs w:val="false"/>
-                <w:sz w:val="19"/>
-                <w:szCs w:val="19"/>
-                <w:rtl/>
-              </w:rPr>
-              <w:t xml:space="preserve"/>
+              <w:jc w:val="center"/>
+            </w:pPr>
+            <w:r>
+              <w:rPr>
+                <w:rFonts w:ascii="Arial" w:cs="Arial" w:eastAsia="Arial" w:hAnsi="Arial"/>
+                <w:b w:val="false"/>
+                <w:bCs w:val="false"/>
+                <w:sz w:val="19"/>
+                <w:szCs w:val="19"/>
+                <w:rtl/>
+              </w:rPr>
+              <w:t xml:space="preserve">23.10.2026</w:t>
             </w:r>
           </w:p>
         </w:tc>
@@ -7829,18 +7829,18 @@
             <w:pPr>
               <w:bidi/>
               <w:spacing w:after="40"/>
-              <w:jc w:val="right"/>
-            </w:pPr>
-            <w:r>
-              <w:rPr>
-                <w:rFonts w:ascii="Arial" w:cs="Arial" w:eastAsia="Arial" w:hAnsi="Arial"/>
-                <w:b w:val="false"/>
-                <w:bCs w:val="false"/>
-                <w:sz w:val="19"/>
-                <w:szCs w:val="19"/>
-                <w:rtl/>
-              </w:rPr>
-              <w:t xml:space="preserve"/>
+              <w:jc w:val="center"/>
+            </w:pPr>
+            <w:r>
+              <w:rPr>
+                <w:rFonts w:ascii="Arial" w:cs="Arial" w:eastAsia="Arial" w:hAnsi="Arial"/>
+                <w:b w:val="false"/>
+                <w:bCs w:val="false"/>
+                <w:sz w:val="19"/>
+                <w:szCs w:val="19"/>
+                <w:rtl/>
+              </w:rPr>
+              <w:t xml:space="preserve">23.10.2026</w:t>
             </w:r>
           </w:p>
         </w:tc>
@@ -8118,18 +8118,18 @@
             <w:pPr>
               <w:bidi/>
               <w:spacing w:after="40"/>
-              <w:jc w:val="right"/>
-            </w:pPr>
-            <w:r>
-              <w:rPr>
-                <w:rFonts w:ascii="Arial" w:cs="Arial" w:eastAsia="Arial" w:hAnsi="Arial"/>
-                <w:b w:val="false"/>
-                <w:bCs w:val="false"/>
-                <w:sz w:val="19"/>
-                <w:szCs w:val="19"/>
-                <w:rtl/>
-              </w:rPr>
-              <w:t xml:space="preserve"/>
+              <w:jc w:val="center"/>
+            </w:pPr>
+            <w:r>
+              <w:rPr>
+                <w:rFonts w:ascii="Arial" w:cs="Arial" w:eastAsia="Arial" w:hAnsi="Arial"/>
+                <w:b w:val="false"/>
+                <w:bCs w:val="false"/>
+                <w:sz w:val="19"/>
+                <w:szCs w:val="19"/>
+                <w:rtl/>
+              </w:rPr>
+              <w:t xml:space="preserve">23.10.2026</w:t>
             </w:r>
           </w:p>
         </w:tc>
@@ -8368,18 +8368,18 @@
             <w:pPr>
               <w:bidi/>
               <w:spacing w:after="40"/>
-              <w:jc w:val="right"/>
-            </w:pPr>
-            <w:r>
-              <w:rPr>
-                <w:rFonts w:ascii="Arial" w:cs="Arial" w:eastAsia="Arial" w:hAnsi="Arial"/>
-                <w:b w:val="false"/>
-                <w:bCs w:val="false"/>
-                <w:sz w:val="19"/>
-                <w:szCs w:val="19"/>
-                <w:rtl/>
-              </w:rPr>
-              <w:t xml:space="preserve"/>
+              <w:jc w:val="center"/>
+            </w:pPr>
+            <w:r>
+              <w:rPr>
+                <w:rFonts w:ascii="Arial" w:cs="Arial" w:eastAsia="Arial" w:hAnsi="Arial"/>
+                <w:b w:val="false"/>
+                <w:bCs w:val="false"/>
+                <w:sz w:val="19"/>
+                <w:szCs w:val="19"/>
+                <w:rtl/>
+              </w:rPr>
+              <w:t xml:space="preserve">23.10.2026</w:t>
             </w:r>
           </w:p>
         </w:tc>
@@ -8618,18 +8618,18 @@
             <w:pPr>
               <w:bidi/>
               <w:spacing w:after="40"/>
-              <w:jc w:val="right"/>
-            </w:pPr>
-            <w:r>
-              <w:rPr>
-                <w:rFonts w:ascii="Arial" w:cs="Arial" w:eastAsia="Arial" w:hAnsi="Arial"/>
-                <w:b w:val="false"/>
-                <w:bCs w:val="false"/>
-                <w:sz w:val="19"/>
-                <w:szCs w:val="19"/>
-                <w:rtl/>
-              </w:rPr>
-              <w:t xml:space="preserve"/>
+              <w:jc w:val="center"/>
+            </w:pPr>
+            <w:r>
+              <w:rPr>
+                <w:rFonts w:ascii="Arial" w:cs="Arial" w:eastAsia="Arial" w:hAnsi="Arial"/>
+                <w:b w:val="false"/>
+                <w:bCs w:val="false"/>
+                <w:sz w:val="19"/>
+                <w:szCs w:val="19"/>
+                <w:rtl/>
+              </w:rPr>
+              <w:t xml:space="preserve">23.10.2026</w:t>
             </w:r>
           </w:p>
         </w:tc>
@@ -8868,18 +8868,18 @@
             <w:pPr>
               <w:bidi/>
               <w:spacing w:after="40"/>
-              <w:jc w:val="right"/>
-            </w:pPr>
-            <w:r>
-              <w:rPr>
-                <w:rFonts w:ascii="Arial" w:cs="Arial" w:eastAsia="Arial" w:hAnsi="Arial"/>
-                <w:b w:val="false"/>
-                <w:bCs w:val="false"/>
-                <w:sz w:val="19"/>
-                <w:szCs w:val="19"/>
-                <w:rtl/>
-              </w:rPr>
-              <w:t xml:space="preserve"/>
+              <w:jc w:val="center"/>
+            </w:pPr>
+            <w:r>
+              <w:rPr>
+                <w:rFonts w:ascii="Arial" w:cs="Arial" w:eastAsia="Arial" w:hAnsi="Arial"/>
+                <w:b w:val="false"/>
+                <w:bCs w:val="false"/>
+                <w:sz w:val="19"/>
+                <w:szCs w:val="19"/>
+                <w:rtl/>
+              </w:rPr>
+              <w:t xml:space="preserve">23.10.2026</w:t>
             </w:r>
           </w:p>
         </w:tc>
@@ -9157,18 +9157,18 @@
             <w:pPr>
               <w:bidi/>
               <w:spacing w:after="40"/>
-              <w:jc w:val="right"/>
-            </w:pPr>
-            <w:r>
-              <w:rPr>
-                <w:rFonts w:ascii="Arial" w:cs="Arial" w:eastAsia="Arial" w:hAnsi="Arial"/>
-                <w:b w:val="false"/>
-                <w:bCs w:val="false"/>
-                <w:sz w:val="19"/>
-                <w:szCs w:val="19"/>
-                <w:rtl/>
-              </w:rPr>
-              <w:t xml:space="preserve"/>
+              <w:jc w:val="center"/>
+            </w:pPr>
+            <w:r>
+              <w:rPr>
+                <w:rFonts w:ascii="Arial" w:cs="Arial" w:eastAsia="Arial" w:hAnsi="Arial"/>
+                <w:b w:val="false"/>
+                <w:bCs w:val="false"/>
+                <w:sz w:val="19"/>
+                <w:szCs w:val="19"/>
+                <w:rtl/>
+              </w:rPr>
+              <w:t xml:space="preserve">תנאי סף: 16.10 | עלויות: 23.10</w:t>
             </w:r>
           </w:p>
         </w:tc>
@@ -9407,18 +9407,18 @@
             <w:pPr>
               <w:bidi/>
               <w:spacing w:after="40"/>
-              <w:jc w:val="right"/>
-            </w:pPr>
-            <w:r>
-              <w:rPr>
-                <w:rFonts w:ascii="Arial" w:cs="Arial" w:eastAsia="Arial" w:hAnsi="Arial"/>
-                <w:b w:val="false"/>
-                <w:bCs w:val="false"/>
-                <w:sz w:val="19"/>
-                <w:szCs w:val="19"/>
-                <w:rtl/>
-              </w:rPr>
-              <w:t xml:space="preserve"/>
+              <w:jc w:val="center"/>
+            </w:pPr>
+            <w:r>
+              <w:rPr>
+                <w:rFonts w:ascii="Arial" w:cs="Arial" w:eastAsia="Arial" w:hAnsi="Arial"/>
+                <w:b w:val="false"/>
+                <w:bCs w:val="false"/>
+                <w:sz w:val="19"/>
+                <w:szCs w:val="19"/>
+                <w:rtl/>
+              </w:rPr>
+              <w:t xml:space="preserve">תנאי סף: 16.10 | עלויות: 23.10</w:t>
             </w:r>
           </w:p>
         </w:tc>
@@ -9657,18 +9657,18 @@
             <w:pPr>
               <w:bidi/>
               <w:spacing w:after="40"/>
-              <w:jc w:val="right"/>
-            </w:pPr>
-            <w:r>
-              <w:rPr>
-                <w:rFonts w:ascii="Arial" w:cs="Arial" w:eastAsia="Arial" w:hAnsi="Arial"/>
-                <w:b w:val="false"/>
-                <w:bCs w:val="false"/>
-                <w:sz w:val="19"/>
-                <w:szCs w:val="19"/>
-                <w:rtl/>
-              </w:rPr>
-              <w:t xml:space="preserve"/>
+              <w:jc w:val="center"/>
+            </w:pPr>
+            <w:r>
+              <w:rPr>
+                <w:rFonts w:ascii="Arial" w:cs="Arial" w:eastAsia="Arial" w:hAnsi="Arial"/>
+                <w:b w:val="false"/>
+                <w:bCs w:val="false"/>
+                <w:sz w:val="19"/>
+                <w:szCs w:val="19"/>
+                <w:rtl/>
+              </w:rPr>
+              <w:t xml:space="preserve">תנאי סף: 16.10 | עלויות: 23.10</w:t>
             </w:r>
           </w:p>
         </w:tc>
@@ -9907,18 +9907,18 @@
             <w:pPr>
               <w:bidi/>
               <w:spacing w:after="40"/>
-              <w:jc w:val="right"/>
-            </w:pPr>
-            <w:r>
-              <w:rPr>
-                <w:rFonts w:ascii="Arial" w:cs="Arial" w:eastAsia="Arial" w:hAnsi="Arial"/>
-                <w:b w:val="false"/>
-                <w:bCs w:val="false"/>
-                <w:sz w:val="19"/>
-                <w:szCs w:val="19"/>
-                <w:rtl/>
-              </w:rPr>
-              <w:t xml:space="preserve"/>
+              <w:jc w:val="center"/>
+            </w:pPr>
+            <w:r>
+              <w:rPr>
+                <w:rFonts w:ascii="Arial" w:cs="Arial" w:eastAsia="Arial" w:hAnsi="Arial"/>
+                <w:b w:val="false"/>
+                <w:bCs w:val="false"/>
+                <w:sz w:val="19"/>
+                <w:szCs w:val="19"/>
+                <w:rtl/>
+              </w:rPr>
+              <w:t xml:space="preserve">תנאי סף: 16.10 | עלויות: 23.10</w:t>
             </w:r>
           </w:p>
         </w:tc>
@@ -10157,18 +10157,18 @@
             <w:pPr>
               <w:bidi/>
               <w:spacing w:after="40"/>
-              <w:jc w:val="right"/>
-            </w:pPr>
-            <w:r>
-              <w:rPr>
-                <w:rFonts w:ascii="Arial" w:cs="Arial" w:eastAsia="Arial" w:hAnsi="Arial"/>
-                <w:b w:val="false"/>
-                <w:bCs w:val="false"/>
-                <w:sz w:val="19"/>
-                <w:szCs w:val="19"/>
-                <w:rtl/>
-              </w:rPr>
-              <w:t xml:space="preserve"/>
+              <w:jc w:val="center"/>
+            </w:pPr>
+            <w:r>
+              <w:rPr>
+                <w:rFonts w:ascii="Arial" w:cs="Arial" w:eastAsia="Arial" w:hAnsi="Arial"/>
+                <w:b w:val="false"/>
+                <w:bCs w:val="false"/>
+                <w:sz w:val="19"/>
+                <w:szCs w:val="19"/>
+                <w:rtl/>
+              </w:rPr>
+              <w:t xml:space="preserve">תנאי סף: 16.10 | עלויות: 23.10</w:t>
             </w:r>
           </w:p>
         </w:tc>
@@ -10446,18 +10446,18 @@
             <w:pPr>
               <w:bidi/>
               <w:spacing w:after="40"/>
-              <w:jc w:val="right"/>
-            </w:pPr>
-            <w:r>
-              <w:rPr>
-                <w:rFonts w:ascii="Arial" w:cs="Arial" w:eastAsia="Arial" w:hAnsi="Arial"/>
-                <w:b w:val="false"/>
-                <w:bCs w:val="false"/>
-                <w:sz w:val="19"/>
-                <w:szCs w:val="19"/>
-                <w:rtl/>
-              </w:rPr>
-              <w:t xml:space="preserve"/>
+              <w:jc w:val="center"/>
+            </w:pPr>
+            <w:r>
+              <w:rPr>
+                <w:rFonts w:ascii="Arial" w:cs="Arial" w:eastAsia="Arial" w:hAnsi="Arial"/>
+                <w:b w:val="false"/>
+                <w:bCs w:val="false"/>
+                <w:sz w:val="19"/>
+                <w:szCs w:val="19"/>
+                <w:rtl/>
+              </w:rPr>
+              <w:t xml:space="preserve">ISO: 16.10 | עלויות: 23.10</w:t>
             </w:r>
           </w:p>
         </w:tc>
@@ -10696,18 +10696,18 @@
             <w:pPr>
               <w:bidi/>
               <w:spacing w:after="40"/>
-              <w:jc w:val="right"/>
-            </w:pPr>
-            <w:r>
-              <w:rPr>
-                <w:rFonts w:ascii="Arial" w:cs="Arial" w:eastAsia="Arial" w:hAnsi="Arial"/>
-                <w:b w:val="false"/>
-                <w:bCs w:val="false"/>
-                <w:sz w:val="19"/>
-                <w:szCs w:val="19"/>
-                <w:rtl/>
-              </w:rPr>
-              <w:t xml:space="preserve"/>
+              <w:jc w:val="center"/>
+            </w:pPr>
+            <w:r>
+              <w:rPr>
+                <w:rFonts w:ascii="Arial" w:cs="Arial" w:eastAsia="Arial" w:hAnsi="Arial"/>
+                <w:b w:val="false"/>
+                <w:bCs w:val="false"/>
+                <w:sz w:val="19"/>
+                <w:szCs w:val="19"/>
+                <w:rtl/>
+              </w:rPr>
+              <w:t xml:space="preserve">ISO: 16.10 | עלויות: 23.10</w:t>
             </w:r>
           </w:p>
         </w:tc>
@@ -10946,18 +10946,18 @@
             <w:pPr>
               <w:bidi/>
               <w:spacing w:after="40"/>
-              <w:jc w:val="right"/>
-            </w:pPr>
-            <w:r>
-              <w:rPr>
-                <w:rFonts w:ascii="Arial" w:cs="Arial" w:eastAsia="Arial" w:hAnsi="Arial"/>
-                <w:b w:val="false"/>
-                <w:bCs w:val="false"/>
-                <w:sz w:val="19"/>
-                <w:szCs w:val="19"/>
-                <w:rtl/>
-              </w:rPr>
-              <w:t xml:space="preserve"/>
+              <w:jc w:val="center"/>
+            </w:pPr>
+            <w:r>
+              <w:rPr>
+                <w:rFonts w:ascii="Arial" w:cs="Arial" w:eastAsia="Arial" w:hAnsi="Arial"/>
+                <w:b w:val="false"/>
+                <w:bCs w:val="false"/>
+                <w:sz w:val="19"/>
+                <w:szCs w:val="19"/>
+                <w:rtl/>
+              </w:rPr>
+              <w:t xml:space="preserve">ISO: 16.10 | עלויות: 23.10</w:t>
             </w:r>
           </w:p>
         </w:tc>
@@ -11196,18 +11196,18 @@
             <w:pPr>
               <w:bidi/>
               <w:spacing w:after="40"/>
-              <w:jc w:val="right"/>
-            </w:pPr>
-            <w:r>
-              <w:rPr>
-                <w:rFonts w:ascii="Arial" w:cs="Arial" w:eastAsia="Arial" w:hAnsi="Arial"/>
-                <w:b w:val="false"/>
-                <w:bCs w:val="false"/>
-                <w:sz w:val="19"/>
-                <w:szCs w:val="19"/>
-                <w:rtl/>
-              </w:rPr>
-              <w:t xml:space="preserve"/>
+              <w:jc w:val="center"/>
+            </w:pPr>
+            <w:r>
+              <w:rPr>
+                <w:rFonts w:ascii="Arial" w:cs="Arial" w:eastAsia="Arial" w:hAnsi="Arial"/>
+                <w:b w:val="false"/>
+                <w:bCs w:val="false"/>
+                <w:sz w:val="19"/>
+                <w:szCs w:val="19"/>
+                <w:rtl/>
+              </w:rPr>
+              <w:t xml:space="preserve">ISO: 16.10 | עלויות: 23.10</w:t>
             </w:r>
           </w:p>
         </w:tc>
@@ -11446,18 +11446,18 @@
             <w:pPr>
               <w:bidi/>
               <w:spacing w:after="40"/>
-              <w:jc w:val="right"/>
-            </w:pPr>
-            <w:r>
-              <w:rPr>
-                <w:rFonts w:ascii="Arial" w:cs="Arial" w:eastAsia="Arial" w:hAnsi="Arial"/>
-                <w:b w:val="false"/>
-                <w:bCs w:val="false"/>
-                <w:sz w:val="19"/>
-                <w:szCs w:val="19"/>
-                <w:rtl/>
-              </w:rPr>
-              <w:t xml:space="preserve"/>
+              <w:jc w:val="center"/>
+            </w:pPr>
+            <w:r>
+              <w:rPr>
+                <w:rFonts w:ascii="Arial" w:cs="Arial" w:eastAsia="Arial" w:hAnsi="Arial"/>
+                <w:b w:val="false"/>
+                <w:bCs w:val="false"/>
+                <w:sz w:val="19"/>
+                <w:szCs w:val="19"/>
+                <w:rtl/>
+              </w:rPr>
+              <w:t xml:space="preserve">ISO: 16.10 | עלויות: 23.10</w:t>
             </w:r>
           </w:p>
         </w:tc>
@@ -11735,18 +11735,18 @@
             <w:pPr>
               <w:bidi/>
               <w:spacing w:after="40"/>
-              <w:jc w:val="right"/>
-            </w:pPr>
-            <w:r>
-              <w:rPr>
-                <w:rFonts w:ascii="Arial" w:cs="Arial" w:eastAsia="Arial" w:hAnsi="Arial"/>
-                <w:b w:val="false"/>
-                <w:bCs w:val="false"/>
-                <w:sz w:val="19"/>
-                <w:szCs w:val="19"/>
-                <w:rtl/>
-              </w:rPr>
-              <w:t xml:space="preserve"/>
+              <w:jc w:val="center"/>
+            </w:pPr>
+            <w:r>
+              <w:rPr>
+                <w:rFonts w:ascii="Arial" w:cs="Arial" w:eastAsia="Arial" w:hAnsi="Arial"/>
+                <w:b w:val="false"/>
+                <w:bCs w:val="false"/>
+                <w:sz w:val="19"/>
+                <w:szCs w:val="19"/>
+                <w:rtl/>
+              </w:rPr>
+              <w:t xml:space="preserve">23.10.2026</w:t>
             </w:r>
           </w:p>
         </w:tc>
@@ -11985,18 +11985,18 @@
             <w:pPr>
               <w:bidi/>
               <w:spacing w:after="40"/>
-              <w:jc w:val="right"/>
-            </w:pPr>
-            <w:r>
-              <w:rPr>
-                <w:rFonts w:ascii="Arial" w:cs="Arial" w:eastAsia="Arial" w:hAnsi="Arial"/>
-                <w:b w:val="false"/>
-                <w:bCs w:val="false"/>
-                <w:sz w:val="19"/>
-                <w:szCs w:val="19"/>
-                <w:rtl/>
-              </w:rPr>
-              <w:t xml:space="preserve"/>
+              <w:jc w:val="center"/>
+            </w:pPr>
+            <w:r>
+              <w:rPr>
+                <w:rFonts w:ascii="Arial" w:cs="Arial" w:eastAsia="Arial" w:hAnsi="Arial"/>
+                <w:b w:val="false"/>
+                <w:bCs w:val="false"/>
+                <w:sz w:val="19"/>
+                <w:szCs w:val="19"/>
+                <w:rtl/>
+              </w:rPr>
+              <w:t xml:space="preserve">23.10.2026</w:t>
             </w:r>
           </w:p>
         </w:tc>
@@ -12235,18 +12235,18 @@
             <w:pPr>
               <w:bidi/>
               <w:spacing w:after="40"/>
-              <w:jc w:val="right"/>
-            </w:pPr>
-            <w:r>
-              <w:rPr>
-                <w:rFonts w:ascii="Arial" w:cs="Arial" w:eastAsia="Arial" w:hAnsi="Arial"/>
-                <w:b w:val="false"/>
-                <w:bCs w:val="false"/>
-                <w:sz w:val="19"/>
-                <w:szCs w:val="19"/>
-                <w:rtl/>
-              </w:rPr>
-              <w:t xml:space="preserve"/>
+              <w:jc w:val="center"/>
+            </w:pPr>
+            <w:r>
+              <w:rPr>
+                <w:rFonts w:ascii="Arial" w:cs="Arial" w:eastAsia="Arial" w:hAnsi="Arial"/>
+                <w:b w:val="false"/>
+                <w:bCs w:val="false"/>
+                <w:sz w:val="19"/>
+                <w:szCs w:val="19"/>
+                <w:rtl/>
+              </w:rPr>
+              <w:t xml:space="preserve">23.10.2026</w:t>
             </w:r>
           </w:p>
         </w:tc>
@@ -12524,18 +12524,18 @@
             <w:pPr>
               <w:bidi/>
               <w:spacing w:after="40"/>
-              <w:jc w:val="right"/>
-            </w:pPr>
-            <w:r>
-              <w:rPr>
-                <w:rFonts w:ascii="Arial" w:cs="Arial" w:eastAsia="Arial" w:hAnsi="Arial"/>
-                <w:b w:val="false"/>
-                <w:bCs w:val="false"/>
-                <w:sz w:val="19"/>
-                <w:szCs w:val="19"/>
-                <w:rtl/>
-              </w:rPr>
-              <w:t xml:space="preserve"/>
+              <w:jc w:val="center"/>
+            </w:pPr>
+            <w:r>
+              <w:rPr>
+                <w:rFonts w:ascii="Arial" w:cs="Arial" w:eastAsia="Arial" w:hAnsi="Arial"/>
+                <w:b w:val="false"/>
+                <w:bCs w:val="false"/>
+                <w:sz w:val="19"/>
+                <w:szCs w:val="19"/>
+                <w:rtl/>
+              </w:rPr>
+              <w:t xml:space="preserve">23.10.2026</w:t>
             </w:r>
           </w:p>
         </w:tc>
@@ -12774,18 +12774,18 @@
             <w:pPr>
               <w:bidi/>
               <w:spacing w:after="40"/>
-              <w:jc w:val="right"/>
-            </w:pPr>
-            <w:r>
-              <w:rPr>
-                <w:rFonts w:ascii="Arial" w:cs="Arial" w:eastAsia="Arial" w:hAnsi="Arial"/>
-                <w:b w:val="false"/>
-                <w:bCs w:val="false"/>
-                <w:sz w:val="19"/>
-                <w:szCs w:val="19"/>
-                <w:rtl/>
-              </w:rPr>
-              <w:t xml:space="preserve"/>
+              <w:jc w:val="center"/>
+            </w:pPr>
+            <w:r>
+              <w:rPr>
+                <w:rFonts w:ascii="Arial" w:cs="Arial" w:eastAsia="Arial" w:hAnsi="Arial"/>
+                <w:b w:val="false"/>
+                <w:bCs w:val="false"/>
+                <w:sz w:val="19"/>
+                <w:szCs w:val="19"/>
+                <w:rtl/>
+              </w:rPr>
+              <w:t xml:space="preserve">23.10.2026</w:t>
             </w:r>
           </w:p>
         </w:tc>
@@ -13063,18 +13063,18 @@
             <w:pPr>
               <w:bidi/>
               <w:spacing w:after="40"/>
-              <w:jc w:val="right"/>
-            </w:pPr>
-            <w:r>
-              <w:rPr>
-                <w:rFonts w:ascii="Arial" w:cs="Arial" w:eastAsia="Arial" w:hAnsi="Arial"/>
-                <w:b w:val="false"/>
-                <w:bCs w:val="false"/>
-                <w:sz w:val="19"/>
-                <w:szCs w:val="19"/>
-                <w:rtl/>
-              </w:rPr>
-              <w:t xml:space="preserve"/>
+              <w:jc w:val="center"/>
+            </w:pPr>
+            <w:r>
+              <w:rPr>
+                <w:rFonts w:ascii="Arial" w:cs="Arial" w:eastAsia="Arial" w:hAnsi="Arial"/>
+                <w:b w:val="false"/>
+                <w:bCs w:val="false"/>
+                <w:sz w:val="19"/>
+                <w:szCs w:val="19"/>
+                <w:rtl/>
+              </w:rPr>
+              <w:t xml:space="preserve">16.10.2026</w:t>
             </w:r>
           </w:p>
         </w:tc>
@@ -13313,18 +13313,18 @@
             <w:pPr>
               <w:bidi/>
               <w:spacing w:after="40"/>
-              <w:jc w:val="right"/>
-            </w:pPr>
-            <w:r>
-              <w:rPr>
-                <w:rFonts w:ascii="Arial" w:cs="Arial" w:eastAsia="Arial" w:hAnsi="Arial"/>
-                <w:b w:val="false"/>
-                <w:bCs w:val="false"/>
-                <w:sz w:val="19"/>
-                <w:szCs w:val="19"/>
-                <w:rtl/>
-              </w:rPr>
-              <w:t xml:space="preserve"/>
+              <w:jc w:val="center"/>
+            </w:pPr>
+            <w:r>
+              <w:rPr>
+                <w:rFonts w:ascii="Arial" w:cs="Arial" w:eastAsia="Arial" w:hAnsi="Arial"/>
+                <w:b w:val="false"/>
+                <w:bCs w:val="false"/>
+                <w:sz w:val="19"/>
+                <w:szCs w:val="19"/>
+                <w:rtl/>
+              </w:rPr>
+              <w:t xml:space="preserve">16.10.2026</w:t>
             </w:r>
           </w:p>
         </w:tc>
@@ -13563,18 +13563,18 @@
             <w:pPr>
               <w:bidi/>
               <w:spacing w:after="40"/>
-              <w:jc w:val="right"/>
-            </w:pPr>
-            <w:r>
-              <w:rPr>
-                <w:rFonts w:ascii="Arial" w:cs="Arial" w:eastAsia="Arial" w:hAnsi="Arial"/>
-                <w:b w:val="false"/>
-                <w:bCs w:val="false"/>
-                <w:sz w:val="19"/>
-                <w:szCs w:val="19"/>
-                <w:rtl/>
-              </w:rPr>
-              <w:t xml:space="preserve"/>
+              <w:jc w:val="center"/>
+            </w:pPr>
+            <w:r>
+              <w:rPr>
+                <w:rFonts w:ascii="Arial" w:cs="Arial" w:eastAsia="Arial" w:hAnsi="Arial"/>
+                <w:b w:val="false"/>
+                <w:bCs w:val="false"/>
+                <w:sz w:val="19"/>
+                <w:szCs w:val="19"/>
+                <w:rtl/>
+              </w:rPr>
+              <w:t xml:space="preserve">16.10.2026</w:t>
             </w:r>
           </w:p>
         </w:tc>

--- a/tenders/analysis/2026-kfar-bara-17/שאלות_פנימיות_מכרז_17-2026_כפר_ברא.docx
+++ b/tenders/analysis/2026-kfar-bara-17/שאלות_פנימיות_מכרז_17-2026_כפר_ברא.docx
@@ -10282,7 +10282,7 @@
                 <w:szCs w:val="19"/>
                 <w:rtl/>
               </w:rPr>
-              <w:t xml:space="preserve">האם תעודות ISO 9001 ו-ISO 27001 של HOT בתוקף, ועל איזו ישות משפטית הן רשומות?</w:t>
+              <w:t xml:space="preserve">ISO 27001 קיימת ובתוקף עד 2028 (ידוע). נשאר לבדוק: (א) האם יש ל-HOT ISO 9001 בתוקף; (ב) על איזו ישות משפטית רשומות התעודות – והאם זו הישות שתגיש; (ג) האם היקף ההסמכה כולל שירותי IT מנוהלים וענן. נא לצרף העתקי תעודות.</w:t>
             </w:r>
           </w:p>
         </w:tc>
@@ -10457,7 +10457,7 @@
                 <w:szCs w:val="19"/>
                 <w:rtl/>
               </w:rPr>
-              <w:t xml:space="preserve">ISO: 16.10 | עלויות: 23.10</w:t>
+              <w:t xml:space="preserve">ISO 9001: 16.10 | עלויות: 23.10</w:t>
             </w:r>
           </w:p>
         </w:tc>
@@ -10707,7 +10707,7 @@
                 <w:szCs w:val="19"/>
                 <w:rtl/>
               </w:rPr>
-              <w:t xml:space="preserve">ISO: 16.10 | עלויות: 23.10</w:t>
+              <w:t xml:space="preserve">ISO 9001: 16.10 | עלויות: 23.10</w:t>
             </w:r>
           </w:p>
         </w:tc>
@@ -10957,7 +10957,7 @@
                 <w:szCs w:val="19"/>
                 <w:rtl/>
               </w:rPr>
-              <w:t xml:space="preserve">ISO: 16.10 | עלויות: 23.10</w:t>
+              <w:t xml:space="preserve">ISO 9001: 16.10 | עלויות: 23.10</w:t>
             </w:r>
           </w:p>
         </w:tc>
@@ -11207,7 +11207,7 @@
                 <w:szCs w:val="19"/>
                 <w:rtl/>
               </w:rPr>
-              <w:t xml:space="preserve">ISO: 16.10 | עלויות: 23.10</w:t>
+              <w:t xml:space="preserve">ISO 9001: 16.10 | עלויות: 23.10</w:t>
             </w:r>
           </w:p>
         </w:tc>
@@ -11457,7 +11457,7 @@
                 <w:szCs w:val="19"/>
                 <w:rtl/>
               </w:rPr>
-              <w:t xml:space="preserve">ISO: 16.10 | עלויות: 23.10</w:t>
+              <w:t xml:space="preserve">ISO 9001: 16.10 | עלויות: 23.10</w:t>
             </w:r>
           </w:p>
         </w:tc>

--- a/tenders/analysis/2026-kfar-bara-17/שאלות_פנימיות_מכרז_17-2026_כפר_ברא.docx
+++ b/tenders/analysis/2026-kfar-bara-17/שאלות_פנימיות_מכרז_17-2026_כפר_ברא.docx
@@ -10282,7 +10282,7 @@
                 <w:szCs w:val="19"/>
                 <w:rtl/>
               </w:rPr>
-              <w:t xml:space="preserve">ISO 27001 קיימת ובתוקף עד 2028 (ידוע). נשאר לבדוק: (א) האם יש ל-HOT ISO 9001 בתוקף; (ב) על איזו ישות משפטית רשומות התעודות – והאם זו הישות שתגיש; (ג) האם היקף ההסמכה כולל שירותי IT מנוהלים וענן. נא לצרף העתקי תעודות.</w:t>
+              <w:t xml:space="preserve">ידוע: ISO 27001 בתוקף עד 2028; ISO 9001 – אין, בטיפול. נשאר לבדוק: (א) מה מועד המבדק ומועד קבלת תעודת ISO 9001 הצפוי, ומי גוף ההסמכה; (ב) האם גוף ההסמכה יכול לתת עד 26.10 מכתב על תהליך ההסמכה ומועד המבדק (לחלופה בשאלת הבהרה 13); (ג) האם לחברה קשורה בקבוצה יש ISO 9001 בתוקף; (ד) על איזו ישות משפטית רשומה תעודת 27001, והאם היקפה כולל שירותי IT מנוהלים וענן.</w:t>
             </w:r>
           </w:p>
         </w:tc>
@@ -10352,7 +10352,7 @@
                 <w:szCs w:val="19"/>
                 <w:rtl/>
               </w:rPr>
-              <w:t xml:space="preserve">תנאי סף.</w:t>
+              <w:t xml:space="preserve">תנאי סף – בלי 9001 או חלופה מאושרת, ההצעה נפסלת.</w:t>
             </w:r>
           </w:p>
         </w:tc>
@@ -10387,7 +10387,7 @@
                 <w:szCs w:val="19"/>
                 <w:rtl/>
               </w:rPr>
-              <w:t xml:space="preserve">החלטת הגשה; שאלת הבהרה 13</w:t>
+              <w:t xml:space="preserve">החלטת הגשה; שאלות הבהרה 11, 13</w:t>
             </w:r>
           </w:p>
         </w:tc>

--- a/tenders/analysis/2026-kfar-bara-17/שאלות_פנימיות_מכרז_17-2026_כפר_ברא.docx
+++ b/tenders/analysis/2026-kfar-bara-17/שאלות_פנימיות_מכרז_17-2026_כפר_ברא.docx
@@ -54,7 +54,7 @@
           <w:szCs w:val="19"/>
           <w:rtl/>
         </w:rPr>
-        <w:t xml:space="preserve">לוח זמנים: תשובות שמשפיעות על שאלות ההבהרה (משפטי, ביטוח, תנאי סף) – עד 16.10.2026, כדי לשלוח הבהרות עד 19.10. תשובות לתמחור – עד 23.10.2026. הגשה: 28.10.2026 בשעה 13:00.</w:t>
+        <w:t xml:space="preserve">לוח זמנים: תשובות שמשפיעות על שאלות ההבהרה (תנאי סף) – עד 16.10.2026, כדי לשלוח הבהרות עד 19.10. תשובות לתמחור – עד 23.10.2026. הגשה: 28.10.2026 בשעה 13:00.</w:t>
       </w:r>
     </w:p>
     <w:p>
@@ -1934,7 +1934,7 @@
                 <w:szCs w:val="21"/>
                 <w:rtl/>
               </w:rPr>
-              <w:t xml:space="preserve">משפטי</w:t>
+              <w:t xml:space="preserve">כספים ותמחור</w:t>
             </w:r>
           </w:p>
         </w:tc>
@@ -2009,7 +2009,7 @@
                 <w:szCs w:val="19"/>
                 <w:rtl/>
               </w:rPr>
-              <w:t xml:space="preserve">האם HOT עומדת לבד בתנאי הסף 3.4–3.5 (5 שנות IT מנוהל לרשויות)? אם לא – האם נגיש עם שותף או קבלן משנה, ואיך זה מסתדר עם איסור ההסבה בסעיף 14.א?</w:t>
+              <w:t xml:space="preserve">מהו שיעור ההיוון ומהו המרווח המינימלי לאישור עסקה כזו?</w:t>
             </w:r>
           </w:p>
         </w:tc>
@@ -2044,7 +2044,7 @@
                 <w:szCs w:val="19"/>
                 <w:rtl/>
               </w:rPr>
-              <w:t xml:space="preserve">עמ' 6, 33</w:t>
+              <w:t xml:space="preserve">עמ' 35, 43</w:t>
             </w:r>
           </w:p>
         </w:tc>
@@ -2079,7 +2079,7 @@
                 <w:szCs w:val="19"/>
                 <w:rtl/>
               </w:rPr>
-              <w:t xml:space="preserve">תנאי סף – אם לא עומדים, לא מגישים.</w:t>
+              <w:t xml:space="preserve">סף להחלטה.</w:t>
             </w:r>
           </w:p>
         </w:tc>
@@ -2114,7 +2114,7 @@
                 <w:szCs w:val="19"/>
                 <w:rtl/>
               </w:rPr>
-              <w:t xml:space="preserve">שאלת הבהרה 11; החלטת הגשה</w:t>
+              <w:t xml:space="preserve">גיליון "הנחות" (B16); החלטת הגשה</w:t>
             </w:r>
           </w:p>
         </w:tc>
@@ -2184,7 +2184,7 @@
                 <w:szCs w:val="19"/>
                 <w:rtl/>
               </w:rPr>
-              <w:t xml:space="preserve">16.10.2026</w:t>
+              <w:t xml:space="preserve">23.10.2026</w:t>
             </w:r>
           </w:p>
         </w:tc>
@@ -2259,7 +2259,7 @@
                 <w:szCs w:val="19"/>
                 <w:rtl/>
               </w:rPr>
-              <w:t xml:space="preserve">האם אפשר לחתום על נספח ג' (אין תביעות "שיש בהן כדי להשפיע על המשך תפקוד") ונספח ד' (אין הרשעות של מנהלים ב-10 שנים)?</w:t>
+              <w:t xml:space="preserve">האם מאשרים מחירים נומינליים ל-5 שנים בלי הצמדה? מה הנחת האינפלציה?</w:t>
             </w:r>
           </w:p>
         </w:tc>
@@ -2294,7 +2294,7 @@
                 <w:szCs w:val="19"/>
                 <w:rtl/>
               </w:rPr>
-              <w:t xml:space="preserve">עמ' 20–21</w:t>
+              <w:t xml:space="preserve">עמ' 35, 43</w:t>
             </w:r>
           </w:p>
         </w:tc>
@@ -2329,7 +2329,7 @@
                 <w:szCs w:val="19"/>
                 <w:rtl/>
               </w:rPr>
-              <w:t xml:space="preserve">תצהירים כוזבים = פסילה וחילוט.</w:t>
+              <w:t xml:space="preserve">שחיקת מרווח.</w:t>
             </w:r>
           </w:p>
         </w:tc>
@@ -2364,7 +2364,7 @@
                 <w:szCs w:val="19"/>
                 <w:rtl/>
               </w:rPr>
-              <w:t xml:space="preserve">מסמכי ההגשה</w:t>
+              <w:t xml:space="preserve">גיליון "הנחות" (B13)</w:t>
             </w:r>
           </w:p>
         </w:tc>
@@ -2434,7 +2434,7 @@
                 <w:szCs w:val="19"/>
                 <w:rtl/>
               </w:rPr>
-              <w:t xml:space="preserve">16.10.2026</w:t>
+              <w:t xml:space="preserve">23.10.2026</w:t>
             </w:r>
           </w:p>
         </w:tc>
@@ -2509,7 +2509,7 @@
                 <w:szCs w:val="19"/>
                 <w:rtl/>
               </w:rPr>
-              <w:t xml:space="preserve">האם סעיף 14.ג (העברת 25% ממניות) עלול לחול על שינויים במבנה הבעלות של HOT/Altice?</w:t>
+              <w:t xml:space="preserve">איך מנהלים חשיפה לדולר ברישיונות (Microsoft, ESET, Fortinet)?</w:t>
             </w:r>
           </w:p>
         </w:tc>
@@ -2544,7 +2544,7 @@
                 <w:szCs w:val="19"/>
                 <w:rtl/>
               </w:rPr>
-              <w:t xml:space="preserve">עמ' 33</w:t>
+              <w:t xml:space="preserve">עמ' 41</w:t>
             </w:r>
           </w:p>
         </w:tc>
@@ -2579,7 +2579,7 @@
                 <w:szCs w:val="19"/>
                 <w:rtl/>
               </w:rPr>
-              <w:t xml:space="preserve">הפרה יסודית ושלילת תמורה.</w:t>
+              <w:t xml:space="preserve">Microsoft העלתה ל-$14 ב-07/2026.</w:t>
             </w:r>
           </w:p>
         </w:tc>
@@ -2614,7 +2614,7 @@
                 <w:szCs w:val="19"/>
                 <w:rtl/>
               </w:rPr>
-              <w:t xml:space="preserve">שאלת הבהרה בנושא 14.ג</w:t>
+              <w:t xml:space="preserve">גיליון "הנחות" (B14)</w:t>
             </w:r>
           </w:p>
         </w:tc>
@@ -2684,7 +2684,7 @@
                 <w:szCs w:val="19"/>
                 <w:rtl/>
               </w:rPr>
-              <w:t xml:space="preserve">16.10.2026</w:t>
+              <w:t xml:space="preserve">23.10.2026</w:t>
             </w:r>
           </w:p>
         </w:tc>
@@ -2759,7 +2759,7 @@
                 <w:szCs w:val="19"/>
                 <w:rtl/>
               </w:rPr>
-              <w:t xml:space="preserve">מה עמדתנו לגבי העדפת ספק מקומי – מספיקה שאלת הבהרה או נדרשת פנייה משפטית?</w:t>
+              <w:t xml:space="preserve">מה עלות ומסגרת הערבויות: הצעה 10,000 ₪ עד 25.01.2027, ביצוע 15,000 ₪ צמודה ל-14 חודשים?</w:t>
             </w:r>
           </w:p>
         </w:tc>
@@ -2794,7 +2794,7 @@
                 <w:szCs w:val="19"/>
                 <w:rtl/>
               </w:rPr>
-              <w:t xml:space="preserve">עמ' 10, סעיף 7.6</w:t>
+              <w:t xml:space="preserve">עמ' 7, 24, 38</w:t>
             </w:r>
           </w:p>
         </w:tc>
@@ -2829,7 +2829,7 @@
                 <w:szCs w:val="19"/>
                 <w:rtl/>
               </w:rPr>
-              <w:t xml:space="preserve">עלול לקבוע את הזוכה.</w:t>
+              <w:t xml:space="preserve">עלות מימון קטנה, אבל תנאי להגשה.</w:t>
             </w:r>
           </w:p>
         </w:tc>
@@ -2864,7 +2864,7 @@
                 <w:szCs w:val="19"/>
                 <w:rtl/>
               </w:rPr>
-              <w:t xml:space="preserve">שאלת הבהרה 17</w:t>
+              <w:t xml:space="preserve">גיליון "הנחות"</w:t>
             </w:r>
           </w:p>
         </w:tc>
@@ -2934,7 +2934,7 @@
                 <w:szCs w:val="19"/>
                 <w:rtl/>
               </w:rPr>
-              <w:t xml:space="preserve">16.10.2026</w:t>
+              <w:t xml:space="preserve">23.10.2026</w:t>
             </w:r>
           </w:p>
         </w:tc>
@@ -3009,7 +3009,7 @@
                 <w:szCs w:val="19"/>
                 <w:rtl/>
               </w:rPr>
-              <w:t xml:space="preserve">מה התקרה המקובלת עלינו לאחריות ושיפוי, לקיזוז (גם מהסכמים אחרים) ולתקורה של 10% על תיקון ע"י המועצה?</w:t>
+              <w:t xml:space="preserve">מה מדיניות החברה לגבי הצעת דמי הקמה נמוכה מהעלות (עד הצעה סמלית)? מה גובה ההפסד המקסימלי המותר בהקמה?</w:t>
             </w:r>
           </w:p>
         </w:tc>
@@ -3044,7 +3044,7 @@
                 <w:szCs w:val="19"/>
                 <w:rtl/>
               </w:rPr>
-              <w:t xml:space="preserve">עמ' 31, 35</w:t>
+              <w:t xml:space="preserve">עמ' 9–10, 43</w:t>
             </w:r>
           </w:p>
         </w:tc>
@@ -3079,7 +3079,7 @@
                 <w:szCs w:val="19"/>
                 <w:rtl/>
               </w:rPr>
-              <w:t xml:space="preserve">חשיפה ללא תקרה.</w:t>
+              <w:t xml:space="preserve">80% מציון המחיר. ראו טבלת הרגישות.</w:t>
             </w:r>
           </w:p>
         </w:tc>
@@ -3114,7 +3114,7 @@
                 <w:szCs w:val="19"/>
                 <w:rtl/>
               </w:rPr>
-              <w:t xml:space="preserve">שאלות הבהרה; החלטת הגשה</w:t>
+              <w:t xml:space="preserve">גיליון "ניקוד ותחרות" (רגישות); "הנחות" (B6); שאלת הבהרה 15</w:t>
             </w:r>
           </w:p>
         </w:tc>
@@ -3184,7 +3184,7 @@
                 <w:szCs w:val="19"/>
                 <w:rtl/>
               </w:rPr>
-              <w:t xml:space="preserve">16.10.2026</w:t>
+              <w:t xml:space="preserve">23.10.2026</w:t>
             </w:r>
           </w:p>
         </w:tc>
@@ -3259,7 +3259,7 @@
                 <w:szCs w:val="19"/>
                 <w:rtl/>
               </w:rPr>
-              <w:t xml:space="preserve">האם סעיף זכויות היוצרים (6.ג) פוגע בכלים ובתבניות שלנו (סקריפטים, תצורות)?</w:t>
+              <w:t xml:space="preserve">תנאי תשלום שוטף + 45 מאישור החשבון (עד ~60 יום) – מקובל?</w:t>
             </w:r>
           </w:p>
         </w:tc>
@@ -3294,7 +3294,7 @@
                 <w:szCs w:val="19"/>
                 <w:rtl/>
               </w:rPr>
-              <w:t xml:space="preserve">עמ' 29</w:t>
+              <w:t xml:space="preserve">עמ' 35</w:t>
             </w:r>
           </w:p>
         </w:tc>
@@ -3329,7 +3329,7 @@
                 <w:szCs w:val="19"/>
                 <w:rtl/>
               </w:rPr>
-              <w:t xml:space="preserve">קניין רוחני של HOT.</w:t>
+              <w:t xml:space="preserve">פיגור תשלום בתזרים.</w:t>
             </w:r>
           </w:p>
         </w:tc>
@@ -3364,7 +3364,7 @@
                 <w:szCs w:val="19"/>
                 <w:rtl/>
               </w:rPr>
-              <w:t xml:space="preserve">שאלת הבהרה (אם נדרש)</w:t>
+              <w:t xml:space="preserve">גיליון "הנחות" (B12)</w:t>
             </w:r>
           </w:p>
         </w:tc>
@@ -3434,7 +3434,7 @@
                 <w:szCs w:val="19"/>
                 <w:rtl/>
               </w:rPr>
-              <w:t xml:space="preserve">16.10.2026</w:t>
+              <w:t xml:space="preserve">23.10.2026</w:t>
             </w:r>
           </w:p>
         </w:tc>
@@ -3473,7 +3473,7 @@
                 <w:szCs w:val="21"/>
                 <w:rtl/>
               </w:rPr>
-              <w:t xml:space="preserve">ביטוח</w:t>
+              <w:t xml:space="preserve">הנדסת רשת – קווי מטרו ו-IPVPN</w:t>
             </w:r>
           </w:p>
         </w:tc>
@@ -3548,7 +3548,7 @@
                 <w:szCs w:val="19"/>
                 <w:rtl/>
               </w:rPr>
-              <w:t xml:space="preserve">האם המבטח מוכן לחתום על נספח נ' 2 כנוסחו: גבולות האחריות, אחריות מוצר ומקצועית, והודעה של 60 יום על ביטול?</w:t>
+              <w:t xml:space="preserve">האם יש תשתית סיב/מטרו של HOT לאתרי המועצה בכפר ברא? מה זמן ההקמה?</w:t>
             </w:r>
           </w:p>
         </w:tc>
@@ -3583,7 +3583,7 @@
                 <w:szCs w:val="19"/>
                 <w:rtl/>
               </w:rPr>
-              <w:t xml:space="preserve">עמ' 39–40; עמ' 14 סעיף 10.ו–ז</w:t>
+              <w:t xml:space="preserve">עמ' 42, רכיב 11</w:t>
             </w:r>
           </w:p>
         </w:tc>
@@ -3618,7 +3618,7 @@
                 <w:szCs w:val="19"/>
                 <w:rtl/>
               </w:rPr>
-              <w:t xml:space="preserve">הסתייגויות לביטוח מתקבלות רק עד 19.10. שינוי באישור = פסילה.</w:t>
+              <w:t xml:space="preserve">ליבת הערך של HOT במכרז.</w:t>
             </w:r>
           </w:p>
         </w:tc>
@@ -3653,7 +3653,7 @@
                 <w:szCs w:val="19"/>
                 <w:rtl/>
               </w:rPr>
-              <w:t xml:space="preserve">שאלת הבהרה 36 (+ שאלות יועץ הביטוח)</w:t>
+              <w:t xml:space="preserve">גיליון "רכיבי בסיס" (F14)</w:t>
             </w:r>
           </w:p>
         </w:tc>
@@ -3723,7 +3723,7 @@
                 <w:szCs w:val="19"/>
                 <w:rtl/>
               </w:rPr>
-              <w:t xml:space="preserve">16.10.2026</w:t>
+              <w:t xml:space="preserve">23.10.2026</w:t>
             </w:r>
           </w:p>
         </w:tc>
@@ -3798,7 +3798,7 @@
                 <w:szCs w:val="19"/>
                 <w:rtl/>
               </w:rPr>
-              <w:t xml:space="preserve">האם יועץ הביטוח רוצה להוסיף שאלות (כמו באופקים) – למשל הגבלת אחריות, ביטוחי המועצה?</w:t>
+              <w:t xml:space="preserve">מה העלות החודשית של קו מטרו IPVPN 300/150 עם חיבור לשתי חוות (ראשי + DR)? (מחיר מרבי 1,600 ₪)</w:t>
             </w:r>
           </w:p>
         </w:tc>
@@ -3833,7 +3833,7 @@
                 <w:szCs w:val="19"/>
                 <w:rtl/>
               </w:rPr>
-              <w:t xml:space="preserve">עמ' 39–40</w:t>
+              <w:t xml:space="preserve">עמ' 42, רכיב 11</w:t>
             </w:r>
           </w:p>
         </w:tc>
@@ -3868,7 +3868,7 @@
                 <w:szCs w:val="19"/>
                 <w:rtl/>
               </w:rPr>
-              <w:t xml:space="preserve">אותו מועד: 19.10.</w:t>
+              <w:t xml:space="preserve">מרווח הרכיב.</w:t>
             </w:r>
           </w:p>
         </w:tc>
@@ -3903,7 +3903,7 @@
                 <w:szCs w:val="19"/>
                 <w:rtl/>
               </w:rPr>
-              <w:t xml:space="preserve">קובץ שאלות ההבהרה</w:t>
+              <w:t xml:space="preserve">גיליון "רכיבי בסיס" (F14)</w:t>
             </w:r>
           </w:p>
         </w:tc>
@@ -3973,46 +3973,7 @@
                 <w:szCs w:val="19"/>
                 <w:rtl/>
               </w:rPr>
-              <w:t xml:space="preserve">16.10.2026</w:t>
-            </w:r>
-          </w:p>
-        </w:tc>
-      </w:tr>
-      <w:tr>
-        <w:tc>
-          <w:tcPr>
-            <w:tcW w:type="dxa" w:w="14838"/>
-            <w:gridSpan w:val="7"/>
-            <w:tcBorders>
-              <w:top w:val="single" w:color="808080" w:sz="4"/>
-              <w:left w:val="single" w:color="808080" w:sz="4"/>
-              <w:bottom w:val="single" w:color="808080" w:sz="4"/>
-              <w:right w:val="single" w:color="808080" w:sz="4"/>
-            </w:tcBorders>
-            <w:shd w:fill="D9E2F3" w:color="auto" w:val="clear"/>
-            <w:tcMar>
-              <w:top w:type="dxa" w:w="50"/>
-              <w:left w:type="dxa" w:w="90"/>
-              <w:bottom w:type="dxa" w:w="50"/>
-              <w:right w:type="dxa" w:w="90"/>
-            </w:tcMar>
-          </w:tcPr>
-          <w:p>
-            <w:pPr>
-              <w:bidi/>
-              <w:spacing w:after="40"/>
-              <w:jc w:val="right"/>
-            </w:pPr>
-            <w:r>
-              <w:rPr>
-                <w:rFonts w:ascii="Arial" w:cs="Arial" w:eastAsia="Arial" w:hAnsi="Arial"/>
-                <w:b/>
-                <w:bCs/>
-                <w:sz w:val="21"/>
-                <w:szCs w:val="21"/>
-                <w:rtl/>
-              </w:rPr>
-              <w:t xml:space="preserve">כספים ותמחור</w:t>
+              <w:t xml:space="preserve">23.10.2026</w:t>
             </w:r>
           </w:p>
         </w:tc>
@@ -4087,7 +4048,7 @@
                 <w:szCs w:val="19"/>
                 <w:rtl/>
               </w:rPr>
-              <w:t xml:space="preserve">מהו שיעור ההיוון ומהו המרווח המינימלי לאישור עסקה כזו?</w:t>
+              <w:t xml:space="preserve">מה הכוונה ב"כולל VDOM" – Firewall וירטואלי בתשתית שלנו? מי מספק ומה העלות?</w:t>
             </w:r>
           </w:p>
         </w:tc>
@@ -4122,7 +4083,7 @@
                 <w:szCs w:val="19"/>
                 <w:rtl/>
               </w:rPr>
-              <w:t xml:space="preserve">עמ' 35, 43</w:t>
+              <w:t xml:space="preserve">עמ' 42, רכיב 11</w:t>
             </w:r>
           </w:p>
         </w:tc>
@@ -4157,7 +4118,7 @@
                 <w:szCs w:val="19"/>
                 <w:rtl/>
               </w:rPr>
-              <w:t xml:space="preserve">סף להחלטה.</w:t>
+              <w:t xml:space="preserve">עלות נסתרת אפשרית.</w:t>
             </w:r>
           </w:p>
         </w:tc>
@@ -4192,7 +4153,7 @@
                 <w:szCs w:val="19"/>
                 <w:rtl/>
               </w:rPr>
-              <w:t xml:space="preserve">גיליון "הנחות" (B16); החלטת הגשה</w:t>
+              <w:t xml:space="preserve">שאלת הבהרה 40</w:t>
             </w:r>
           </w:p>
         </w:tc>
@@ -4337,7 +4298,7 @@
                 <w:szCs w:val="19"/>
                 <w:rtl/>
               </w:rPr>
-              <w:t xml:space="preserve">האם מאשרים מחירים נומינליים ל-5 שנים בלי הצמדה? מה הנחת האינפלציה?</w:t>
+              <w:t xml:space="preserve">עלות קו גיבוי לאתר הראשי (מחיר בטופס 540 ₪)?</w:t>
             </w:r>
           </w:p>
         </w:tc>
@@ -4372,7 +4333,7 @@
                 <w:szCs w:val="19"/>
                 <w:rtl/>
               </w:rPr>
-              <w:t xml:space="preserve">עמ' 35, 43</w:t>
+              <w:t xml:space="preserve">עמ' 42, אופציונלי</w:t>
             </w:r>
           </w:p>
         </w:tc>
@@ -4407,7 +4368,7 @@
                 <w:szCs w:val="19"/>
                 <w:rtl/>
               </w:rPr>
-              <w:t xml:space="preserve">שחיקת מרווח.</w:t>
+              <w:t xml:space="preserve"/>
             </w:r>
           </w:p>
         </w:tc>
@@ -4442,7 +4403,7 @@
                 <w:szCs w:val="19"/>
                 <w:rtl/>
               </w:rPr>
-              <w:t xml:space="preserve">גיליון "הנחות" (B13)</w:t>
+              <w:t xml:space="preserve">גיליון "אופציונליים"</w:t>
             </w:r>
           </w:p>
         </w:tc>
@@ -4587,7 +4548,7 @@
                 <w:szCs w:val="19"/>
                 <w:rtl/>
               </w:rPr>
-              <w:t xml:space="preserve">איך מנהלים חשיפה לדולר ברישיונות (Microsoft, ESET, Fortinet)?</w:t>
+              <w:t xml:space="preserve">האם אפשר לבצע סקר אתר לפני 28.10?</w:t>
             </w:r>
           </w:p>
         </w:tc>
@@ -4622,7 +4583,7 @@
                 <w:szCs w:val="19"/>
                 <w:rtl/>
               </w:rPr>
-              <w:t xml:space="preserve">עמ' 41</w:t>
+              <w:t xml:space="preserve">עמ' 5, 11</w:t>
             </w:r>
           </w:p>
         </w:tc>
@@ -4657,7 +4618,7 @@
                 <w:szCs w:val="19"/>
                 <w:rtl/>
               </w:rPr>
-              <w:t xml:space="preserve">Microsoft העלתה ל-$14 ב-07/2026.</w:t>
+              <w:t xml:space="preserve">דיוק בכמויות ובעלויות.</w:t>
             </w:r>
           </w:p>
         </w:tc>
@@ -4692,7 +4653,7 @@
                 <w:szCs w:val="19"/>
                 <w:rtl/>
               </w:rPr>
-              <w:t xml:space="preserve">גיליון "הנחות" (B14)</w:t>
+              <w:t xml:space="preserve">כל הגיליונות</w:t>
             </w:r>
           </w:p>
         </w:tc>
@@ -4763,6 +4724,45 @@
                 <w:rtl/>
               </w:rPr>
               <w:t xml:space="preserve">23.10.2026</w:t>
+            </w:r>
+          </w:p>
+        </w:tc>
+      </w:tr>
+      <w:tr>
+        <w:tc>
+          <w:tcPr>
+            <w:tcW w:type="dxa" w:w="14838"/>
+            <w:gridSpan w:val="7"/>
+            <w:tcBorders>
+              <w:top w:val="single" w:color="808080" w:sz="4"/>
+              <w:left w:val="single" w:color="808080" w:sz="4"/>
+              <w:bottom w:val="single" w:color="808080" w:sz="4"/>
+              <w:right w:val="single" w:color="808080" w:sz="4"/>
+            </w:tcBorders>
+            <w:shd w:fill="D9E2F3" w:color="auto" w:val="clear"/>
+            <w:tcMar>
+              <w:top w:type="dxa" w:w="50"/>
+              <w:left w:type="dxa" w:w="90"/>
+              <w:bottom w:type="dxa" w:w="50"/>
+              <w:right w:type="dxa" w:w="90"/>
+            </w:tcMar>
+          </w:tcPr>
+          <w:p>
+            <w:pPr>
+              <w:bidi/>
+              <w:spacing w:after="40"/>
+              <w:jc w:val="right"/>
+            </w:pPr>
+            <w:r>
+              <w:rPr>
+                <w:rFonts w:ascii="Arial" w:cs="Arial" w:eastAsia="Arial" w:hAnsi="Arial"/>
+                <w:b/>
+                <w:bCs/>
+                <w:sz w:val="21"/>
+                <w:szCs w:val="21"/>
+                <w:rtl/>
+              </w:rPr>
+              <w:t xml:space="preserve">טלפוניה</w:t>
             </w:r>
           </w:p>
         </w:tc>
@@ -4837,7 +4837,7 @@
                 <w:szCs w:val="19"/>
                 <w:rtl/>
               </w:rPr>
-              <w:t xml:space="preserve">מה עלות ומסגרת הערבויות: הצעה 10,000 ₪ עד 25.01.2027, ביצוע 15,000 ₪ צמודה ל-14 חודשים?</w:t>
+              <w:t xml:space="preserve">האם IP Centrex של HOT עונה על רכיב 8 (35 שלוחות, IVR, הקלטה, אפליקציה, 10,000 דקות) – ומה העלות החודשית?</w:t>
             </w:r>
           </w:p>
         </w:tc>
@@ -4872,7 +4872,7 @@
                 <w:szCs w:val="19"/>
                 <w:rtl/>
               </w:rPr>
-              <w:t xml:space="preserve">עמ' 7, 24, 38</w:t>
+              <w:t xml:space="preserve">עמ' 41, רכיב 8</w:t>
             </w:r>
           </w:p>
         </w:tc>
@@ -4907,7 +4907,7 @@
                 <w:szCs w:val="19"/>
                 <w:rtl/>
               </w:rPr>
-              <w:t xml:space="preserve">עלות מימון קטנה, אבל תנאי להגשה.</w:t>
+              <w:t xml:space="preserve">מחיר מרבי 2,000 ₪. הטופס מציין 3cx.</w:t>
             </w:r>
           </w:p>
         </w:tc>
@@ -4942,7 +4942,7 @@
                 <w:szCs w:val="19"/>
                 <w:rtl/>
               </w:rPr>
-              <w:t xml:space="preserve">גיליון "הנחות"</w:t>
+              <w:t xml:space="preserve">גיליון "רכיבי בסיס" (F11); שאלת הבהרה 37</w:t>
             </w:r>
           </w:p>
         </w:tc>
@@ -5087,7 +5087,7 @@
                 <w:szCs w:val="19"/>
                 <w:rtl/>
               </w:rPr>
-              <w:t xml:space="preserve">מה מדיניות החברה לגבי הצעת דמי הקמה נמוכה מהעלות (עד הצעה סמלית)? מה גובה ההפסד המקסימלי המותר בהקמה?</w:t>
+              <w:t xml:space="preserve">מה תמהיל הדקות הצפוי (נייח/סלולר) ועלות הדקה?</w:t>
             </w:r>
           </w:p>
         </w:tc>
@@ -5122,7 +5122,7 @@
                 <w:szCs w:val="19"/>
                 <w:rtl/>
               </w:rPr>
-              <w:t xml:space="preserve">עמ' 9–10, 43</w:t>
+              <w:t xml:space="preserve">עמ' 41, רכיב 8</w:t>
             </w:r>
           </w:p>
         </w:tc>
@@ -5157,7 +5157,7 @@
                 <w:szCs w:val="19"/>
                 <w:rtl/>
               </w:rPr>
-              <w:t xml:space="preserve">80% מציון המחיר. ראו טבלת הרגישות.</w:t>
+              <w:t xml:space="preserve">10,000 דקות כלולות.</w:t>
             </w:r>
           </w:p>
         </w:tc>
@@ -5192,7 +5192,7 @@
                 <w:szCs w:val="19"/>
                 <w:rtl/>
               </w:rPr>
-              <w:t xml:space="preserve">גיליון "ניקוד ותחרות" (רגישות); "הנחות" (B6); שאלת הבהרה 15</w:t>
+              <w:t xml:space="preserve">גיליון "רכיבי בסיס" (F11)</w:t>
             </w:r>
           </w:p>
         </w:tc>
@@ -5337,7 +5337,7 @@
                 <w:szCs w:val="19"/>
                 <w:rtl/>
               </w:rPr>
-              <w:t xml:space="preserve">תנאי תשלום שוטף + 45 מאישור החשבון (עד ~60 יום) – מקובל?</w:t>
+              <w:t xml:space="preserve">ניוד מספרים מהספק הקיים – כמה מספרים, זמן ועלות?</w:t>
             </w:r>
           </w:p>
         </w:tc>
@@ -5372,7 +5372,7 @@
                 <w:szCs w:val="19"/>
                 <w:rtl/>
               </w:rPr>
-              <w:t xml:space="preserve">עמ' 35</w:t>
+              <w:t xml:space="preserve">עמ' 11, סעיף 6.ו</w:t>
             </w:r>
           </w:p>
         </w:tc>
@@ -5407,7 +5407,7 @@
                 <w:szCs w:val="19"/>
                 <w:rtl/>
               </w:rPr>
-              <w:t xml:space="preserve">פיגור תשלום בתזרים.</w:t>
+              <w:t xml:space="preserve"/>
             </w:r>
           </w:p>
         </w:tc>
@@ -5442,7 +5442,7 @@
                 <w:szCs w:val="19"/>
                 <w:rtl/>
               </w:rPr>
-              <w:t xml:space="preserve">גיליון "הנחות" (B12)</w:t>
+              <w:t xml:space="preserve">עלות ההקמה ("הנחות" B7)</w:t>
             </w:r>
           </w:p>
         </w:tc>
@@ -5513,45 +5513,6 @@
                 <w:rtl/>
               </w:rPr>
               <w:t xml:space="preserve">23.10.2026</w:t>
-            </w:r>
-          </w:p>
-        </w:tc>
-      </w:tr>
-      <w:tr>
-        <w:tc>
-          <w:tcPr>
-            <w:tcW w:type="dxa" w:w="14838"/>
-            <w:gridSpan w:val="7"/>
-            <w:tcBorders>
-              <w:top w:val="single" w:color="808080" w:sz="4"/>
-              <w:left w:val="single" w:color="808080" w:sz="4"/>
-              <w:bottom w:val="single" w:color="808080" w:sz="4"/>
-              <w:right w:val="single" w:color="808080" w:sz="4"/>
-            </w:tcBorders>
-            <w:shd w:fill="D9E2F3" w:color="auto" w:val="clear"/>
-            <w:tcMar>
-              <w:top w:type="dxa" w:w="50"/>
-              <w:left w:type="dxa" w:w="90"/>
-              <w:bottom w:type="dxa" w:w="50"/>
-              <w:right w:type="dxa" w:w="90"/>
-            </w:tcMar>
-          </w:tcPr>
-          <w:p>
-            <w:pPr>
-              <w:bidi/>
-              <w:spacing w:after="40"/>
-              <w:jc w:val="right"/>
-            </w:pPr>
-            <w:r>
-              <w:rPr>
-                <w:rFonts w:ascii="Arial" w:cs="Arial" w:eastAsia="Arial" w:hAnsi="Arial"/>
-                <w:b/>
-                <w:bCs/>
-                <w:sz w:val="21"/>
-                <w:szCs w:val="21"/>
-                <w:rtl/>
-              </w:rPr>
-              <w:t xml:space="preserve">הנדסת רשת – קווי מטרו ו-IPVPN</w:t>
             </w:r>
           </w:p>
         </w:tc>
@@ -5626,7 +5587,7 @@
                 <w:szCs w:val="19"/>
                 <w:rtl/>
               </w:rPr>
-              <w:t xml:space="preserve">האם יש תשתית סיב/מטרו של HOT לאתרי המועצה בכפר ברא? מה זמן ההקמה?</w:t>
+              <w:t xml:space="preserve">עלות טלפון IP מתקדם לשכירות (מחיר מרבי 30 ₪ לחודש)?</w:t>
             </w:r>
           </w:p>
         </w:tc>
@@ -5661,7 +5622,7 @@
                 <w:szCs w:val="19"/>
                 <w:rtl/>
               </w:rPr>
-              <w:t xml:space="preserve">עמ' 42, רכיב 11</w:t>
+              <w:t xml:space="preserve">עמ' 42, רכיב 12</w:t>
             </w:r>
           </w:p>
         </w:tc>
@@ -5696,7 +5657,7 @@
                 <w:szCs w:val="19"/>
                 <w:rtl/>
               </w:rPr>
-              <w:t xml:space="preserve">ליבת הערך של HOT במכרז.</w:t>
+              <w:t xml:space="preserve"/>
             </w:r>
           </w:p>
         </w:tc>
@@ -5731,7 +5692,7 @@
                 <w:szCs w:val="19"/>
                 <w:rtl/>
               </w:rPr>
-              <w:t xml:space="preserve">גיליון "רכיבי בסיס" (F14)</w:t>
+              <w:t xml:space="preserve">גיליון "רכיבי בסיס" (F15)</w:t>
             </w:r>
           </w:p>
         </w:tc>
@@ -5802,6 +5763,45 @@
                 <w:rtl/>
               </w:rPr>
               <w:t xml:space="preserve">23.10.2026</w:t>
+            </w:r>
+          </w:p>
+        </w:tc>
+      </w:tr>
+      <w:tr>
+        <w:tc>
+          <w:tcPr>
+            <w:tcW w:type="dxa" w:w="14838"/>
+            <w:gridSpan w:val="7"/>
+            <w:tcBorders>
+              <w:top w:val="single" w:color="808080" w:sz="4"/>
+              <w:left w:val="single" w:color="808080" w:sz="4"/>
+              <w:bottom w:val="single" w:color="808080" w:sz="4"/>
+              <w:right w:val="single" w:color="808080" w:sz="4"/>
+            </w:tcBorders>
+            <w:shd w:fill="D9E2F3" w:color="auto" w:val="clear"/>
+            <w:tcMar>
+              <w:top w:type="dxa" w:w="50"/>
+              <w:left w:type="dxa" w:w="90"/>
+              <w:bottom w:type="dxa" w:w="50"/>
+              <w:right w:type="dxa" w:w="90"/>
+            </w:tcMar>
+          </w:tcPr>
+          <w:p>
+            <w:pPr>
+              <w:bidi/>
+              <w:spacing w:after="40"/>
+              <w:jc w:val="right"/>
+            </w:pPr>
+            <w:r>
+              <w:rPr>
+                <w:rFonts w:ascii="Arial" w:cs="Arial" w:eastAsia="Arial" w:hAnsi="Arial"/>
+                <w:b/>
+                <w:bCs/>
+                <w:sz w:val="21"/>
+                <w:szCs w:val="21"/>
+                <w:rtl/>
+              </w:rPr>
+              <w:t xml:space="preserve">ענן ומרכזי נתונים</w:t>
             </w:r>
           </w:p>
         </w:tc>
@@ -5876,7 +5876,7 @@
                 <w:szCs w:val="19"/>
                 <w:rtl/>
               </w:rPr>
-              <w:t xml:space="preserve">מה העלות החודשית של קו מטרו IPVPN 300/150 עם חיבור לשתי חוות (ראשי + DR)? (מחיר מרבי 1,600 ₪)</w:t>
+              <w:t xml:space="preserve">מה העלות החודשית לשרתים וירטואליים: DC × 2, FS 5TB × 2 (NVMe, DFS), TS ל-35 משתמשים, שרת הדפסות?</w:t>
             </w:r>
           </w:p>
         </w:tc>
@@ -5911,7 +5911,7 @@
                 <w:szCs w:val="19"/>
                 <w:rtl/>
               </w:rPr>
-              <w:t xml:space="preserve">עמ' 42, רכיב 11</w:t>
+              <w:t xml:space="preserve">עמ' 41, רכיבים 2–4, 6</w:t>
             </w:r>
           </w:p>
         </w:tc>
@@ -5946,7 +5946,7 @@
                 <w:szCs w:val="19"/>
                 <w:rtl/>
               </w:rPr>
-              <w:t xml:space="preserve">מרווח הרכיב.</w:t>
+              <w:t xml:space="preserve">רכיבים 3–4 נראים מתחת לעלות.</w:t>
             </w:r>
           </w:p>
         </w:tc>
@@ -5981,7 +5981,7 @@
                 <w:szCs w:val="19"/>
                 <w:rtl/>
               </w:rPr>
-              <w:t xml:space="preserve">גיליון "רכיבי בסיס" (F14)</w:t>
+              <w:t xml:space="preserve">גיליון "רכיבי בסיס" (F5–F7, F9)</w:t>
             </w:r>
           </w:p>
         </w:tc>
@@ -6126,7 +6126,7 @@
                 <w:szCs w:val="19"/>
                 <w:rtl/>
               </w:rPr>
-              <w:t xml:space="preserve">מה הכוונה ב"כולל VDOM" – Firewall וירטואלי בתשתית שלנו? מי מספק ומה העלות?</w:t>
+              <w:t xml:space="preserve">עלות רישוי Windows Server (SPLA) ו-RDS CAL ל-35 משתמשים?</w:t>
             </w:r>
           </w:p>
         </w:tc>
@@ -6161,7 +6161,7 @@
                 <w:szCs w:val="19"/>
                 <w:rtl/>
               </w:rPr>
-              <w:t xml:space="preserve">עמ' 42, רכיב 11</w:t>
+              <w:t xml:space="preserve">עמ' 41, רכיב 4</w:t>
             </w:r>
           </w:p>
         </w:tc>
@@ -6196,7 +6196,7 @@
                 <w:szCs w:val="19"/>
                 <w:rtl/>
               </w:rPr>
-              <w:t xml:space="preserve">עלות נסתרת אפשרית.</w:t>
+              <w:t xml:space="preserve">צמוד דולר.</w:t>
             </w:r>
           </w:p>
         </w:tc>
@@ -6231,7 +6231,7 @@
                 <w:szCs w:val="19"/>
                 <w:rtl/>
               </w:rPr>
-              <w:t xml:space="preserve">שאלת הבהרה 40</w:t>
+              <w:t xml:space="preserve">גיליון "רכיבי בסיס" (F7, G7)</w:t>
             </w:r>
           </w:p>
         </w:tc>
@@ -6376,7 +6376,7 @@
                 <w:szCs w:val="19"/>
                 <w:rtl/>
               </w:rPr>
-              <w:t xml:space="preserve">עלות קו גיבוי לאתר הראשי (מחיר בטופס 540 ₪)?</w:t>
+              <w:t xml:space="preserve">מוצר הגיבוי, זמן השמירה ועלות הגיבוי היומי לאתר מרוחק?</w:t>
             </w:r>
           </w:p>
         </w:tc>
@@ -6411,7 +6411,7 @@
                 <w:szCs w:val="19"/>
                 <w:rtl/>
               </w:rPr>
-              <w:t xml:space="preserve">עמ' 42, אופציונלי</w:t>
+              <w:t xml:space="preserve">עמ' 41, רכיב 9</w:t>
             </w:r>
           </w:p>
         </w:tc>
@@ -6446,7 +6446,7 @@
                 <w:szCs w:val="19"/>
                 <w:rtl/>
               </w:rPr>
-              <w:t xml:space="preserve"/>
+              <w:t xml:space="preserve">מחיר מרבי 1,350 ₪.</w:t>
             </w:r>
           </w:p>
         </w:tc>
@@ -6481,7 +6481,7 @@
                 <w:szCs w:val="19"/>
                 <w:rtl/>
               </w:rPr>
-              <w:t xml:space="preserve">גיליון "אופציונליים"</w:t>
+              <w:t xml:space="preserve">גיליון "רכיבי בסיס" (F12)</w:t>
             </w:r>
           </w:p>
         </w:tc>
@@ -6626,7 +6626,7 @@
                 <w:szCs w:val="19"/>
                 <w:rtl/>
               </w:rPr>
-              <w:t xml:space="preserve">האם אפשר לבצע סקר אתר לפני 28.10?</w:t>
+              <w:t xml:space="preserve">האם יש לנו שתי חוות (ראשית ו-DR) בישראל?</w:t>
             </w:r>
           </w:p>
         </w:tc>
@@ -6661,7 +6661,7 @@
                 <w:szCs w:val="19"/>
                 <w:rtl/>
               </w:rPr>
-              <w:t xml:space="preserve">עמ' 5, 11</w:t>
+              <w:t xml:space="preserve">עמ' 42, רכיב 11</w:t>
             </w:r>
           </w:p>
         </w:tc>
@@ -6696,7 +6696,7 @@
                 <w:szCs w:val="19"/>
                 <w:rtl/>
               </w:rPr>
-              <w:t xml:space="preserve">דיוק בכמויות ובעלויות.</w:t>
+              <w:t xml:space="preserve">דרישה מפורשת.</w:t>
             </w:r>
           </w:p>
         </w:tc>
@@ -6731,7 +6731,7 @@
                 <w:szCs w:val="19"/>
                 <w:rtl/>
               </w:rPr>
-              <w:t xml:space="preserve">כל הגיליונות</w:t>
+              <w:t xml:space="preserve">החלטת הגשה</w:t>
             </w:r>
           </w:p>
         </w:tc>
@@ -6840,7 +6840,7 @@
                 <w:szCs w:val="21"/>
                 <w:rtl/>
               </w:rPr>
-              <w:t xml:space="preserve">טלפוניה</w:t>
+              <w:t xml:space="preserve">IT מנוהל, מוקד ושטח</w:t>
             </w:r>
           </w:p>
         </w:tc>
@@ -6915,7 +6915,7 @@
                 <w:szCs w:val="19"/>
                 <w:rtl/>
               </w:rPr>
-              <w:t xml:space="preserve">האם IP Centrex של HOT עונה על רכיב 8 (35 שלוחות, IVR, הקלטה, אפליקציה, 10,000 דקות) – ומה העלות החודשית?</w:t>
+              <w:t xml:space="preserve">האם יש לנו תמיכה 24/7 והגעה לכפר ברא תוך שעתיים בתקלה משביתה? איפה הטכנאי הקרוב?</w:t>
             </w:r>
           </w:p>
         </w:tc>
@@ -6950,7 +6950,7 @@
                 <w:szCs w:val="19"/>
                 <w:rtl/>
               </w:rPr>
-              <w:t xml:space="preserve">עמ' 41, רכיב 8</w:t>
+              <w:t xml:space="preserve">עמ' 7, סעיף 3.8</w:t>
             </w:r>
           </w:p>
         </w:tc>
@@ -6985,7 +6985,7 @@
                 <w:szCs w:val="19"/>
                 <w:rtl/>
               </w:rPr>
-              <w:t xml:space="preserve">מחיר מרבי 2,000 ₪. הטופס מציין 3cx.</w:t>
+              <w:t xml:space="preserve">תנאי סף בתצהיר.</w:t>
             </w:r>
           </w:p>
         </w:tc>
@@ -7020,7 +7020,7 @@
                 <w:szCs w:val="19"/>
                 <w:rtl/>
               </w:rPr>
-              <w:t xml:space="preserve">גיליון "רכיבי בסיס" (F11); שאלת הבהרה 37</w:t>
+              <w:t xml:space="preserve">החלטת הגשה; עלות רכיב 1</w:t>
             </w:r>
           </w:p>
         </w:tc>
@@ -7090,7 +7090,7 @@
                 <w:szCs w:val="19"/>
                 <w:rtl/>
               </w:rPr>
-              <w:t xml:space="preserve">23.10.2026</w:t>
+              <w:t xml:space="preserve">תנאי סף: 16.10 | עלויות: 23.10</w:t>
             </w:r>
           </w:p>
         </w:tc>
@@ -7165,7 +7165,7 @@
                 <w:szCs w:val="19"/>
                 <w:rtl/>
               </w:rPr>
-              <w:t xml:space="preserve">מה תמהיל הדקות הצפוי (נייח/סלולר) ועלות הדקה?</w:t>
+              <w:t xml:space="preserve">מה עלות ביקור שבועי של 8 שעות + מוקד מרחוק? (מחיר מרבי לרכיב 1: 4,500 ₪)</w:t>
             </w:r>
           </w:p>
         </w:tc>
@@ -7200,7 +7200,7 @@
                 <w:szCs w:val="19"/>
                 <w:rtl/>
               </w:rPr>
-              <w:t xml:space="preserve">עמ' 41, רכיב 8</w:t>
+              <w:t xml:space="preserve">עמ' 41, רכיב 1</w:t>
             </w:r>
           </w:p>
         </w:tc>
@@ -7235,7 +7235,7 @@
                 <w:szCs w:val="19"/>
                 <w:rtl/>
               </w:rPr>
-              <w:t xml:space="preserve">10,000 דקות כלולות.</w:t>
+              <w:t xml:space="preserve">כנראה הפסדי.</w:t>
             </w:r>
           </w:p>
         </w:tc>
@@ -7270,7 +7270,7 @@
                 <w:szCs w:val="19"/>
                 <w:rtl/>
               </w:rPr>
-              <w:t xml:space="preserve">גיליון "רכיבי בסיס" (F11)</w:t>
+              <w:t xml:space="preserve">גיליון "רכיבי בסיס" (F4)</w:t>
             </w:r>
           </w:p>
         </w:tc>
@@ -7340,7 +7340,7 @@
                 <w:szCs w:val="19"/>
                 <w:rtl/>
               </w:rPr>
-              <w:t xml:space="preserve">23.10.2026</w:t>
+              <w:t xml:space="preserve">תנאי סף: 16.10 | עלויות: 23.10</w:t>
             </w:r>
           </w:p>
         </w:tc>
@@ -7415,7 +7415,7 @@
                 <w:szCs w:val="19"/>
                 <w:rtl/>
               </w:rPr>
-              <w:t xml:space="preserve">ניוד מספרים מהספק הקיים – כמה מספרים, זמן ועלות?</w:t>
+              <w:t xml:space="preserve">האם יש לנו ניסיון וצוות ב-AD, Microsoft 365, Exchange Online, Fortinet, VLAN, EDR – או שנדרש שותף?</w:t>
             </w:r>
           </w:p>
         </w:tc>
@@ -7450,7 +7450,7 @@
                 <w:szCs w:val="19"/>
                 <w:rtl/>
               </w:rPr>
-              <w:t xml:space="preserve">עמ' 11, סעיף 6.ו</w:t>
+              <w:t xml:space="preserve">עמ' 6, סעיף 3.5</w:t>
             </w:r>
           </w:p>
         </w:tc>
@@ -7485,82 +7485,82 @@
                 <w:szCs w:val="19"/>
                 <w:rtl/>
               </w:rPr>
+              <w:t xml:space="preserve">תנאי סף.</w:t>
+            </w:r>
+          </w:p>
+        </w:tc>
+        <w:tc>
+          <w:tcPr>
+            <w:tcW w:type="dxa" w:w="2338"/>
+            <w:tcBorders>
+              <w:top w:val="single" w:color="808080" w:sz="4"/>
+              <w:left w:val="single" w:color="808080" w:sz="4"/>
+              <w:bottom w:val="single" w:color="808080" w:sz="4"/>
+              <w:right w:val="single" w:color="808080" w:sz="4"/>
+            </w:tcBorders>
+            <w:tcMar>
+              <w:top w:type="dxa" w:w="50"/>
+              <w:left w:type="dxa" w:w="90"/>
+              <w:bottom w:type="dxa" w:w="50"/>
+              <w:right w:type="dxa" w:w="90"/>
+            </w:tcMar>
+          </w:tcPr>
+          <w:p>
+            <w:pPr>
+              <w:bidi/>
+              <w:spacing w:after="40"/>
+              <w:jc w:val="right"/>
+            </w:pPr>
+            <w:r>
+              <w:rPr>
+                <w:rFonts w:ascii="Arial" w:cs="Arial" w:eastAsia="Arial" w:hAnsi="Arial"/>
+                <w:b w:val="false"/>
+                <w:bCs w:val="false"/>
+                <w:sz w:val="19"/>
+                <w:szCs w:val="19"/>
+                <w:rtl/>
+              </w:rPr>
+              <w:t xml:space="preserve">החלטת הגשה; שאלת הבהרה 12</w:t>
+            </w:r>
+          </w:p>
+        </w:tc>
+        <w:tc>
+          <w:tcPr>
+            <w:tcW w:type="dxa" w:w="1300"/>
+            <w:tcBorders>
+              <w:top w:val="single" w:color="808080" w:sz="4"/>
+              <w:left w:val="single" w:color="808080" w:sz="4"/>
+              <w:bottom w:val="single" w:color="808080" w:sz="4"/>
+              <w:right w:val="single" w:color="808080" w:sz="4"/>
+            </w:tcBorders>
+            <w:tcMar>
+              <w:top w:type="dxa" w:w="50"/>
+              <w:left w:type="dxa" w:w="90"/>
+              <w:bottom w:type="dxa" w:w="50"/>
+              <w:right w:type="dxa" w:w="90"/>
+            </w:tcMar>
+          </w:tcPr>
+          <w:p>
+            <w:pPr>
+              <w:bidi/>
+              <w:spacing w:after="40"/>
+              <w:jc w:val="right"/>
+            </w:pPr>
+            <w:r>
+              <w:rPr>
+                <w:rFonts w:ascii="Arial" w:cs="Arial" w:eastAsia="Arial" w:hAnsi="Arial"/>
+                <w:b w:val="false"/>
+                <w:bCs w:val="false"/>
+                <w:sz w:val="19"/>
+                <w:szCs w:val="19"/>
+                <w:rtl/>
+              </w:rPr>
               <w:t xml:space="preserve"/>
             </w:r>
           </w:p>
         </w:tc>
         <w:tc>
           <w:tcPr>
-            <w:tcW w:type="dxa" w:w="2338"/>
-            <w:tcBorders>
-              <w:top w:val="single" w:color="808080" w:sz="4"/>
-              <w:left w:val="single" w:color="808080" w:sz="4"/>
-              <w:bottom w:val="single" w:color="808080" w:sz="4"/>
-              <w:right w:val="single" w:color="808080" w:sz="4"/>
-            </w:tcBorders>
-            <w:tcMar>
-              <w:top w:type="dxa" w:w="50"/>
-              <w:left w:type="dxa" w:w="90"/>
-              <w:bottom w:type="dxa" w:w="50"/>
-              <w:right w:type="dxa" w:w="90"/>
-            </w:tcMar>
-          </w:tcPr>
-          <w:p>
-            <w:pPr>
-              <w:bidi/>
-              <w:spacing w:after="40"/>
-              <w:jc w:val="right"/>
-            </w:pPr>
-            <w:r>
-              <w:rPr>
-                <w:rFonts w:ascii="Arial" w:cs="Arial" w:eastAsia="Arial" w:hAnsi="Arial"/>
-                <w:b w:val="false"/>
-                <w:bCs w:val="false"/>
-                <w:sz w:val="19"/>
-                <w:szCs w:val="19"/>
-                <w:rtl/>
-              </w:rPr>
-              <w:t xml:space="preserve">עלות ההקמה ("הנחות" B7)</w:t>
-            </w:r>
-          </w:p>
-        </w:tc>
-        <w:tc>
-          <w:tcPr>
-            <w:tcW w:type="dxa" w:w="1300"/>
-            <w:tcBorders>
-              <w:top w:val="single" w:color="808080" w:sz="4"/>
-              <w:left w:val="single" w:color="808080" w:sz="4"/>
-              <w:bottom w:val="single" w:color="808080" w:sz="4"/>
-              <w:right w:val="single" w:color="808080" w:sz="4"/>
-            </w:tcBorders>
-            <w:tcMar>
-              <w:top w:type="dxa" w:w="50"/>
-              <w:left w:type="dxa" w:w="90"/>
-              <w:bottom w:type="dxa" w:w="50"/>
-              <w:right w:type="dxa" w:w="90"/>
-            </w:tcMar>
-          </w:tcPr>
-          <w:p>
-            <w:pPr>
-              <w:bidi/>
-              <w:spacing w:after="40"/>
-              <w:jc w:val="right"/>
-            </w:pPr>
-            <w:r>
-              <w:rPr>
-                <w:rFonts w:ascii="Arial" w:cs="Arial" w:eastAsia="Arial" w:hAnsi="Arial"/>
-                <w:b w:val="false"/>
-                <w:bCs w:val="false"/>
-                <w:sz w:val="19"/>
-                <w:szCs w:val="19"/>
-                <w:rtl/>
-              </w:rPr>
-              <w:t xml:space="preserve"/>
-            </w:r>
-          </w:p>
-        </w:tc>
-        <w:tc>
-          <w:tcPr>
             <w:tcW w:type="dxa" w:w="1200"/>
             <w:tcBorders>
               <w:top w:val="single" w:color="808080" w:sz="4"/>
@@ -7590,7 +7590,7 @@
                 <w:szCs w:val="19"/>
                 <w:rtl/>
               </w:rPr>
-              <w:t xml:space="preserve">23.10.2026</w:t>
+              <w:t xml:space="preserve">תנאי סף: 16.10 | עלויות: 23.10</w:t>
             </w:r>
           </w:p>
         </w:tc>
@@ -7665,7 +7665,7 @@
                 <w:szCs w:val="19"/>
                 <w:rtl/>
               </w:rPr>
-              <w:t xml:space="preserve">עלות טלפון IP מתקדם לשכירות (מחיר מרבי 30 ₪ לחודש)?</w:t>
+              <w:t xml:space="preserve">כמה שעות ועלות לפרויקט ההקמה (מיגרציה של שרתים, דואר ומרכזייה, הדרכות)?</w:t>
             </w:r>
           </w:p>
         </w:tc>
@@ -7700,7 +7700,7 @@
                 <w:szCs w:val="19"/>
                 <w:rtl/>
               </w:rPr>
-              <w:t xml:space="preserve">עמ' 42, רכיב 12</w:t>
+              <w:t xml:space="preserve">עמ' 43, דמי הקמה</w:t>
             </w:r>
           </w:p>
         </w:tc>
@@ -7735,82 +7735,82 @@
                 <w:szCs w:val="19"/>
                 <w:rtl/>
               </w:rPr>
+              <w:t xml:space="preserve">עלות ההקמה בפועל.</w:t>
+            </w:r>
+          </w:p>
+        </w:tc>
+        <w:tc>
+          <w:tcPr>
+            <w:tcW w:type="dxa" w:w="2338"/>
+            <w:tcBorders>
+              <w:top w:val="single" w:color="808080" w:sz="4"/>
+              <w:left w:val="single" w:color="808080" w:sz="4"/>
+              <w:bottom w:val="single" w:color="808080" w:sz="4"/>
+              <w:right w:val="single" w:color="808080" w:sz="4"/>
+            </w:tcBorders>
+            <w:tcMar>
+              <w:top w:type="dxa" w:w="50"/>
+              <w:left w:type="dxa" w:w="90"/>
+              <w:bottom w:type="dxa" w:w="50"/>
+              <w:right w:type="dxa" w:w="90"/>
+            </w:tcMar>
+          </w:tcPr>
+          <w:p>
+            <w:pPr>
+              <w:bidi/>
+              <w:spacing w:after="40"/>
+              <w:jc w:val="right"/>
+            </w:pPr>
+            <w:r>
+              <w:rPr>
+                <w:rFonts w:ascii="Arial" w:cs="Arial" w:eastAsia="Arial" w:hAnsi="Arial"/>
+                <w:b w:val="false"/>
+                <w:bCs w:val="false"/>
+                <w:sz w:val="19"/>
+                <w:szCs w:val="19"/>
+                <w:rtl/>
+              </w:rPr>
+              <w:t xml:space="preserve">גיליון "הנחות" (B7)</w:t>
+            </w:r>
+          </w:p>
+        </w:tc>
+        <w:tc>
+          <w:tcPr>
+            <w:tcW w:type="dxa" w:w="1300"/>
+            <w:tcBorders>
+              <w:top w:val="single" w:color="808080" w:sz="4"/>
+              <w:left w:val="single" w:color="808080" w:sz="4"/>
+              <w:bottom w:val="single" w:color="808080" w:sz="4"/>
+              <w:right w:val="single" w:color="808080" w:sz="4"/>
+            </w:tcBorders>
+            <w:tcMar>
+              <w:top w:type="dxa" w:w="50"/>
+              <w:left w:type="dxa" w:w="90"/>
+              <w:bottom w:type="dxa" w:w="50"/>
+              <w:right w:type="dxa" w:w="90"/>
+            </w:tcMar>
+          </w:tcPr>
+          <w:p>
+            <w:pPr>
+              <w:bidi/>
+              <w:spacing w:after="40"/>
+              <w:jc w:val="right"/>
+            </w:pPr>
+            <w:r>
+              <w:rPr>
+                <w:rFonts w:ascii="Arial" w:cs="Arial" w:eastAsia="Arial" w:hAnsi="Arial"/>
+                <w:b w:val="false"/>
+                <w:bCs w:val="false"/>
+                <w:sz w:val="19"/>
+                <w:szCs w:val="19"/>
+                <w:rtl/>
+              </w:rPr>
               <w:t xml:space="preserve"/>
             </w:r>
           </w:p>
         </w:tc>
         <w:tc>
           <w:tcPr>
-            <w:tcW w:type="dxa" w:w="2338"/>
-            <w:tcBorders>
-              <w:top w:val="single" w:color="808080" w:sz="4"/>
-              <w:left w:val="single" w:color="808080" w:sz="4"/>
-              <w:bottom w:val="single" w:color="808080" w:sz="4"/>
-              <w:right w:val="single" w:color="808080" w:sz="4"/>
-            </w:tcBorders>
-            <w:tcMar>
-              <w:top w:type="dxa" w:w="50"/>
-              <w:left w:type="dxa" w:w="90"/>
-              <w:bottom w:type="dxa" w:w="50"/>
-              <w:right w:type="dxa" w:w="90"/>
-            </w:tcMar>
-          </w:tcPr>
-          <w:p>
-            <w:pPr>
-              <w:bidi/>
-              <w:spacing w:after="40"/>
-              <w:jc w:val="right"/>
-            </w:pPr>
-            <w:r>
-              <w:rPr>
-                <w:rFonts w:ascii="Arial" w:cs="Arial" w:eastAsia="Arial" w:hAnsi="Arial"/>
-                <w:b w:val="false"/>
-                <w:bCs w:val="false"/>
-                <w:sz w:val="19"/>
-                <w:szCs w:val="19"/>
-                <w:rtl/>
-              </w:rPr>
-              <w:t xml:space="preserve">גיליון "רכיבי בסיס" (F15)</w:t>
-            </w:r>
-          </w:p>
-        </w:tc>
-        <w:tc>
-          <w:tcPr>
-            <w:tcW w:type="dxa" w:w="1300"/>
-            <w:tcBorders>
-              <w:top w:val="single" w:color="808080" w:sz="4"/>
-              <w:left w:val="single" w:color="808080" w:sz="4"/>
-              <w:bottom w:val="single" w:color="808080" w:sz="4"/>
-              <w:right w:val="single" w:color="808080" w:sz="4"/>
-            </w:tcBorders>
-            <w:tcMar>
-              <w:top w:type="dxa" w:w="50"/>
-              <w:left w:type="dxa" w:w="90"/>
-              <w:bottom w:type="dxa" w:w="50"/>
-              <w:right w:type="dxa" w:w="90"/>
-            </w:tcMar>
-          </w:tcPr>
-          <w:p>
-            <w:pPr>
-              <w:bidi/>
-              <w:spacing w:after="40"/>
-              <w:jc w:val="right"/>
-            </w:pPr>
-            <w:r>
-              <w:rPr>
-                <w:rFonts w:ascii="Arial" w:cs="Arial" w:eastAsia="Arial" w:hAnsi="Arial"/>
-                <w:b w:val="false"/>
-                <w:bCs w:val="false"/>
-                <w:sz w:val="19"/>
-                <w:szCs w:val="19"/>
-                <w:rtl/>
-              </w:rPr>
-              <w:t xml:space="preserve"/>
-            </w:r>
-          </w:p>
-        </w:tc>
-        <w:tc>
-          <w:tcPr>
             <w:tcW w:type="dxa" w:w="1200"/>
             <w:tcBorders>
               <w:top w:val="single" w:color="808080" w:sz="4"/>
@@ -7840,46 +7840,7 @@
                 <w:szCs w:val="19"/>
                 <w:rtl/>
               </w:rPr>
-              <w:t xml:space="preserve">23.10.2026</w:t>
-            </w:r>
-          </w:p>
-        </w:tc>
-      </w:tr>
-      <w:tr>
-        <w:tc>
-          <w:tcPr>
-            <w:tcW w:type="dxa" w:w="14838"/>
-            <w:gridSpan w:val="7"/>
-            <w:tcBorders>
-              <w:top w:val="single" w:color="808080" w:sz="4"/>
-              <w:left w:val="single" w:color="808080" w:sz="4"/>
-              <w:bottom w:val="single" w:color="808080" w:sz="4"/>
-              <w:right w:val="single" w:color="808080" w:sz="4"/>
-            </w:tcBorders>
-            <w:shd w:fill="D9E2F3" w:color="auto" w:val="clear"/>
-            <w:tcMar>
-              <w:top w:type="dxa" w:w="50"/>
-              <w:left w:type="dxa" w:w="90"/>
-              <w:bottom w:type="dxa" w:w="50"/>
-              <w:right w:type="dxa" w:w="90"/>
-            </w:tcMar>
-          </w:tcPr>
-          <w:p>
-            <w:pPr>
-              <w:bidi/>
-              <w:spacing w:after="40"/>
-              <w:jc w:val="right"/>
-            </w:pPr>
-            <w:r>
-              <w:rPr>
-                <w:rFonts w:ascii="Arial" w:cs="Arial" w:eastAsia="Arial" w:hAnsi="Arial"/>
-                <w:b/>
-                <w:bCs/>
-                <w:sz w:val="21"/>
-                <w:szCs w:val="21"/>
-                <w:rtl/>
-              </w:rPr>
-              <w:t xml:space="preserve">ענן ומרכזי נתונים</w:t>
+              <w:t xml:space="preserve">תנאי סף: 16.10 | עלויות: 23.10</w:t>
             </w:r>
           </w:p>
         </w:tc>
@@ -7954,7 +7915,7 @@
                 <w:szCs w:val="19"/>
                 <w:rtl/>
               </w:rPr>
-              <w:t xml:space="preserve">מה העלות החודשית לשרתים וירטואליים: DC × 2, FS 5TB × 2 (NVMe, DFS), TS ל-35 משתמשים, שרת הדפסות?</w:t>
+              <w:t xml:space="preserve">עלות שעת טכנאי בפועל (מול 250 ₪ בטופס)?</w:t>
             </w:r>
           </w:p>
         </w:tc>
@@ -7989,7 +7950,7 @@
                 <w:szCs w:val="19"/>
                 <w:rtl/>
               </w:rPr>
-              <w:t xml:space="preserve">עמ' 41, רכיבים 2–4, 6</w:t>
+              <w:t xml:space="preserve">עמ' 43</w:t>
             </w:r>
           </w:p>
         </w:tc>
@@ -8024,7 +7985,7 @@
                 <w:szCs w:val="19"/>
                 <w:rtl/>
               </w:rPr>
-              <w:t xml:space="preserve">רכיבים 3–4 נראים מתחת לעלות.</w:t>
+              <w:t xml:space="preserve"/>
             </w:r>
           </w:p>
         </w:tc>
@@ -8059,7 +8020,7 @@
                 <w:szCs w:val="19"/>
                 <w:rtl/>
               </w:rPr>
-              <w:t xml:space="preserve">גיליון "רכיבי בסיס" (F5–F7, F9)</w:t>
+              <w:t xml:space="preserve">גיליון "הנחות" (B19)</w:t>
             </w:r>
           </w:p>
         </w:tc>
@@ -8129,7 +8090,46 @@
                 <w:szCs w:val="19"/>
                 <w:rtl/>
               </w:rPr>
-              <w:t xml:space="preserve">23.10.2026</w:t>
+              <w:t xml:space="preserve">תנאי סף: 16.10 | עלויות: 23.10</w:t>
+            </w:r>
+          </w:p>
+        </w:tc>
+      </w:tr>
+      <w:tr>
+        <w:tc>
+          <w:tcPr>
+            <w:tcW w:type="dxa" w:w="14838"/>
+            <w:gridSpan w:val="7"/>
+            <w:tcBorders>
+              <w:top w:val="single" w:color="808080" w:sz="4"/>
+              <w:left w:val="single" w:color="808080" w:sz="4"/>
+              <w:bottom w:val="single" w:color="808080" w:sz="4"/>
+              <w:right w:val="single" w:color="808080" w:sz="4"/>
+            </w:tcBorders>
+            <w:shd w:fill="D9E2F3" w:color="auto" w:val="clear"/>
+            <w:tcMar>
+              <w:top w:type="dxa" w:w="50"/>
+              <w:left w:type="dxa" w:w="90"/>
+              <w:bottom w:type="dxa" w:w="50"/>
+              <w:right w:type="dxa" w:w="90"/>
+            </w:tcMar>
+          </w:tcPr>
+          <w:p>
+            <w:pPr>
+              <w:bidi/>
+              <w:spacing w:after="40"/>
+              <w:jc w:val="right"/>
+            </w:pPr>
+            <w:r>
+              <w:rPr>
+                <w:rFonts w:ascii="Arial" w:cs="Arial" w:eastAsia="Arial" w:hAnsi="Arial"/>
+                <w:b/>
+                <w:bCs/>
+                <w:sz w:val="21"/>
+                <w:szCs w:val="21"/>
+                <w:rtl/>
+              </w:rPr>
+              <w:t xml:space="preserve">אבטחת מידע ו-SOC</w:t>
             </w:r>
           </w:p>
         </w:tc>
@@ -8204,7 +8204,7 @@
                 <w:szCs w:val="19"/>
                 <w:rtl/>
               </w:rPr>
-              <w:t xml:space="preserve">עלות רישוי Windows Server (SPLA) ו-RDS CAL ל-35 משתמשים?</w:t>
+              <w:t xml:space="preserve">ידוע: ISO 27001 בתוקף עד 2028; ISO 9001 – אין, בטיפול. נשאר לבדוק: (א) מה מועד המבדק ומועד קבלת תעודת ISO 9001 הצפוי, ומי גוף ההסמכה; (ב) האם גוף ההסמכה יכול לתת עד 26.10 מכתב על תהליך ההסמכה ומועד המבדק (לחלופה בשאלת הבהרה 13); (ג) האם לחברה קשורה בקבוצה יש ISO 9001 בתוקף; (ד) על איזו ישות משפטית רשומה תעודת 27001, והאם היקפה כולל שירותי IT מנוהלים וענן.</w:t>
             </w:r>
           </w:p>
         </w:tc>
@@ -8239,7 +8239,7 @@
                 <w:szCs w:val="19"/>
                 <w:rtl/>
               </w:rPr>
-              <w:t xml:space="preserve">עמ' 41, רכיב 4</w:t>
+              <w:t xml:space="preserve">עמ' 7, סעיפים 3.7, 4.8</w:t>
             </w:r>
           </w:p>
         </w:tc>
@@ -8274,7 +8274,7 @@
                 <w:szCs w:val="19"/>
                 <w:rtl/>
               </w:rPr>
-              <w:t xml:space="preserve">צמוד דולר.</w:t>
+              <w:t xml:space="preserve">תנאי סף – בלי 9001 או חלופה מאושרת, ההצעה נפסלת.</w:t>
             </w:r>
           </w:p>
         </w:tc>
@@ -8309,7 +8309,7 @@
                 <w:szCs w:val="19"/>
                 <w:rtl/>
               </w:rPr>
-              <w:t xml:space="preserve">גיליון "רכיבי בסיס" (F7, G7)</w:t>
+              <w:t xml:space="preserve">החלטת הגשה; שאלות הבהרה 11, 13</w:t>
             </w:r>
           </w:p>
         </w:tc>
@@ -8379,7 +8379,7 @@
                 <w:szCs w:val="19"/>
                 <w:rtl/>
               </w:rPr>
-              <w:t xml:space="preserve">23.10.2026</w:t>
+              <w:t xml:space="preserve">ISO 9001: 16.10 | עלויות: 23.10</w:t>
             </w:r>
           </w:p>
         </w:tc>
@@ -8454,7 +8454,7 @@
                 <w:szCs w:val="19"/>
                 <w:rtl/>
               </w:rPr>
-              <w:t xml:space="preserve">מוצר הגיבוי, זמן השמירה ועלות הגיבוי היומי לאתר מרוחק?</w:t>
+              <w:t xml:space="preserve">עלות SOC/SIEM מנוהל (6,300 ₪ בטופס) – 24/7 או שעות פעילות?</w:t>
             </w:r>
           </w:p>
         </w:tc>
@@ -8489,7 +8489,7 @@
                 <w:szCs w:val="19"/>
                 <w:rtl/>
               </w:rPr>
-              <w:t xml:space="preserve">עמ' 41, רכיב 9</w:t>
+              <w:t xml:space="preserve">עמ' 42, רכיב 14</w:t>
             </w:r>
           </w:p>
         </w:tc>
@@ -8524,7 +8524,7 @@
                 <w:szCs w:val="19"/>
                 <w:rtl/>
               </w:rPr>
-              <w:t xml:space="preserve">מחיר מרבי 1,350 ₪.</w:t>
+              <w:t xml:space="preserve"/>
             </w:r>
           </w:p>
         </w:tc>
@@ -8559,7 +8559,7 @@
                 <w:szCs w:val="19"/>
                 <w:rtl/>
               </w:rPr>
-              <w:t xml:space="preserve">גיליון "רכיבי בסיס" (F12)</w:t>
+              <w:t xml:space="preserve">גיליון "אופציונליים"</w:t>
             </w:r>
           </w:p>
         </w:tc>
@@ -8629,7 +8629,7 @@
                 <w:szCs w:val="19"/>
                 <w:rtl/>
               </w:rPr>
-              <w:t xml:space="preserve">23.10.2026</w:t>
+              <w:t xml:space="preserve">ISO 9001: 16.10 | עלויות: 23.10</w:t>
             </w:r>
           </w:p>
         </w:tc>
@@ -8704,7 +8704,7 @@
                 <w:szCs w:val="19"/>
                 <w:rtl/>
               </w:rPr>
-              <w:t xml:space="preserve">האם יש לנו שתי חוות (ראשית ו-DR) בישראל?</w:t>
+              <w:t xml:space="preserve">עלות FortiNAC / FortiAnalyzer / FortiManager בענן?</w:t>
             </w:r>
           </w:p>
         </w:tc>
@@ -8739,7 +8739,7 @@
                 <w:szCs w:val="19"/>
                 <w:rtl/>
               </w:rPr>
-              <w:t xml:space="preserve">עמ' 42, רכיב 11</w:t>
+              <w:t xml:space="preserve">עמ' 42, רכיבים 15–17</w:t>
             </w:r>
           </w:p>
         </w:tc>
@@ -8774,7 +8774,7 @@
                 <w:szCs w:val="19"/>
                 <w:rtl/>
               </w:rPr>
-              <w:t xml:space="preserve">דרישה מפורשת.</w:t>
+              <w:t xml:space="preserve"/>
             </w:r>
           </w:p>
         </w:tc>
@@ -8809,7 +8809,7 @@
                 <w:szCs w:val="19"/>
                 <w:rtl/>
               </w:rPr>
-              <w:t xml:space="preserve">החלטת הגשה</w:t>
+              <w:t xml:space="preserve">גיליון "אופציונליים"</w:t>
             </w:r>
           </w:p>
         </w:tc>
@@ -8879,46 +8879,7 @@
                 <w:szCs w:val="19"/>
                 <w:rtl/>
               </w:rPr>
-              <w:t xml:space="preserve">23.10.2026</w:t>
-            </w:r>
-          </w:p>
-        </w:tc>
-      </w:tr>
-      <w:tr>
-        <w:tc>
-          <w:tcPr>
-            <w:tcW w:type="dxa" w:w="14838"/>
-            <w:gridSpan w:val="7"/>
-            <w:tcBorders>
-              <w:top w:val="single" w:color="808080" w:sz="4"/>
-              <w:left w:val="single" w:color="808080" w:sz="4"/>
-              <w:bottom w:val="single" w:color="808080" w:sz="4"/>
-              <w:right w:val="single" w:color="808080" w:sz="4"/>
-            </w:tcBorders>
-            <w:shd w:fill="D9E2F3" w:color="auto" w:val="clear"/>
-            <w:tcMar>
-              <w:top w:type="dxa" w:w="50"/>
-              <w:left w:type="dxa" w:w="90"/>
-              <w:bottom w:type="dxa" w:w="50"/>
-              <w:right w:type="dxa" w:w="90"/>
-            </w:tcMar>
-          </w:tcPr>
-          <w:p>
-            <w:pPr>
-              <w:bidi/>
-              <w:spacing w:after="40"/>
-              <w:jc w:val="right"/>
-            </w:pPr>
-            <w:r>
-              <w:rPr>
-                <w:rFonts w:ascii="Arial" w:cs="Arial" w:eastAsia="Arial" w:hAnsi="Arial"/>
-                <w:b/>
-                <w:bCs/>
-                <w:sz w:val="21"/>
-                <w:szCs w:val="21"/>
-                <w:rtl/>
-              </w:rPr>
-              <w:t xml:space="preserve">IT מנוהל, מוקד ושטח</w:t>
+              <w:t xml:space="preserve">ISO 9001: 16.10 | עלויות: 23.10</w:t>
             </w:r>
           </w:p>
         </w:tc>
@@ -8993,7 +8954,7 @@
                 <w:szCs w:val="19"/>
                 <w:rtl/>
               </w:rPr>
-              <w:t xml:space="preserve">האם יש לנו תמיכה 24/7 והגעה לכפר ברא תוך שעתיים בתקלה משביתה? איפה הטכנאי הקרוב?</w:t>
+              <w:t xml:space="preserve">האם יש לנו שירות CISO במיקור חוץ (2,500 ₪ לחודש)?</w:t>
             </w:r>
           </w:p>
         </w:tc>
@@ -9028,7 +8989,7 @@
                 <w:szCs w:val="19"/>
                 <w:rtl/>
               </w:rPr>
-              <w:t xml:space="preserve">עמ' 7, סעיף 3.8</w:t>
+              <w:t xml:space="preserve">עמ' 43, רכיב 21</w:t>
             </w:r>
           </w:p>
         </w:tc>
@@ -9063,7 +9024,7 @@
                 <w:szCs w:val="19"/>
                 <w:rtl/>
               </w:rPr>
-              <w:t xml:space="preserve">תנאי סף בתצהיר.</w:t>
+              <w:t xml:space="preserve"/>
             </w:r>
           </w:p>
         </w:tc>
@@ -9098,7 +9059,7 @@
                 <w:szCs w:val="19"/>
                 <w:rtl/>
               </w:rPr>
-              <w:t xml:space="preserve">החלטת הגשה; עלות רכיב 1</w:t>
+              <w:t xml:space="preserve">גיליון "אופציונליים"</w:t>
             </w:r>
           </w:p>
         </w:tc>
@@ -9168,7 +9129,7 @@
                 <w:szCs w:val="19"/>
                 <w:rtl/>
               </w:rPr>
-              <w:t xml:space="preserve">תנאי סף: 16.10 | עלויות: 23.10</w:t>
+              <w:t xml:space="preserve">ISO 9001: 16.10 | עלויות: 23.10</w:t>
             </w:r>
           </w:p>
         </w:tc>
@@ -9243,7 +9204,7 @@
                 <w:szCs w:val="19"/>
                 <w:rtl/>
               </w:rPr>
-              <w:t xml:space="preserve">מה עלות ביקור שבועי של 8 שעות + מוקד מרחוק? (מחיר מרבי לרכיב 1: 4,500 ₪)</w:t>
+              <w:t xml:space="preserve">עלות רישיון ESET (או שווה ערך) עם EDR ו-Sandbox לתחנה?</w:t>
             </w:r>
           </w:p>
         </w:tc>
@@ -9278,7 +9239,7 @@
                 <w:szCs w:val="19"/>
                 <w:rtl/>
               </w:rPr>
-              <w:t xml:space="preserve">עמ' 41, רכיב 1</w:t>
+              <w:t xml:space="preserve">עמ' 41, רכיב 5</w:t>
             </w:r>
           </w:p>
         </w:tc>
@@ -9313,7 +9274,7 @@
                 <w:szCs w:val="19"/>
                 <w:rtl/>
               </w:rPr>
-              <w:t xml:space="preserve">כנראה הפסדי.</w:t>
+              <w:t xml:space="preserve">מחיר מרבי 25 ₪.</w:t>
             </w:r>
           </w:p>
         </w:tc>
@@ -9348,7 +9309,7 @@
                 <w:szCs w:val="19"/>
                 <w:rtl/>
               </w:rPr>
-              <w:t xml:space="preserve">גיליון "רכיבי בסיס" (F4)</w:t>
+              <w:t xml:space="preserve">גיליון "רכיבי בסיס" (F8)</w:t>
             </w:r>
           </w:p>
         </w:tc>
@@ -9418,7 +9379,46 @@
                 <w:szCs w:val="19"/>
                 <w:rtl/>
               </w:rPr>
-              <w:t xml:space="preserve">תנאי סף: 16.10 | עלויות: 23.10</w:t>
+              <w:t xml:space="preserve">ISO 9001: 16.10 | עלויות: 23.10</w:t>
+            </w:r>
+          </w:p>
+        </w:tc>
+      </w:tr>
+      <w:tr>
+        <w:tc>
+          <w:tcPr>
+            <w:tcW w:type="dxa" w:w="14838"/>
+            <w:gridSpan w:val="7"/>
+            <w:tcBorders>
+              <w:top w:val="single" w:color="808080" w:sz="4"/>
+              <w:left w:val="single" w:color="808080" w:sz="4"/>
+              <w:bottom w:val="single" w:color="808080" w:sz="4"/>
+              <w:right w:val="single" w:color="808080" w:sz="4"/>
+            </w:tcBorders>
+            <w:shd w:fill="D9E2F3" w:color="auto" w:val="clear"/>
+            <w:tcMar>
+              <w:top w:type="dxa" w:w="50"/>
+              <w:left w:type="dxa" w:w="90"/>
+              <w:bottom w:type="dxa" w:w="50"/>
+              <w:right w:type="dxa" w:w="90"/>
+            </w:tcMar>
+          </w:tcPr>
+          <w:p>
+            <w:pPr>
+              <w:bidi/>
+              <w:spacing w:after="40"/>
+              <w:jc w:val="right"/>
+            </w:pPr>
+            <w:r>
+              <w:rPr>
+                <w:rFonts w:ascii="Arial" w:cs="Arial" w:eastAsia="Arial" w:hAnsi="Arial"/>
+                <w:b/>
+                <w:bCs/>
+                <w:sz w:val="21"/>
+                <w:szCs w:val="21"/>
+                <w:rtl/>
+              </w:rPr>
+              <w:t xml:space="preserve">רכש</w:t>
             </w:r>
           </w:p>
         </w:tc>
@@ -9493,7 +9493,7 @@
                 <w:szCs w:val="19"/>
                 <w:rtl/>
               </w:rPr>
-              <w:t xml:space="preserve">האם יש לנו ניסיון וצוות ב-AD, Microsoft 365, Exchange Online, Fortinet, VLAN, EDR – או שנדרש שותף?</w:t>
+              <w:t xml:space="preserve">האם HOT שותף CSP של Microsoft, ומה המחיר שלנו ל-Business Standard ו-Premium?</w:t>
             </w:r>
           </w:p>
         </w:tc>
@@ -9528,7 +9528,7 @@
                 <w:szCs w:val="19"/>
                 <w:rtl/>
               </w:rPr>
-              <w:t xml:space="preserve">עמ' 6, סעיף 3.5</w:t>
+              <w:t xml:space="preserve">עמ' 41–42</w:t>
             </w:r>
           </w:p>
         </w:tc>
@@ -9563,7 +9563,7 @@
                 <w:szCs w:val="19"/>
                 <w:rtl/>
               </w:rPr>
-              <w:t xml:space="preserve">תנאי סף.</w:t>
+              <w:t xml:space="preserve">מרווח של כ-5% בלבד במחירון.</w:t>
             </w:r>
           </w:p>
         </w:tc>
@@ -9598,7 +9598,7 @@
                 <w:szCs w:val="19"/>
                 <w:rtl/>
               </w:rPr>
-              <w:t xml:space="preserve">החלטת הגשה; שאלת הבהרה 12</w:t>
+              <w:t xml:space="preserve">גיליון "רכיבי בסיס" (F13); "אופציונליים"</w:t>
             </w:r>
           </w:p>
         </w:tc>
@@ -9668,7 +9668,7 @@
                 <w:szCs w:val="19"/>
                 <w:rtl/>
               </w:rPr>
-              <w:t xml:space="preserve">תנאי סף: 16.10 | עלויות: 23.10</w:t>
+              <w:t xml:space="preserve">23.10.2026</w:t>
             </w:r>
           </w:p>
         </w:tc>
@@ -9743,7 +9743,7 @@
                 <w:szCs w:val="19"/>
                 <w:rtl/>
               </w:rPr>
-              <w:t xml:space="preserve">כמה שעות ועלות לפרויקט ההקמה (מיגרציה של שרתים, דואר ומרכזייה, הדרכות)?</w:t>
+              <w:t xml:space="preserve">מחירי מתג 48 PoE ונקודת גישה מנוהלת (Cisco/Fortinet), כולל רישוי ל-36 חודשים?</w:t>
             </w:r>
           </w:p>
         </w:tc>
@@ -9778,7 +9778,7 @@
                 <w:szCs w:val="19"/>
                 <w:rtl/>
               </w:rPr>
-              <w:t xml:space="preserve">עמ' 43, דמי הקמה</w:t>
+              <w:t xml:space="preserve">עמ' 42, רכיבים 13–14</w:t>
             </w:r>
           </w:p>
         </w:tc>
@@ -9813,7 +9813,7 @@
                 <w:szCs w:val="19"/>
                 <w:rtl/>
               </w:rPr>
-              <w:t xml:space="preserve">עלות ההקמה בפועל.</w:t>
+              <w:t xml:space="preserve">מרווח דק בשכירות.</w:t>
             </w:r>
           </w:p>
         </w:tc>
@@ -9848,7 +9848,7 @@
                 <w:szCs w:val="19"/>
                 <w:rtl/>
               </w:rPr>
-              <w:t xml:space="preserve">גיליון "הנחות" (B7)</w:t>
+              <w:t xml:space="preserve">גיליון "רכיבי בסיס" (F16–F17)</w:t>
             </w:r>
           </w:p>
         </w:tc>
@@ -9918,7 +9918,7 @@
                 <w:szCs w:val="19"/>
                 <w:rtl/>
               </w:rPr>
-              <w:t xml:space="preserve">תנאי סף: 16.10 | עלויות: 23.10</w:t>
+              <w:t xml:space="preserve">23.10.2026</w:t>
             </w:r>
           </w:p>
         </w:tc>
@@ -9993,7 +9993,7 @@
                 <w:szCs w:val="19"/>
                 <w:rtl/>
               </w:rPr>
-              <w:t xml:space="preserve">עלות שעת טכנאי בפועל (מול 250 ₪ בטופס)?</w:t>
+              <w:t xml:space="preserve">איזו הנחה ממחירי מדף אפשר לתת למוצרים שלא ברשימה, ומה המרווח שלנו מהספקים?</w:t>
             </w:r>
           </w:p>
         </w:tc>
@@ -10028,7 +10028,7 @@
                 <w:szCs w:val="19"/>
                 <w:rtl/>
               </w:rPr>
-              <w:t xml:space="preserve">עמ' 43</w:t>
+              <w:t xml:space="preserve">עמ' 43, סעיף 7</w:t>
             </w:r>
           </w:p>
         </w:tc>
@@ -10098,7 +10098,7 @@
                 <w:szCs w:val="19"/>
                 <w:rtl/>
               </w:rPr>
-              <w:t xml:space="preserve">גיליון "הנחות" (B19)</w:t>
+              <w:t xml:space="preserve">גיליון "הנחות" (B21–B22)</w:t>
             </w:r>
           </w:p>
         </w:tc>
@@ -10168,7 +10168,7 @@
                 <w:szCs w:val="19"/>
                 <w:rtl/>
               </w:rPr>
-              <w:t xml:space="preserve">תנאי סף: 16.10 | עלויות: 23.10</w:t>
+              <w:t xml:space="preserve">23.10.2026</w:t>
             </w:r>
           </w:p>
         </w:tc>
@@ -10207,7 +10207,7 @@
                 <w:szCs w:val="21"/>
                 <w:rtl/>
               </w:rPr>
-              <w:t xml:space="preserve">אבטחת מידע ו-SOC</w:t>
+              <w:t xml:space="preserve">משאבי אנוש</w:t>
             </w:r>
           </w:p>
         </w:tc>
@@ -10282,7 +10282,7 @@
                 <w:szCs w:val="19"/>
                 <w:rtl/>
               </w:rPr>
-              <w:t xml:space="preserve">ידוע: ISO 27001 בתוקף עד 2028; ISO 9001 – אין, בטיפול. נשאר לבדוק: (א) מה מועד המבדק ומועד קבלת תעודת ISO 9001 הצפוי, ומי גוף ההסמכה; (ב) האם גוף ההסמכה יכול לתת עד 26.10 מכתב על תהליך ההסמכה ומועד המבדק (לחלופה בשאלת הבהרה 13); (ג) האם לחברה קשורה בקבוצה יש ISO 9001 בתוקף; (ד) על איזו ישות משפטית רשומה תעודת 27001, והאם היקפה כולל שירותי IT מנוהלים וענן.</w:t>
+              <w:t xml:space="preserve">האם כל מי שיעבוד בפרויקט (כולל קבלני משנה) אזרח ישראלי?</w:t>
             </w:r>
           </w:p>
         </w:tc>
@@ -10317,7 +10317,7 @@
                 <w:szCs w:val="19"/>
                 <w:rtl/>
               </w:rPr>
-              <w:t xml:space="preserve">עמ' 7, סעיפים 3.7, 4.8</w:t>
+              <w:t xml:space="preserve">עמ' 31, הסכם 11.ד</w:t>
             </w:r>
           </w:p>
         </w:tc>
@@ -10352,7 +10352,7 @@
                 <w:szCs w:val="19"/>
                 <w:rtl/>
               </w:rPr>
-              <w:t xml:space="preserve">תנאי סף – בלי 9001 או חלופה מאושרת, ההצעה נפסלת.</w:t>
+              <w:t xml:space="preserve">דרישה מפורשת.</w:t>
             </w:r>
           </w:p>
         </w:tc>
@@ -10387,7 +10387,7 @@
                 <w:szCs w:val="19"/>
                 <w:rtl/>
               </w:rPr>
-              <w:t xml:space="preserve">החלטת הגשה; שאלות הבהרה 11, 13</w:t>
+              <w:t xml:space="preserve">מסמכי ההגשה</w:t>
             </w:r>
           </w:p>
         </w:tc>
@@ -10457,7 +10457,7 @@
                 <w:szCs w:val="19"/>
                 <w:rtl/>
               </w:rPr>
-              <w:t xml:space="preserve">ISO 9001: 16.10 | עלויות: 23.10</w:t>
+              <w:t xml:space="preserve">23.10.2026</w:t>
             </w:r>
           </w:p>
         </w:tc>
@@ -10532,7 +10532,7 @@
                 <w:szCs w:val="19"/>
                 <w:rtl/>
               </w:rPr>
-              <w:t xml:space="preserve">עלות SOC/SIEM מנוהל (6,300 ₪ בטופס) – 24/7 או שעות פעילות?</w:t>
+              <w:t xml:space="preserve">מי אנשי הצוות הקבועים שיוצגו (קורות חיים, הסמכות)?</w:t>
             </w:r>
           </w:p>
         </w:tc>
@@ -10567,7 +10567,7 @@
                 <w:szCs w:val="19"/>
                 <w:rtl/>
               </w:rPr>
-              <w:t xml:space="preserve">עמ' 42, רכיב 14</w:t>
+              <w:t xml:space="preserve">עמ' 9</w:t>
             </w:r>
           </w:p>
         </w:tc>
@@ -10602,82 +10602,82 @@
                 <w:szCs w:val="19"/>
                 <w:rtl/>
               </w:rPr>
+              <w:t xml:space="preserve">ניקוד הראיון.</w:t>
+            </w:r>
+          </w:p>
+        </w:tc>
+        <w:tc>
+          <w:tcPr>
+            <w:tcW w:type="dxa" w:w="2338"/>
+            <w:tcBorders>
+              <w:top w:val="single" w:color="808080" w:sz="4"/>
+              <w:left w:val="single" w:color="808080" w:sz="4"/>
+              <w:bottom w:val="single" w:color="808080" w:sz="4"/>
+              <w:right w:val="single" w:color="808080" w:sz="4"/>
+            </w:tcBorders>
+            <w:tcMar>
+              <w:top w:type="dxa" w:w="50"/>
+              <w:left w:type="dxa" w:w="90"/>
+              <w:bottom w:type="dxa" w:w="50"/>
+              <w:right w:type="dxa" w:w="90"/>
+            </w:tcMar>
+          </w:tcPr>
+          <w:p>
+            <w:pPr>
+              <w:bidi/>
+              <w:spacing w:after="40"/>
+              <w:jc w:val="right"/>
+            </w:pPr>
+            <w:r>
+              <w:rPr>
+                <w:rFonts w:ascii="Arial" w:cs="Arial" w:eastAsia="Arial" w:hAnsi="Arial"/>
+                <w:b w:val="false"/>
+                <w:bCs w:val="false"/>
+                <w:sz w:val="19"/>
+                <w:szCs w:val="19"/>
+                <w:rtl/>
+              </w:rPr>
+              <w:t xml:space="preserve">הכנה לראיון</w:t>
+            </w:r>
+          </w:p>
+        </w:tc>
+        <w:tc>
+          <w:tcPr>
+            <w:tcW w:type="dxa" w:w="1300"/>
+            <w:tcBorders>
+              <w:top w:val="single" w:color="808080" w:sz="4"/>
+              <w:left w:val="single" w:color="808080" w:sz="4"/>
+              <w:bottom w:val="single" w:color="808080" w:sz="4"/>
+              <w:right w:val="single" w:color="808080" w:sz="4"/>
+            </w:tcBorders>
+            <w:tcMar>
+              <w:top w:type="dxa" w:w="50"/>
+              <w:left w:type="dxa" w:w="90"/>
+              <w:bottom w:type="dxa" w:w="50"/>
+              <w:right w:type="dxa" w:w="90"/>
+            </w:tcMar>
+          </w:tcPr>
+          <w:p>
+            <w:pPr>
+              <w:bidi/>
+              <w:spacing w:after="40"/>
+              <w:jc w:val="right"/>
+            </w:pPr>
+            <w:r>
+              <w:rPr>
+                <w:rFonts w:ascii="Arial" w:cs="Arial" w:eastAsia="Arial" w:hAnsi="Arial"/>
+                <w:b w:val="false"/>
+                <w:bCs w:val="false"/>
+                <w:sz w:val="19"/>
+                <w:szCs w:val="19"/>
+                <w:rtl/>
+              </w:rPr>
               <w:t xml:space="preserve"/>
             </w:r>
           </w:p>
         </w:tc>
         <w:tc>
           <w:tcPr>
-            <w:tcW w:type="dxa" w:w="2338"/>
-            <w:tcBorders>
-              <w:top w:val="single" w:color="808080" w:sz="4"/>
-              <w:left w:val="single" w:color="808080" w:sz="4"/>
-              <w:bottom w:val="single" w:color="808080" w:sz="4"/>
-              <w:right w:val="single" w:color="808080" w:sz="4"/>
-            </w:tcBorders>
-            <w:tcMar>
-              <w:top w:type="dxa" w:w="50"/>
-              <w:left w:type="dxa" w:w="90"/>
-              <w:bottom w:type="dxa" w:w="50"/>
-              <w:right w:type="dxa" w:w="90"/>
-            </w:tcMar>
-          </w:tcPr>
-          <w:p>
-            <w:pPr>
-              <w:bidi/>
-              <w:spacing w:after="40"/>
-              <w:jc w:val="right"/>
-            </w:pPr>
-            <w:r>
-              <w:rPr>
-                <w:rFonts w:ascii="Arial" w:cs="Arial" w:eastAsia="Arial" w:hAnsi="Arial"/>
-                <w:b w:val="false"/>
-                <w:bCs w:val="false"/>
-                <w:sz w:val="19"/>
-                <w:szCs w:val="19"/>
-                <w:rtl/>
-              </w:rPr>
-              <w:t xml:space="preserve">גיליון "אופציונליים"</w:t>
-            </w:r>
-          </w:p>
-        </w:tc>
-        <w:tc>
-          <w:tcPr>
-            <w:tcW w:type="dxa" w:w="1300"/>
-            <w:tcBorders>
-              <w:top w:val="single" w:color="808080" w:sz="4"/>
-              <w:left w:val="single" w:color="808080" w:sz="4"/>
-              <w:bottom w:val="single" w:color="808080" w:sz="4"/>
-              <w:right w:val="single" w:color="808080" w:sz="4"/>
-            </w:tcBorders>
-            <w:tcMar>
-              <w:top w:type="dxa" w:w="50"/>
-              <w:left w:type="dxa" w:w="90"/>
-              <w:bottom w:type="dxa" w:w="50"/>
-              <w:right w:type="dxa" w:w="90"/>
-            </w:tcMar>
-          </w:tcPr>
-          <w:p>
-            <w:pPr>
-              <w:bidi/>
-              <w:spacing w:after="40"/>
-              <w:jc w:val="right"/>
-            </w:pPr>
-            <w:r>
-              <w:rPr>
-                <w:rFonts w:ascii="Arial" w:cs="Arial" w:eastAsia="Arial" w:hAnsi="Arial"/>
-                <w:b w:val="false"/>
-                <w:bCs w:val="false"/>
-                <w:sz w:val="19"/>
-                <w:szCs w:val="19"/>
-                <w:rtl/>
-              </w:rPr>
-              <w:t xml:space="preserve"/>
-            </w:r>
-          </w:p>
-        </w:tc>
-        <w:tc>
-          <w:tcPr>
             <w:tcW w:type="dxa" w:w="1200"/>
             <w:tcBorders>
               <w:top w:val="single" w:color="808080" w:sz="4"/>
@@ -10707,7 +10707,46 @@
                 <w:szCs w:val="19"/>
                 <w:rtl/>
               </w:rPr>
-              <w:t xml:space="preserve">ISO 9001: 16.10 | עלויות: 23.10</w:t>
+              <w:t xml:space="preserve">23.10.2026</w:t>
+            </w:r>
+          </w:p>
+        </w:tc>
+      </w:tr>
+      <w:tr>
+        <w:tc>
+          <w:tcPr>
+            <w:tcW w:type="dxa" w:w="14838"/>
+            <w:gridSpan w:val="7"/>
+            <w:tcBorders>
+              <w:top w:val="single" w:color="808080" w:sz="4"/>
+              <w:left w:val="single" w:color="808080" w:sz="4"/>
+              <w:bottom w:val="single" w:color="808080" w:sz="4"/>
+              <w:right w:val="single" w:color="808080" w:sz="4"/>
+            </w:tcBorders>
+            <w:shd w:fill="D9E2F3" w:color="auto" w:val="clear"/>
+            <w:tcMar>
+              <w:top w:type="dxa" w:w="50"/>
+              <w:left w:type="dxa" w:w="90"/>
+              <w:bottom w:type="dxa" w:w="50"/>
+              <w:right w:type="dxa" w:w="90"/>
+            </w:tcMar>
+          </w:tcPr>
+          <w:p>
+            <w:pPr>
+              <w:bidi/>
+              <w:spacing w:after="40"/>
+              <w:jc w:val="right"/>
+            </w:pPr>
+            <w:r>
+              <w:rPr>
+                <w:rFonts w:ascii="Arial" w:cs="Arial" w:eastAsia="Arial" w:hAnsi="Arial"/>
+                <w:b/>
+                <w:bCs/>
+                <w:sz w:val="21"/>
+                <w:szCs w:val="21"/>
+                <w:rtl/>
+              </w:rPr>
+              <w:t xml:space="preserve">ניהול מכרזים ומנהלה</w:t>
             </w:r>
           </w:p>
         </w:tc>
@@ -10782,7 +10821,7 @@
                 <w:szCs w:val="19"/>
                 <w:rtl/>
               </w:rPr>
-              <w:t xml:space="preserve">עלות FortiNAC / FortiAnalyzer / FortiManager בענן?</w:t>
+              <w:t xml:space="preserve">רכישת מסמכי המכרז (1,500 ₪) וקבלה – בוצע?</w:t>
             </w:r>
           </w:p>
         </w:tc>
@@ -10817,7 +10856,7 @@
                 <w:szCs w:val="19"/>
                 <w:rtl/>
               </w:rPr>
-              <w:t xml:space="preserve">עמ' 42, רכיבים 15–17</w:t>
+              <w:t xml:space="preserve">עמ' 2, 7 (סעיף 4.13)</w:t>
             </w:r>
           </w:p>
         </w:tc>
@@ -10852,82 +10891,82 @@
                 <w:szCs w:val="19"/>
                 <w:rtl/>
               </w:rPr>
+              <w:t xml:space="preserve">מסמך חובה.</w:t>
+            </w:r>
+          </w:p>
+        </w:tc>
+        <w:tc>
+          <w:tcPr>
+            <w:tcW w:type="dxa" w:w="2338"/>
+            <w:tcBorders>
+              <w:top w:val="single" w:color="808080" w:sz="4"/>
+              <w:left w:val="single" w:color="808080" w:sz="4"/>
+              <w:bottom w:val="single" w:color="808080" w:sz="4"/>
+              <w:right w:val="single" w:color="808080" w:sz="4"/>
+            </w:tcBorders>
+            <w:tcMar>
+              <w:top w:type="dxa" w:w="50"/>
+              <w:left w:type="dxa" w:w="90"/>
+              <w:bottom w:type="dxa" w:w="50"/>
+              <w:right w:type="dxa" w:w="90"/>
+            </w:tcMar>
+          </w:tcPr>
+          <w:p>
+            <w:pPr>
+              <w:bidi/>
+              <w:spacing w:after="40"/>
+              <w:jc w:val="right"/>
+            </w:pPr>
+            <w:r>
+              <w:rPr>
+                <w:rFonts w:ascii="Arial" w:cs="Arial" w:eastAsia="Arial" w:hAnsi="Arial"/>
+                <w:b w:val="false"/>
+                <w:bCs w:val="false"/>
+                <w:sz w:val="19"/>
+                <w:szCs w:val="19"/>
+                <w:rtl/>
+              </w:rPr>
+              <w:t xml:space="preserve">מסמכי ההגשה</w:t>
+            </w:r>
+          </w:p>
+        </w:tc>
+        <w:tc>
+          <w:tcPr>
+            <w:tcW w:type="dxa" w:w="1300"/>
+            <w:tcBorders>
+              <w:top w:val="single" w:color="808080" w:sz="4"/>
+              <w:left w:val="single" w:color="808080" w:sz="4"/>
+              <w:bottom w:val="single" w:color="808080" w:sz="4"/>
+              <w:right w:val="single" w:color="808080" w:sz="4"/>
+            </w:tcBorders>
+            <w:tcMar>
+              <w:top w:type="dxa" w:w="50"/>
+              <w:left w:type="dxa" w:w="90"/>
+              <w:bottom w:type="dxa" w:w="50"/>
+              <w:right w:type="dxa" w:w="90"/>
+            </w:tcMar>
+          </w:tcPr>
+          <w:p>
+            <w:pPr>
+              <w:bidi/>
+              <w:spacing w:after="40"/>
+              <w:jc w:val="right"/>
+            </w:pPr>
+            <w:r>
+              <w:rPr>
+                <w:rFonts w:ascii="Arial" w:cs="Arial" w:eastAsia="Arial" w:hAnsi="Arial"/>
+                <w:b w:val="false"/>
+                <w:bCs w:val="false"/>
+                <w:sz w:val="19"/>
+                <w:szCs w:val="19"/>
+                <w:rtl/>
+              </w:rPr>
               <w:t xml:space="preserve"/>
             </w:r>
           </w:p>
         </w:tc>
         <w:tc>
           <w:tcPr>
-            <w:tcW w:type="dxa" w:w="2338"/>
-            <w:tcBorders>
-              <w:top w:val="single" w:color="808080" w:sz="4"/>
-              <w:left w:val="single" w:color="808080" w:sz="4"/>
-              <w:bottom w:val="single" w:color="808080" w:sz="4"/>
-              <w:right w:val="single" w:color="808080" w:sz="4"/>
-            </w:tcBorders>
-            <w:tcMar>
-              <w:top w:type="dxa" w:w="50"/>
-              <w:left w:type="dxa" w:w="90"/>
-              <w:bottom w:type="dxa" w:w="50"/>
-              <w:right w:type="dxa" w:w="90"/>
-            </w:tcMar>
-          </w:tcPr>
-          <w:p>
-            <w:pPr>
-              <w:bidi/>
-              <w:spacing w:after="40"/>
-              <w:jc w:val="right"/>
-            </w:pPr>
-            <w:r>
-              <w:rPr>
-                <w:rFonts w:ascii="Arial" w:cs="Arial" w:eastAsia="Arial" w:hAnsi="Arial"/>
-                <w:b w:val="false"/>
-                <w:bCs w:val="false"/>
-                <w:sz w:val="19"/>
-                <w:szCs w:val="19"/>
-                <w:rtl/>
-              </w:rPr>
-              <w:t xml:space="preserve">גיליון "אופציונליים"</w:t>
-            </w:r>
-          </w:p>
-        </w:tc>
-        <w:tc>
-          <w:tcPr>
-            <w:tcW w:type="dxa" w:w="1300"/>
-            <w:tcBorders>
-              <w:top w:val="single" w:color="808080" w:sz="4"/>
-              <w:left w:val="single" w:color="808080" w:sz="4"/>
-              <w:bottom w:val="single" w:color="808080" w:sz="4"/>
-              <w:right w:val="single" w:color="808080" w:sz="4"/>
-            </w:tcBorders>
-            <w:tcMar>
-              <w:top w:type="dxa" w:w="50"/>
-              <w:left w:type="dxa" w:w="90"/>
-              <w:bottom w:type="dxa" w:w="50"/>
-              <w:right w:type="dxa" w:w="90"/>
-            </w:tcMar>
-          </w:tcPr>
-          <w:p>
-            <w:pPr>
-              <w:bidi/>
-              <w:spacing w:after="40"/>
-              <w:jc w:val="right"/>
-            </w:pPr>
-            <w:r>
-              <w:rPr>
-                <w:rFonts w:ascii="Arial" w:cs="Arial" w:eastAsia="Arial" w:hAnsi="Arial"/>
-                <w:b w:val="false"/>
-                <w:bCs w:val="false"/>
-                <w:sz w:val="19"/>
-                <w:szCs w:val="19"/>
-                <w:rtl/>
-              </w:rPr>
-              <w:t xml:space="preserve"/>
-            </w:r>
-          </w:p>
-        </w:tc>
-        <w:tc>
-          <w:tcPr>
             <w:tcW w:type="dxa" w:w="1200"/>
             <w:tcBorders>
               <w:top w:val="single" w:color="808080" w:sz="4"/>
@@ -10957,7 +10996,7 @@
                 <w:szCs w:val="19"/>
                 <w:rtl/>
               </w:rPr>
-              <w:t xml:space="preserve">ISO 9001: 16.10 | עלויות: 23.10</w:t>
+              <w:t xml:space="preserve">16.10.2026</w:t>
             </w:r>
           </w:p>
         </w:tc>
@@ -11032,7 +11071,7 @@
                 <w:szCs w:val="19"/>
                 <w:rtl/>
               </w:rPr>
-              <w:t xml:space="preserve">האם יש לנו שירות CISO במיקור חוץ (2,500 ₪ לחודש)?</w:t>
+              <w:t xml:space="preserve">מי שולח את שאלות ההבהרה עד 19.10 לשתי כתובות הדוא"ל, ומי עוקב אחרי התשובות (21.10)?</w:t>
             </w:r>
           </w:p>
         </w:tc>
@@ -11067,7 +11106,7 @@
                 <w:szCs w:val="19"/>
                 <w:rtl/>
               </w:rPr>
-              <w:t xml:space="preserve">עמ' 43, רכיב 21</w:t>
+              <w:t xml:space="preserve">עמ' 2, 10</w:t>
             </w:r>
           </w:p>
         </w:tc>
@@ -11102,82 +11141,82 @@
                 <w:szCs w:val="19"/>
                 <w:rtl/>
               </w:rPr>
+              <w:t xml:space="preserve">התשובות נחתמות ומצורפות להצעה.</w:t>
+            </w:r>
+          </w:p>
+        </w:tc>
+        <w:tc>
+          <w:tcPr>
+            <w:tcW w:type="dxa" w:w="2338"/>
+            <w:tcBorders>
+              <w:top w:val="single" w:color="808080" w:sz="4"/>
+              <w:left w:val="single" w:color="808080" w:sz="4"/>
+              <w:bottom w:val="single" w:color="808080" w:sz="4"/>
+              <w:right w:val="single" w:color="808080" w:sz="4"/>
+            </w:tcBorders>
+            <w:tcMar>
+              <w:top w:type="dxa" w:w="50"/>
+              <w:left w:type="dxa" w:w="90"/>
+              <w:bottom w:type="dxa" w:w="50"/>
+              <w:right w:type="dxa" w:w="90"/>
+            </w:tcMar>
+          </w:tcPr>
+          <w:p>
+            <w:pPr>
+              <w:bidi/>
+              <w:spacing w:after="40"/>
+              <w:jc w:val="right"/>
+            </w:pPr>
+            <w:r>
+              <w:rPr>
+                <w:rFonts w:ascii="Arial" w:cs="Arial" w:eastAsia="Arial" w:hAnsi="Arial"/>
+                <w:b w:val="false"/>
+                <w:bCs w:val="false"/>
+                <w:sz w:val="19"/>
+                <w:szCs w:val="19"/>
+                <w:rtl/>
+              </w:rPr>
+              <w:t xml:space="preserve">לוח זמנים</w:t>
+            </w:r>
+          </w:p>
+        </w:tc>
+        <w:tc>
+          <w:tcPr>
+            <w:tcW w:type="dxa" w:w="1300"/>
+            <w:tcBorders>
+              <w:top w:val="single" w:color="808080" w:sz="4"/>
+              <w:left w:val="single" w:color="808080" w:sz="4"/>
+              <w:bottom w:val="single" w:color="808080" w:sz="4"/>
+              <w:right w:val="single" w:color="808080" w:sz="4"/>
+            </w:tcBorders>
+            <w:tcMar>
+              <w:top w:type="dxa" w:w="50"/>
+              <w:left w:type="dxa" w:w="90"/>
+              <w:bottom w:type="dxa" w:w="50"/>
+              <w:right w:type="dxa" w:w="90"/>
+            </w:tcMar>
+          </w:tcPr>
+          <w:p>
+            <w:pPr>
+              <w:bidi/>
+              <w:spacing w:after="40"/>
+              <w:jc w:val="right"/>
+            </w:pPr>
+            <w:r>
+              <w:rPr>
+                <w:rFonts w:ascii="Arial" w:cs="Arial" w:eastAsia="Arial" w:hAnsi="Arial"/>
+                <w:b w:val="false"/>
+                <w:bCs w:val="false"/>
+                <w:sz w:val="19"/>
+                <w:szCs w:val="19"/>
+                <w:rtl/>
+              </w:rPr>
               <w:t xml:space="preserve"/>
             </w:r>
           </w:p>
         </w:tc>
         <w:tc>
           <w:tcPr>
-            <w:tcW w:type="dxa" w:w="2338"/>
-            <w:tcBorders>
-              <w:top w:val="single" w:color="808080" w:sz="4"/>
-              <w:left w:val="single" w:color="808080" w:sz="4"/>
-              <w:bottom w:val="single" w:color="808080" w:sz="4"/>
-              <w:right w:val="single" w:color="808080" w:sz="4"/>
-            </w:tcBorders>
-            <w:tcMar>
-              <w:top w:type="dxa" w:w="50"/>
-              <w:left w:type="dxa" w:w="90"/>
-              <w:bottom w:type="dxa" w:w="50"/>
-              <w:right w:type="dxa" w:w="90"/>
-            </w:tcMar>
-          </w:tcPr>
-          <w:p>
-            <w:pPr>
-              <w:bidi/>
-              <w:spacing w:after="40"/>
-              <w:jc w:val="right"/>
-            </w:pPr>
-            <w:r>
-              <w:rPr>
-                <w:rFonts w:ascii="Arial" w:cs="Arial" w:eastAsia="Arial" w:hAnsi="Arial"/>
-                <w:b w:val="false"/>
-                <w:bCs w:val="false"/>
-                <w:sz w:val="19"/>
-                <w:szCs w:val="19"/>
-                <w:rtl/>
-              </w:rPr>
-              <w:t xml:space="preserve">גיליון "אופציונליים"</w:t>
-            </w:r>
-          </w:p>
-        </w:tc>
-        <w:tc>
-          <w:tcPr>
-            <w:tcW w:type="dxa" w:w="1300"/>
-            <w:tcBorders>
-              <w:top w:val="single" w:color="808080" w:sz="4"/>
-              <w:left w:val="single" w:color="808080" w:sz="4"/>
-              <w:bottom w:val="single" w:color="808080" w:sz="4"/>
-              <w:right w:val="single" w:color="808080" w:sz="4"/>
-            </w:tcBorders>
-            <w:tcMar>
-              <w:top w:type="dxa" w:w="50"/>
-              <w:left w:type="dxa" w:w="90"/>
-              <w:bottom w:type="dxa" w:w="50"/>
-              <w:right w:type="dxa" w:w="90"/>
-            </w:tcMar>
-          </w:tcPr>
-          <w:p>
-            <w:pPr>
-              <w:bidi/>
-              <w:spacing w:after="40"/>
-              <w:jc w:val="right"/>
-            </w:pPr>
-            <w:r>
-              <w:rPr>
-                <w:rFonts w:ascii="Arial" w:cs="Arial" w:eastAsia="Arial" w:hAnsi="Arial"/>
-                <w:b w:val="false"/>
-                <w:bCs w:val="false"/>
-                <w:sz w:val="19"/>
-                <w:szCs w:val="19"/>
-                <w:rtl/>
-              </w:rPr>
-              <w:t xml:space="preserve"/>
-            </w:r>
-          </w:p>
-        </w:tc>
-        <w:tc>
-          <w:tcPr>
             <w:tcW w:type="dxa" w:w="1200"/>
             <w:tcBorders>
               <w:top w:val="single" w:color="808080" w:sz="4"/>
@@ -11207,7 +11246,7 @@
                 <w:szCs w:val="19"/>
                 <w:rtl/>
               </w:rPr>
-              <w:t xml:space="preserve">ISO 9001: 16.10 | עלויות: 23.10</w:t>
+              <w:t xml:space="preserve">16.10.2026</w:t>
             </w:r>
           </w:p>
         </w:tc>
@@ -11248,2123 +11287,6 @@
                 <w:rtl/>
               </w:rPr>
               <w:t xml:space="preserve">43</w:t>
-            </w:r>
-          </w:p>
-        </w:tc>
-        <w:tc>
-          <w:tcPr>
-            <w:tcW w:type="dxa" w:w="5200"/>
-            <w:tcBorders>
-              <w:top w:val="single" w:color="808080" w:sz="4"/>
-              <w:left w:val="single" w:color="808080" w:sz="4"/>
-              <w:bottom w:val="single" w:color="808080" w:sz="4"/>
-              <w:right w:val="single" w:color="808080" w:sz="4"/>
-            </w:tcBorders>
-            <w:tcMar>
-              <w:top w:type="dxa" w:w="50"/>
-              <w:left w:type="dxa" w:w="90"/>
-              <w:bottom w:type="dxa" w:w="50"/>
-              <w:right w:type="dxa" w:w="90"/>
-            </w:tcMar>
-          </w:tcPr>
-          <w:p>
-            <w:pPr>
-              <w:bidi/>
-              <w:spacing w:after="40"/>
-              <w:jc w:val="right"/>
-            </w:pPr>
-            <w:r>
-              <w:rPr>
-                <w:rFonts w:ascii="Arial" w:cs="Arial" w:eastAsia="Arial" w:hAnsi="Arial"/>
-                <w:b w:val="false"/>
-                <w:bCs w:val="false"/>
-                <w:sz w:val="19"/>
-                <w:szCs w:val="19"/>
-                <w:rtl/>
-              </w:rPr>
-              <w:t xml:space="preserve">עלות רישיון ESET (או שווה ערך) עם EDR ו-Sandbox לתחנה?</w:t>
-            </w:r>
-          </w:p>
-        </w:tc>
-        <w:tc>
-          <w:tcPr>
-            <w:tcW w:type="dxa" w:w="1700"/>
-            <w:tcBorders>
-              <w:top w:val="single" w:color="808080" w:sz="4"/>
-              <w:left w:val="single" w:color="808080" w:sz="4"/>
-              <w:bottom w:val="single" w:color="808080" w:sz="4"/>
-              <w:right w:val="single" w:color="808080" w:sz="4"/>
-            </w:tcBorders>
-            <w:tcMar>
-              <w:top w:type="dxa" w:w="50"/>
-              <w:left w:type="dxa" w:w="90"/>
-              <w:bottom w:type="dxa" w:w="50"/>
-              <w:right w:type="dxa" w:w="90"/>
-            </w:tcMar>
-          </w:tcPr>
-          <w:p>
-            <w:pPr>
-              <w:bidi/>
-              <w:spacing w:after="40"/>
-              <w:jc w:val="right"/>
-            </w:pPr>
-            <w:r>
-              <w:rPr>
-                <w:rFonts w:ascii="Arial" w:cs="Arial" w:eastAsia="Arial" w:hAnsi="Arial"/>
-                <w:b w:val="false"/>
-                <w:bCs w:val="false"/>
-                <w:sz w:val="19"/>
-                <w:szCs w:val="19"/>
-                <w:rtl/>
-              </w:rPr>
-              <w:t xml:space="preserve">עמ' 41, רכיב 5</w:t>
-            </w:r>
-          </w:p>
-        </w:tc>
-        <w:tc>
-          <w:tcPr>
-            <w:tcW w:type="dxa" w:w="2500"/>
-            <w:tcBorders>
-              <w:top w:val="single" w:color="808080" w:sz="4"/>
-              <w:left w:val="single" w:color="808080" w:sz="4"/>
-              <w:bottom w:val="single" w:color="808080" w:sz="4"/>
-              <w:right w:val="single" w:color="808080" w:sz="4"/>
-            </w:tcBorders>
-            <w:tcMar>
-              <w:top w:type="dxa" w:w="50"/>
-              <w:left w:type="dxa" w:w="90"/>
-              <w:bottom w:type="dxa" w:w="50"/>
-              <w:right w:type="dxa" w:w="90"/>
-            </w:tcMar>
-          </w:tcPr>
-          <w:p>
-            <w:pPr>
-              <w:bidi/>
-              <w:spacing w:after="40"/>
-              <w:jc w:val="right"/>
-            </w:pPr>
-            <w:r>
-              <w:rPr>
-                <w:rFonts w:ascii="Arial" w:cs="Arial" w:eastAsia="Arial" w:hAnsi="Arial"/>
-                <w:b w:val="false"/>
-                <w:bCs w:val="false"/>
-                <w:sz w:val="19"/>
-                <w:szCs w:val="19"/>
-                <w:rtl/>
-              </w:rPr>
-              <w:t xml:space="preserve">מחיר מרבי 25 ₪.</w:t>
-            </w:r>
-          </w:p>
-        </w:tc>
-        <w:tc>
-          <w:tcPr>
-            <w:tcW w:type="dxa" w:w="2338"/>
-            <w:tcBorders>
-              <w:top w:val="single" w:color="808080" w:sz="4"/>
-              <w:left w:val="single" w:color="808080" w:sz="4"/>
-              <w:bottom w:val="single" w:color="808080" w:sz="4"/>
-              <w:right w:val="single" w:color="808080" w:sz="4"/>
-            </w:tcBorders>
-            <w:tcMar>
-              <w:top w:type="dxa" w:w="50"/>
-              <w:left w:type="dxa" w:w="90"/>
-              <w:bottom w:type="dxa" w:w="50"/>
-              <w:right w:type="dxa" w:w="90"/>
-            </w:tcMar>
-          </w:tcPr>
-          <w:p>
-            <w:pPr>
-              <w:bidi/>
-              <w:spacing w:after="40"/>
-              <w:jc w:val="right"/>
-            </w:pPr>
-            <w:r>
-              <w:rPr>
-                <w:rFonts w:ascii="Arial" w:cs="Arial" w:eastAsia="Arial" w:hAnsi="Arial"/>
-                <w:b w:val="false"/>
-                <w:bCs w:val="false"/>
-                <w:sz w:val="19"/>
-                <w:szCs w:val="19"/>
-                <w:rtl/>
-              </w:rPr>
-              <w:t xml:space="preserve">גיליון "רכיבי בסיס" (F8)</w:t>
-            </w:r>
-          </w:p>
-        </w:tc>
-        <w:tc>
-          <w:tcPr>
-            <w:tcW w:type="dxa" w:w="1300"/>
-            <w:tcBorders>
-              <w:top w:val="single" w:color="808080" w:sz="4"/>
-              <w:left w:val="single" w:color="808080" w:sz="4"/>
-              <w:bottom w:val="single" w:color="808080" w:sz="4"/>
-              <w:right w:val="single" w:color="808080" w:sz="4"/>
-            </w:tcBorders>
-            <w:tcMar>
-              <w:top w:type="dxa" w:w="50"/>
-              <w:left w:type="dxa" w:w="90"/>
-              <w:bottom w:type="dxa" w:w="50"/>
-              <w:right w:type="dxa" w:w="90"/>
-            </w:tcMar>
-          </w:tcPr>
-          <w:p>
-            <w:pPr>
-              <w:bidi/>
-              <w:spacing w:after="40"/>
-              <w:jc w:val="right"/>
-            </w:pPr>
-            <w:r>
-              <w:rPr>
-                <w:rFonts w:ascii="Arial" w:cs="Arial" w:eastAsia="Arial" w:hAnsi="Arial"/>
-                <w:b w:val="false"/>
-                <w:bCs w:val="false"/>
-                <w:sz w:val="19"/>
-                <w:szCs w:val="19"/>
-                <w:rtl/>
-              </w:rPr>
-              <w:t xml:space="preserve"/>
-            </w:r>
-          </w:p>
-        </w:tc>
-        <w:tc>
-          <w:tcPr>
-            <w:tcW w:type="dxa" w:w="1200"/>
-            <w:tcBorders>
-              <w:top w:val="single" w:color="808080" w:sz="4"/>
-              <w:left w:val="single" w:color="808080" w:sz="4"/>
-              <w:bottom w:val="single" w:color="808080" w:sz="4"/>
-              <w:right w:val="single" w:color="808080" w:sz="4"/>
-            </w:tcBorders>
-            <w:tcMar>
-              <w:top w:type="dxa" w:w="50"/>
-              <w:left w:type="dxa" w:w="90"/>
-              <w:bottom w:type="dxa" w:w="50"/>
-              <w:right w:type="dxa" w:w="90"/>
-            </w:tcMar>
-          </w:tcPr>
-          <w:p>
-            <w:pPr>
-              <w:bidi/>
-              <w:spacing w:after="40"/>
-              <w:jc w:val="center"/>
-            </w:pPr>
-            <w:r>
-              <w:rPr>
-                <w:rFonts w:ascii="Arial" w:cs="Arial" w:eastAsia="Arial" w:hAnsi="Arial"/>
-                <w:b w:val="false"/>
-                <w:bCs w:val="false"/>
-                <w:sz w:val="19"/>
-                <w:szCs w:val="19"/>
-                <w:rtl/>
-              </w:rPr>
-              <w:t xml:space="preserve">ISO 9001: 16.10 | עלויות: 23.10</w:t>
-            </w:r>
-          </w:p>
-        </w:tc>
-      </w:tr>
-      <w:tr>
-        <w:tc>
-          <w:tcPr>
-            <w:tcW w:type="dxa" w:w="14838"/>
-            <w:gridSpan w:val="7"/>
-            <w:tcBorders>
-              <w:top w:val="single" w:color="808080" w:sz="4"/>
-              <w:left w:val="single" w:color="808080" w:sz="4"/>
-              <w:bottom w:val="single" w:color="808080" w:sz="4"/>
-              <w:right w:val="single" w:color="808080" w:sz="4"/>
-            </w:tcBorders>
-            <w:shd w:fill="D9E2F3" w:color="auto" w:val="clear"/>
-            <w:tcMar>
-              <w:top w:type="dxa" w:w="50"/>
-              <w:left w:type="dxa" w:w="90"/>
-              <w:bottom w:type="dxa" w:w="50"/>
-              <w:right w:type="dxa" w:w="90"/>
-            </w:tcMar>
-          </w:tcPr>
-          <w:p>
-            <w:pPr>
-              <w:bidi/>
-              <w:spacing w:after="40"/>
-              <w:jc w:val="right"/>
-            </w:pPr>
-            <w:r>
-              <w:rPr>
-                <w:rFonts w:ascii="Arial" w:cs="Arial" w:eastAsia="Arial" w:hAnsi="Arial"/>
-                <w:b/>
-                <w:bCs/>
-                <w:sz w:val="21"/>
-                <w:szCs w:val="21"/>
-                <w:rtl/>
-              </w:rPr>
-              <w:t xml:space="preserve">רכש</w:t>
-            </w:r>
-          </w:p>
-        </w:tc>
-      </w:tr>
-      <w:tr>
-        <w:trPr>
-          <w:cantSplit/>
-        </w:trPr>
-        <w:tc>
-          <w:tcPr>
-            <w:tcW w:type="dxa" w:w="600"/>
-            <w:tcBorders>
-              <w:top w:val="single" w:color="808080" w:sz="4"/>
-              <w:left w:val="single" w:color="808080" w:sz="4"/>
-              <w:bottom w:val="single" w:color="808080" w:sz="4"/>
-              <w:right w:val="single" w:color="808080" w:sz="4"/>
-            </w:tcBorders>
-            <w:tcMar>
-              <w:top w:type="dxa" w:w="50"/>
-              <w:left w:type="dxa" w:w="90"/>
-              <w:bottom w:type="dxa" w:w="50"/>
-              <w:right w:type="dxa" w:w="90"/>
-            </w:tcMar>
-          </w:tcPr>
-          <w:p>
-            <w:pPr>
-              <w:bidi/>
-              <w:spacing w:after="40"/>
-              <w:jc w:val="center"/>
-            </w:pPr>
-            <w:r>
-              <w:rPr>
-                <w:rFonts w:ascii="Arial" w:cs="Arial" w:eastAsia="Arial" w:hAnsi="Arial"/>
-                <w:b w:val="false"/>
-                <w:bCs w:val="false"/>
-                <w:sz w:val="19"/>
-                <w:szCs w:val="19"/>
-                <w:rtl/>
-              </w:rPr>
-              <w:t xml:space="preserve">44</w:t>
-            </w:r>
-          </w:p>
-        </w:tc>
-        <w:tc>
-          <w:tcPr>
-            <w:tcW w:type="dxa" w:w="5200"/>
-            <w:tcBorders>
-              <w:top w:val="single" w:color="808080" w:sz="4"/>
-              <w:left w:val="single" w:color="808080" w:sz="4"/>
-              <w:bottom w:val="single" w:color="808080" w:sz="4"/>
-              <w:right w:val="single" w:color="808080" w:sz="4"/>
-            </w:tcBorders>
-            <w:tcMar>
-              <w:top w:type="dxa" w:w="50"/>
-              <w:left w:type="dxa" w:w="90"/>
-              <w:bottom w:type="dxa" w:w="50"/>
-              <w:right w:type="dxa" w:w="90"/>
-            </w:tcMar>
-          </w:tcPr>
-          <w:p>
-            <w:pPr>
-              <w:bidi/>
-              <w:spacing w:after="40"/>
-              <w:jc w:val="right"/>
-            </w:pPr>
-            <w:r>
-              <w:rPr>
-                <w:rFonts w:ascii="Arial" w:cs="Arial" w:eastAsia="Arial" w:hAnsi="Arial"/>
-                <w:b w:val="false"/>
-                <w:bCs w:val="false"/>
-                <w:sz w:val="19"/>
-                <w:szCs w:val="19"/>
-                <w:rtl/>
-              </w:rPr>
-              <w:t xml:space="preserve">האם HOT שותף CSP של Microsoft, ומה המחיר שלנו ל-Business Standard ו-Premium?</w:t>
-            </w:r>
-          </w:p>
-        </w:tc>
-        <w:tc>
-          <w:tcPr>
-            <w:tcW w:type="dxa" w:w="1700"/>
-            <w:tcBorders>
-              <w:top w:val="single" w:color="808080" w:sz="4"/>
-              <w:left w:val="single" w:color="808080" w:sz="4"/>
-              <w:bottom w:val="single" w:color="808080" w:sz="4"/>
-              <w:right w:val="single" w:color="808080" w:sz="4"/>
-            </w:tcBorders>
-            <w:tcMar>
-              <w:top w:type="dxa" w:w="50"/>
-              <w:left w:type="dxa" w:w="90"/>
-              <w:bottom w:type="dxa" w:w="50"/>
-              <w:right w:type="dxa" w:w="90"/>
-            </w:tcMar>
-          </w:tcPr>
-          <w:p>
-            <w:pPr>
-              <w:bidi/>
-              <w:spacing w:after="40"/>
-              <w:jc w:val="right"/>
-            </w:pPr>
-            <w:r>
-              <w:rPr>
-                <w:rFonts w:ascii="Arial" w:cs="Arial" w:eastAsia="Arial" w:hAnsi="Arial"/>
-                <w:b w:val="false"/>
-                <w:bCs w:val="false"/>
-                <w:sz w:val="19"/>
-                <w:szCs w:val="19"/>
-                <w:rtl/>
-              </w:rPr>
-              <w:t xml:space="preserve">עמ' 41–42</w:t>
-            </w:r>
-          </w:p>
-        </w:tc>
-        <w:tc>
-          <w:tcPr>
-            <w:tcW w:type="dxa" w:w="2500"/>
-            <w:tcBorders>
-              <w:top w:val="single" w:color="808080" w:sz="4"/>
-              <w:left w:val="single" w:color="808080" w:sz="4"/>
-              <w:bottom w:val="single" w:color="808080" w:sz="4"/>
-              <w:right w:val="single" w:color="808080" w:sz="4"/>
-            </w:tcBorders>
-            <w:tcMar>
-              <w:top w:type="dxa" w:w="50"/>
-              <w:left w:type="dxa" w:w="90"/>
-              <w:bottom w:type="dxa" w:w="50"/>
-              <w:right w:type="dxa" w:w="90"/>
-            </w:tcMar>
-          </w:tcPr>
-          <w:p>
-            <w:pPr>
-              <w:bidi/>
-              <w:spacing w:after="40"/>
-              <w:jc w:val="right"/>
-            </w:pPr>
-            <w:r>
-              <w:rPr>
-                <w:rFonts w:ascii="Arial" w:cs="Arial" w:eastAsia="Arial" w:hAnsi="Arial"/>
-                <w:b w:val="false"/>
-                <w:bCs w:val="false"/>
-                <w:sz w:val="19"/>
-                <w:szCs w:val="19"/>
-                <w:rtl/>
-              </w:rPr>
-              <w:t xml:space="preserve">מרווח של כ-5% בלבד במחירון.</w:t>
-            </w:r>
-          </w:p>
-        </w:tc>
-        <w:tc>
-          <w:tcPr>
-            <w:tcW w:type="dxa" w:w="2338"/>
-            <w:tcBorders>
-              <w:top w:val="single" w:color="808080" w:sz="4"/>
-              <w:left w:val="single" w:color="808080" w:sz="4"/>
-              <w:bottom w:val="single" w:color="808080" w:sz="4"/>
-              <w:right w:val="single" w:color="808080" w:sz="4"/>
-            </w:tcBorders>
-            <w:tcMar>
-              <w:top w:type="dxa" w:w="50"/>
-              <w:left w:type="dxa" w:w="90"/>
-              <w:bottom w:type="dxa" w:w="50"/>
-              <w:right w:type="dxa" w:w="90"/>
-            </w:tcMar>
-          </w:tcPr>
-          <w:p>
-            <w:pPr>
-              <w:bidi/>
-              <w:spacing w:after="40"/>
-              <w:jc w:val="right"/>
-            </w:pPr>
-            <w:r>
-              <w:rPr>
-                <w:rFonts w:ascii="Arial" w:cs="Arial" w:eastAsia="Arial" w:hAnsi="Arial"/>
-                <w:b w:val="false"/>
-                <w:bCs w:val="false"/>
-                <w:sz w:val="19"/>
-                <w:szCs w:val="19"/>
-                <w:rtl/>
-              </w:rPr>
-              <w:t xml:space="preserve">גיליון "רכיבי בסיס" (F13); "אופציונליים"</w:t>
-            </w:r>
-          </w:p>
-        </w:tc>
-        <w:tc>
-          <w:tcPr>
-            <w:tcW w:type="dxa" w:w="1300"/>
-            <w:tcBorders>
-              <w:top w:val="single" w:color="808080" w:sz="4"/>
-              <w:left w:val="single" w:color="808080" w:sz="4"/>
-              <w:bottom w:val="single" w:color="808080" w:sz="4"/>
-              <w:right w:val="single" w:color="808080" w:sz="4"/>
-            </w:tcBorders>
-            <w:tcMar>
-              <w:top w:type="dxa" w:w="50"/>
-              <w:left w:type="dxa" w:w="90"/>
-              <w:bottom w:type="dxa" w:w="50"/>
-              <w:right w:type="dxa" w:w="90"/>
-            </w:tcMar>
-          </w:tcPr>
-          <w:p>
-            <w:pPr>
-              <w:bidi/>
-              <w:spacing w:after="40"/>
-              <w:jc w:val="right"/>
-            </w:pPr>
-            <w:r>
-              <w:rPr>
-                <w:rFonts w:ascii="Arial" w:cs="Arial" w:eastAsia="Arial" w:hAnsi="Arial"/>
-                <w:b w:val="false"/>
-                <w:bCs w:val="false"/>
-                <w:sz w:val="19"/>
-                <w:szCs w:val="19"/>
-                <w:rtl/>
-              </w:rPr>
-              <w:t xml:space="preserve"/>
-            </w:r>
-          </w:p>
-        </w:tc>
-        <w:tc>
-          <w:tcPr>
-            <w:tcW w:type="dxa" w:w="1200"/>
-            <w:tcBorders>
-              <w:top w:val="single" w:color="808080" w:sz="4"/>
-              <w:left w:val="single" w:color="808080" w:sz="4"/>
-              <w:bottom w:val="single" w:color="808080" w:sz="4"/>
-              <w:right w:val="single" w:color="808080" w:sz="4"/>
-            </w:tcBorders>
-            <w:tcMar>
-              <w:top w:type="dxa" w:w="50"/>
-              <w:left w:type="dxa" w:w="90"/>
-              <w:bottom w:type="dxa" w:w="50"/>
-              <w:right w:type="dxa" w:w="90"/>
-            </w:tcMar>
-          </w:tcPr>
-          <w:p>
-            <w:pPr>
-              <w:bidi/>
-              <w:spacing w:after="40"/>
-              <w:jc w:val="center"/>
-            </w:pPr>
-            <w:r>
-              <w:rPr>
-                <w:rFonts w:ascii="Arial" w:cs="Arial" w:eastAsia="Arial" w:hAnsi="Arial"/>
-                <w:b w:val="false"/>
-                <w:bCs w:val="false"/>
-                <w:sz w:val="19"/>
-                <w:szCs w:val="19"/>
-                <w:rtl/>
-              </w:rPr>
-              <w:t xml:space="preserve">23.10.2026</w:t>
-            </w:r>
-          </w:p>
-        </w:tc>
-      </w:tr>
-      <w:tr>
-        <w:trPr>
-          <w:cantSplit/>
-        </w:trPr>
-        <w:tc>
-          <w:tcPr>
-            <w:tcW w:type="dxa" w:w="600"/>
-            <w:tcBorders>
-              <w:top w:val="single" w:color="808080" w:sz="4"/>
-              <w:left w:val="single" w:color="808080" w:sz="4"/>
-              <w:bottom w:val="single" w:color="808080" w:sz="4"/>
-              <w:right w:val="single" w:color="808080" w:sz="4"/>
-            </w:tcBorders>
-            <w:tcMar>
-              <w:top w:type="dxa" w:w="50"/>
-              <w:left w:type="dxa" w:w="90"/>
-              <w:bottom w:type="dxa" w:w="50"/>
-              <w:right w:type="dxa" w:w="90"/>
-            </w:tcMar>
-          </w:tcPr>
-          <w:p>
-            <w:pPr>
-              <w:bidi/>
-              <w:spacing w:after="40"/>
-              <w:jc w:val="center"/>
-            </w:pPr>
-            <w:r>
-              <w:rPr>
-                <w:rFonts w:ascii="Arial" w:cs="Arial" w:eastAsia="Arial" w:hAnsi="Arial"/>
-                <w:b w:val="false"/>
-                <w:bCs w:val="false"/>
-                <w:sz w:val="19"/>
-                <w:szCs w:val="19"/>
-                <w:rtl/>
-              </w:rPr>
-              <w:t xml:space="preserve">45</w:t>
-            </w:r>
-          </w:p>
-        </w:tc>
-        <w:tc>
-          <w:tcPr>
-            <w:tcW w:type="dxa" w:w="5200"/>
-            <w:tcBorders>
-              <w:top w:val="single" w:color="808080" w:sz="4"/>
-              <w:left w:val="single" w:color="808080" w:sz="4"/>
-              <w:bottom w:val="single" w:color="808080" w:sz="4"/>
-              <w:right w:val="single" w:color="808080" w:sz="4"/>
-            </w:tcBorders>
-            <w:tcMar>
-              <w:top w:type="dxa" w:w="50"/>
-              <w:left w:type="dxa" w:w="90"/>
-              <w:bottom w:type="dxa" w:w="50"/>
-              <w:right w:type="dxa" w:w="90"/>
-            </w:tcMar>
-          </w:tcPr>
-          <w:p>
-            <w:pPr>
-              <w:bidi/>
-              <w:spacing w:after="40"/>
-              <w:jc w:val="right"/>
-            </w:pPr>
-            <w:r>
-              <w:rPr>
-                <w:rFonts w:ascii="Arial" w:cs="Arial" w:eastAsia="Arial" w:hAnsi="Arial"/>
-                <w:b w:val="false"/>
-                <w:bCs w:val="false"/>
-                <w:sz w:val="19"/>
-                <w:szCs w:val="19"/>
-                <w:rtl/>
-              </w:rPr>
-              <w:t xml:space="preserve">מחירי מתג 48 PoE ונקודת גישה מנוהלת (Cisco/Fortinet), כולל רישוי ל-36 חודשים?</w:t>
-            </w:r>
-          </w:p>
-        </w:tc>
-        <w:tc>
-          <w:tcPr>
-            <w:tcW w:type="dxa" w:w="1700"/>
-            <w:tcBorders>
-              <w:top w:val="single" w:color="808080" w:sz="4"/>
-              <w:left w:val="single" w:color="808080" w:sz="4"/>
-              <w:bottom w:val="single" w:color="808080" w:sz="4"/>
-              <w:right w:val="single" w:color="808080" w:sz="4"/>
-            </w:tcBorders>
-            <w:tcMar>
-              <w:top w:type="dxa" w:w="50"/>
-              <w:left w:type="dxa" w:w="90"/>
-              <w:bottom w:type="dxa" w:w="50"/>
-              <w:right w:type="dxa" w:w="90"/>
-            </w:tcMar>
-          </w:tcPr>
-          <w:p>
-            <w:pPr>
-              <w:bidi/>
-              <w:spacing w:after="40"/>
-              <w:jc w:val="right"/>
-            </w:pPr>
-            <w:r>
-              <w:rPr>
-                <w:rFonts w:ascii="Arial" w:cs="Arial" w:eastAsia="Arial" w:hAnsi="Arial"/>
-                <w:b w:val="false"/>
-                <w:bCs w:val="false"/>
-                <w:sz w:val="19"/>
-                <w:szCs w:val="19"/>
-                <w:rtl/>
-              </w:rPr>
-              <w:t xml:space="preserve">עמ' 42, רכיבים 13–14</w:t>
-            </w:r>
-          </w:p>
-        </w:tc>
-        <w:tc>
-          <w:tcPr>
-            <w:tcW w:type="dxa" w:w="2500"/>
-            <w:tcBorders>
-              <w:top w:val="single" w:color="808080" w:sz="4"/>
-              <w:left w:val="single" w:color="808080" w:sz="4"/>
-              <w:bottom w:val="single" w:color="808080" w:sz="4"/>
-              <w:right w:val="single" w:color="808080" w:sz="4"/>
-            </w:tcBorders>
-            <w:tcMar>
-              <w:top w:type="dxa" w:w="50"/>
-              <w:left w:type="dxa" w:w="90"/>
-              <w:bottom w:type="dxa" w:w="50"/>
-              <w:right w:type="dxa" w:w="90"/>
-            </w:tcMar>
-          </w:tcPr>
-          <w:p>
-            <w:pPr>
-              <w:bidi/>
-              <w:spacing w:after="40"/>
-              <w:jc w:val="right"/>
-            </w:pPr>
-            <w:r>
-              <w:rPr>
-                <w:rFonts w:ascii="Arial" w:cs="Arial" w:eastAsia="Arial" w:hAnsi="Arial"/>
-                <w:b w:val="false"/>
-                <w:bCs w:val="false"/>
-                <w:sz w:val="19"/>
-                <w:szCs w:val="19"/>
-                <w:rtl/>
-              </w:rPr>
-              <w:t xml:space="preserve">מרווח דק בשכירות.</w:t>
-            </w:r>
-          </w:p>
-        </w:tc>
-        <w:tc>
-          <w:tcPr>
-            <w:tcW w:type="dxa" w:w="2338"/>
-            <w:tcBorders>
-              <w:top w:val="single" w:color="808080" w:sz="4"/>
-              <w:left w:val="single" w:color="808080" w:sz="4"/>
-              <w:bottom w:val="single" w:color="808080" w:sz="4"/>
-              <w:right w:val="single" w:color="808080" w:sz="4"/>
-            </w:tcBorders>
-            <w:tcMar>
-              <w:top w:type="dxa" w:w="50"/>
-              <w:left w:type="dxa" w:w="90"/>
-              <w:bottom w:type="dxa" w:w="50"/>
-              <w:right w:type="dxa" w:w="90"/>
-            </w:tcMar>
-          </w:tcPr>
-          <w:p>
-            <w:pPr>
-              <w:bidi/>
-              <w:spacing w:after="40"/>
-              <w:jc w:val="right"/>
-            </w:pPr>
-            <w:r>
-              <w:rPr>
-                <w:rFonts w:ascii="Arial" w:cs="Arial" w:eastAsia="Arial" w:hAnsi="Arial"/>
-                <w:b w:val="false"/>
-                <w:bCs w:val="false"/>
-                <w:sz w:val="19"/>
-                <w:szCs w:val="19"/>
-                <w:rtl/>
-              </w:rPr>
-              <w:t xml:space="preserve">גיליון "רכיבי בסיס" (F16–F17)</w:t>
-            </w:r>
-          </w:p>
-        </w:tc>
-        <w:tc>
-          <w:tcPr>
-            <w:tcW w:type="dxa" w:w="1300"/>
-            <w:tcBorders>
-              <w:top w:val="single" w:color="808080" w:sz="4"/>
-              <w:left w:val="single" w:color="808080" w:sz="4"/>
-              <w:bottom w:val="single" w:color="808080" w:sz="4"/>
-              <w:right w:val="single" w:color="808080" w:sz="4"/>
-            </w:tcBorders>
-            <w:tcMar>
-              <w:top w:type="dxa" w:w="50"/>
-              <w:left w:type="dxa" w:w="90"/>
-              <w:bottom w:type="dxa" w:w="50"/>
-              <w:right w:type="dxa" w:w="90"/>
-            </w:tcMar>
-          </w:tcPr>
-          <w:p>
-            <w:pPr>
-              <w:bidi/>
-              <w:spacing w:after="40"/>
-              <w:jc w:val="right"/>
-            </w:pPr>
-            <w:r>
-              <w:rPr>
-                <w:rFonts w:ascii="Arial" w:cs="Arial" w:eastAsia="Arial" w:hAnsi="Arial"/>
-                <w:b w:val="false"/>
-                <w:bCs w:val="false"/>
-                <w:sz w:val="19"/>
-                <w:szCs w:val="19"/>
-                <w:rtl/>
-              </w:rPr>
-              <w:t xml:space="preserve"/>
-            </w:r>
-          </w:p>
-        </w:tc>
-        <w:tc>
-          <w:tcPr>
-            <w:tcW w:type="dxa" w:w="1200"/>
-            <w:tcBorders>
-              <w:top w:val="single" w:color="808080" w:sz="4"/>
-              <w:left w:val="single" w:color="808080" w:sz="4"/>
-              <w:bottom w:val="single" w:color="808080" w:sz="4"/>
-              <w:right w:val="single" w:color="808080" w:sz="4"/>
-            </w:tcBorders>
-            <w:tcMar>
-              <w:top w:type="dxa" w:w="50"/>
-              <w:left w:type="dxa" w:w="90"/>
-              <w:bottom w:type="dxa" w:w="50"/>
-              <w:right w:type="dxa" w:w="90"/>
-            </w:tcMar>
-          </w:tcPr>
-          <w:p>
-            <w:pPr>
-              <w:bidi/>
-              <w:spacing w:after="40"/>
-              <w:jc w:val="center"/>
-            </w:pPr>
-            <w:r>
-              <w:rPr>
-                <w:rFonts w:ascii="Arial" w:cs="Arial" w:eastAsia="Arial" w:hAnsi="Arial"/>
-                <w:b w:val="false"/>
-                <w:bCs w:val="false"/>
-                <w:sz w:val="19"/>
-                <w:szCs w:val="19"/>
-                <w:rtl/>
-              </w:rPr>
-              <w:t xml:space="preserve">23.10.2026</w:t>
-            </w:r>
-          </w:p>
-        </w:tc>
-      </w:tr>
-      <w:tr>
-        <w:trPr>
-          <w:cantSplit/>
-        </w:trPr>
-        <w:tc>
-          <w:tcPr>
-            <w:tcW w:type="dxa" w:w="600"/>
-            <w:tcBorders>
-              <w:top w:val="single" w:color="808080" w:sz="4"/>
-              <w:left w:val="single" w:color="808080" w:sz="4"/>
-              <w:bottom w:val="single" w:color="808080" w:sz="4"/>
-              <w:right w:val="single" w:color="808080" w:sz="4"/>
-            </w:tcBorders>
-            <w:tcMar>
-              <w:top w:type="dxa" w:w="50"/>
-              <w:left w:type="dxa" w:w="90"/>
-              <w:bottom w:type="dxa" w:w="50"/>
-              <w:right w:type="dxa" w:w="90"/>
-            </w:tcMar>
-          </w:tcPr>
-          <w:p>
-            <w:pPr>
-              <w:bidi/>
-              <w:spacing w:after="40"/>
-              <w:jc w:val="center"/>
-            </w:pPr>
-            <w:r>
-              <w:rPr>
-                <w:rFonts w:ascii="Arial" w:cs="Arial" w:eastAsia="Arial" w:hAnsi="Arial"/>
-                <w:b w:val="false"/>
-                <w:bCs w:val="false"/>
-                <w:sz w:val="19"/>
-                <w:szCs w:val="19"/>
-                <w:rtl/>
-              </w:rPr>
-              <w:t xml:space="preserve">46</w:t>
-            </w:r>
-          </w:p>
-        </w:tc>
-        <w:tc>
-          <w:tcPr>
-            <w:tcW w:type="dxa" w:w="5200"/>
-            <w:tcBorders>
-              <w:top w:val="single" w:color="808080" w:sz="4"/>
-              <w:left w:val="single" w:color="808080" w:sz="4"/>
-              <w:bottom w:val="single" w:color="808080" w:sz="4"/>
-              <w:right w:val="single" w:color="808080" w:sz="4"/>
-            </w:tcBorders>
-            <w:tcMar>
-              <w:top w:type="dxa" w:w="50"/>
-              <w:left w:type="dxa" w:w="90"/>
-              <w:bottom w:type="dxa" w:w="50"/>
-              <w:right w:type="dxa" w:w="90"/>
-            </w:tcMar>
-          </w:tcPr>
-          <w:p>
-            <w:pPr>
-              <w:bidi/>
-              <w:spacing w:after="40"/>
-              <w:jc w:val="right"/>
-            </w:pPr>
-            <w:r>
-              <w:rPr>
-                <w:rFonts w:ascii="Arial" w:cs="Arial" w:eastAsia="Arial" w:hAnsi="Arial"/>
-                <w:b w:val="false"/>
-                <w:bCs w:val="false"/>
-                <w:sz w:val="19"/>
-                <w:szCs w:val="19"/>
-                <w:rtl/>
-              </w:rPr>
-              <w:t xml:space="preserve">איזו הנחה ממחירי מדף אפשר לתת למוצרים שלא ברשימה, ומה המרווח שלנו מהספקים?</w:t>
-            </w:r>
-          </w:p>
-        </w:tc>
-        <w:tc>
-          <w:tcPr>
-            <w:tcW w:type="dxa" w:w="1700"/>
-            <w:tcBorders>
-              <w:top w:val="single" w:color="808080" w:sz="4"/>
-              <w:left w:val="single" w:color="808080" w:sz="4"/>
-              <w:bottom w:val="single" w:color="808080" w:sz="4"/>
-              <w:right w:val="single" w:color="808080" w:sz="4"/>
-            </w:tcBorders>
-            <w:tcMar>
-              <w:top w:type="dxa" w:w="50"/>
-              <w:left w:type="dxa" w:w="90"/>
-              <w:bottom w:type="dxa" w:w="50"/>
-              <w:right w:type="dxa" w:w="90"/>
-            </w:tcMar>
-          </w:tcPr>
-          <w:p>
-            <w:pPr>
-              <w:bidi/>
-              <w:spacing w:after="40"/>
-              <w:jc w:val="right"/>
-            </w:pPr>
-            <w:r>
-              <w:rPr>
-                <w:rFonts w:ascii="Arial" w:cs="Arial" w:eastAsia="Arial" w:hAnsi="Arial"/>
-                <w:b w:val="false"/>
-                <w:bCs w:val="false"/>
-                <w:sz w:val="19"/>
-                <w:szCs w:val="19"/>
-                <w:rtl/>
-              </w:rPr>
-              <w:t xml:space="preserve">עמ' 43, סעיף 7</w:t>
-            </w:r>
-          </w:p>
-        </w:tc>
-        <w:tc>
-          <w:tcPr>
-            <w:tcW w:type="dxa" w:w="2500"/>
-            <w:tcBorders>
-              <w:top w:val="single" w:color="808080" w:sz="4"/>
-              <w:left w:val="single" w:color="808080" w:sz="4"/>
-              <w:bottom w:val="single" w:color="808080" w:sz="4"/>
-              <w:right w:val="single" w:color="808080" w:sz="4"/>
-            </w:tcBorders>
-            <w:tcMar>
-              <w:top w:type="dxa" w:w="50"/>
-              <w:left w:type="dxa" w:w="90"/>
-              <w:bottom w:type="dxa" w:w="50"/>
-              <w:right w:type="dxa" w:w="90"/>
-            </w:tcMar>
-          </w:tcPr>
-          <w:p>
-            <w:pPr>
-              <w:bidi/>
-              <w:spacing w:after="40"/>
-              <w:jc w:val="right"/>
-            </w:pPr>
-            <w:r>
-              <w:rPr>
-                <w:rFonts w:ascii="Arial" w:cs="Arial" w:eastAsia="Arial" w:hAnsi="Arial"/>
-                <w:b w:val="false"/>
-                <w:bCs w:val="false"/>
-                <w:sz w:val="19"/>
-                <w:szCs w:val="19"/>
-                <w:rtl/>
-              </w:rPr>
-              <w:t xml:space="preserve"/>
-            </w:r>
-          </w:p>
-        </w:tc>
-        <w:tc>
-          <w:tcPr>
-            <w:tcW w:type="dxa" w:w="2338"/>
-            <w:tcBorders>
-              <w:top w:val="single" w:color="808080" w:sz="4"/>
-              <w:left w:val="single" w:color="808080" w:sz="4"/>
-              <w:bottom w:val="single" w:color="808080" w:sz="4"/>
-              <w:right w:val="single" w:color="808080" w:sz="4"/>
-            </w:tcBorders>
-            <w:tcMar>
-              <w:top w:type="dxa" w:w="50"/>
-              <w:left w:type="dxa" w:w="90"/>
-              <w:bottom w:type="dxa" w:w="50"/>
-              <w:right w:type="dxa" w:w="90"/>
-            </w:tcMar>
-          </w:tcPr>
-          <w:p>
-            <w:pPr>
-              <w:bidi/>
-              <w:spacing w:after="40"/>
-              <w:jc w:val="right"/>
-            </w:pPr>
-            <w:r>
-              <w:rPr>
-                <w:rFonts w:ascii="Arial" w:cs="Arial" w:eastAsia="Arial" w:hAnsi="Arial"/>
-                <w:b w:val="false"/>
-                <w:bCs w:val="false"/>
-                <w:sz w:val="19"/>
-                <w:szCs w:val="19"/>
-                <w:rtl/>
-              </w:rPr>
-              <w:t xml:space="preserve">גיליון "הנחות" (B21–B22)</w:t>
-            </w:r>
-          </w:p>
-        </w:tc>
-        <w:tc>
-          <w:tcPr>
-            <w:tcW w:type="dxa" w:w="1300"/>
-            <w:tcBorders>
-              <w:top w:val="single" w:color="808080" w:sz="4"/>
-              <w:left w:val="single" w:color="808080" w:sz="4"/>
-              <w:bottom w:val="single" w:color="808080" w:sz="4"/>
-              <w:right w:val="single" w:color="808080" w:sz="4"/>
-            </w:tcBorders>
-            <w:tcMar>
-              <w:top w:type="dxa" w:w="50"/>
-              <w:left w:type="dxa" w:w="90"/>
-              <w:bottom w:type="dxa" w:w="50"/>
-              <w:right w:type="dxa" w:w="90"/>
-            </w:tcMar>
-          </w:tcPr>
-          <w:p>
-            <w:pPr>
-              <w:bidi/>
-              <w:spacing w:after="40"/>
-              <w:jc w:val="right"/>
-            </w:pPr>
-            <w:r>
-              <w:rPr>
-                <w:rFonts w:ascii="Arial" w:cs="Arial" w:eastAsia="Arial" w:hAnsi="Arial"/>
-                <w:b w:val="false"/>
-                <w:bCs w:val="false"/>
-                <w:sz w:val="19"/>
-                <w:szCs w:val="19"/>
-                <w:rtl/>
-              </w:rPr>
-              <w:t xml:space="preserve"/>
-            </w:r>
-          </w:p>
-        </w:tc>
-        <w:tc>
-          <w:tcPr>
-            <w:tcW w:type="dxa" w:w="1200"/>
-            <w:tcBorders>
-              <w:top w:val="single" w:color="808080" w:sz="4"/>
-              <w:left w:val="single" w:color="808080" w:sz="4"/>
-              <w:bottom w:val="single" w:color="808080" w:sz="4"/>
-              <w:right w:val="single" w:color="808080" w:sz="4"/>
-            </w:tcBorders>
-            <w:tcMar>
-              <w:top w:type="dxa" w:w="50"/>
-              <w:left w:type="dxa" w:w="90"/>
-              <w:bottom w:type="dxa" w:w="50"/>
-              <w:right w:type="dxa" w:w="90"/>
-            </w:tcMar>
-          </w:tcPr>
-          <w:p>
-            <w:pPr>
-              <w:bidi/>
-              <w:spacing w:after="40"/>
-              <w:jc w:val="center"/>
-            </w:pPr>
-            <w:r>
-              <w:rPr>
-                <w:rFonts w:ascii="Arial" w:cs="Arial" w:eastAsia="Arial" w:hAnsi="Arial"/>
-                <w:b w:val="false"/>
-                <w:bCs w:val="false"/>
-                <w:sz w:val="19"/>
-                <w:szCs w:val="19"/>
-                <w:rtl/>
-              </w:rPr>
-              <w:t xml:space="preserve">23.10.2026</w:t>
-            </w:r>
-          </w:p>
-        </w:tc>
-      </w:tr>
-      <w:tr>
-        <w:tc>
-          <w:tcPr>
-            <w:tcW w:type="dxa" w:w="14838"/>
-            <w:gridSpan w:val="7"/>
-            <w:tcBorders>
-              <w:top w:val="single" w:color="808080" w:sz="4"/>
-              <w:left w:val="single" w:color="808080" w:sz="4"/>
-              <w:bottom w:val="single" w:color="808080" w:sz="4"/>
-              <w:right w:val="single" w:color="808080" w:sz="4"/>
-            </w:tcBorders>
-            <w:shd w:fill="D9E2F3" w:color="auto" w:val="clear"/>
-            <w:tcMar>
-              <w:top w:type="dxa" w:w="50"/>
-              <w:left w:type="dxa" w:w="90"/>
-              <w:bottom w:type="dxa" w:w="50"/>
-              <w:right w:type="dxa" w:w="90"/>
-            </w:tcMar>
-          </w:tcPr>
-          <w:p>
-            <w:pPr>
-              <w:bidi/>
-              <w:spacing w:after="40"/>
-              <w:jc w:val="right"/>
-            </w:pPr>
-            <w:r>
-              <w:rPr>
-                <w:rFonts w:ascii="Arial" w:cs="Arial" w:eastAsia="Arial" w:hAnsi="Arial"/>
-                <w:b/>
-                <w:bCs/>
-                <w:sz w:val="21"/>
-                <w:szCs w:val="21"/>
-                <w:rtl/>
-              </w:rPr>
-              <w:t xml:space="preserve">משאבי אנוש</w:t>
-            </w:r>
-          </w:p>
-        </w:tc>
-      </w:tr>
-      <w:tr>
-        <w:trPr>
-          <w:cantSplit/>
-        </w:trPr>
-        <w:tc>
-          <w:tcPr>
-            <w:tcW w:type="dxa" w:w="600"/>
-            <w:tcBorders>
-              <w:top w:val="single" w:color="808080" w:sz="4"/>
-              <w:left w:val="single" w:color="808080" w:sz="4"/>
-              <w:bottom w:val="single" w:color="808080" w:sz="4"/>
-              <w:right w:val="single" w:color="808080" w:sz="4"/>
-            </w:tcBorders>
-            <w:tcMar>
-              <w:top w:type="dxa" w:w="50"/>
-              <w:left w:type="dxa" w:w="90"/>
-              <w:bottom w:type="dxa" w:w="50"/>
-              <w:right w:type="dxa" w:w="90"/>
-            </w:tcMar>
-          </w:tcPr>
-          <w:p>
-            <w:pPr>
-              <w:bidi/>
-              <w:spacing w:after="40"/>
-              <w:jc w:val="center"/>
-            </w:pPr>
-            <w:r>
-              <w:rPr>
-                <w:rFonts w:ascii="Arial" w:cs="Arial" w:eastAsia="Arial" w:hAnsi="Arial"/>
-                <w:b w:val="false"/>
-                <w:bCs w:val="false"/>
-                <w:sz w:val="19"/>
-                <w:szCs w:val="19"/>
-                <w:rtl/>
-              </w:rPr>
-              <w:t xml:space="preserve">47</w:t>
-            </w:r>
-          </w:p>
-        </w:tc>
-        <w:tc>
-          <w:tcPr>
-            <w:tcW w:type="dxa" w:w="5200"/>
-            <w:tcBorders>
-              <w:top w:val="single" w:color="808080" w:sz="4"/>
-              <w:left w:val="single" w:color="808080" w:sz="4"/>
-              <w:bottom w:val="single" w:color="808080" w:sz="4"/>
-              <w:right w:val="single" w:color="808080" w:sz="4"/>
-            </w:tcBorders>
-            <w:tcMar>
-              <w:top w:type="dxa" w:w="50"/>
-              <w:left w:type="dxa" w:w="90"/>
-              <w:bottom w:type="dxa" w:w="50"/>
-              <w:right w:type="dxa" w:w="90"/>
-            </w:tcMar>
-          </w:tcPr>
-          <w:p>
-            <w:pPr>
-              <w:bidi/>
-              <w:spacing w:after="40"/>
-              <w:jc w:val="right"/>
-            </w:pPr>
-            <w:r>
-              <w:rPr>
-                <w:rFonts w:ascii="Arial" w:cs="Arial" w:eastAsia="Arial" w:hAnsi="Arial"/>
-                <w:b w:val="false"/>
-                <w:bCs w:val="false"/>
-                <w:sz w:val="19"/>
-                <w:szCs w:val="19"/>
-                <w:rtl/>
-              </w:rPr>
-              <w:t xml:space="preserve">האם כל מי שיעבוד בפרויקט (כולל קבלני משנה) אזרח ישראלי?</w:t>
-            </w:r>
-          </w:p>
-        </w:tc>
-        <w:tc>
-          <w:tcPr>
-            <w:tcW w:type="dxa" w:w="1700"/>
-            <w:tcBorders>
-              <w:top w:val="single" w:color="808080" w:sz="4"/>
-              <w:left w:val="single" w:color="808080" w:sz="4"/>
-              <w:bottom w:val="single" w:color="808080" w:sz="4"/>
-              <w:right w:val="single" w:color="808080" w:sz="4"/>
-            </w:tcBorders>
-            <w:tcMar>
-              <w:top w:type="dxa" w:w="50"/>
-              <w:left w:type="dxa" w:w="90"/>
-              <w:bottom w:type="dxa" w:w="50"/>
-              <w:right w:type="dxa" w:w="90"/>
-            </w:tcMar>
-          </w:tcPr>
-          <w:p>
-            <w:pPr>
-              <w:bidi/>
-              <w:spacing w:after="40"/>
-              <w:jc w:val="right"/>
-            </w:pPr>
-            <w:r>
-              <w:rPr>
-                <w:rFonts w:ascii="Arial" w:cs="Arial" w:eastAsia="Arial" w:hAnsi="Arial"/>
-                <w:b w:val="false"/>
-                <w:bCs w:val="false"/>
-                <w:sz w:val="19"/>
-                <w:szCs w:val="19"/>
-                <w:rtl/>
-              </w:rPr>
-              <w:t xml:space="preserve">עמ' 31, הסכם 11.ד</w:t>
-            </w:r>
-          </w:p>
-        </w:tc>
-        <w:tc>
-          <w:tcPr>
-            <w:tcW w:type="dxa" w:w="2500"/>
-            <w:tcBorders>
-              <w:top w:val="single" w:color="808080" w:sz="4"/>
-              <w:left w:val="single" w:color="808080" w:sz="4"/>
-              <w:bottom w:val="single" w:color="808080" w:sz="4"/>
-              <w:right w:val="single" w:color="808080" w:sz="4"/>
-            </w:tcBorders>
-            <w:tcMar>
-              <w:top w:type="dxa" w:w="50"/>
-              <w:left w:type="dxa" w:w="90"/>
-              <w:bottom w:type="dxa" w:w="50"/>
-              <w:right w:type="dxa" w:w="90"/>
-            </w:tcMar>
-          </w:tcPr>
-          <w:p>
-            <w:pPr>
-              <w:bidi/>
-              <w:spacing w:after="40"/>
-              <w:jc w:val="right"/>
-            </w:pPr>
-            <w:r>
-              <w:rPr>
-                <w:rFonts w:ascii="Arial" w:cs="Arial" w:eastAsia="Arial" w:hAnsi="Arial"/>
-                <w:b w:val="false"/>
-                <w:bCs w:val="false"/>
-                <w:sz w:val="19"/>
-                <w:szCs w:val="19"/>
-                <w:rtl/>
-              </w:rPr>
-              <w:t xml:space="preserve">דרישה מפורשת.</w:t>
-            </w:r>
-          </w:p>
-        </w:tc>
-        <w:tc>
-          <w:tcPr>
-            <w:tcW w:type="dxa" w:w="2338"/>
-            <w:tcBorders>
-              <w:top w:val="single" w:color="808080" w:sz="4"/>
-              <w:left w:val="single" w:color="808080" w:sz="4"/>
-              <w:bottom w:val="single" w:color="808080" w:sz="4"/>
-              <w:right w:val="single" w:color="808080" w:sz="4"/>
-            </w:tcBorders>
-            <w:tcMar>
-              <w:top w:type="dxa" w:w="50"/>
-              <w:left w:type="dxa" w:w="90"/>
-              <w:bottom w:type="dxa" w:w="50"/>
-              <w:right w:type="dxa" w:w="90"/>
-            </w:tcMar>
-          </w:tcPr>
-          <w:p>
-            <w:pPr>
-              <w:bidi/>
-              <w:spacing w:after="40"/>
-              <w:jc w:val="right"/>
-            </w:pPr>
-            <w:r>
-              <w:rPr>
-                <w:rFonts w:ascii="Arial" w:cs="Arial" w:eastAsia="Arial" w:hAnsi="Arial"/>
-                <w:b w:val="false"/>
-                <w:bCs w:val="false"/>
-                <w:sz w:val="19"/>
-                <w:szCs w:val="19"/>
-                <w:rtl/>
-              </w:rPr>
-              <w:t xml:space="preserve">מסמכי ההגשה</w:t>
-            </w:r>
-          </w:p>
-        </w:tc>
-        <w:tc>
-          <w:tcPr>
-            <w:tcW w:type="dxa" w:w="1300"/>
-            <w:tcBorders>
-              <w:top w:val="single" w:color="808080" w:sz="4"/>
-              <w:left w:val="single" w:color="808080" w:sz="4"/>
-              <w:bottom w:val="single" w:color="808080" w:sz="4"/>
-              <w:right w:val="single" w:color="808080" w:sz="4"/>
-            </w:tcBorders>
-            <w:tcMar>
-              <w:top w:type="dxa" w:w="50"/>
-              <w:left w:type="dxa" w:w="90"/>
-              <w:bottom w:type="dxa" w:w="50"/>
-              <w:right w:type="dxa" w:w="90"/>
-            </w:tcMar>
-          </w:tcPr>
-          <w:p>
-            <w:pPr>
-              <w:bidi/>
-              <w:spacing w:after="40"/>
-              <w:jc w:val="right"/>
-            </w:pPr>
-            <w:r>
-              <w:rPr>
-                <w:rFonts w:ascii="Arial" w:cs="Arial" w:eastAsia="Arial" w:hAnsi="Arial"/>
-                <w:b w:val="false"/>
-                <w:bCs w:val="false"/>
-                <w:sz w:val="19"/>
-                <w:szCs w:val="19"/>
-                <w:rtl/>
-              </w:rPr>
-              <w:t xml:space="preserve"/>
-            </w:r>
-          </w:p>
-        </w:tc>
-        <w:tc>
-          <w:tcPr>
-            <w:tcW w:type="dxa" w:w="1200"/>
-            <w:tcBorders>
-              <w:top w:val="single" w:color="808080" w:sz="4"/>
-              <w:left w:val="single" w:color="808080" w:sz="4"/>
-              <w:bottom w:val="single" w:color="808080" w:sz="4"/>
-              <w:right w:val="single" w:color="808080" w:sz="4"/>
-            </w:tcBorders>
-            <w:tcMar>
-              <w:top w:type="dxa" w:w="50"/>
-              <w:left w:type="dxa" w:w="90"/>
-              <w:bottom w:type="dxa" w:w="50"/>
-              <w:right w:type="dxa" w:w="90"/>
-            </w:tcMar>
-          </w:tcPr>
-          <w:p>
-            <w:pPr>
-              <w:bidi/>
-              <w:spacing w:after="40"/>
-              <w:jc w:val="center"/>
-            </w:pPr>
-            <w:r>
-              <w:rPr>
-                <w:rFonts w:ascii="Arial" w:cs="Arial" w:eastAsia="Arial" w:hAnsi="Arial"/>
-                <w:b w:val="false"/>
-                <w:bCs w:val="false"/>
-                <w:sz w:val="19"/>
-                <w:szCs w:val="19"/>
-                <w:rtl/>
-              </w:rPr>
-              <w:t xml:space="preserve">23.10.2026</w:t>
-            </w:r>
-          </w:p>
-        </w:tc>
-      </w:tr>
-      <w:tr>
-        <w:trPr>
-          <w:cantSplit/>
-        </w:trPr>
-        <w:tc>
-          <w:tcPr>
-            <w:tcW w:type="dxa" w:w="600"/>
-            <w:tcBorders>
-              <w:top w:val="single" w:color="808080" w:sz="4"/>
-              <w:left w:val="single" w:color="808080" w:sz="4"/>
-              <w:bottom w:val="single" w:color="808080" w:sz="4"/>
-              <w:right w:val="single" w:color="808080" w:sz="4"/>
-            </w:tcBorders>
-            <w:tcMar>
-              <w:top w:type="dxa" w:w="50"/>
-              <w:left w:type="dxa" w:w="90"/>
-              <w:bottom w:type="dxa" w:w="50"/>
-              <w:right w:type="dxa" w:w="90"/>
-            </w:tcMar>
-          </w:tcPr>
-          <w:p>
-            <w:pPr>
-              <w:bidi/>
-              <w:spacing w:after="40"/>
-              <w:jc w:val="center"/>
-            </w:pPr>
-            <w:r>
-              <w:rPr>
-                <w:rFonts w:ascii="Arial" w:cs="Arial" w:eastAsia="Arial" w:hAnsi="Arial"/>
-                <w:b w:val="false"/>
-                <w:bCs w:val="false"/>
-                <w:sz w:val="19"/>
-                <w:szCs w:val="19"/>
-                <w:rtl/>
-              </w:rPr>
-              <w:t xml:space="preserve">48</w:t>
-            </w:r>
-          </w:p>
-        </w:tc>
-        <w:tc>
-          <w:tcPr>
-            <w:tcW w:type="dxa" w:w="5200"/>
-            <w:tcBorders>
-              <w:top w:val="single" w:color="808080" w:sz="4"/>
-              <w:left w:val="single" w:color="808080" w:sz="4"/>
-              <w:bottom w:val="single" w:color="808080" w:sz="4"/>
-              <w:right w:val="single" w:color="808080" w:sz="4"/>
-            </w:tcBorders>
-            <w:tcMar>
-              <w:top w:type="dxa" w:w="50"/>
-              <w:left w:type="dxa" w:w="90"/>
-              <w:bottom w:type="dxa" w:w="50"/>
-              <w:right w:type="dxa" w:w="90"/>
-            </w:tcMar>
-          </w:tcPr>
-          <w:p>
-            <w:pPr>
-              <w:bidi/>
-              <w:spacing w:after="40"/>
-              <w:jc w:val="right"/>
-            </w:pPr>
-            <w:r>
-              <w:rPr>
-                <w:rFonts w:ascii="Arial" w:cs="Arial" w:eastAsia="Arial" w:hAnsi="Arial"/>
-                <w:b w:val="false"/>
-                <w:bCs w:val="false"/>
-                <w:sz w:val="19"/>
-                <w:szCs w:val="19"/>
-                <w:rtl/>
-              </w:rPr>
-              <w:t xml:space="preserve">מי אנשי הצוות הקבועים שיוצגו (קורות חיים, הסמכות)?</w:t>
-            </w:r>
-          </w:p>
-        </w:tc>
-        <w:tc>
-          <w:tcPr>
-            <w:tcW w:type="dxa" w:w="1700"/>
-            <w:tcBorders>
-              <w:top w:val="single" w:color="808080" w:sz="4"/>
-              <w:left w:val="single" w:color="808080" w:sz="4"/>
-              <w:bottom w:val="single" w:color="808080" w:sz="4"/>
-              <w:right w:val="single" w:color="808080" w:sz="4"/>
-            </w:tcBorders>
-            <w:tcMar>
-              <w:top w:type="dxa" w:w="50"/>
-              <w:left w:type="dxa" w:w="90"/>
-              <w:bottom w:type="dxa" w:w="50"/>
-              <w:right w:type="dxa" w:w="90"/>
-            </w:tcMar>
-          </w:tcPr>
-          <w:p>
-            <w:pPr>
-              <w:bidi/>
-              <w:spacing w:after="40"/>
-              <w:jc w:val="right"/>
-            </w:pPr>
-            <w:r>
-              <w:rPr>
-                <w:rFonts w:ascii="Arial" w:cs="Arial" w:eastAsia="Arial" w:hAnsi="Arial"/>
-                <w:b w:val="false"/>
-                <w:bCs w:val="false"/>
-                <w:sz w:val="19"/>
-                <w:szCs w:val="19"/>
-                <w:rtl/>
-              </w:rPr>
-              <w:t xml:space="preserve">עמ' 9</w:t>
-            </w:r>
-          </w:p>
-        </w:tc>
-        <w:tc>
-          <w:tcPr>
-            <w:tcW w:type="dxa" w:w="2500"/>
-            <w:tcBorders>
-              <w:top w:val="single" w:color="808080" w:sz="4"/>
-              <w:left w:val="single" w:color="808080" w:sz="4"/>
-              <w:bottom w:val="single" w:color="808080" w:sz="4"/>
-              <w:right w:val="single" w:color="808080" w:sz="4"/>
-            </w:tcBorders>
-            <w:tcMar>
-              <w:top w:type="dxa" w:w="50"/>
-              <w:left w:type="dxa" w:w="90"/>
-              <w:bottom w:type="dxa" w:w="50"/>
-              <w:right w:type="dxa" w:w="90"/>
-            </w:tcMar>
-          </w:tcPr>
-          <w:p>
-            <w:pPr>
-              <w:bidi/>
-              <w:spacing w:after="40"/>
-              <w:jc w:val="right"/>
-            </w:pPr>
-            <w:r>
-              <w:rPr>
-                <w:rFonts w:ascii="Arial" w:cs="Arial" w:eastAsia="Arial" w:hAnsi="Arial"/>
-                <w:b w:val="false"/>
-                <w:bCs w:val="false"/>
-                <w:sz w:val="19"/>
-                <w:szCs w:val="19"/>
-                <w:rtl/>
-              </w:rPr>
-              <w:t xml:space="preserve">ניקוד הראיון.</w:t>
-            </w:r>
-          </w:p>
-        </w:tc>
-        <w:tc>
-          <w:tcPr>
-            <w:tcW w:type="dxa" w:w="2338"/>
-            <w:tcBorders>
-              <w:top w:val="single" w:color="808080" w:sz="4"/>
-              <w:left w:val="single" w:color="808080" w:sz="4"/>
-              <w:bottom w:val="single" w:color="808080" w:sz="4"/>
-              <w:right w:val="single" w:color="808080" w:sz="4"/>
-            </w:tcBorders>
-            <w:tcMar>
-              <w:top w:type="dxa" w:w="50"/>
-              <w:left w:type="dxa" w:w="90"/>
-              <w:bottom w:type="dxa" w:w="50"/>
-              <w:right w:type="dxa" w:w="90"/>
-            </w:tcMar>
-          </w:tcPr>
-          <w:p>
-            <w:pPr>
-              <w:bidi/>
-              <w:spacing w:after="40"/>
-              <w:jc w:val="right"/>
-            </w:pPr>
-            <w:r>
-              <w:rPr>
-                <w:rFonts w:ascii="Arial" w:cs="Arial" w:eastAsia="Arial" w:hAnsi="Arial"/>
-                <w:b w:val="false"/>
-                <w:bCs w:val="false"/>
-                <w:sz w:val="19"/>
-                <w:szCs w:val="19"/>
-                <w:rtl/>
-              </w:rPr>
-              <w:t xml:space="preserve">הכנה לראיון</w:t>
-            </w:r>
-          </w:p>
-        </w:tc>
-        <w:tc>
-          <w:tcPr>
-            <w:tcW w:type="dxa" w:w="1300"/>
-            <w:tcBorders>
-              <w:top w:val="single" w:color="808080" w:sz="4"/>
-              <w:left w:val="single" w:color="808080" w:sz="4"/>
-              <w:bottom w:val="single" w:color="808080" w:sz="4"/>
-              <w:right w:val="single" w:color="808080" w:sz="4"/>
-            </w:tcBorders>
-            <w:tcMar>
-              <w:top w:type="dxa" w:w="50"/>
-              <w:left w:type="dxa" w:w="90"/>
-              <w:bottom w:type="dxa" w:w="50"/>
-              <w:right w:type="dxa" w:w="90"/>
-            </w:tcMar>
-          </w:tcPr>
-          <w:p>
-            <w:pPr>
-              <w:bidi/>
-              <w:spacing w:after="40"/>
-              <w:jc w:val="right"/>
-            </w:pPr>
-            <w:r>
-              <w:rPr>
-                <w:rFonts w:ascii="Arial" w:cs="Arial" w:eastAsia="Arial" w:hAnsi="Arial"/>
-                <w:b w:val="false"/>
-                <w:bCs w:val="false"/>
-                <w:sz w:val="19"/>
-                <w:szCs w:val="19"/>
-                <w:rtl/>
-              </w:rPr>
-              <w:t xml:space="preserve"/>
-            </w:r>
-          </w:p>
-        </w:tc>
-        <w:tc>
-          <w:tcPr>
-            <w:tcW w:type="dxa" w:w="1200"/>
-            <w:tcBorders>
-              <w:top w:val="single" w:color="808080" w:sz="4"/>
-              <w:left w:val="single" w:color="808080" w:sz="4"/>
-              <w:bottom w:val="single" w:color="808080" w:sz="4"/>
-              <w:right w:val="single" w:color="808080" w:sz="4"/>
-            </w:tcBorders>
-            <w:tcMar>
-              <w:top w:type="dxa" w:w="50"/>
-              <w:left w:type="dxa" w:w="90"/>
-              <w:bottom w:type="dxa" w:w="50"/>
-              <w:right w:type="dxa" w:w="90"/>
-            </w:tcMar>
-          </w:tcPr>
-          <w:p>
-            <w:pPr>
-              <w:bidi/>
-              <w:spacing w:after="40"/>
-              <w:jc w:val="center"/>
-            </w:pPr>
-            <w:r>
-              <w:rPr>
-                <w:rFonts w:ascii="Arial" w:cs="Arial" w:eastAsia="Arial" w:hAnsi="Arial"/>
-                <w:b w:val="false"/>
-                <w:bCs w:val="false"/>
-                <w:sz w:val="19"/>
-                <w:szCs w:val="19"/>
-                <w:rtl/>
-              </w:rPr>
-              <w:t xml:space="preserve">23.10.2026</w:t>
-            </w:r>
-          </w:p>
-        </w:tc>
-      </w:tr>
-      <w:tr>
-        <w:tc>
-          <w:tcPr>
-            <w:tcW w:type="dxa" w:w="14838"/>
-            <w:gridSpan w:val="7"/>
-            <w:tcBorders>
-              <w:top w:val="single" w:color="808080" w:sz="4"/>
-              <w:left w:val="single" w:color="808080" w:sz="4"/>
-              <w:bottom w:val="single" w:color="808080" w:sz="4"/>
-              <w:right w:val="single" w:color="808080" w:sz="4"/>
-            </w:tcBorders>
-            <w:shd w:fill="D9E2F3" w:color="auto" w:val="clear"/>
-            <w:tcMar>
-              <w:top w:type="dxa" w:w="50"/>
-              <w:left w:type="dxa" w:w="90"/>
-              <w:bottom w:type="dxa" w:w="50"/>
-              <w:right w:type="dxa" w:w="90"/>
-            </w:tcMar>
-          </w:tcPr>
-          <w:p>
-            <w:pPr>
-              <w:bidi/>
-              <w:spacing w:after="40"/>
-              <w:jc w:val="right"/>
-            </w:pPr>
-            <w:r>
-              <w:rPr>
-                <w:rFonts w:ascii="Arial" w:cs="Arial" w:eastAsia="Arial" w:hAnsi="Arial"/>
-                <w:b/>
-                <w:bCs/>
-                <w:sz w:val="21"/>
-                <w:szCs w:val="21"/>
-                <w:rtl/>
-              </w:rPr>
-              <w:t xml:space="preserve">ניהול מכרזים ומנהלה</w:t>
-            </w:r>
-          </w:p>
-        </w:tc>
-      </w:tr>
-      <w:tr>
-        <w:trPr>
-          <w:cantSplit/>
-        </w:trPr>
-        <w:tc>
-          <w:tcPr>
-            <w:tcW w:type="dxa" w:w="600"/>
-            <w:tcBorders>
-              <w:top w:val="single" w:color="808080" w:sz="4"/>
-              <w:left w:val="single" w:color="808080" w:sz="4"/>
-              <w:bottom w:val="single" w:color="808080" w:sz="4"/>
-              <w:right w:val="single" w:color="808080" w:sz="4"/>
-            </w:tcBorders>
-            <w:tcMar>
-              <w:top w:type="dxa" w:w="50"/>
-              <w:left w:type="dxa" w:w="90"/>
-              <w:bottom w:type="dxa" w:w="50"/>
-              <w:right w:type="dxa" w:w="90"/>
-            </w:tcMar>
-          </w:tcPr>
-          <w:p>
-            <w:pPr>
-              <w:bidi/>
-              <w:spacing w:after="40"/>
-              <w:jc w:val="center"/>
-            </w:pPr>
-            <w:r>
-              <w:rPr>
-                <w:rFonts w:ascii="Arial" w:cs="Arial" w:eastAsia="Arial" w:hAnsi="Arial"/>
-                <w:b w:val="false"/>
-                <w:bCs w:val="false"/>
-                <w:sz w:val="19"/>
-                <w:szCs w:val="19"/>
-                <w:rtl/>
-              </w:rPr>
-              <w:t xml:space="preserve">49</w:t>
-            </w:r>
-          </w:p>
-        </w:tc>
-        <w:tc>
-          <w:tcPr>
-            <w:tcW w:type="dxa" w:w="5200"/>
-            <w:tcBorders>
-              <w:top w:val="single" w:color="808080" w:sz="4"/>
-              <w:left w:val="single" w:color="808080" w:sz="4"/>
-              <w:bottom w:val="single" w:color="808080" w:sz="4"/>
-              <w:right w:val="single" w:color="808080" w:sz="4"/>
-            </w:tcBorders>
-            <w:tcMar>
-              <w:top w:type="dxa" w:w="50"/>
-              <w:left w:type="dxa" w:w="90"/>
-              <w:bottom w:type="dxa" w:w="50"/>
-              <w:right w:type="dxa" w:w="90"/>
-            </w:tcMar>
-          </w:tcPr>
-          <w:p>
-            <w:pPr>
-              <w:bidi/>
-              <w:spacing w:after="40"/>
-              <w:jc w:val="right"/>
-            </w:pPr>
-            <w:r>
-              <w:rPr>
-                <w:rFonts w:ascii="Arial" w:cs="Arial" w:eastAsia="Arial" w:hAnsi="Arial"/>
-                <w:b w:val="false"/>
-                <w:bCs w:val="false"/>
-                <w:sz w:val="19"/>
-                <w:szCs w:val="19"/>
-                <w:rtl/>
-              </w:rPr>
-              <w:t xml:space="preserve">רכישת מסמכי המכרז (1,500 ₪) וקבלה – בוצע?</w:t>
-            </w:r>
-          </w:p>
-        </w:tc>
-        <w:tc>
-          <w:tcPr>
-            <w:tcW w:type="dxa" w:w="1700"/>
-            <w:tcBorders>
-              <w:top w:val="single" w:color="808080" w:sz="4"/>
-              <w:left w:val="single" w:color="808080" w:sz="4"/>
-              <w:bottom w:val="single" w:color="808080" w:sz="4"/>
-              <w:right w:val="single" w:color="808080" w:sz="4"/>
-            </w:tcBorders>
-            <w:tcMar>
-              <w:top w:type="dxa" w:w="50"/>
-              <w:left w:type="dxa" w:w="90"/>
-              <w:bottom w:type="dxa" w:w="50"/>
-              <w:right w:type="dxa" w:w="90"/>
-            </w:tcMar>
-          </w:tcPr>
-          <w:p>
-            <w:pPr>
-              <w:bidi/>
-              <w:spacing w:after="40"/>
-              <w:jc w:val="right"/>
-            </w:pPr>
-            <w:r>
-              <w:rPr>
-                <w:rFonts w:ascii="Arial" w:cs="Arial" w:eastAsia="Arial" w:hAnsi="Arial"/>
-                <w:b w:val="false"/>
-                <w:bCs w:val="false"/>
-                <w:sz w:val="19"/>
-                <w:szCs w:val="19"/>
-                <w:rtl/>
-              </w:rPr>
-              <w:t xml:space="preserve">עמ' 2, 7 (סעיף 4.13)</w:t>
-            </w:r>
-          </w:p>
-        </w:tc>
-        <w:tc>
-          <w:tcPr>
-            <w:tcW w:type="dxa" w:w="2500"/>
-            <w:tcBorders>
-              <w:top w:val="single" w:color="808080" w:sz="4"/>
-              <w:left w:val="single" w:color="808080" w:sz="4"/>
-              <w:bottom w:val="single" w:color="808080" w:sz="4"/>
-              <w:right w:val="single" w:color="808080" w:sz="4"/>
-            </w:tcBorders>
-            <w:tcMar>
-              <w:top w:type="dxa" w:w="50"/>
-              <w:left w:type="dxa" w:w="90"/>
-              <w:bottom w:type="dxa" w:w="50"/>
-              <w:right w:type="dxa" w:w="90"/>
-            </w:tcMar>
-          </w:tcPr>
-          <w:p>
-            <w:pPr>
-              <w:bidi/>
-              <w:spacing w:after="40"/>
-              <w:jc w:val="right"/>
-            </w:pPr>
-            <w:r>
-              <w:rPr>
-                <w:rFonts w:ascii="Arial" w:cs="Arial" w:eastAsia="Arial" w:hAnsi="Arial"/>
-                <w:b w:val="false"/>
-                <w:bCs w:val="false"/>
-                <w:sz w:val="19"/>
-                <w:szCs w:val="19"/>
-                <w:rtl/>
-              </w:rPr>
-              <w:t xml:space="preserve">מסמך חובה.</w:t>
-            </w:r>
-          </w:p>
-        </w:tc>
-        <w:tc>
-          <w:tcPr>
-            <w:tcW w:type="dxa" w:w="2338"/>
-            <w:tcBorders>
-              <w:top w:val="single" w:color="808080" w:sz="4"/>
-              <w:left w:val="single" w:color="808080" w:sz="4"/>
-              <w:bottom w:val="single" w:color="808080" w:sz="4"/>
-              <w:right w:val="single" w:color="808080" w:sz="4"/>
-            </w:tcBorders>
-            <w:tcMar>
-              <w:top w:type="dxa" w:w="50"/>
-              <w:left w:type="dxa" w:w="90"/>
-              <w:bottom w:type="dxa" w:w="50"/>
-              <w:right w:type="dxa" w:w="90"/>
-            </w:tcMar>
-          </w:tcPr>
-          <w:p>
-            <w:pPr>
-              <w:bidi/>
-              <w:spacing w:after="40"/>
-              <w:jc w:val="right"/>
-            </w:pPr>
-            <w:r>
-              <w:rPr>
-                <w:rFonts w:ascii="Arial" w:cs="Arial" w:eastAsia="Arial" w:hAnsi="Arial"/>
-                <w:b w:val="false"/>
-                <w:bCs w:val="false"/>
-                <w:sz w:val="19"/>
-                <w:szCs w:val="19"/>
-                <w:rtl/>
-              </w:rPr>
-              <w:t xml:space="preserve">מסמכי ההגשה</w:t>
-            </w:r>
-          </w:p>
-        </w:tc>
-        <w:tc>
-          <w:tcPr>
-            <w:tcW w:type="dxa" w:w="1300"/>
-            <w:tcBorders>
-              <w:top w:val="single" w:color="808080" w:sz="4"/>
-              <w:left w:val="single" w:color="808080" w:sz="4"/>
-              <w:bottom w:val="single" w:color="808080" w:sz="4"/>
-              <w:right w:val="single" w:color="808080" w:sz="4"/>
-            </w:tcBorders>
-            <w:tcMar>
-              <w:top w:type="dxa" w:w="50"/>
-              <w:left w:type="dxa" w:w="90"/>
-              <w:bottom w:type="dxa" w:w="50"/>
-              <w:right w:type="dxa" w:w="90"/>
-            </w:tcMar>
-          </w:tcPr>
-          <w:p>
-            <w:pPr>
-              <w:bidi/>
-              <w:spacing w:after="40"/>
-              <w:jc w:val="right"/>
-            </w:pPr>
-            <w:r>
-              <w:rPr>
-                <w:rFonts w:ascii="Arial" w:cs="Arial" w:eastAsia="Arial" w:hAnsi="Arial"/>
-                <w:b w:val="false"/>
-                <w:bCs w:val="false"/>
-                <w:sz w:val="19"/>
-                <w:szCs w:val="19"/>
-                <w:rtl/>
-              </w:rPr>
-              <w:t xml:space="preserve"/>
-            </w:r>
-          </w:p>
-        </w:tc>
-        <w:tc>
-          <w:tcPr>
-            <w:tcW w:type="dxa" w:w="1200"/>
-            <w:tcBorders>
-              <w:top w:val="single" w:color="808080" w:sz="4"/>
-              <w:left w:val="single" w:color="808080" w:sz="4"/>
-              <w:bottom w:val="single" w:color="808080" w:sz="4"/>
-              <w:right w:val="single" w:color="808080" w:sz="4"/>
-            </w:tcBorders>
-            <w:tcMar>
-              <w:top w:type="dxa" w:w="50"/>
-              <w:left w:type="dxa" w:w="90"/>
-              <w:bottom w:type="dxa" w:w="50"/>
-              <w:right w:type="dxa" w:w="90"/>
-            </w:tcMar>
-          </w:tcPr>
-          <w:p>
-            <w:pPr>
-              <w:bidi/>
-              <w:spacing w:after="40"/>
-              <w:jc w:val="center"/>
-            </w:pPr>
-            <w:r>
-              <w:rPr>
-                <w:rFonts w:ascii="Arial" w:cs="Arial" w:eastAsia="Arial" w:hAnsi="Arial"/>
-                <w:b w:val="false"/>
-                <w:bCs w:val="false"/>
-                <w:sz w:val="19"/>
-                <w:szCs w:val="19"/>
-                <w:rtl/>
-              </w:rPr>
-              <w:t xml:space="preserve">16.10.2026</w:t>
-            </w:r>
-          </w:p>
-        </w:tc>
-      </w:tr>
-      <w:tr>
-        <w:trPr>
-          <w:cantSplit/>
-        </w:trPr>
-        <w:tc>
-          <w:tcPr>
-            <w:tcW w:type="dxa" w:w="600"/>
-            <w:tcBorders>
-              <w:top w:val="single" w:color="808080" w:sz="4"/>
-              <w:left w:val="single" w:color="808080" w:sz="4"/>
-              <w:bottom w:val="single" w:color="808080" w:sz="4"/>
-              <w:right w:val="single" w:color="808080" w:sz="4"/>
-            </w:tcBorders>
-            <w:tcMar>
-              <w:top w:type="dxa" w:w="50"/>
-              <w:left w:type="dxa" w:w="90"/>
-              <w:bottom w:type="dxa" w:w="50"/>
-              <w:right w:type="dxa" w:w="90"/>
-            </w:tcMar>
-          </w:tcPr>
-          <w:p>
-            <w:pPr>
-              <w:bidi/>
-              <w:spacing w:after="40"/>
-              <w:jc w:val="center"/>
-            </w:pPr>
-            <w:r>
-              <w:rPr>
-                <w:rFonts w:ascii="Arial" w:cs="Arial" w:eastAsia="Arial" w:hAnsi="Arial"/>
-                <w:b w:val="false"/>
-                <w:bCs w:val="false"/>
-                <w:sz w:val="19"/>
-                <w:szCs w:val="19"/>
-                <w:rtl/>
-              </w:rPr>
-              <w:t xml:space="preserve">50</w:t>
-            </w:r>
-          </w:p>
-        </w:tc>
-        <w:tc>
-          <w:tcPr>
-            <w:tcW w:type="dxa" w:w="5200"/>
-            <w:tcBorders>
-              <w:top w:val="single" w:color="808080" w:sz="4"/>
-              <w:left w:val="single" w:color="808080" w:sz="4"/>
-              <w:bottom w:val="single" w:color="808080" w:sz="4"/>
-              <w:right w:val="single" w:color="808080" w:sz="4"/>
-            </w:tcBorders>
-            <w:tcMar>
-              <w:top w:type="dxa" w:w="50"/>
-              <w:left w:type="dxa" w:w="90"/>
-              <w:bottom w:type="dxa" w:w="50"/>
-              <w:right w:type="dxa" w:w="90"/>
-            </w:tcMar>
-          </w:tcPr>
-          <w:p>
-            <w:pPr>
-              <w:bidi/>
-              <w:spacing w:after="40"/>
-              <w:jc w:val="right"/>
-            </w:pPr>
-            <w:r>
-              <w:rPr>
-                <w:rFonts w:ascii="Arial" w:cs="Arial" w:eastAsia="Arial" w:hAnsi="Arial"/>
-                <w:b w:val="false"/>
-                <w:bCs w:val="false"/>
-                <w:sz w:val="19"/>
-                <w:szCs w:val="19"/>
-                <w:rtl/>
-              </w:rPr>
-              <w:t xml:space="preserve">מי שולח את שאלות ההבהרה עד 19.10 לשתי כתובות הדוא"ל, ומי עוקב אחרי התשובות (21.10)?</w:t>
-            </w:r>
-          </w:p>
-        </w:tc>
-        <w:tc>
-          <w:tcPr>
-            <w:tcW w:type="dxa" w:w="1700"/>
-            <w:tcBorders>
-              <w:top w:val="single" w:color="808080" w:sz="4"/>
-              <w:left w:val="single" w:color="808080" w:sz="4"/>
-              <w:bottom w:val="single" w:color="808080" w:sz="4"/>
-              <w:right w:val="single" w:color="808080" w:sz="4"/>
-            </w:tcBorders>
-            <w:tcMar>
-              <w:top w:type="dxa" w:w="50"/>
-              <w:left w:type="dxa" w:w="90"/>
-              <w:bottom w:type="dxa" w:w="50"/>
-              <w:right w:type="dxa" w:w="90"/>
-            </w:tcMar>
-          </w:tcPr>
-          <w:p>
-            <w:pPr>
-              <w:bidi/>
-              <w:spacing w:after="40"/>
-              <w:jc w:val="right"/>
-            </w:pPr>
-            <w:r>
-              <w:rPr>
-                <w:rFonts w:ascii="Arial" w:cs="Arial" w:eastAsia="Arial" w:hAnsi="Arial"/>
-                <w:b w:val="false"/>
-                <w:bCs w:val="false"/>
-                <w:sz w:val="19"/>
-                <w:szCs w:val="19"/>
-                <w:rtl/>
-              </w:rPr>
-              <w:t xml:space="preserve">עמ' 2, 10</w:t>
-            </w:r>
-          </w:p>
-        </w:tc>
-        <w:tc>
-          <w:tcPr>
-            <w:tcW w:type="dxa" w:w="2500"/>
-            <w:tcBorders>
-              <w:top w:val="single" w:color="808080" w:sz="4"/>
-              <w:left w:val="single" w:color="808080" w:sz="4"/>
-              <w:bottom w:val="single" w:color="808080" w:sz="4"/>
-              <w:right w:val="single" w:color="808080" w:sz="4"/>
-            </w:tcBorders>
-            <w:tcMar>
-              <w:top w:type="dxa" w:w="50"/>
-              <w:left w:type="dxa" w:w="90"/>
-              <w:bottom w:type="dxa" w:w="50"/>
-              <w:right w:type="dxa" w:w="90"/>
-            </w:tcMar>
-          </w:tcPr>
-          <w:p>
-            <w:pPr>
-              <w:bidi/>
-              <w:spacing w:after="40"/>
-              <w:jc w:val="right"/>
-            </w:pPr>
-            <w:r>
-              <w:rPr>
-                <w:rFonts w:ascii="Arial" w:cs="Arial" w:eastAsia="Arial" w:hAnsi="Arial"/>
-                <w:b w:val="false"/>
-                <w:bCs w:val="false"/>
-                <w:sz w:val="19"/>
-                <w:szCs w:val="19"/>
-                <w:rtl/>
-              </w:rPr>
-              <w:t xml:space="preserve">התשובות נחתמות ומצורפות להצעה.</w:t>
-            </w:r>
-          </w:p>
-        </w:tc>
-        <w:tc>
-          <w:tcPr>
-            <w:tcW w:type="dxa" w:w="2338"/>
-            <w:tcBorders>
-              <w:top w:val="single" w:color="808080" w:sz="4"/>
-              <w:left w:val="single" w:color="808080" w:sz="4"/>
-              <w:bottom w:val="single" w:color="808080" w:sz="4"/>
-              <w:right w:val="single" w:color="808080" w:sz="4"/>
-            </w:tcBorders>
-            <w:tcMar>
-              <w:top w:type="dxa" w:w="50"/>
-              <w:left w:type="dxa" w:w="90"/>
-              <w:bottom w:type="dxa" w:w="50"/>
-              <w:right w:type="dxa" w:w="90"/>
-            </w:tcMar>
-          </w:tcPr>
-          <w:p>
-            <w:pPr>
-              <w:bidi/>
-              <w:spacing w:after="40"/>
-              <w:jc w:val="right"/>
-            </w:pPr>
-            <w:r>
-              <w:rPr>
-                <w:rFonts w:ascii="Arial" w:cs="Arial" w:eastAsia="Arial" w:hAnsi="Arial"/>
-                <w:b w:val="false"/>
-                <w:bCs w:val="false"/>
-                <w:sz w:val="19"/>
-                <w:szCs w:val="19"/>
-                <w:rtl/>
-              </w:rPr>
-              <w:t xml:space="preserve">לוח זמנים</w:t>
-            </w:r>
-          </w:p>
-        </w:tc>
-        <w:tc>
-          <w:tcPr>
-            <w:tcW w:type="dxa" w:w="1300"/>
-            <w:tcBorders>
-              <w:top w:val="single" w:color="808080" w:sz="4"/>
-              <w:left w:val="single" w:color="808080" w:sz="4"/>
-              <w:bottom w:val="single" w:color="808080" w:sz="4"/>
-              <w:right w:val="single" w:color="808080" w:sz="4"/>
-            </w:tcBorders>
-            <w:tcMar>
-              <w:top w:type="dxa" w:w="50"/>
-              <w:left w:type="dxa" w:w="90"/>
-              <w:bottom w:type="dxa" w:w="50"/>
-              <w:right w:type="dxa" w:w="90"/>
-            </w:tcMar>
-          </w:tcPr>
-          <w:p>
-            <w:pPr>
-              <w:bidi/>
-              <w:spacing w:after="40"/>
-              <w:jc w:val="right"/>
-            </w:pPr>
-            <w:r>
-              <w:rPr>
-                <w:rFonts w:ascii="Arial" w:cs="Arial" w:eastAsia="Arial" w:hAnsi="Arial"/>
-                <w:b w:val="false"/>
-                <w:bCs w:val="false"/>
-                <w:sz w:val="19"/>
-                <w:szCs w:val="19"/>
-                <w:rtl/>
-              </w:rPr>
-              <w:t xml:space="preserve"/>
-            </w:r>
-          </w:p>
-        </w:tc>
-        <w:tc>
-          <w:tcPr>
-            <w:tcW w:type="dxa" w:w="1200"/>
-            <w:tcBorders>
-              <w:top w:val="single" w:color="808080" w:sz="4"/>
-              <w:left w:val="single" w:color="808080" w:sz="4"/>
-              <w:bottom w:val="single" w:color="808080" w:sz="4"/>
-              <w:right w:val="single" w:color="808080" w:sz="4"/>
-            </w:tcBorders>
-            <w:tcMar>
-              <w:top w:type="dxa" w:w="50"/>
-              <w:left w:type="dxa" w:w="90"/>
-              <w:bottom w:type="dxa" w:w="50"/>
-              <w:right w:type="dxa" w:w="90"/>
-            </w:tcMar>
-          </w:tcPr>
-          <w:p>
-            <w:pPr>
-              <w:bidi/>
-              <w:spacing w:after="40"/>
-              <w:jc w:val="center"/>
-            </w:pPr>
-            <w:r>
-              <w:rPr>
-                <w:rFonts w:ascii="Arial" w:cs="Arial" w:eastAsia="Arial" w:hAnsi="Arial"/>
-                <w:b w:val="false"/>
-                <w:bCs w:val="false"/>
-                <w:sz w:val="19"/>
-                <w:szCs w:val="19"/>
-                <w:rtl/>
-              </w:rPr>
-              <w:t xml:space="preserve">16.10.2026</w:t>
-            </w:r>
-          </w:p>
-        </w:tc>
-      </w:tr>
-      <w:tr>
-        <w:trPr>
-          <w:cantSplit/>
-        </w:trPr>
-        <w:tc>
-          <w:tcPr>
-            <w:tcW w:type="dxa" w:w="600"/>
-            <w:tcBorders>
-              <w:top w:val="single" w:color="808080" w:sz="4"/>
-              <w:left w:val="single" w:color="808080" w:sz="4"/>
-              <w:bottom w:val="single" w:color="808080" w:sz="4"/>
-              <w:right w:val="single" w:color="808080" w:sz="4"/>
-            </w:tcBorders>
-            <w:tcMar>
-              <w:top w:type="dxa" w:w="50"/>
-              <w:left w:type="dxa" w:w="90"/>
-              <w:bottom w:type="dxa" w:w="50"/>
-              <w:right w:type="dxa" w:w="90"/>
-            </w:tcMar>
-          </w:tcPr>
-          <w:p>
-            <w:pPr>
-              <w:bidi/>
-              <w:spacing w:after="40"/>
-              <w:jc w:val="center"/>
-            </w:pPr>
-            <w:r>
-              <w:rPr>
-                <w:rFonts w:ascii="Arial" w:cs="Arial" w:eastAsia="Arial" w:hAnsi="Arial"/>
-                <w:b w:val="false"/>
-                <w:bCs w:val="false"/>
-                <w:sz w:val="19"/>
-                <w:szCs w:val="19"/>
-                <w:rtl/>
-              </w:rPr>
-              <w:t xml:space="preserve">51</w:t>
             </w:r>
           </w:p>
         </w:tc>

--- a/tenders/analysis/2026-kfar-bara-17/שאלות_פנימיות_מכרז_17-2026_כפר_ברא.docx
+++ b/tenders/analysis/2026-kfar-bara-17/שאלות_פנימיות_מכרז_17-2026_כפר_ברא.docx
@@ -37,6 +37,24 @@
           <w:rtl/>
         </w:rPr>
         <w:t xml:space="preserve">מכרז כפר ברא 17/2026 – שאלות פנימיות למחלקות</w:t>
+      </w:r>
+    </w:p>
+    <w:p>
+      <w:pPr>
+        <w:bidi/>
+        <w:spacing w:after="80"/>
+        <w:jc w:val="right"/>
+      </w:pPr>
+      <w:r>
+        <w:rPr>
+          <w:rFonts w:ascii="Arial" w:cs="Arial" w:eastAsia="Arial" w:hAnsi="Arial"/>
+          <w:b w:val="false"/>
+          <w:bCs w:val="false"/>
+          <w:sz w:val="19"/>
+          <w:szCs w:val="19"/>
+          <w:rtl/>
+        </w:rPr>
+        <w:t xml:space="preserve">שלב 1 – תנאי סף: הפרק הראשון בודק אם אפשר להגיש בכלל. אם תנאי אחד לא מתקיים (ואין פתרון בשאלת הבהרה) – לא מגישים ולא ממשיכים לתמחור.</w:t>
       </w:r>
     </w:p>
     <w:p>
@@ -395,7 +413,7 @@
                 <w:szCs w:val="21"/>
                 <w:rtl/>
               </w:rPr>
-              <w:t xml:space="preserve">מכירות וניהול לקוח</w:t>
+              <w:t xml:space="preserve">תנאי סף – האם אפשר להגיש</w:t>
             </w:r>
           </w:p>
         </w:tc>
@@ -470,7 +488,7 @@
                 <w:szCs w:val="19"/>
                 <w:rtl/>
               </w:rPr>
-              <w:t xml:space="preserve">האם יש היום קשר עסקי עם המועצה (קווים, אינטרנט)? מי ספק ה-IT, התקשורת והמרכזייה הנוכחי, ומתי מסתיימים החוזים?</w:t>
+              <w:t xml:space="preserve">3.7 – ISO 9001 + ISO 27001 בתוקף. ל-HOT: 27001 עד 2028; 9001 – אין, בטיפול. (א) מועד המבדק ומועד התעודה הצפוי; (ב) האם גוף ההסמכה יכול לתת עד 26.10 מכתב על תהליך ההסמכה; (ג) האם לחברה קשורה יש 9001 בתוקף; (ד) על איזו ישות תעודת 27001 ומה היקפה.</w:t>
             </w:r>
           </w:p>
         </w:tc>
@@ -505,7 +523,7 @@
                 <w:szCs w:val="19"/>
                 <w:rtl/>
               </w:rPr>
-              <w:t xml:space="preserve">עמ' 11, פרק 1 סעיף 6</w:t>
+              <w:t xml:space="preserve">עמ' 7, סעיפים 3.7, 4.8</w:t>
             </w:r>
           </w:p>
         </w:tc>
@@ -540,7 +558,7 @@
                 <w:szCs w:val="19"/>
                 <w:rtl/>
               </w:rPr>
-              <w:t xml:space="preserve">מבין את נקודת הפתיחה ואת המתחרה המכהן.</w:t>
+              <w:t xml:space="preserve">חוסם כרגע: בלי 9001 או חלופה שתאושר בהבהרה – ההצעה נפסלת.</w:t>
             </w:r>
           </w:p>
         </w:tc>
@@ -575,7 +593,7 @@
                 <w:szCs w:val="19"/>
                 <w:rtl/>
               </w:rPr>
-              <w:t xml:space="preserve">שאלת הבהרה 19; גיליון "ניקוד ותחרות"</w:t>
+              <w:t xml:space="preserve">החלטת הגשה; שאלות הבהרה 11, 13</w:t>
             </w:r>
           </w:p>
         </w:tc>
@@ -610,7 +628,7 @@
                 <w:szCs w:val="19"/>
                 <w:rtl/>
               </w:rPr>
-              <w:t xml:space="preserve"/>
+              <w:t xml:space="preserve">אבטחת מידע ו-SOC + מחלקת המכרזים</w:t>
             </w:r>
           </w:p>
         </w:tc>
@@ -645,7 +663,7 @@
                 <w:szCs w:val="19"/>
                 <w:rtl/>
               </w:rPr>
-              <w:t xml:space="preserve">23.10.2026</w:t>
+              <w:t xml:space="preserve">16.10.2026</w:t>
             </w:r>
           </w:p>
         </w:tc>
@@ -720,7 +738,7 @@
                 <w:szCs w:val="19"/>
                 <w:rtl/>
               </w:rPr>
-              <w:t xml:space="preserve">מי המתחרים הצפויים? האם יש ספק IT שבעל השליטה בו תושב כפר ברא?</w:t>
+              <w:t xml:space="preserve">3.1–3.3 – תאגיד רשום בישראל, אישור לפי חוק עסקאות גופים ציבוריים, אישור פקיד שומה / רו"ח – על שם הישות המגישה.</w:t>
             </w:r>
           </w:p>
         </w:tc>
@@ -755,7 +773,7 @@
                 <w:szCs w:val="19"/>
                 <w:rtl/>
               </w:rPr>
-              <w:t xml:space="preserve">עמ' 10, סעיף 7.6</w:t>
+              <w:t xml:space="preserve">עמ' 6, סעיפים 3.1–3.3; עמ' 7, 4.1–4.5</w:t>
             </w:r>
           </w:p>
         </w:tc>
@@ -790,7 +808,7 @@
                 <w:szCs w:val="19"/>
                 <w:rtl/>
               </w:rPr>
-              <w:t xml:space="preserve">ספק מקומי זוכה גם עם ציון נמוך ב-5%.</w:t>
+              <w:t xml:space="preserve">לא עומדים = לא מגישים.</w:t>
             </w:r>
           </w:p>
         </w:tc>
@@ -825,7 +843,7 @@
                 <w:szCs w:val="19"/>
                 <w:rtl/>
               </w:rPr>
-              <w:t xml:space="preserve">גיליון "ניקוד ותחרות" (עמודת ספק מקומי)</w:t>
+              <w:t xml:space="preserve">מסמכי ההגשה</w:t>
             </w:r>
           </w:p>
         </w:tc>
@@ -860,7 +878,7 @@
                 <w:szCs w:val="19"/>
                 <w:rtl/>
               </w:rPr>
-              <w:t xml:space="preserve"/>
+              <w:t xml:space="preserve">מחלקת המכרזים + כספים</w:t>
             </w:r>
           </w:p>
         </w:tc>
@@ -895,7 +913,7 @@
                 <w:szCs w:val="19"/>
                 <w:rtl/>
               </w:rPr>
-              <w:t xml:space="preserve">23.10.2026</w:t>
+              <w:t xml:space="preserve">16.10.2026</w:t>
             </w:r>
           </w:p>
         </w:tc>
@@ -970,7 +988,7 @@
                 <w:szCs w:val="19"/>
                 <w:rtl/>
               </w:rPr>
-              <w:t xml:space="preserve">אילו רשויות וגופים ציבוריים קיבלו מאיתנו שירותי IT מנוהלים ב-5 השנים האחרונות? (כל רשות מעבר ל-2 מוסיפה ניקוד)</w:t>
+              <w:t xml:space="preserve">3.4 – ניסיון: 5 שנים במצטבר בין 2021 ל-2026 במתן שירותי IT מנוהלים ל-2 רשויות מקומיות / גופים ציבוריים / לקוחות עם 50 משתמשים ומעלה. רשימה: לקוח, תקופה, מספר משתמשים, איש קשר. (כל רשות מעבר ל-2 מוסיפה ניקוד)</w:t>
             </w:r>
           </w:p>
         </w:tc>
@@ -1005,7 +1023,7 @@
                 <w:szCs w:val="19"/>
                 <w:rtl/>
               </w:rPr>
-              <w:t xml:space="preserve">עמ' 9, סעיף 7.4 קריטריון 1</w:t>
+              <w:t xml:space="preserve">עמ' 6, סעיף 3.4; עמ' 9, קריטריון 1</w:t>
             </w:r>
           </w:p>
         </w:tc>
@@ -1040,7 +1058,7 @@
                 <w:szCs w:val="19"/>
                 <w:rtl/>
               </w:rPr>
-              <w:t xml:space="preserve">20 נקודות איכות.</w:t>
+              <w:t xml:space="preserve">לא עומדים = לא מגישים.</w:t>
             </w:r>
           </w:p>
         </w:tc>
@@ -1075,7 +1093,7 @@
                 <w:szCs w:val="19"/>
                 <w:rtl/>
               </w:rPr>
-              <w:t xml:space="preserve">נספח ח'; גיליון "ניקוד ותחרות" (ניסיון)</w:t>
+              <w:t xml:space="preserve">נספח ח'; תצהיר נספח ט'; "ניקוד ותחרות"</w:t>
             </w:r>
           </w:p>
         </w:tc>
@@ -1110,7 +1128,7 @@
                 <w:szCs w:val="19"/>
                 <w:rtl/>
               </w:rPr>
-              <w:t xml:space="preserve"/>
+              <w:t xml:space="preserve">מכירות וניהול לקוח</w:t>
             </w:r>
           </w:p>
         </w:tc>
@@ -1145,7 +1163,7 @@
                 <w:szCs w:val="19"/>
                 <w:rtl/>
               </w:rPr>
-              <w:t xml:space="preserve">23.10.2026</w:t>
+              <w:t xml:space="preserve">16.10.2026</w:t>
             </w:r>
           </w:p>
         </w:tc>
@@ -1220,7 +1238,7 @@
                 <w:szCs w:val="19"/>
                 <w:rtl/>
               </w:rPr>
-              <w:t xml:space="preserve">מאילו לקוחות אפשר להשיג 5 המלצות חתומות בנוסח נספח ט' עד 28.10?</w:t>
+              <w:t xml:space="preserve">3.5–3.6 – ניסיון בניהול AD, Windows Server, Exchange Online, Microsoft 365, Firewall/VPN/IPS/VDOM, מתגים, VLAN, אלחוט, קווי IPVPN/Metro/P2P, מרכזיות IP בענן, EDR, הגנת סייבר לרשויות, גיבויים ושרתים. מה יש לנו בעצמנו ומה דורש שותף?</w:t>
             </w:r>
           </w:p>
         </w:tc>
@@ -1255,7 +1273,7 @@
                 <w:szCs w:val="19"/>
                 <w:rtl/>
               </w:rPr>
-              <w:t xml:space="preserve">עמ' 9, 26; קריטריון 3</w:t>
+              <w:t xml:space="preserve">עמ' 6, סעיפים 3.5–3.6</w:t>
             </w:r>
           </w:p>
         </w:tc>
@@ -1290,7 +1308,7 @@
                 <w:szCs w:val="19"/>
                 <w:rtl/>
               </w:rPr>
-              <w:t xml:space="preserve">10 נקודות (2 לכל המלצה).</w:t>
+              <w:t xml:space="preserve">לא עומדים = לא מגישים.</w:t>
             </w:r>
           </w:p>
         </w:tc>
@@ -1325,7 +1343,7 @@
                 <w:szCs w:val="19"/>
                 <w:rtl/>
               </w:rPr>
-              <w:t xml:space="preserve">נספח ט'; ציון המלצות</w:t>
+              <w:t xml:space="preserve">החלטת הגשה; שאלת הבהרה 11</w:t>
             </w:r>
           </w:p>
         </w:tc>
@@ -1360,7 +1378,7 @@
                 <w:szCs w:val="19"/>
                 <w:rtl/>
               </w:rPr>
-              <w:t xml:space="preserve"/>
+              <w:t xml:space="preserve">IT מנוהל, מוקד ושטח</w:t>
             </w:r>
           </w:p>
         </w:tc>
@@ -1395,7 +1413,7 @@
                 <w:szCs w:val="19"/>
                 <w:rtl/>
               </w:rPr>
-              <w:t xml:space="preserve">23.10.2026</w:t>
+              <w:t xml:space="preserve">16.10.2026</w:t>
             </w:r>
           </w:p>
         </w:tc>
@@ -1470,7 +1488,7 @@
                 <w:szCs w:val="19"/>
                 <w:rtl/>
               </w:rPr>
-              <w:t xml:space="preserve">מי יציג בראיון, ואילו מקרים של זמינות וזמן הגעה לתקלות נציג?</w:t>
+              <w:t xml:space="preserve">3.8 – המציע בעצמו: תמיכה 24/7, מענה באתר תוך שעתיים בתקלה משביתה ו-24 שעות בתקלה רגילה, אספקת ציוד תוך 72 שעות, טכנאי זמין. איפה הטכנאי הקרוב לכפר ברא?</w:t>
             </w:r>
           </w:p>
         </w:tc>
@@ -1505,7 +1523,7 @@
                 <w:szCs w:val="19"/>
                 <w:rtl/>
               </w:rPr>
-              <w:t xml:space="preserve">עמ' 9, קריטריון 2</w:t>
+              <w:t xml:space="preserve">עמ' 7, סעיף 3.8</w:t>
             </w:r>
           </w:p>
         </w:tc>
@@ -1540,7 +1558,7 @@
                 <w:szCs w:val="19"/>
                 <w:rtl/>
               </w:rPr>
-              <w:t xml:space="preserve">10 נקודות.</w:t>
+              <w:t xml:space="preserve">לא עומדים = לא מגישים.</w:t>
             </w:r>
           </w:p>
         </w:tc>
@@ -1575,7 +1593,7 @@
                 <w:szCs w:val="19"/>
                 <w:rtl/>
               </w:rPr>
-              <w:t xml:space="preserve">הכנה לראיון</w:t>
+              <w:t xml:space="preserve">תצהיר; עלות רכיב 1</w:t>
             </w:r>
           </w:p>
         </w:tc>
@@ -1610,7 +1628,7 @@
                 <w:szCs w:val="19"/>
                 <w:rtl/>
               </w:rPr>
-              <w:t xml:space="preserve"/>
+              <w:t xml:space="preserve">IT מנוהל, מוקד ושטח</w:t>
             </w:r>
           </w:p>
         </w:tc>
@@ -1645,7 +1663,7 @@
                 <w:szCs w:val="19"/>
                 <w:rtl/>
               </w:rPr>
-              <w:t xml:space="preserve">23.10.2026</w:t>
+              <w:t xml:space="preserve">16.10.2026</w:t>
             </w:r>
           </w:p>
         </w:tc>
@@ -1720,7 +1738,7 @@
                 <w:szCs w:val="19"/>
                 <w:rtl/>
               </w:rPr>
-              <w:t xml:space="preserve">מה הערך האסטרטגי: אפסייל של קווים, סלולר, אבטחה ורשויות שכנות? האם מצדיק מחיר הקמה נמוך?</w:t>
+              <w:t xml:space="preserve">ערבות בנקאית 10,000 ₪ צמודה, בתוקף עד 25.01.2027 – בלי ערבות ההצעה לא נדונה.</w:t>
             </w:r>
           </w:p>
         </w:tc>
@@ -1755,7 +1773,7 @@
                 <w:szCs w:val="19"/>
                 <w:rtl/>
               </w:rPr>
-              <w:t xml:space="preserve">עמ' 41–43</w:t>
+              <w:t xml:space="preserve">עמ' 6, סעיף 2.2; עמ' 7, סעיף 5</w:t>
             </w:r>
           </w:p>
         </w:tc>
@@ -1790,7 +1808,7 @@
                 <w:szCs w:val="19"/>
                 <w:rtl/>
               </w:rPr>
-              <w:t xml:space="preserve">מכריע את אסטרטגיית דמי ההקמה.</w:t>
+              <w:t xml:space="preserve">לא עומדים = לא מגישים.</w:t>
             </w:r>
           </w:p>
         </w:tc>
@@ -1825,7 +1843,7 @@
                 <w:szCs w:val="19"/>
                 <w:rtl/>
               </w:rPr>
-              <w:t xml:space="preserve">גיליון "החלטת הגשה"</w:t>
+              <w:t xml:space="preserve">מסמכי ההגשה</w:t>
             </w:r>
           </w:p>
         </w:tc>
@@ -1860,7 +1878,7 @@
                 <w:szCs w:val="19"/>
                 <w:rtl/>
               </w:rPr>
-              <w:t xml:space="preserve"/>
+              <w:t xml:space="preserve">כספים ותמחור</w:t>
             </w:r>
           </w:p>
         </w:tc>
@@ -1895,46 +1913,7 @@
                 <w:szCs w:val="19"/>
                 <w:rtl/>
               </w:rPr>
-              <w:t xml:space="preserve">23.10.2026</w:t>
-            </w:r>
-          </w:p>
-        </w:tc>
-      </w:tr>
-      <w:tr>
-        <w:tc>
-          <w:tcPr>
-            <w:tcW w:type="dxa" w:w="14838"/>
-            <w:gridSpan w:val="7"/>
-            <w:tcBorders>
-              <w:top w:val="single" w:color="808080" w:sz="4"/>
-              <w:left w:val="single" w:color="808080" w:sz="4"/>
-              <w:bottom w:val="single" w:color="808080" w:sz="4"/>
-              <w:right w:val="single" w:color="808080" w:sz="4"/>
-            </w:tcBorders>
-            <w:shd w:fill="D9E2F3" w:color="auto" w:val="clear"/>
-            <w:tcMar>
-              <w:top w:type="dxa" w:w="50"/>
-              <w:left w:type="dxa" w:w="90"/>
-              <w:bottom w:type="dxa" w:w="50"/>
-              <w:right w:type="dxa" w:w="90"/>
-            </w:tcMar>
-          </w:tcPr>
-          <w:p>
-            <w:pPr>
-              <w:bidi/>
-              <w:spacing w:after="40"/>
-              <w:jc w:val="right"/>
-            </w:pPr>
-            <w:r>
-              <w:rPr>
-                <w:rFonts w:ascii="Arial" w:cs="Arial" w:eastAsia="Arial" w:hAnsi="Arial"/>
-                <w:b/>
-                <w:bCs/>
-                <w:sz w:val="21"/>
-                <w:szCs w:val="21"/>
-                <w:rtl/>
-              </w:rPr>
-              <w:t xml:space="preserve">כספים ותמחור</w:t>
+              <w:t xml:space="preserve">16.10.2026</w:t>
             </w:r>
           </w:p>
         </w:tc>
@@ -2009,7 +1988,7 @@
                 <w:szCs w:val="19"/>
                 <w:rtl/>
               </w:rPr>
-              <w:t xml:space="preserve">מהו שיעור ההיוון ומהו המרווח המינימלי לאישור עסקה כזו?</w:t>
+              <w:t xml:space="preserve">רכישת מסמכי המכרז (1,500 ₪) וקבלה על שם הישות המגישה.</w:t>
             </w:r>
           </w:p>
         </w:tc>
@@ -2044,7 +2023,7 @@
                 <w:szCs w:val="19"/>
                 <w:rtl/>
               </w:rPr>
-              <w:t xml:space="preserve">עמ' 35, 43</w:t>
+              <w:t xml:space="preserve">עמ' 6, סעיף 2.1; עמ' 7, סעיף 4.13</w:t>
             </w:r>
           </w:p>
         </w:tc>
@@ -2079,7 +2058,7 @@
                 <w:szCs w:val="19"/>
                 <w:rtl/>
               </w:rPr>
-              <w:t xml:space="preserve">סף להחלטה.</w:t>
+              <w:t xml:space="preserve">לא עומדים = לא מגישים.</w:t>
             </w:r>
           </w:p>
         </w:tc>
@@ -2114,7 +2093,7 @@
                 <w:szCs w:val="19"/>
                 <w:rtl/>
               </w:rPr>
-              <w:t xml:space="preserve">גיליון "הנחות" (B16); החלטת הגשה</w:t>
+              <w:t xml:space="preserve">מסמכי ההגשה</w:t>
             </w:r>
           </w:p>
         </w:tc>
@@ -2149,7 +2128,7 @@
                 <w:szCs w:val="19"/>
                 <w:rtl/>
               </w:rPr>
-              <w:t xml:space="preserve"/>
+              <w:t xml:space="preserve">ניהול מכרזים ומנהלה</w:t>
             </w:r>
           </w:p>
         </w:tc>
@@ -2184,7 +2163,46 @@
                 <w:szCs w:val="19"/>
                 <w:rtl/>
               </w:rPr>
-              <w:t xml:space="preserve">23.10.2026</w:t>
+              <w:t xml:space="preserve">16.10.2026</w:t>
+            </w:r>
+          </w:p>
+        </w:tc>
+      </w:tr>
+      <w:tr>
+        <w:tc>
+          <w:tcPr>
+            <w:tcW w:type="dxa" w:w="14838"/>
+            <w:gridSpan w:val="7"/>
+            <w:tcBorders>
+              <w:top w:val="single" w:color="808080" w:sz="4"/>
+              <w:left w:val="single" w:color="808080" w:sz="4"/>
+              <w:bottom w:val="single" w:color="808080" w:sz="4"/>
+              <w:right w:val="single" w:color="808080" w:sz="4"/>
+            </w:tcBorders>
+            <w:shd w:fill="D9E2F3" w:color="auto" w:val="clear"/>
+            <w:tcMar>
+              <w:top w:type="dxa" w:w="50"/>
+              <w:left w:type="dxa" w:w="90"/>
+              <w:bottom w:type="dxa" w:w="50"/>
+              <w:right w:type="dxa" w:w="90"/>
+            </w:tcMar>
+          </w:tcPr>
+          <w:p>
+            <w:pPr>
+              <w:bidi/>
+              <w:spacing w:after="40"/>
+              <w:jc w:val="right"/>
+            </w:pPr>
+            <w:r>
+              <w:rPr>
+                <w:rFonts w:ascii="Arial" w:cs="Arial" w:eastAsia="Arial" w:hAnsi="Arial"/>
+                <w:b/>
+                <w:bCs/>
+                <w:sz w:val="21"/>
+                <w:szCs w:val="21"/>
+                <w:rtl/>
+              </w:rPr>
+              <w:t xml:space="preserve">מכירות וניהול לקוח</w:t>
             </w:r>
           </w:p>
         </w:tc>
@@ -2259,7 +2277,7 @@
                 <w:szCs w:val="19"/>
                 <w:rtl/>
               </w:rPr>
-              <w:t xml:space="preserve">האם מאשרים מחירים נומינליים ל-5 שנים בלי הצמדה? מה הנחת האינפלציה?</w:t>
+              <w:t xml:space="preserve">האם יש היום קשר עסקי עם המועצה (קווים, אינטרנט)? מי ספק ה-IT, התקשורת והמרכזייה הנוכחי, ומתי מסתיימים החוזים?</w:t>
             </w:r>
           </w:p>
         </w:tc>
@@ -2294,7 +2312,7 @@
                 <w:szCs w:val="19"/>
                 <w:rtl/>
               </w:rPr>
-              <w:t xml:space="preserve">עמ' 35, 43</w:t>
+              <w:t xml:space="preserve">עמ' 11, פרק 1 סעיף 6</w:t>
             </w:r>
           </w:p>
         </w:tc>
@@ -2329,7 +2347,7 @@
                 <w:szCs w:val="19"/>
                 <w:rtl/>
               </w:rPr>
-              <w:t xml:space="preserve">שחיקת מרווח.</w:t>
+              <w:t xml:space="preserve">מבין את נקודת הפתיחה ואת המתחרה המכהן.</w:t>
             </w:r>
           </w:p>
         </w:tc>
@@ -2364,7 +2382,7 @@
                 <w:szCs w:val="19"/>
                 <w:rtl/>
               </w:rPr>
-              <w:t xml:space="preserve">גיליון "הנחות" (B13)</w:t>
+              <w:t xml:space="preserve">שאלת הבהרה 19; גיליון "ניקוד ותחרות"</w:t>
             </w:r>
           </w:p>
         </w:tc>
@@ -2509,7 +2527,7 @@
                 <w:szCs w:val="19"/>
                 <w:rtl/>
               </w:rPr>
-              <w:t xml:space="preserve">איך מנהלים חשיפה לדולר ברישיונות (Microsoft, ESET, Fortinet)?</w:t>
+              <w:t xml:space="preserve">מי המתחרים הצפויים? האם יש ספק IT שבעל השליטה בו תושב כפר ברא?</w:t>
             </w:r>
           </w:p>
         </w:tc>
@@ -2544,7 +2562,7 @@
                 <w:szCs w:val="19"/>
                 <w:rtl/>
               </w:rPr>
-              <w:t xml:space="preserve">עמ' 41</w:t>
+              <w:t xml:space="preserve">עמ' 10, סעיף 7.6</w:t>
             </w:r>
           </w:p>
         </w:tc>
@@ -2579,7 +2597,7 @@
                 <w:szCs w:val="19"/>
                 <w:rtl/>
               </w:rPr>
-              <w:t xml:space="preserve">Microsoft העלתה ל-$14 ב-07/2026.</w:t>
+              <w:t xml:space="preserve">ספק מקומי זוכה גם עם ציון נמוך ב-5%.</w:t>
             </w:r>
           </w:p>
         </w:tc>
@@ -2614,7 +2632,7 @@
                 <w:szCs w:val="19"/>
                 <w:rtl/>
               </w:rPr>
-              <w:t xml:space="preserve">גיליון "הנחות" (B14)</w:t>
+              <w:t xml:space="preserve">גיליון "ניקוד ותחרות" (עמודת ספק מקומי)</w:t>
             </w:r>
           </w:p>
         </w:tc>
@@ -2759,7 +2777,7 @@
                 <w:szCs w:val="19"/>
                 <w:rtl/>
               </w:rPr>
-              <w:t xml:space="preserve">מה עלות ומסגרת הערבויות: הצעה 10,000 ₪ עד 25.01.2027, ביצוע 15,000 ₪ צמודה ל-14 חודשים?</w:t>
+              <w:t xml:space="preserve">מאילו לקוחות אפשר להשיג 5 המלצות חתומות בנוסח נספח ט' עד 28.10?</w:t>
             </w:r>
           </w:p>
         </w:tc>
@@ -2794,7 +2812,7 @@
                 <w:szCs w:val="19"/>
                 <w:rtl/>
               </w:rPr>
-              <w:t xml:space="preserve">עמ' 7, 24, 38</w:t>
+              <w:t xml:space="preserve">עמ' 9, 26; קריטריון 3</w:t>
             </w:r>
           </w:p>
         </w:tc>
@@ -2829,7 +2847,7 @@
                 <w:szCs w:val="19"/>
                 <w:rtl/>
               </w:rPr>
-              <w:t xml:space="preserve">עלות מימון קטנה, אבל תנאי להגשה.</w:t>
+              <w:t xml:space="preserve">10 נקודות (2 לכל המלצה).</w:t>
             </w:r>
           </w:p>
         </w:tc>
@@ -2864,7 +2882,7 @@
                 <w:szCs w:val="19"/>
                 <w:rtl/>
               </w:rPr>
-              <w:t xml:space="preserve">גיליון "הנחות"</w:t>
+              <w:t xml:space="preserve">נספח ט'; ציון המלצות</w:t>
             </w:r>
           </w:p>
         </w:tc>
@@ -3009,7 +3027,7 @@
                 <w:szCs w:val="19"/>
                 <w:rtl/>
               </w:rPr>
-              <w:t xml:space="preserve">מה מדיניות החברה לגבי הצעת דמי הקמה נמוכה מהעלות (עד הצעה סמלית)? מה גובה ההפסד המקסימלי המותר בהקמה?</w:t>
+              <w:t xml:space="preserve">מי יציג בראיון, ואילו מקרים של זמינות וזמן הגעה לתקלות נציג?</w:t>
             </w:r>
           </w:p>
         </w:tc>
@@ -3044,7 +3062,7 @@
                 <w:szCs w:val="19"/>
                 <w:rtl/>
               </w:rPr>
-              <w:t xml:space="preserve">עמ' 9–10, 43</w:t>
+              <w:t xml:space="preserve">עמ' 9, קריטריון 2</w:t>
             </w:r>
           </w:p>
         </w:tc>
@@ -3079,7 +3097,7 @@
                 <w:szCs w:val="19"/>
                 <w:rtl/>
               </w:rPr>
-              <w:t xml:space="preserve">80% מציון המחיר. ראו טבלת הרגישות.</w:t>
+              <w:t xml:space="preserve">10 נקודות.</w:t>
             </w:r>
           </w:p>
         </w:tc>
@@ -3114,7 +3132,7 @@
                 <w:szCs w:val="19"/>
                 <w:rtl/>
               </w:rPr>
-              <w:t xml:space="preserve">גיליון "ניקוד ותחרות" (רגישות); "הנחות" (B6); שאלת הבהרה 15</w:t>
+              <w:t xml:space="preserve">הכנה לראיון</w:t>
             </w:r>
           </w:p>
         </w:tc>
@@ -3259,7 +3277,7 @@
                 <w:szCs w:val="19"/>
                 <w:rtl/>
               </w:rPr>
-              <w:t xml:space="preserve">תנאי תשלום שוטף + 45 מאישור החשבון (עד ~60 יום) – מקובל?</w:t>
+              <w:t xml:space="preserve">מה הערך האסטרטגי: אפסייל של קווים, סלולר, אבטחה ורשויות שכנות? האם מצדיק מחיר הקמה נמוך?</w:t>
             </w:r>
           </w:p>
         </w:tc>
@@ -3294,7 +3312,7 @@
                 <w:szCs w:val="19"/>
                 <w:rtl/>
               </w:rPr>
-              <w:t xml:space="preserve">עמ' 35</w:t>
+              <w:t xml:space="preserve">עמ' 41–43</w:t>
             </w:r>
           </w:p>
         </w:tc>
@@ -3329,7 +3347,7 @@
                 <w:szCs w:val="19"/>
                 <w:rtl/>
               </w:rPr>
-              <w:t xml:space="preserve">פיגור תשלום בתזרים.</w:t>
+              <w:t xml:space="preserve">מכריע את אסטרטגיית דמי ההקמה.</w:t>
             </w:r>
           </w:p>
         </w:tc>
@@ -3364,7 +3382,7 @@
                 <w:szCs w:val="19"/>
                 <w:rtl/>
               </w:rPr>
-              <w:t xml:space="preserve">גיליון "הנחות" (B12)</w:t>
+              <w:t xml:space="preserve">גיליון "החלטת הגשה"</w:t>
             </w:r>
           </w:p>
         </w:tc>
@@ -3473,7 +3491,7 @@
                 <w:szCs w:val="21"/>
                 <w:rtl/>
               </w:rPr>
-              <w:t xml:space="preserve">הנדסת רשת – קווי מטרו ו-IPVPN</w:t>
+              <w:t xml:space="preserve">כספים ותמחור</w:t>
             </w:r>
           </w:p>
         </w:tc>
@@ -3548,7 +3566,7 @@
                 <w:szCs w:val="19"/>
                 <w:rtl/>
               </w:rPr>
-              <w:t xml:space="preserve">האם יש תשתית סיב/מטרו של HOT לאתרי המועצה בכפר ברא? מה זמן ההקמה?</w:t>
+              <w:t xml:space="preserve">מהו שיעור ההיוון ומהו המרווח המינימלי לאישור עסקה כזו?</w:t>
             </w:r>
           </w:p>
         </w:tc>
@@ -3583,7 +3601,7 @@
                 <w:szCs w:val="19"/>
                 <w:rtl/>
               </w:rPr>
-              <w:t xml:space="preserve">עמ' 42, רכיב 11</w:t>
+              <w:t xml:space="preserve">עמ' 35, 43</w:t>
             </w:r>
           </w:p>
         </w:tc>
@@ -3618,7 +3636,7 @@
                 <w:szCs w:val="19"/>
                 <w:rtl/>
               </w:rPr>
-              <w:t xml:space="preserve">ליבת הערך של HOT במכרז.</w:t>
+              <w:t xml:space="preserve">סף להחלטה.</w:t>
             </w:r>
           </w:p>
         </w:tc>
@@ -3653,7 +3671,7 @@
                 <w:szCs w:val="19"/>
                 <w:rtl/>
               </w:rPr>
-              <w:t xml:space="preserve">גיליון "רכיבי בסיס" (F14)</w:t>
+              <w:t xml:space="preserve">גיליון "הנחות" (B16); החלטת הגשה</w:t>
             </w:r>
           </w:p>
         </w:tc>
@@ -3798,7 +3816,7 @@
                 <w:szCs w:val="19"/>
                 <w:rtl/>
               </w:rPr>
-              <w:t xml:space="preserve">מה העלות החודשית של קו מטרו IPVPN 300/150 עם חיבור לשתי חוות (ראשי + DR)? (מחיר מרבי 1,600 ₪)</w:t>
+              <w:t xml:space="preserve">האם מאשרים מחירים נומינליים ל-5 שנים בלי הצמדה? מה הנחת האינפלציה?</w:t>
             </w:r>
           </w:p>
         </w:tc>
@@ -3833,7 +3851,7 @@
                 <w:szCs w:val="19"/>
                 <w:rtl/>
               </w:rPr>
-              <w:t xml:space="preserve">עמ' 42, רכיב 11</w:t>
+              <w:t xml:space="preserve">עמ' 35, 43</w:t>
             </w:r>
           </w:p>
         </w:tc>
@@ -3868,7 +3886,7 @@
                 <w:szCs w:val="19"/>
                 <w:rtl/>
               </w:rPr>
-              <w:t xml:space="preserve">מרווח הרכיב.</w:t>
+              <w:t xml:space="preserve">שחיקת מרווח.</w:t>
             </w:r>
           </w:p>
         </w:tc>
@@ -3903,7 +3921,7 @@
                 <w:szCs w:val="19"/>
                 <w:rtl/>
               </w:rPr>
-              <w:t xml:space="preserve">גיליון "רכיבי בסיס" (F14)</w:t>
+              <w:t xml:space="preserve">גיליון "הנחות" (B13)</w:t>
             </w:r>
           </w:p>
         </w:tc>
@@ -4048,7 +4066,7 @@
                 <w:szCs w:val="19"/>
                 <w:rtl/>
               </w:rPr>
-              <w:t xml:space="preserve">מה הכוונה ב"כולל VDOM" – Firewall וירטואלי בתשתית שלנו? מי מספק ומה העלות?</w:t>
+              <w:t xml:space="preserve">איך מנהלים חשיפה לדולר ברישיונות (Microsoft, ESET, Fortinet)?</w:t>
             </w:r>
           </w:p>
         </w:tc>
@@ -4083,7 +4101,7 @@
                 <w:szCs w:val="19"/>
                 <w:rtl/>
               </w:rPr>
-              <w:t xml:space="preserve">עמ' 42, רכיב 11</w:t>
+              <w:t xml:space="preserve">עמ' 41</w:t>
             </w:r>
           </w:p>
         </w:tc>
@@ -4118,7 +4136,7 @@
                 <w:szCs w:val="19"/>
                 <w:rtl/>
               </w:rPr>
-              <w:t xml:space="preserve">עלות נסתרת אפשרית.</w:t>
+              <w:t xml:space="preserve">Microsoft העלתה ל-$14 ב-07/2026.</w:t>
             </w:r>
           </w:p>
         </w:tc>
@@ -4153,7 +4171,7 @@
                 <w:szCs w:val="19"/>
                 <w:rtl/>
               </w:rPr>
-              <w:t xml:space="preserve">שאלת הבהרה 40</w:t>
+              <w:t xml:space="preserve">גיליון "הנחות" (B14)</w:t>
             </w:r>
           </w:p>
         </w:tc>
@@ -4298,7 +4316,7 @@
                 <w:szCs w:val="19"/>
                 <w:rtl/>
               </w:rPr>
-              <w:t xml:space="preserve">עלות קו גיבוי לאתר הראשי (מחיר בטופס 540 ₪)?</w:t>
+              <w:t xml:space="preserve">מה עלות ומסגרת הערבויות: הצעה 10,000 ₪ עד 25.01.2027, ביצוע 15,000 ₪ צמודה ל-14 חודשים?</w:t>
             </w:r>
           </w:p>
         </w:tc>
@@ -4333,7 +4351,7 @@
                 <w:szCs w:val="19"/>
                 <w:rtl/>
               </w:rPr>
-              <w:t xml:space="preserve">עמ' 42, אופציונלי</w:t>
+              <w:t xml:space="preserve">עמ' 7, 24, 38</w:t>
             </w:r>
           </w:p>
         </w:tc>
@@ -4368,7 +4386,7 @@
                 <w:szCs w:val="19"/>
                 <w:rtl/>
               </w:rPr>
-              <w:t xml:space="preserve"/>
+              <w:t xml:space="preserve">עלות מימון קטנה, אבל תנאי להגשה.</w:t>
             </w:r>
           </w:p>
         </w:tc>
@@ -4403,7 +4421,7 @@
                 <w:szCs w:val="19"/>
                 <w:rtl/>
               </w:rPr>
-              <w:t xml:space="preserve">גיליון "אופציונליים"</w:t>
+              <w:t xml:space="preserve">גיליון "הנחות"</w:t>
             </w:r>
           </w:p>
         </w:tc>
@@ -4548,7 +4566,7 @@
                 <w:szCs w:val="19"/>
                 <w:rtl/>
               </w:rPr>
-              <w:t xml:space="preserve">האם אפשר לבצע סקר אתר לפני 28.10?</w:t>
+              <w:t xml:space="preserve">מה מדיניות החברה לגבי הצעת דמי הקמה נמוכה מהעלות (עד הצעה סמלית)? מה גובה ההפסד המקסימלי המותר בהקמה?</w:t>
             </w:r>
           </w:p>
         </w:tc>
@@ -4583,7 +4601,7 @@
                 <w:szCs w:val="19"/>
                 <w:rtl/>
               </w:rPr>
-              <w:t xml:space="preserve">עמ' 5, 11</w:t>
+              <w:t xml:space="preserve">עמ' 9–10, 43</w:t>
             </w:r>
           </w:p>
         </w:tc>
@@ -4618,7 +4636,7 @@
                 <w:szCs w:val="19"/>
                 <w:rtl/>
               </w:rPr>
-              <w:t xml:space="preserve">דיוק בכמויות ובעלויות.</w:t>
+              <w:t xml:space="preserve">80% מציון המחיר. ראו טבלת הרגישות.</w:t>
             </w:r>
           </w:p>
         </w:tc>
@@ -4653,7 +4671,7 @@
                 <w:szCs w:val="19"/>
                 <w:rtl/>
               </w:rPr>
-              <w:t xml:space="preserve">כל הגיליונות</w:t>
+              <w:t xml:space="preserve">גיליון "ניקוד ותחרות" (רגישות); "הנחות" (B6); שאלת הבהרה 15</w:t>
             </w:r>
           </w:p>
         </w:tc>
@@ -4724,45 +4742,6 @@
                 <w:rtl/>
               </w:rPr>
               <w:t xml:space="preserve">23.10.2026</w:t>
-            </w:r>
-          </w:p>
-        </w:tc>
-      </w:tr>
-      <w:tr>
-        <w:tc>
-          <w:tcPr>
-            <w:tcW w:type="dxa" w:w="14838"/>
-            <w:gridSpan w:val="7"/>
-            <w:tcBorders>
-              <w:top w:val="single" w:color="808080" w:sz="4"/>
-              <w:left w:val="single" w:color="808080" w:sz="4"/>
-              <w:bottom w:val="single" w:color="808080" w:sz="4"/>
-              <w:right w:val="single" w:color="808080" w:sz="4"/>
-            </w:tcBorders>
-            <w:shd w:fill="D9E2F3" w:color="auto" w:val="clear"/>
-            <w:tcMar>
-              <w:top w:type="dxa" w:w="50"/>
-              <w:left w:type="dxa" w:w="90"/>
-              <w:bottom w:type="dxa" w:w="50"/>
-              <w:right w:type="dxa" w:w="90"/>
-            </w:tcMar>
-          </w:tcPr>
-          <w:p>
-            <w:pPr>
-              <w:bidi/>
-              <w:spacing w:after="40"/>
-              <w:jc w:val="right"/>
-            </w:pPr>
-            <w:r>
-              <w:rPr>
-                <w:rFonts w:ascii="Arial" w:cs="Arial" w:eastAsia="Arial" w:hAnsi="Arial"/>
-                <w:b/>
-                <w:bCs/>
-                <w:sz w:val="21"/>
-                <w:szCs w:val="21"/>
-                <w:rtl/>
-              </w:rPr>
-              <w:t xml:space="preserve">טלפוניה</w:t>
             </w:r>
           </w:p>
         </w:tc>
@@ -4837,7 +4816,7 @@
                 <w:szCs w:val="19"/>
                 <w:rtl/>
               </w:rPr>
-              <w:t xml:space="preserve">האם IP Centrex של HOT עונה על רכיב 8 (35 שלוחות, IVR, הקלטה, אפליקציה, 10,000 דקות) – ומה העלות החודשית?</w:t>
+              <w:t xml:space="preserve">תנאי תשלום שוטף + 45 מאישור החשבון (עד ~60 יום) – מקובל?</w:t>
             </w:r>
           </w:p>
         </w:tc>
@@ -4872,7 +4851,7 @@
                 <w:szCs w:val="19"/>
                 <w:rtl/>
               </w:rPr>
-              <w:t xml:space="preserve">עמ' 41, רכיב 8</w:t>
+              <w:t xml:space="preserve">עמ' 35</w:t>
             </w:r>
           </w:p>
         </w:tc>
@@ -4907,7 +4886,7 @@
                 <w:szCs w:val="19"/>
                 <w:rtl/>
               </w:rPr>
-              <w:t xml:space="preserve">מחיר מרבי 2,000 ₪. הטופס מציין 3cx.</w:t>
+              <w:t xml:space="preserve">פיגור תשלום בתזרים.</w:t>
             </w:r>
           </w:p>
         </w:tc>
@@ -4942,7 +4921,7 @@
                 <w:szCs w:val="19"/>
                 <w:rtl/>
               </w:rPr>
-              <w:t xml:space="preserve">גיליון "רכיבי בסיס" (F11); שאלת הבהרה 37</w:t>
+              <w:t xml:space="preserve">גיליון "הנחות" (B12)</w:t>
             </w:r>
           </w:p>
         </w:tc>
@@ -5013,6 +4992,45 @@
                 <w:rtl/>
               </w:rPr>
               <w:t xml:space="preserve">23.10.2026</w:t>
+            </w:r>
+          </w:p>
+        </w:tc>
+      </w:tr>
+      <w:tr>
+        <w:tc>
+          <w:tcPr>
+            <w:tcW w:type="dxa" w:w="14838"/>
+            <w:gridSpan w:val="7"/>
+            <w:tcBorders>
+              <w:top w:val="single" w:color="808080" w:sz="4"/>
+              <w:left w:val="single" w:color="808080" w:sz="4"/>
+              <w:bottom w:val="single" w:color="808080" w:sz="4"/>
+              <w:right w:val="single" w:color="808080" w:sz="4"/>
+            </w:tcBorders>
+            <w:shd w:fill="D9E2F3" w:color="auto" w:val="clear"/>
+            <w:tcMar>
+              <w:top w:type="dxa" w:w="50"/>
+              <w:left w:type="dxa" w:w="90"/>
+              <w:bottom w:type="dxa" w:w="50"/>
+              <w:right w:type="dxa" w:w="90"/>
+            </w:tcMar>
+          </w:tcPr>
+          <w:p>
+            <w:pPr>
+              <w:bidi/>
+              <w:spacing w:after="40"/>
+              <w:jc w:val="right"/>
+            </w:pPr>
+            <w:r>
+              <w:rPr>
+                <w:rFonts w:ascii="Arial" w:cs="Arial" w:eastAsia="Arial" w:hAnsi="Arial"/>
+                <w:b/>
+                <w:bCs/>
+                <w:sz w:val="21"/>
+                <w:szCs w:val="21"/>
+                <w:rtl/>
+              </w:rPr>
+              <w:t xml:space="preserve">הנדסת רשת – קווי מטרו ו-IPVPN</w:t>
             </w:r>
           </w:p>
         </w:tc>
@@ -5087,7 +5105,7 @@
                 <w:szCs w:val="19"/>
                 <w:rtl/>
               </w:rPr>
-              <w:t xml:space="preserve">מה תמהיל הדקות הצפוי (נייח/סלולר) ועלות הדקה?</w:t>
+              <w:t xml:space="preserve">האם יש תשתית סיב/מטרו של HOT לאתרי המועצה בכפר ברא? מה זמן ההקמה?</w:t>
             </w:r>
           </w:p>
         </w:tc>
@@ -5122,7 +5140,7 @@
                 <w:szCs w:val="19"/>
                 <w:rtl/>
               </w:rPr>
-              <w:t xml:space="preserve">עמ' 41, רכיב 8</w:t>
+              <w:t xml:space="preserve">עמ' 42, רכיב 11</w:t>
             </w:r>
           </w:p>
         </w:tc>
@@ -5157,7 +5175,7 @@
                 <w:szCs w:val="19"/>
                 <w:rtl/>
               </w:rPr>
-              <w:t xml:space="preserve">10,000 דקות כלולות.</w:t>
+              <w:t xml:space="preserve">ליבת הערך של HOT במכרז.</w:t>
             </w:r>
           </w:p>
         </w:tc>
@@ -5192,7 +5210,7 @@
                 <w:szCs w:val="19"/>
                 <w:rtl/>
               </w:rPr>
-              <w:t xml:space="preserve">גיליון "רכיבי בסיס" (F11)</w:t>
+              <w:t xml:space="preserve">גיליון "רכיבי בסיס" (F14)</w:t>
             </w:r>
           </w:p>
         </w:tc>
@@ -5337,7 +5355,7 @@
                 <w:szCs w:val="19"/>
                 <w:rtl/>
               </w:rPr>
-              <w:t xml:space="preserve">ניוד מספרים מהספק הקיים – כמה מספרים, זמן ועלות?</w:t>
+              <w:t xml:space="preserve">מה העלות החודשית של קו מטרו IPVPN 300/150 עם חיבור לשתי חוות (ראשי + DR)? (מחיר מרבי 1,600 ₪)</w:t>
             </w:r>
           </w:p>
         </w:tc>
@@ -5372,7 +5390,7 @@
                 <w:szCs w:val="19"/>
                 <w:rtl/>
               </w:rPr>
-              <w:t xml:space="preserve">עמ' 11, סעיף 6.ו</w:t>
+              <w:t xml:space="preserve">עמ' 42, רכיב 11</w:t>
             </w:r>
           </w:p>
         </w:tc>
@@ -5407,7 +5425,7 @@
                 <w:szCs w:val="19"/>
                 <w:rtl/>
               </w:rPr>
-              <w:t xml:space="preserve"/>
+              <w:t xml:space="preserve">מרווח הרכיב.</w:t>
             </w:r>
           </w:p>
         </w:tc>
@@ -5442,7 +5460,7 @@
                 <w:szCs w:val="19"/>
                 <w:rtl/>
               </w:rPr>
-              <w:t xml:space="preserve">עלות ההקמה ("הנחות" B7)</w:t>
+              <w:t xml:space="preserve">גיליון "רכיבי בסיס" (F14)</w:t>
             </w:r>
           </w:p>
         </w:tc>
@@ -5587,7 +5605,7 @@
                 <w:szCs w:val="19"/>
                 <w:rtl/>
               </w:rPr>
-              <w:t xml:space="preserve">עלות טלפון IP מתקדם לשכירות (מחיר מרבי 30 ₪ לחודש)?</w:t>
+              <w:t xml:space="preserve">מה הכוונה ב"כולל VDOM" – Firewall וירטואלי בתשתית שלנו? מי מספק ומה העלות?</w:t>
             </w:r>
           </w:p>
         </w:tc>
@@ -5622,7 +5640,7 @@
                 <w:szCs w:val="19"/>
                 <w:rtl/>
               </w:rPr>
-              <w:t xml:space="preserve">עמ' 42, רכיב 12</w:t>
+              <w:t xml:space="preserve">עמ' 42, רכיב 11</w:t>
             </w:r>
           </w:p>
         </w:tc>
@@ -5657,82 +5675,82 @@
                 <w:szCs w:val="19"/>
                 <w:rtl/>
               </w:rPr>
+              <w:t xml:space="preserve">עלות נסתרת אפשרית.</w:t>
+            </w:r>
+          </w:p>
+        </w:tc>
+        <w:tc>
+          <w:tcPr>
+            <w:tcW w:type="dxa" w:w="2338"/>
+            <w:tcBorders>
+              <w:top w:val="single" w:color="808080" w:sz="4"/>
+              <w:left w:val="single" w:color="808080" w:sz="4"/>
+              <w:bottom w:val="single" w:color="808080" w:sz="4"/>
+              <w:right w:val="single" w:color="808080" w:sz="4"/>
+            </w:tcBorders>
+            <w:tcMar>
+              <w:top w:type="dxa" w:w="50"/>
+              <w:left w:type="dxa" w:w="90"/>
+              <w:bottom w:type="dxa" w:w="50"/>
+              <w:right w:type="dxa" w:w="90"/>
+            </w:tcMar>
+          </w:tcPr>
+          <w:p>
+            <w:pPr>
+              <w:bidi/>
+              <w:spacing w:after="40"/>
+              <w:jc w:val="right"/>
+            </w:pPr>
+            <w:r>
+              <w:rPr>
+                <w:rFonts w:ascii="Arial" w:cs="Arial" w:eastAsia="Arial" w:hAnsi="Arial"/>
+                <w:b w:val="false"/>
+                <w:bCs w:val="false"/>
+                <w:sz w:val="19"/>
+                <w:szCs w:val="19"/>
+                <w:rtl/>
+              </w:rPr>
+              <w:t xml:space="preserve">שאלת הבהרה 40</w:t>
+            </w:r>
+          </w:p>
+        </w:tc>
+        <w:tc>
+          <w:tcPr>
+            <w:tcW w:type="dxa" w:w="1300"/>
+            <w:tcBorders>
+              <w:top w:val="single" w:color="808080" w:sz="4"/>
+              <w:left w:val="single" w:color="808080" w:sz="4"/>
+              <w:bottom w:val="single" w:color="808080" w:sz="4"/>
+              <w:right w:val="single" w:color="808080" w:sz="4"/>
+            </w:tcBorders>
+            <w:tcMar>
+              <w:top w:type="dxa" w:w="50"/>
+              <w:left w:type="dxa" w:w="90"/>
+              <w:bottom w:type="dxa" w:w="50"/>
+              <w:right w:type="dxa" w:w="90"/>
+            </w:tcMar>
+          </w:tcPr>
+          <w:p>
+            <w:pPr>
+              <w:bidi/>
+              <w:spacing w:after="40"/>
+              <w:jc w:val="right"/>
+            </w:pPr>
+            <w:r>
+              <w:rPr>
+                <w:rFonts w:ascii="Arial" w:cs="Arial" w:eastAsia="Arial" w:hAnsi="Arial"/>
+                <w:b w:val="false"/>
+                <w:bCs w:val="false"/>
+                <w:sz w:val="19"/>
+                <w:szCs w:val="19"/>
+                <w:rtl/>
+              </w:rPr>
               <w:t xml:space="preserve"/>
             </w:r>
           </w:p>
         </w:tc>
         <w:tc>
           <w:tcPr>
-            <w:tcW w:type="dxa" w:w="2338"/>
-            <w:tcBorders>
-              <w:top w:val="single" w:color="808080" w:sz="4"/>
-              <w:left w:val="single" w:color="808080" w:sz="4"/>
-              <w:bottom w:val="single" w:color="808080" w:sz="4"/>
-              <w:right w:val="single" w:color="808080" w:sz="4"/>
-            </w:tcBorders>
-            <w:tcMar>
-              <w:top w:type="dxa" w:w="50"/>
-              <w:left w:type="dxa" w:w="90"/>
-              <w:bottom w:type="dxa" w:w="50"/>
-              <w:right w:type="dxa" w:w="90"/>
-            </w:tcMar>
-          </w:tcPr>
-          <w:p>
-            <w:pPr>
-              <w:bidi/>
-              <w:spacing w:after="40"/>
-              <w:jc w:val="right"/>
-            </w:pPr>
-            <w:r>
-              <w:rPr>
-                <w:rFonts w:ascii="Arial" w:cs="Arial" w:eastAsia="Arial" w:hAnsi="Arial"/>
-                <w:b w:val="false"/>
-                <w:bCs w:val="false"/>
-                <w:sz w:val="19"/>
-                <w:szCs w:val="19"/>
-                <w:rtl/>
-              </w:rPr>
-              <w:t xml:space="preserve">גיליון "רכיבי בסיס" (F15)</w:t>
-            </w:r>
-          </w:p>
-        </w:tc>
-        <w:tc>
-          <w:tcPr>
-            <w:tcW w:type="dxa" w:w="1300"/>
-            <w:tcBorders>
-              <w:top w:val="single" w:color="808080" w:sz="4"/>
-              <w:left w:val="single" w:color="808080" w:sz="4"/>
-              <w:bottom w:val="single" w:color="808080" w:sz="4"/>
-              <w:right w:val="single" w:color="808080" w:sz="4"/>
-            </w:tcBorders>
-            <w:tcMar>
-              <w:top w:type="dxa" w:w="50"/>
-              <w:left w:type="dxa" w:w="90"/>
-              <w:bottom w:type="dxa" w:w="50"/>
-              <w:right w:type="dxa" w:w="90"/>
-            </w:tcMar>
-          </w:tcPr>
-          <w:p>
-            <w:pPr>
-              <w:bidi/>
-              <w:spacing w:after="40"/>
-              <w:jc w:val="right"/>
-            </w:pPr>
-            <w:r>
-              <w:rPr>
-                <w:rFonts w:ascii="Arial" w:cs="Arial" w:eastAsia="Arial" w:hAnsi="Arial"/>
-                <w:b w:val="false"/>
-                <w:bCs w:val="false"/>
-                <w:sz w:val="19"/>
-                <w:szCs w:val="19"/>
-                <w:rtl/>
-              </w:rPr>
-              <w:t xml:space="preserve"/>
-            </w:r>
-          </w:p>
-        </w:tc>
-        <w:tc>
-          <w:tcPr>
             <w:tcW w:type="dxa" w:w="1200"/>
             <w:tcBorders>
               <w:top w:val="single" w:color="808080" w:sz="4"/>
@@ -5763,45 +5781,6 @@
                 <w:rtl/>
               </w:rPr>
               <w:t xml:space="preserve">23.10.2026</w:t>
-            </w:r>
-          </w:p>
-        </w:tc>
-      </w:tr>
-      <w:tr>
-        <w:tc>
-          <w:tcPr>
-            <w:tcW w:type="dxa" w:w="14838"/>
-            <w:gridSpan w:val="7"/>
-            <w:tcBorders>
-              <w:top w:val="single" w:color="808080" w:sz="4"/>
-              <w:left w:val="single" w:color="808080" w:sz="4"/>
-              <w:bottom w:val="single" w:color="808080" w:sz="4"/>
-              <w:right w:val="single" w:color="808080" w:sz="4"/>
-            </w:tcBorders>
-            <w:shd w:fill="D9E2F3" w:color="auto" w:val="clear"/>
-            <w:tcMar>
-              <w:top w:type="dxa" w:w="50"/>
-              <w:left w:type="dxa" w:w="90"/>
-              <w:bottom w:type="dxa" w:w="50"/>
-              <w:right w:type="dxa" w:w="90"/>
-            </w:tcMar>
-          </w:tcPr>
-          <w:p>
-            <w:pPr>
-              <w:bidi/>
-              <w:spacing w:after="40"/>
-              <w:jc w:val="right"/>
-            </w:pPr>
-            <w:r>
-              <w:rPr>
-                <w:rFonts w:ascii="Arial" w:cs="Arial" w:eastAsia="Arial" w:hAnsi="Arial"/>
-                <w:b/>
-                <w:bCs/>
-                <w:sz w:val="21"/>
-                <w:szCs w:val="21"/>
-                <w:rtl/>
-              </w:rPr>
-              <w:t xml:space="preserve">ענן ומרכזי נתונים</w:t>
             </w:r>
           </w:p>
         </w:tc>
@@ -5876,7 +5855,7 @@
                 <w:szCs w:val="19"/>
                 <w:rtl/>
               </w:rPr>
-              <w:t xml:space="preserve">מה העלות החודשית לשרתים וירטואליים: DC × 2, FS 5TB × 2 (NVMe, DFS), TS ל-35 משתמשים, שרת הדפסות?</w:t>
+              <w:t xml:space="preserve">עלות קו גיבוי לאתר הראשי (מחיר בטופס 540 ₪)?</w:t>
             </w:r>
           </w:p>
         </w:tc>
@@ -5911,7 +5890,7 @@
                 <w:szCs w:val="19"/>
                 <w:rtl/>
               </w:rPr>
-              <w:t xml:space="preserve">עמ' 41, רכיבים 2–4, 6</w:t>
+              <w:t xml:space="preserve">עמ' 42, אופציונלי</w:t>
             </w:r>
           </w:p>
         </w:tc>
@@ -5946,7 +5925,7 @@
                 <w:szCs w:val="19"/>
                 <w:rtl/>
               </w:rPr>
-              <w:t xml:space="preserve">רכיבים 3–4 נראים מתחת לעלות.</w:t>
+              <w:t xml:space="preserve"/>
             </w:r>
           </w:p>
         </w:tc>
@@ -5981,7 +5960,7 @@
                 <w:szCs w:val="19"/>
                 <w:rtl/>
               </w:rPr>
-              <w:t xml:space="preserve">גיליון "רכיבי בסיס" (F5–F7, F9)</w:t>
+              <w:t xml:space="preserve">גיליון "אופציונליים"</w:t>
             </w:r>
           </w:p>
         </w:tc>
@@ -6126,7 +6105,7 @@
                 <w:szCs w:val="19"/>
                 <w:rtl/>
               </w:rPr>
-              <w:t xml:space="preserve">עלות רישוי Windows Server (SPLA) ו-RDS CAL ל-35 משתמשים?</w:t>
+              <w:t xml:space="preserve">האם אפשר לבצע סקר אתר לפני 28.10?</w:t>
             </w:r>
           </w:p>
         </w:tc>
@@ -6161,7 +6140,7 @@
                 <w:szCs w:val="19"/>
                 <w:rtl/>
               </w:rPr>
-              <w:t xml:space="preserve">עמ' 41, רכיב 4</w:t>
+              <w:t xml:space="preserve">עמ' 5, 11</w:t>
             </w:r>
           </w:p>
         </w:tc>
@@ -6196,7 +6175,7 @@
                 <w:szCs w:val="19"/>
                 <w:rtl/>
               </w:rPr>
-              <w:t xml:space="preserve">צמוד דולר.</w:t>
+              <w:t xml:space="preserve">דיוק בכמויות ובעלויות.</w:t>
             </w:r>
           </w:p>
         </w:tc>
@@ -6231,7 +6210,7 @@
                 <w:szCs w:val="19"/>
                 <w:rtl/>
               </w:rPr>
-              <w:t xml:space="preserve">גיליון "רכיבי בסיס" (F7, G7)</w:t>
+              <w:t xml:space="preserve">כל הגיליונות</w:t>
             </w:r>
           </w:p>
         </w:tc>
@@ -6302,6 +6281,45 @@
                 <w:rtl/>
               </w:rPr>
               <w:t xml:space="preserve">23.10.2026</w:t>
+            </w:r>
+          </w:p>
+        </w:tc>
+      </w:tr>
+      <w:tr>
+        <w:tc>
+          <w:tcPr>
+            <w:tcW w:type="dxa" w:w="14838"/>
+            <w:gridSpan w:val="7"/>
+            <w:tcBorders>
+              <w:top w:val="single" w:color="808080" w:sz="4"/>
+              <w:left w:val="single" w:color="808080" w:sz="4"/>
+              <w:bottom w:val="single" w:color="808080" w:sz="4"/>
+              <w:right w:val="single" w:color="808080" w:sz="4"/>
+            </w:tcBorders>
+            <w:shd w:fill="D9E2F3" w:color="auto" w:val="clear"/>
+            <w:tcMar>
+              <w:top w:type="dxa" w:w="50"/>
+              <w:left w:type="dxa" w:w="90"/>
+              <w:bottom w:type="dxa" w:w="50"/>
+              <w:right w:type="dxa" w:w="90"/>
+            </w:tcMar>
+          </w:tcPr>
+          <w:p>
+            <w:pPr>
+              <w:bidi/>
+              <w:spacing w:after="40"/>
+              <w:jc w:val="right"/>
+            </w:pPr>
+            <w:r>
+              <w:rPr>
+                <w:rFonts w:ascii="Arial" w:cs="Arial" w:eastAsia="Arial" w:hAnsi="Arial"/>
+                <w:b/>
+                <w:bCs/>
+                <w:sz w:val="21"/>
+                <w:szCs w:val="21"/>
+                <w:rtl/>
+              </w:rPr>
+              <w:t xml:space="preserve">טלפוניה</w:t>
             </w:r>
           </w:p>
         </w:tc>
@@ -6376,7 +6394,7 @@
                 <w:szCs w:val="19"/>
                 <w:rtl/>
               </w:rPr>
-              <w:t xml:space="preserve">מוצר הגיבוי, זמן השמירה ועלות הגיבוי היומי לאתר מרוחק?</w:t>
+              <w:t xml:space="preserve">האם IP Centrex של HOT עונה על רכיב 8 (35 שלוחות, IVR, הקלטה, אפליקציה, 10,000 דקות) – ומה העלות החודשית?</w:t>
             </w:r>
           </w:p>
         </w:tc>
@@ -6411,7 +6429,7 @@
                 <w:szCs w:val="19"/>
                 <w:rtl/>
               </w:rPr>
-              <w:t xml:space="preserve">עמ' 41, רכיב 9</w:t>
+              <w:t xml:space="preserve">עמ' 41, רכיב 8</w:t>
             </w:r>
           </w:p>
         </w:tc>
@@ -6446,7 +6464,7 @@
                 <w:szCs w:val="19"/>
                 <w:rtl/>
               </w:rPr>
-              <w:t xml:space="preserve">מחיר מרבי 1,350 ₪.</w:t>
+              <w:t xml:space="preserve">מחיר מרבי 2,000 ₪. הטופס מציין 3cx.</w:t>
             </w:r>
           </w:p>
         </w:tc>
@@ -6481,7 +6499,7 @@
                 <w:szCs w:val="19"/>
                 <w:rtl/>
               </w:rPr>
-              <w:t xml:space="preserve">גיליון "רכיבי בסיס" (F12)</w:t>
+              <w:t xml:space="preserve">גיליון "רכיבי בסיס" (F11); שאלת הבהרה 37</w:t>
             </w:r>
           </w:p>
         </w:tc>
@@ -6626,7 +6644,7 @@
                 <w:szCs w:val="19"/>
                 <w:rtl/>
               </w:rPr>
-              <w:t xml:space="preserve">האם יש לנו שתי חוות (ראשית ו-DR) בישראל?</w:t>
+              <w:t xml:space="preserve">מה תמהיל הדקות הצפוי (נייח/סלולר) ועלות הדקה?</w:t>
             </w:r>
           </w:p>
         </w:tc>
@@ -6661,7 +6679,7 @@
                 <w:szCs w:val="19"/>
                 <w:rtl/>
               </w:rPr>
-              <w:t xml:space="preserve">עמ' 42, רכיב 11</w:t>
+              <w:t xml:space="preserve">עמ' 41, רכיב 8</w:t>
             </w:r>
           </w:p>
         </w:tc>
@@ -6696,7 +6714,7 @@
                 <w:szCs w:val="19"/>
                 <w:rtl/>
               </w:rPr>
-              <w:t xml:space="preserve">דרישה מפורשת.</w:t>
+              <w:t xml:space="preserve">10,000 דקות כלולות.</w:t>
             </w:r>
           </w:p>
         </w:tc>
@@ -6731,7 +6749,7 @@
                 <w:szCs w:val="19"/>
                 <w:rtl/>
               </w:rPr>
-              <w:t xml:space="preserve">החלטת הגשה</w:t>
+              <w:t xml:space="preserve">גיליון "רכיבי בסיס" (F11)</w:t>
             </w:r>
           </w:p>
         </w:tc>
@@ -6802,45 +6820,6 @@
                 <w:rtl/>
               </w:rPr>
               <w:t xml:space="preserve">23.10.2026</w:t>
-            </w:r>
-          </w:p>
-        </w:tc>
-      </w:tr>
-      <w:tr>
-        <w:tc>
-          <w:tcPr>
-            <w:tcW w:type="dxa" w:w="14838"/>
-            <w:gridSpan w:val="7"/>
-            <w:tcBorders>
-              <w:top w:val="single" w:color="808080" w:sz="4"/>
-              <w:left w:val="single" w:color="808080" w:sz="4"/>
-              <w:bottom w:val="single" w:color="808080" w:sz="4"/>
-              <w:right w:val="single" w:color="808080" w:sz="4"/>
-            </w:tcBorders>
-            <w:shd w:fill="D9E2F3" w:color="auto" w:val="clear"/>
-            <w:tcMar>
-              <w:top w:type="dxa" w:w="50"/>
-              <w:left w:type="dxa" w:w="90"/>
-              <w:bottom w:type="dxa" w:w="50"/>
-              <w:right w:type="dxa" w:w="90"/>
-            </w:tcMar>
-          </w:tcPr>
-          <w:p>
-            <w:pPr>
-              <w:bidi/>
-              <w:spacing w:after="40"/>
-              <w:jc w:val="right"/>
-            </w:pPr>
-            <w:r>
-              <w:rPr>
-                <w:rFonts w:ascii="Arial" w:cs="Arial" w:eastAsia="Arial" w:hAnsi="Arial"/>
-                <w:b/>
-                <w:bCs/>
-                <w:sz w:val="21"/>
-                <w:szCs w:val="21"/>
-                <w:rtl/>
-              </w:rPr>
-              <w:t xml:space="preserve">IT מנוהל, מוקד ושטח</w:t>
             </w:r>
           </w:p>
         </w:tc>
@@ -6915,7 +6894,7 @@
                 <w:szCs w:val="19"/>
                 <w:rtl/>
               </w:rPr>
-              <w:t xml:space="preserve">האם יש לנו תמיכה 24/7 והגעה לכפר ברא תוך שעתיים בתקלה משביתה? איפה הטכנאי הקרוב?</w:t>
+              <w:t xml:space="preserve">ניוד מספרים מהספק הקיים – כמה מספרים, זמן ועלות?</w:t>
             </w:r>
           </w:p>
         </w:tc>
@@ -6950,7 +6929,7 @@
                 <w:szCs w:val="19"/>
                 <w:rtl/>
               </w:rPr>
-              <w:t xml:space="preserve">עמ' 7, סעיף 3.8</w:t>
+              <w:t xml:space="preserve">עמ' 11, סעיף 6.ו</w:t>
             </w:r>
           </w:p>
         </w:tc>
@@ -6985,7 +6964,7 @@
                 <w:szCs w:val="19"/>
                 <w:rtl/>
               </w:rPr>
-              <w:t xml:space="preserve">תנאי סף בתצהיר.</w:t>
+              <w:t xml:space="preserve"/>
             </w:r>
           </w:p>
         </w:tc>
@@ -7020,7 +6999,7 @@
                 <w:szCs w:val="19"/>
                 <w:rtl/>
               </w:rPr>
-              <w:t xml:space="preserve">החלטת הגשה; עלות רכיב 1</w:t>
+              <w:t xml:space="preserve">עלות ההקמה ("הנחות" B7)</w:t>
             </w:r>
           </w:p>
         </w:tc>
@@ -7090,7 +7069,7 @@
                 <w:szCs w:val="19"/>
                 <w:rtl/>
               </w:rPr>
-              <w:t xml:space="preserve">תנאי סף: 16.10 | עלויות: 23.10</w:t>
+              <w:t xml:space="preserve">23.10.2026</w:t>
             </w:r>
           </w:p>
         </w:tc>
@@ -7165,7 +7144,7 @@
                 <w:szCs w:val="19"/>
                 <w:rtl/>
               </w:rPr>
-              <w:t xml:space="preserve">מה עלות ביקור שבועי של 8 שעות + מוקד מרחוק? (מחיר מרבי לרכיב 1: 4,500 ₪)</w:t>
+              <w:t xml:space="preserve">עלות טלפון IP מתקדם לשכירות (מחיר מרבי 30 ₪ לחודש)?</w:t>
             </w:r>
           </w:p>
         </w:tc>
@@ -7200,7 +7179,7 @@
                 <w:szCs w:val="19"/>
                 <w:rtl/>
               </w:rPr>
-              <w:t xml:space="preserve">עמ' 41, רכיב 1</w:t>
+              <w:t xml:space="preserve">עמ' 42, רכיב 12</w:t>
             </w:r>
           </w:p>
         </w:tc>
@@ -7235,7 +7214,7 @@
                 <w:szCs w:val="19"/>
                 <w:rtl/>
               </w:rPr>
-              <w:t xml:space="preserve">כנראה הפסדי.</w:t>
+              <w:t xml:space="preserve"/>
             </w:r>
           </w:p>
         </w:tc>
@@ -7270,7 +7249,7 @@
                 <w:szCs w:val="19"/>
                 <w:rtl/>
               </w:rPr>
-              <w:t xml:space="preserve">גיליון "רכיבי בסיס" (F4)</w:t>
+              <w:t xml:space="preserve">גיליון "רכיבי בסיס" (F15)</w:t>
             </w:r>
           </w:p>
         </w:tc>
@@ -7340,7 +7319,46 @@
                 <w:szCs w:val="19"/>
                 <w:rtl/>
               </w:rPr>
-              <w:t xml:space="preserve">תנאי סף: 16.10 | עלויות: 23.10</w:t>
+              <w:t xml:space="preserve">23.10.2026</w:t>
+            </w:r>
+          </w:p>
+        </w:tc>
+      </w:tr>
+      <w:tr>
+        <w:tc>
+          <w:tcPr>
+            <w:tcW w:type="dxa" w:w="14838"/>
+            <w:gridSpan w:val="7"/>
+            <w:tcBorders>
+              <w:top w:val="single" w:color="808080" w:sz="4"/>
+              <w:left w:val="single" w:color="808080" w:sz="4"/>
+              <w:bottom w:val="single" w:color="808080" w:sz="4"/>
+              <w:right w:val="single" w:color="808080" w:sz="4"/>
+            </w:tcBorders>
+            <w:shd w:fill="D9E2F3" w:color="auto" w:val="clear"/>
+            <w:tcMar>
+              <w:top w:type="dxa" w:w="50"/>
+              <w:left w:type="dxa" w:w="90"/>
+              <w:bottom w:type="dxa" w:w="50"/>
+              <w:right w:type="dxa" w:w="90"/>
+            </w:tcMar>
+          </w:tcPr>
+          <w:p>
+            <w:pPr>
+              <w:bidi/>
+              <w:spacing w:after="40"/>
+              <w:jc w:val="right"/>
+            </w:pPr>
+            <w:r>
+              <w:rPr>
+                <w:rFonts w:ascii="Arial" w:cs="Arial" w:eastAsia="Arial" w:hAnsi="Arial"/>
+                <w:b/>
+                <w:bCs/>
+                <w:sz w:val="21"/>
+                <w:szCs w:val="21"/>
+                <w:rtl/>
+              </w:rPr>
+              <w:t xml:space="preserve">ענן ומרכזי נתונים</w:t>
             </w:r>
           </w:p>
         </w:tc>
@@ -7415,7 +7433,7 @@
                 <w:szCs w:val="19"/>
                 <w:rtl/>
               </w:rPr>
-              <w:t xml:space="preserve">האם יש לנו ניסיון וצוות ב-AD, Microsoft 365, Exchange Online, Fortinet, VLAN, EDR – או שנדרש שותף?</w:t>
+              <w:t xml:space="preserve">מה העלות החודשית לשרתים וירטואליים: DC × 2, FS 5TB × 2 (NVMe, DFS), TS ל-35 משתמשים, שרת הדפסות?</w:t>
             </w:r>
           </w:p>
         </w:tc>
@@ -7450,7 +7468,7 @@
                 <w:szCs w:val="19"/>
                 <w:rtl/>
               </w:rPr>
-              <w:t xml:space="preserve">עמ' 6, סעיף 3.5</w:t>
+              <w:t xml:space="preserve">עמ' 41, רכיבים 2–4, 6</w:t>
             </w:r>
           </w:p>
         </w:tc>
@@ -7485,7 +7503,7 @@
                 <w:szCs w:val="19"/>
                 <w:rtl/>
               </w:rPr>
-              <w:t xml:space="preserve">תנאי סף.</w:t>
+              <w:t xml:space="preserve">רכיבים 3–4 נראים מתחת לעלות.</w:t>
             </w:r>
           </w:p>
         </w:tc>
@@ -7520,7 +7538,7 @@
                 <w:szCs w:val="19"/>
                 <w:rtl/>
               </w:rPr>
-              <w:t xml:space="preserve">החלטת הגשה; שאלת הבהרה 12</w:t>
+              <w:t xml:space="preserve">גיליון "רכיבי בסיס" (F5–F7, F9)</w:t>
             </w:r>
           </w:p>
         </w:tc>
@@ -7590,7 +7608,7 @@
                 <w:szCs w:val="19"/>
                 <w:rtl/>
               </w:rPr>
-              <w:t xml:space="preserve">תנאי סף: 16.10 | עלויות: 23.10</w:t>
+              <w:t xml:space="preserve">23.10.2026</w:t>
             </w:r>
           </w:p>
         </w:tc>
@@ -7665,7 +7683,7 @@
                 <w:szCs w:val="19"/>
                 <w:rtl/>
               </w:rPr>
-              <w:t xml:space="preserve">כמה שעות ועלות לפרויקט ההקמה (מיגרציה של שרתים, דואר ומרכזייה, הדרכות)?</w:t>
+              <w:t xml:space="preserve">עלות רישוי Windows Server (SPLA) ו-RDS CAL ל-35 משתמשים?</w:t>
             </w:r>
           </w:p>
         </w:tc>
@@ -7700,7 +7718,7 @@
                 <w:szCs w:val="19"/>
                 <w:rtl/>
               </w:rPr>
-              <w:t xml:space="preserve">עמ' 43, דמי הקמה</w:t>
+              <w:t xml:space="preserve">עמ' 41, רכיב 4</w:t>
             </w:r>
           </w:p>
         </w:tc>
@@ -7735,7 +7753,7 @@
                 <w:szCs w:val="19"/>
                 <w:rtl/>
               </w:rPr>
-              <w:t xml:space="preserve">עלות ההקמה בפועל.</w:t>
+              <w:t xml:space="preserve">צמוד דולר.</w:t>
             </w:r>
           </w:p>
         </w:tc>
@@ -7770,7 +7788,7 @@
                 <w:szCs w:val="19"/>
                 <w:rtl/>
               </w:rPr>
-              <w:t xml:space="preserve">גיליון "הנחות" (B7)</w:t>
+              <w:t xml:space="preserve">גיליון "רכיבי בסיס" (F7, G7)</w:t>
             </w:r>
           </w:p>
         </w:tc>
@@ -7840,7 +7858,7 @@
                 <w:szCs w:val="19"/>
                 <w:rtl/>
               </w:rPr>
-              <w:t xml:space="preserve">תנאי סף: 16.10 | עלויות: 23.10</w:t>
+              <w:t xml:space="preserve">23.10.2026</w:t>
             </w:r>
           </w:p>
         </w:tc>
@@ -7915,7 +7933,7 @@
                 <w:szCs w:val="19"/>
                 <w:rtl/>
               </w:rPr>
-              <w:t xml:space="preserve">עלות שעת טכנאי בפועל (מול 250 ₪ בטופס)?</w:t>
+              <w:t xml:space="preserve">מוצר הגיבוי, זמן השמירה ועלות הגיבוי היומי לאתר מרוחק?</w:t>
             </w:r>
           </w:p>
         </w:tc>
@@ -7950,7 +7968,7 @@
                 <w:szCs w:val="19"/>
                 <w:rtl/>
               </w:rPr>
-              <w:t xml:space="preserve">עמ' 43</w:t>
+              <w:t xml:space="preserve">עמ' 41, רכיב 9</w:t>
             </w:r>
           </w:p>
         </w:tc>
@@ -7985,82 +8003,82 @@
                 <w:szCs w:val="19"/>
                 <w:rtl/>
               </w:rPr>
+              <w:t xml:space="preserve">מחיר מרבי 1,350 ₪.</w:t>
+            </w:r>
+          </w:p>
+        </w:tc>
+        <w:tc>
+          <w:tcPr>
+            <w:tcW w:type="dxa" w:w="2338"/>
+            <w:tcBorders>
+              <w:top w:val="single" w:color="808080" w:sz="4"/>
+              <w:left w:val="single" w:color="808080" w:sz="4"/>
+              <w:bottom w:val="single" w:color="808080" w:sz="4"/>
+              <w:right w:val="single" w:color="808080" w:sz="4"/>
+            </w:tcBorders>
+            <w:tcMar>
+              <w:top w:type="dxa" w:w="50"/>
+              <w:left w:type="dxa" w:w="90"/>
+              <w:bottom w:type="dxa" w:w="50"/>
+              <w:right w:type="dxa" w:w="90"/>
+            </w:tcMar>
+          </w:tcPr>
+          <w:p>
+            <w:pPr>
+              <w:bidi/>
+              <w:spacing w:after="40"/>
+              <w:jc w:val="right"/>
+            </w:pPr>
+            <w:r>
+              <w:rPr>
+                <w:rFonts w:ascii="Arial" w:cs="Arial" w:eastAsia="Arial" w:hAnsi="Arial"/>
+                <w:b w:val="false"/>
+                <w:bCs w:val="false"/>
+                <w:sz w:val="19"/>
+                <w:szCs w:val="19"/>
+                <w:rtl/>
+              </w:rPr>
+              <w:t xml:space="preserve">גיליון "רכיבי בסיס" (F12)</w:t>
+            </w:r>
+          </w:p>
+        </w:tc>
+        <w:tc>
+          <w:tcPr>
+            <w:tcW w:type="dxa" w:w="1300"/>
+            <w:tcBorders>
+              <w:top w:val="single" w:color="808080" w:sz="4"/>
+              <w:left w:val="single" w:color="808080" w:sz="4"/>
+              <w:bottom w:val="single" w:color="808080" w:sz="4"/>
+              <w:right w:val="single" w:color="808080" w:sz="4"/>
+            </w:tcBorders>
+            <w:tcMar>
+              <w:top w:type="dxa" w:w="50"/>
+              <w:left w:type="dxa" w:w="90"/>
+              <w:bottom w:type="dxa" w:w="50"/>
+              <w:right w:type="dxa" w:w="90"/>
+            </w:tcMar>
+          </w:tcPr>
+          <w:p>
+            <w:pPr>
+              <w:bidi/>
+              <w:spacing w:after="40"/>
+              <w:jc w:val="right"/>
+            </w:pPr>
+            <w:r>
+              <w:rPr>
+                <w:rFonts w:ascii="Arial" w:cs="Arial" w:eastAsia="Arial" w:hAnsi="Arial"/>
+                <w:b w:val="false"/>
+                <w:bCs w:val="false"/>
+                <w:sz w:val="19"/>
+                <w:szCs w:val="19"/>
+                <w:rtl/>
+              </w:rPr>
               <w:t xml:space="preserve"/>
             </w:r>
           </w:p>
         </w:tc>
         <w:tc>
           <w:tcPr>
-            <w:tcW w:type="dxa" w:w="2338"/>
-            <w:tcBorders>
-              <w:top w:val="single" w:color="808080" w:sz="4"/>
-              <w:left w:val="single" w:color="808080" w:sz="4"/>
-              <w:bottom w:val="single" w:color="808080" w:sz="4"/>
-              <w:right w:val="single" w:color="808080" w:sz="4"/>
-            </w:tcBorders>
-            <w:tcMar>
-              <w:top w:type="dxa" w:w="50"/>
-              <w:left w:type="dxa" w:w="90"/>
-              <w:bottom w:type="dxa" w:w="50"/>
-              <w:right w:type="dxa" w:w="90"/>
-            </w:tcMar>
-          </w:tcPr>
-          <w:p>
-            <w:pPr>
-              <w:bidi/>
-              <w:spacing w:after="40"/>
-              <w:jc w:val="right"/>
-            </w:pPr>
-            <w:r>
-              <w:rPr>
-                <w:rFonts w:ascii="Arial" w:cs="Arial" w:eastAsia="Arial" w:hAnsi="Arial"/>
-                <w:b w:val="false"/>
-                <w:bCs w:val="false"/>
-                <w:sz w:val="19"/>
-                <w:szCs w:val="19"/>
-                <w:rtl/>
-              </w:rPr>
-              <w:t xml:space="preserve">גיליון "הנחות" (B19)</w:t>
-            </w:r>
-          </w:p>
-        </w:tc>
-        <w:tc>
-          <w:tcPr>
-            <w:tcW w:type="dxa" w:w="1300"/>
-            <w:tcBorders>
-              <w:top w:val="single" w:color="808080" w:sz="4"/>
-              <w:left w:val="single" w:color="808080" w:sz="4"/>
-              <w:bottom w:val="single" w:color="808080" w:sz="4"/>
-              <w:right w:val="single" w:color="808080" w:sz="4"/>
-            </w:tcBorders>
-            <w:tcMar>
-              <w:top w:type="dxa" w:w="50"/>
-              <w:left w:type="dxa" w:w="90"/>
-              <w:bottom w:type="dxa" w:w="50"/>
-              <w:right w:type="dxa" w:w="90"/>
-            </w:tcMar>
-          </w:tcPr>
-          <w:p>
-            <w:pPr>
-              <w:bidi/>
-              <w:spacing w:after="40"/>
-              <w:jc w:val="right"/>
-            </w:pPr>
-            <w:r>
-              <w:rPr>
-                <w:rFonts w:ascii="Arial" w:cs="Arial" w:eastAsia="Arial" w:hAnsi="Arial"/>
-                <w:b w:val="false"/>
-                <w:bCs w:val="false"/>
-                <w:sz w:val="19"/>
-                <w:szCs w:val="19"/>
-                <w:rtl/>
-              </w:rPr>
-              <w:t xml:space="preserve"/>
-            </w:r>
-          </w:p>
-        </w:tc>
-        <w:tc>
-          <w:tcPr>
             <w:tcW w:type="dxa" w:w="1200"/>
             <w:tcBorders>
               <w:top w:val="single" w:color="808080" w:sz="4"/>
@@ -8090,46 +8108,7 @@
                 <w:szCs w:val="19"/>
                 <w:rtl/>
               </w:rPr>
-              <w:t xml:space="preserve">תנאי סף: 16.10 | עלויות: 23.10</w:t>
-            </w:r>
-          </w:p>
-        </w:tc>
-      </w:tr>
-      <w:tr>
-        <w:tc>
-          <w:tcPr>
-            <w:tcW w:type="dxa" w:w="14838"/>
-            <w:gridSpan w:val="7"/>
-            <w:tcBorders>
-              <w:top w:val="single" w:color="808080" w:sz="4"/>
-              <w:left w:val="single" w:color="808080" w:sz="4"/>
-              <w:bottom w:val="single" w:color="808080" w:sz="4"/>
-              <w:right w:val="single" w:color="808080" w:sz="4"/>
-            </w:tcBorders>
-            <w:shd w:fill="D9E2F3" w:color="auto" w:val="clear"/>
-            <w:tcMar>
-              <w:top w:type="dxa" w:w="50"/>
-              <w:left w:type="dxa" w:w="90"/>
-              <w:bottom w:type="dxa" w:w="50"/>
-              <w:right w:type="dxa" w:w="90"/>
-            </w:tcMar>
-          </w:tcPr>
-          <w:p>
-            <w:pPr>
-              <w:bidi/>
-              <w:spacing w:after="40"/>
-              <w:jc w:val="right"/>
-            </w:pPr>
-            <w:r>
-              <w:rPr>
-                <w:rFonts w:ascii="Arial" w:cs="Arial" w:eastAsia="Arial" w:hAnsi="Arial"/>
-                <w:b/>
-                <w:bCs/>
-                <w:sz w:val="21"/>
-                <w:szCs w:val="21"/>
-                <w:rtl/>
-              </w:rPr>
-              <w:t xml:space="preserve">אבטחת מידע ו-SOC</w:t>
+              <w:t xml:space="preserve">23.10.2026</w:t>
             </w:r>
           </w:p>
         </w:tc>
@@ -8204,7 +8183,7 @@
                 <w:szCs w:val="19"/>
                 <w:rtl/>
               </w:rPr>
-              <w:t xml:space="preserve">ידוע: ISO 27001 בתוקף עד 2028; ISO 9001 – אין, בטיפול. נשאר לבדוק: (א) מה מועד המבדק ומועד קבלת תעודת ISO 9001 הצפוי, ומי גוף ההסמכה; (ב) האם גוף ההסמכה יכול לתת עד 26.10 מכתב על תהליך ההסמכה ומועד המבדק (לחלופה בשאלת הבהרה 13); (ג) האם לחברה קשורה בקבוצה יש ISO 9001 בתוקף; (ד) על איזו ישות משפטית רשומה תעודת 27001, והאם היקפה כולל שירותי IT מנוהלים וענן.</w:t>
+              <w:t xml:space="preserve">האם יש לנו שתי חוות (ראשית ו-DR) בישראל?</w:t>
             </w:r>
           </w:p>
         </w:tc>
@@ -8239,7 +8218,7 @@
                 <w:szCs w:val="19"/>
                 <w:rtl/>
               </w:rPr>
-              <w:t xml:space="preserve">עמ' 7, סעיפים 3.7, 4.8</w:t>
+              <w:t xml:space="preserve">עמ' 42, רכיב 11</w:t>
             </w:r>
           </w:p>
         </w:tc>
@@ -8274,7 +8253,7 @@
                 <w:szCs w:val="19"/>
                 <w:rtl/>
               </w:rPr>
-              <w:t xml:space="preserve">תנאי סף – בלי 9001 או חלופה מאושרת, ההצעה נפסלת.</w:t>
+              <w:t xml:space="preserve">דרישה מפורשת.</w:t>
             </w:r>
           </w:p>
         </w:tc>
@@ -8309,7 +8288,7 @@
                 <w:szCs w:val="19"/>
                 <w:rtl/>
               </w:rPr>
-              <w:t xml:space="preserve">החלטת הגשה; שאלות הבהרה 11, 13</w:t>
+              <w:t xml:space="preserve">החלטת הגשה</w:t>
             </w:r>
           </w:p>
         </w:tc>
@@ -8379,7 +8358,46 @@
                 <w:szCs w:val="19"/>
                 <w:rtl/>
               </w:rPr>
-              <w:t xml:space="preserve">ISO 9001: 16.10 | עלויות: 23.10</w:t>
+              <w:t xml:space="preserve">23.10.2026</w:t>
+            </w:r>
+          </w:p>
+        </w:tc>
+      </w:tr>
+      <w:tr>
+        <w:tc>
+          <w:tcPr>
+            <w:tcW w:type="dxa" w:w="14838"/>
+            <w:gridSpan w:val="7"/>
+            <w:tcBorders>
+              <w:top w:val="single" w:color="808080" w:sz="4"/>
+              <w:left w:val="single" w:color="808080" w:sz="4"/>
+              <w:bottom w:val="single" w:color="808080" w:sz="4"/>
+              <w:right w:val="single" w:color="808080" w:sz="4"/>
+            </w:tcBorders>
+            <w:shd w:fill="D9E2F3" w:color="auto" w:val="clear"/>
+            <w:tcMar>
+              <w:top w:type="dxa" w:w="50"/>
+              <w:left w:type="dxa" w:w="90"/>
+              <w:bottom w:type="dxa" w:w="50"/>
+              <w:right w:type="dxa" w:w="90"/>
+            </w:tcMar>
+          </w:tcPr>
+          <w:p>
+            <w:pPr>
+              <w:bidi/>
+              <w:spacing w:after="40"/>
+              <w:jc w:val="right"/>
+            </w:pPr>
+            <w:r>
+              <w:rPr>
+                <w:rFonts w:ascii="Arial" w:cs="Arial" w:eastAsia="Arial" w:hAnsi="Arial"/>
+                <w:b/>
+                <w:bCs/>
+                <w:sz w:val="21"/>
+                <w:szCs w:val="21"/>
+                <w:rtl/>
+              </w:rPr>
+              <w:t xml:space="preserve">IT מנוהל, מוקד ושטח</w:t>
             </w:r>
           </w:p>
         </w:tc>
@@ -8454,7 +8472,7 @@
                 <w:szCs w:val="19"/>
                 <w:rtl/>
               </w:rPr>
-              <w:t xml:space="preserve">עלות SOC/SIEM מנוהל (6,300 ₪ בטופס) – 24/7 או שעות פעילות?</w:t>
+              <w:t xml:space="preserve">מה עלות ביקור שבועי של 8 שעות + מוקד מרחוק? (מחיר מרבי לרכיב 1: 4,500 ₪)</w:t>
             </w:r>
           </w:p>
         </w:tc>
@@ -8489,7 +8507,7 @@
                 <w:szCs w:val="19"/>
                 <w:rtl/>
               </w:rPr>
-              <w:t xml:space="preserve">עמ' 42, רכיב 14</w:t>
+              <w:t xml:space="preserve">עמ' 41, רכיב 1</w:t>
             </w:r>
           </w:p>
         </w:tc>
@@ -8524,82 +8542,82 @@
                 <w:szCs w:val="19"/>
                 <w:rtl/>
               </w:rPr>
+              <w:t xml:space="preserve">כנראה הפסדי.</w:t>
+            </w:r>
+          </w:p>
+        </w:tc>
+        <w:tc>
+          <w:tcPr>
+            <w:tcW w:type="dxa" w:w="2338"/>
+            <w:tcBorders>
+              <w:top w:val="single" w:color="808080" w:sz="4"/>
+              <w:left w:val="single" w:color="808080" w:sz="4"/>
+              <w:bottom w:val="single" w:color="808080" w:sz="4"/>
+              <w:right w:val="single" w:color="808080" w:sz="4"/>
+            </w:tcBorders>
+            <w:tcMar>
+              <w:top w:type="dxa" w:w="50"/>
+              <w:left w:type="dxa" w:w="90"/>
+              <w:bottom w:type="dxa" w:w="50"/>
+              <w:right w:type="dxa" w:w="90"/>
+            </w:tcMar>
+          </w:tcPr>
+          <w:p>
+            <w:pPr>
+              <w:bidi/>
+              <w:spacing w:after="40"/>
+              <w:jc w:val="right"/>
+            </w:pPr>
+            <w:r>
+              <w:rPr>
+                <w:rFonts w:ascii="Arial" w:cs="Arial" w:eastAsia="Arial" w:hAnsi="Arial"/>
+                <w:b w:val="false"/>
+                <w:bCs w:val="false"/>
+                <w:sz w:val="19"/>
+                <w:szCs w:val="19"/>
+                <w:rtl/>
+              </w:rPr>
+              <w:t xml:space="preserve">גיליון "רכיבי בסיס" (F4)</w:t>
+            </w:r>
+          </w:p>
+        </w:tc>
+        <w:tc>
+          <w:tcPr>
+            <w:tcW w:type="dxa" w:w="1300"/>
+            <w:tcBorders>
+              <w:top w:val="single" w:color="808080" w:sz="4"/>
+              <w:left w:val="single" w:color="808080" w:sz="4"/>
+              <w:bottom w:val="single" w:color="808080" w:sz="4"/>
+              <w:right w:val="single" w:color="808080" w:sz="4"/>
+            </w:tcBorders>
+            <w:tcMar>
+              <w:top w:type="dxa" w:w="50"/>
+              <w:left w:type="dxa" w:w="90"/>
+              <w:bottom w:type="dxa" w:w="50"/>
+              <w:right w:type="dxa" w:w="90"/>
+            </w:tcMar>
+          </w:tcPr>
+          <w:p>
+            <w:pPr>
+              <w:bidi/>
+              <w:spacing w:after="40"/>
+              <w:jc w:val="right"/>
+            </w:pPr>
+            <w:r>
+              <w:rPr>
+                <w:rFonts w:ascii="Arial" w:cs="Arial" w:eastAsia="Arial" w:hAnsi="Arial"/>
+                <w:b w:val="false"/>
+                <w:bCs w:val="false"/>
+                <w:sz w:val="19"/>
+                <w:szCs w:val="19"/>
+                <w:rtl/>
+              </w:rPr>
               <w:t xml:space="preserve"/>
             </w:r>
           </w:p>
         </w:tc>
         <w:tc>
           <w:tcPr>
-            <w:tcW w:type="dxa" w:w="2338"/>
-            <w:tcBorders>
-              <w:top w:val="single" w:color="808080" w:sz="4"/>
-              <w:left w:val="single" w:color="808080" w:sz="4"/>
-              <w:bottom w:val="single" w:color="808080" w:sz="4"/>
-              <w:right w:val="single" w:color="808080" w:sz="4"/>
-            </w:tcBorders>
-            <w:tcMar>
-              <w:top w:type="dxa" w:w="50"/>
-              <w:left w:type="dxa" w:w="90"/>
-              <w:bottom w:type="dxa" w:w="50"/>
-              <w:right w:type="dxa" w:w="90"/>
-            </w:tcMar>
-          </w:tcPr>
-          <w:p>
-            <w:pPr>
-              <w:bidi/>
-              <w:spacing w:after="40"/>
-              <w:jc w:val="right"/>
-            </w:pPr>
-            <w:r>
-              <w:rPr>
-                <w:rFonts w:ascii="Arial" w:cs="Arial" w:eastAsia="Arial" w:hAnsi="Arial"/>
-                <w:b w:val="false"/>
-                <w:bCs w:val="false"/>
-                <w:sz w:val="19"/>
-                <w:szCs w:val="19"/>
-                <w:rtl/>
-              </w:rPr>
-              <w:t xml:space="preserve">גיליון "אופציונליים"</w:t>
-            </w:r>
-          </w:p>
-        </w:tc>
-        <w:tc>
-          <w:tcPr>
-            <w:tcW w:type="dxa" w:w="1300"/>
-            <w:tcBorders>
-              <w:top w:val="single" w:color="808080" w:sz="4"/>
-              <w:left w:val="single" w:color="808080" w:sz="4"/>
-              <w:bottom w:val="single" w:color="808080" w:sz="4"/>
-              <w:right w:val="single" w:color="808080" w:sz="4"/>
-            </w:tcBorders>
-            <w:tcMar>
-              <w:top w:type="dxa" w:w="50"/>
-              <w:left w:type="dxa" w:w="90"/>
-              <w:bottom w:type="dxa" w:w="50"/>
-              <w:right w:type="dxa" w:w="90"/>
-            </w:tcMar>
-          </w:tcPr>
-          <w:p>
-            <w:pPr>
-              <w:bidi/>
-              <w:spacing w:after="40"/>
-              <w:jc w:val="right"/>
-            </w:pPr>
-            <w:r>
-              <w:rPr>
-                <w:rFonts w:ascii="Arial" w:cs="Arial" w:eastAsia="Arial" w:hAnsi="Arial"/>
-                <w:b w:val="false"/>
-                <w:bCs w:val="false"/>
-                <w:sz w:val="19"/>
-                <w:szCs w:val="19"/>
-                <w:rtl/>
-              </w:rPr>
-              <w:t xml:space="preserve"/>
-            </w:r>
-          </w:p>
-        </w:tc>
-        <w:tc>
-          <w:tcPr>
             <w:tcW w:type="dxa" w:w="1200"/>
             <w:tcBorders>
               <w:top w:val="single" w:color="808080" w:sz="4"/>
@@ -8629,7 +8647,7 @@
                 <w:szCs w:val="19"/>
                 <w:rtl/>
               </w:rPr>
-              <w:t xml:space="preserve">ISO 9001: 16.10 | עלויות: 23.10</w:t>
+              <w:t xml:space="preserve">23.10.2026</w:t>
             </w:r>
           </w:p>
         </w:tc>
@@ -8704,7 +8722,7 @@
                 <w:szCs w:val="19"/>
                 <w:rtl/>
               </w:rPr>
-              <w:t xml:space="preserve">עלות FortiNAC / FortiAnalyzer / FortiManager בענן?</w:t>
+              <w:t xml:space="preserve">כמה שעות ועלות לפרויקט ההקמה (מיגרציה של שרתים, דואר ומרכזייה, הדרכות)?</w:t>
             </w:r>
           </w:p>
         </w:tc>
@@ -8739,7 +8757,7 @@
                 <w:szCs w:val="19"/>
                 <w:rtl/>
               </w:rPr>
-              <w:t xml:space="preserve">עמ' 42, רכיבים 15–17</w:t>
+              <w:t xml:space="preserve">עמ' 43, דמי הקמה</w:t>
             </w:r>
           </w:p>
         </w:tc>
@@ -8774,82 +8792,82 @@
                 <w:szCs w:val="19"/>
                 <w:rtl/>
               </w:rPr>
+              <w:t xml:space="preserve">עלות ההקמה בפועל.</w:t>
+            </w:r>
+          </w:p>
+        </w:tc>
+        <w:tc>
+          <w:tcPr>
+            <w:tcW w:type="dxa" w:w="2338"/>
+            <w:tcBorders>
+              <w:top w:val="single" w:color="808080" w:sz="4"/>
+              <w:left w:val="single" w:color="808080" w:sz="4"/>
+              <w:bottom w:val="single" w:color="808080" w:sz="4"/>
+              <w:right w:val="single" w:color="808080" w:sz="4"/>
+            </w:tcBorders>
+            <w:tcMar>
+              <w:top w:type="dxa" w:w="50"/>
+              <w:left w:type="dxa" w:w="90"/>
+              <w:bottom w:type="dxa" w:w="50"/>
+              <w:right w:type="dxa" w:w="90"/>
+            </w:tcMar>
+          </w:tcPr>
+          <w:p>
+            <w:pPr>
+              <w:bidi/>
+              <w:spacing w:after="40"/>
+              <w:jc w:val="right"/>
+            </w:pPr>
+            <w:r>
+              <w:rPr>
+                <w:rFonts w:ascii="Arial" w:cs="Arial" w:eastAsia="Arial" w:hAnsi="Arial"/>
+                <w:b w:val="false"/>
+                <w:bCs w:val="false"/>
+                <w:sz w:val="19"/>
+                <w:szCs w:val="19"/>
+                <w:rtl/>
+              </w:rPr>
+              <w:t xml:space="preserve">גיליון "הנחות" (B7)</w:t>
+            </w:r>
+          </w:p>
+        </w:tc>
+        <w:tc>
+          <w:tcPr>
+            <w:tcW w:type="dxa" w:w="1300"/>
+            <w:tcBorders>
+              <w:top w:val="single" w:color="808080" w:sz="4"/>
+              <w:left w:val="single" w:color="808080" w:sz="4"/>
+              <w:bottom w:val="single" w:color="808080" w:sz="4"/>
+              <w:right w:val="single" w:color="808080" w:sz="4"/>
+            </w:tcBorders>
+            <w:tcMar>
+              <w:top w:type="dxa" w:w="50"/>
+              <w:left w:type="dxa" w:w="90"/>
+              <w:bottom w:type="dxa" w:w="50"/>
+              <w:right w:type="dxa" w:w="90"/>
+            </w:tcMar>
+          </w:tcPr>
+          <w:p>
+            <w:pPr>
+              <w:bidi/>
+              <w:spacing w:after="40"/>
+              <w:jc w:val="right"/>
+            </w:pPr>
+            <w:r>
+              <w:rPr>
+                <w:rFonts w:ascii="Arial" w:cs="Arial" w:eastAsia="Arial" w:hAnsi="Arial"/>
+                <w:b w:val="false"/>
+                <w:bCs w:val="false"/>
+                <w:sz w:val="19"/>
+                <w:szCs w:val="19"/>
+                <w:rtl/>
+              </w:rPr>
               <w:t xml:space="preserve"/>
             </w:r>
           </w:p>
         </w:tc>
         <w:tc>
           <w:tcPr>
-            <w:tcW w:type="dxa" w:w="2338"/>
-            <w:tcBorders>
-              <w:top w:val="single" w:color="808080" w:sz="4"/>
-              <w:left w:val="single" w:color="808080" w:sz="4"/>
-              <w:bottom w:val="single" w:color="808080" w:sz="4"/>
-              <w:right w:val="single" w:color="808080" w:sz="4"/>
-            </w:tcBorders>
-            <w:tcMar>
-              <w:top w:type="dxa" w:w="50"/>
-              <w:left w:type="dxa" w:w="90"/>
-              <w:bottom w:type="dxa" w:w="50"/>
-              <w:right w:type="dxa" w:w="90"/>
-            </w:tcMar>
-          </w:tcPr>
-          <w:p>
-            <w:pPr>
-              <w:bidi/>
-              <w:spacing w:after="40"/>
-              <w:jc w:val="right"/>
-            </w:pPr>
-            <w:r>
-              <w:rPr>
-                <w:rFonts w:ascii="Arial" w:cs="Arial" w:eastAsia="Arial" w:hAnsi="Arial"/>
-                <w:b w:val="false"/>
-                <w:bCs w:val="false"/>
-                <w:sz w:val="19"/>
-                <w:szCs w:val="19"/>
-                <w:rtl/>
-              </w:rPr>
-              <w:t xml:space="preserve">גיליון "אופציונליים"</w:t>
-            </w:r>
-          </w:p>
-        </w:tc>
-        <w:tc>
-          <w:tcPr>
-            <w:tcW w:type="dxa" w:w="1300"/>
-            <w:tcBorders>
-              <w:top w:val="single" w:color="808080" w:sz="4"/>
-              <w:left w:val="single" w:color="808080" w:sz="4"/>
-              <w:bottom w:val="single" w:color="808080" w:sz="4"/>
-              <w:right w:val="single" w:color="808080" w:sz="4"/>
-            </w:tcBorders>
-            <w:tcMar>
-              <w:top w:type="dxa" w:w="50"/>
-              <w:left w:type="dxa" w:w="90"/>
-              <w:bottom w:type="dxa" w:w="50"/>
-              <w:right w:type="dxa" w:w="90"/>
-            </w:tcMar>
-          </w:tcPr>
-          <w:p>
-            <w:pPr>
-              <w:bidi/>
-              <w:spacing w:after="40"/>
-              <w:jc w:val="right"/>
-            </w:pPr>
-            <w:r>
-              <w:rPr>
-                <w:rFonts w:ascii="Arial" w:cs="Arial" w:eastAsia="Arial" w:hAnsi="Arial"/>
-                <w:b w:val="false"/>
-                <w:bCs w:val="false"/>
-                <w:sz w:val="19"/>
-                <w:szCs w:val="19"/>
-                <w:rtl/>
-              </w:rPr>
-              <w:t xml:space="preserve"/>
-            </w:r>
-          </w:p>
-        </w:tc>
-        <w:tc>
-          <w:tcPr>
             <w:tcW w:type="dxa" w:w="1200"/>
             <w:tcBorders>
               <w:top w:val="single" w:color="808080" w:sz="4"/>
@@ -8879,7 +8897,7 @@
                 <w:szCs w:val="19"/>
                 <w:rtl/>
               </w:rPr>
-              <w:t xml:space="preserve">ISO 9001: 16.10 | עלויות: 23.10</w:t>
+              <w:t xml:space="preserve">23.10.2026</w:t>
             </w:r>
           </w:p>
         </w:tc>
@@ -8954,7 +8972,7 @@
                 <w:szCs w:val="19"/>
                 <w:rtl/>
               </w:rPr>
-              <w:t xml:space="preserve">האם יש לנו שירות CISO במיקור חוץ (2,500 ₪ לחודש)?</w:t>
+              <w:t xml:space="preserve">עלות שעת טכנאי בפועל (מול 250 ₪ בטופס)?</w:t>
             </w:r>
           </w:p>
         </w:tc>
@@ -8989,7 +9007,7 @@
                 <w:szCs w:val="19"/>
                 <w:rtl/>
               </w:rPr>
-              <w:t xml:space="preserve">עמ' 43, רכיב 21</w:t>
+              <w:t xml:space="preserve">עמ' 43</w:t>
             </w:r>
           </w:p>
         </w:tc>
@@ -9059,7 +9077,7 @@
                 <w:szCs w:val="19"/>
                 <w:rtl/>
               </w:rPr>
-              <w:t xml:space="preserve">גיליון "אופציונליים"</w:t>
+              <w:t xml:space="preserve">גיליון "הנחות" (B19)</w:t>
             </w:r>
           </w:p>
         </w:tc>
@@ -9129,7 +9147,46 @@
                 <w:szCs w:val="19"/>
                 <w:rtl/>
               </w:rPr>
-              <w:t xml:space="preserve">ISO 9001: 16.10 | עלויות: 23.10</w:t>
+              <w:t xml:space="preserve">23.10.2026</w:t>
+            </w:r>
+          </w:p>
+        </w:tc>
+      </w:tr>
+      <w:tr>
+        <w:tc>
+          <w:tcPr>
+            <w:tcW w:type="dxa" w:w="14838"/>
+            <w:gridSpan w:val="7"/>
+            <w:tcBorders>
+              <w:top w:val="single" w:color="808080" w:sz="4"/>
+              <w:left w:val="single" w:color="808080" w:sz="4"/>
+              <w:bottom w:val="single" w:color="808080" w:sz="4"/>
+              <w:right w:val="single" w:color="808080" w:sz="4"/>
+            </w:tcBorders>
+            <w:shd w:fill="D9E2F3" w:color="auto" w:val="clear"/>
+            <w:tcMar>
+              <w:top w:type="dxa" w:w="50"/>
+              <w:left w:type="dxa" w:w="90"/>
+              <w:bottom w:type="dxa" w:w="50"/>
+              <w:right w:type="dxa" w:w="90"/>
+            </w:tcMar>
+          </w:tcPr>
+          <w:p>
+            <w:pPr>
+              <w:bidi/>
+              <w:spacing w:after="40"/>
+              <w:jc w:val="right"/>
+            </w:pPr>
+            <w:r>
+              <w:rPr>
+                <w:rFonts w:ascii="Arial" w:cs="Arial" w:eastAsia="Arial" w:hAnsi="Arial"/>
+                <w:b/>
+                <w:bCs/>
+                <w:sz w:val="21"/>
+                <w:szCs w:val="21"/>
+                <w:rtl/>
+              </w:rPr>
+              <w:t xml:space="preserve">אבטחת מידע ו-SOC</w:t>
             </w:r>
           </w:p>
         </w:tc>
@@ -9204,7 +9261,7 @@
                 <w:szCs w:val="19"/>
                 <w:rtl/>
               </w:rPr>
-              <w:t xml:space="preserve">עלות רישיון ESET (או שווה ערך) עם EDR ו-Sandbox לתחנה?</w:t>
+              <w:t xml:space="preserve">עלות SOC/SIEM מנוהל (6,300 ₪ בטופס) – 24/7 או שעות פעילות?</w:t>
             </w:r>
           </w:p>
         </w:tc>
@@ -9239,7 +9296,7 @@
                 <w:szCs w:val="19"/>
                 <w:rtl/>
               </w:rPr>
-              <w:t xml:space="preserve">עמ' 41, רכיב 5</w:t>
+              <w:t xml:space="preserve">עמ' 42, רכיב 14</w:t>
             </w:r>
           </w:p>
         </w:tc>
@@ -9274,7 +9331,7 @@
                 <w:szCs w:val="19"/>
                 <w:rtl/>
               </w:rPr>
-              <w:t xml:space="preserve">מחיר מרבי 25 ₪.</w:t>
+              <w:t xml:space="preserve"/>
             </w:r>
           </w:p>
         </w:tc>
@@ -9309,7 +9366,7 @@
                 <w:szCs w:val="19"/>
                 <w:rtl/>
               </w:rPr>
-              <w:t xml:space="preserve">גיליון "רכיבי בסיס" (F8)</w:t>
+              <w:t xml:space="preserve">גיליון "אופציונליים"</w:t>
             </w:r>
           </w:p>
         </w:tc>
@@ -9379,46 +9436,7 @@
                 <w:szCs w:val="19"/>
                 <w:rtl/>
               </w:rPr>
-              <w:t xml:space="preserve">ISO 9001: 16.10 | עלויות: 23.10</w:t>
-            </w:r>
-          </w:p>
-        </w:tc>
-      </w:tr>
-      <w:tr>
-        <w:tc>
-          <w:tcPr>
-            <w:tcW w:type="dxa" w:w="14838"/>
-            <w:gridSpan w:val="7"/>
-            <w:tcBorders>
-              <w:top w:val="single" w:color="808080" w:sz="4"/>
-              <w:left w:val="single" w:color="808080" w:sz="4"/>
-              <w:bottom w:val="single" w:color="808080" w:sz="4"/>
-              <w:right w:val="single" w:color="808080" w:sz="4"/>
-            </w:tcBorders>
-            <w:shd w:fill="D9E2F3" w:color="auto" w:val="clear"/>
-            <w:tcMar>
-              <w:top w:type="dxa" w:w="50"/>
-              <w:left w:type="dxa" w:w="90"/>
-              <w:bottom w:type="dxa" w:w="50"/>
-              <w:right w:type="dxa" w:w="90"/>
-            </w:tcMar>
-          </w:tcPr>
-          <w:p>
-            <w:pPr>
-              <w:bidi/>
-              <w:spacing w:after="40"/>
-              <w:jc w:val="right"/>
-            </w:pPr>
-            <w:r>
-              <w:rPr>
-                <w:rFonts w:ascii="Arial" w:cs="Arial" w:eastAsia="Arial" w:hAnsi="Arial"/>
-                <w:b/>
-                <w:bCs/>
-                <w:sz w:val="21"/>
-                <w:szCs w:val="21"/>
-                <w:rtl/>
-              </w:rPr>
-              <w:t xml:space="preserve">רכש</w:t>
+              <w:t xml:space="preserve">23.10.2026</w:t>
             </w:r>
           </w:p>
         </w:tc>
@@ -9493,7 +9511,7 @@
                 <w:szCs w:val="19"/>
                 <w:rtl/>
               </w:rPr>
-              <w:t xml:space="preserve">האם HOT שותף CSP של Microsoft, ומה המחיר שלנו ל-Business Standard ו-Premium?</w:t>
+              <w:t xml:space="preserve">עלות FortiNAC / FortiAnalyzer / FortiManager בענן?</w:t>
             </w:r>
           </w:p>
         </w:tc>
@@ -9528,7 +9546,7 @@
                 <w:szCs w:val="19"/>
                 <w:rtl/>
               </w:rPr>
-              <w:t xml:space="preserve">עמ' 41–42</w:t>
+              <w:t xml:space="preserve">עמ' 42, רכיבים 15–17</w:t>
             </w:r>
           </w:p>
         </w:tc>
@@ -9563,7 +9581,7 @@
                 <w:szCs w:val="19"/>
                 <w:rtl/>
               </w:rPr>
-              <w:t xml:space="preserve">מרווח של כ-5% בלבד במחירון.</w:t>
+              <w:t xml:space="preserve"/>
             </w:r>
           </w:p>
         </w:tc>
@@ -9598,7 +9616,7 @@
                 <w:szCs w:val="19"/>
                 <w:rtl/>
               </w:rPr>
-              <w:t xml:space="preserve">גיליון "רכיבי בסיס" (F13); "אופציונליים"</w:t>
+              <w:t xml:space="preserve">גיליון "אופציונליים"</w:t>
             </w:r>
           </w:p>
         </w:tc>
@@ -9743,7 +9761,7 @@
                 <w:szCs w:val="19"/>
                 <w:rtl/>
               </w:rPr>
-              <w:t xml:space="preserve">מחירי מתג 48 PoE ונקודת גישה מנוהלת (Cisco/Fortinet), כולל רישוי ל-36 חודשים?</w:t>
+              <w:t xml:space="preserve">האם יש לנו שירות CISO במיקור חוץ (2,500 ₪ לחודש)?</w:t>
             </w:r>
           </w:p>
         </w:tc>
@@ -9778,7 +9796,7 @@
                 <w:szCs w:val="19"/>
                 <w:rtl/>
               </w:rPr>
-              <w:t xml:space="preserve">עמ' 42, רכיבים 13–14</w:t>
+              <w:t xml:space="preserve">עמ' 43, רכיב 21</w:t>
             </w:r>
           </w:p>
         </w:tc>
@@ -9813,7 +9831,7 @@
                 <w:szCs w:val="19"/>
                 <w:rtl/>
               </w:rPr>
-              <w:t xml:space="preserve">מרווח דק בשכירות.</w:t>
+              <w:t xml:space="preserve"/>
             </w:r>
           </w:p>
         </w:tc>
@@ -9848,7 +9866,7 @@
                 <w:szCs w:val="19"/>
                 <w:rtl/>
               </w:rPr>
-              <w:t xml:space="preserve">גיליון "רכיבי בסיס" (F16–F17)</w:t>
+              <w:t xml:space="preserve">גיליון "אופציונליים"</w:t>
             </w:r>
           </w:p>
         </w:tc>
@@ -9993,7 +10011,7 @@
                 <w:szCs w:val="19"/>
                 <w:rtl/>
               </w:rPr>
-              <w:t xml:space="preserve">איזו הנחה ממחירי מדף אפשר לתת למוצרים שלא ברשימה, ומה המרווח שלנו מהספקים?</w:t>
+              <w:t xml:space="preserve">עלות רישיון ESET (או שווה ערך) עם EDR ו-Sandbox לתחנה?</w:t>
             </w:r>
           </w:p>
         </w:tc>
@@ -10028,7 +10046,7 @@
                 <w:szCs w:val="19"/>
                 <w:rtl/>
               </w:rPr>
-              <w:t xml:space="preserve">עמ' 43, סעיף 7</w:t>
+              <w:t xml:space="preserve">עמ' 41, רכיב 5</w:t>
             </w:r>
           </w:p>
         </w:tc>
@@ -10063,7 +10081,7 @@
                 <w:szCs w:val="19"/>
                 <w:rtl/>
               </w:rPr>
-              <w:t xml:space="preserve"/>
+              <w:t xml:space="preserve">מחיר מרבי 25 ₪.</w:t>
             </w:r>
           </w:p>
         </w:tc>
@@ -10098,7 +10116,7 @@
                 <w:szCs w:val="19"/>
                 <w:rtl/>
               </w:rPr>
-              <w:t xml:space="preserve">גיליון "הנחות" (B21–B22)</w:t>
+              <w:t xml:space="preserve">גיליון "רכיבי בסיס" (F8)</w:t>
             </w:r>
           </w:p>
         </w:tc>
@@ -10207,7 +10225,7 @@
                 <w:szCs w:val="21"/>
                 <w:rtl/>
               </w:rPr>
-              <w:t xml:space="preserve">משאבי אנוש</w:t>
+              <w:t xml:space="preserve">רכש</w:t>
             </w:r>
           </w:p>
         </w:tc>
@@ -10282,7 +10300,7 @@
                 <w:szCs w:val="19"/>
                 <w:rtl/>
               </w:rPr>
-              <w:t xml:space="preserve">האם כל מי שיעבוד בפרויקט (כולל קבלני משנה) אזרח ישראלי?</w:t>
+              <w:t xml:space="preserve">האם HOT שותף CSP של Microsoft, ומה המחיר שלנו ל-Business Standard ו-Premium?</w:t>
             </w:r>
           </w:p>
         </w:tc>
@@ -10317,7 +10335,7 @@
                 <w:szCs w:val="19"/>
                 <w:rtl/>
               </w:rPr>
-              <w:t xml:space="preserve">עמ' 31, הסכם 11.ד</w:t>
+              <w:t xml:space="preserve">עמ' 41–42</w:t>
             </w:r>
           </w:p>
         </w:tc>
@@ -10352,7 +10370,7 @@
                 <w:szCs w:val="19"/>
                 <w:rtl/>
               </w:rPr>
-              <w:t xml:space="preserve">דרישה מפורשת.</w:t>
+              <w:t xml:space="preserve">מרווח של כ-5% בלבד במחירון.</w:t>
             </w:r>
           </w:p>
         </w:tc>
@@ -10387,7 +10405,7 @@
                 <w:szCs w:val="19"/>
                 <w:rtl/>
               </w:rPr>
-              <w:t xml:space="preserve">מסמכי ההגשה</w:t>
+              <w:t xml:space="preserve">גיליון "רכיבי בסיס" (F13); "אופציונליים"</w:t>
             </w:r>
           </w:p>
         </w:tc>
@@ -10532,7 +10550,7 @@
                 <w:szCs w:val="19"/>
                 <w:rtl/>
               </w:rPr>
-              <w:t xml:space="preserve">מי אנשי הצוות הקבועים שיוצגו (קורות חיים, הסמכות)?</w:t>
+              <w:t xml:space="preserve">מחירי מתג 48 PoE ונקודת גישה מנוהלת (Cisco/Fortinet), כולל רישוי ל-36 חודשים?</w:t>
             </w:r>
           </w:p>
         </w:tc>
@@ -10567,7 +10585,7 @@
                 <w:szCs w:val="19"/>
                 <w:rtl/>
               </w:rPr>
-              <w:t xml:space="preserve">עמ' 9</w:t>
+              <w:t xml:space="preserve">עמ' 42, רכיבים 13–14</w:t>
             </w:r>
           </w:p>
         </w:tc>
@@ -10602,7 +10620,7 @@
                 <w:szCs w:val="19"/>
                 <w:rtl/>
               </w:rPr>
-              <w:t xml:space="preserve">ניקוד הראיון.</w:t>
+              <w:t xml:space="preserve">מרווח דק בשכירות.</w:t>
             </w:r>
           </w:p>
         </w:tc>
@@ -10637,7 +10655,7 @@
                 <w:szCs w:val="19"/>
                 <w:rtl/>
               </w:rPr>
-              <w:t xml:space="preserve">הכנה לראיון</w:t>
+              <w:t xml:space="preserve">גיליון "רכיבי בסיס" (F16–F17)</w:t>
             </w:r>
           </w:p>
         </w:tc>
@@ -10708,45 +10726,6 @@
                 <w:rtl/>
               </w:rPr>
               <w:t xml:space="preserve">23.10.2026</w:t>
-            </w:r>
-          </w:p>
-        </w:tc>
-      </w:tr>
-      <w:tr>
-        <w:tc>
-          <w:tcPr>
-            <w:tcW w:type="dxa" w:w="14838"/>
-            <w:gridSpan w:val="7"/>
-            <w:tcBorders>
-              <w:top w:val="single" w:color="808080" w:sz="4"/>
-              <w:left w:val="single" w:color="808080" w:sz="4"/>
-              <w:bottom w:val="single" w:color="808080" w:sz="4"/>
-              <w:right w:val="single" w:color="808080" w:sz="4"/>
-            </w:tcBorders>
-            <w:shd w:fill="D9E2F3" w:color="auto" w:val="clear"/>
-            <w:tcMar>
-              <w:top w:type="dxa" w:w="50"/>
-              <w:left w:type="dxa" w:w="90"/>
-              <w:bottom w:type="dxa" w:w="50"/>
-              <w:right w:type="dxa" w:w="90"/>
-            </w:tcMar>
-          </w:tcPr>
-          <w:p>
-            <w:pPr>
-              <w:bidi/>
-              <w:spacing w:after="40"/>
-              <w:jc w:val="right"/>
-            </w:pPr>
-            <w:r>
-              <w:rPr>
-                <w:rFonts w:ascii="Arial" w:cs="Arial" w:eastAsia="Arial" w:hAnsi="Arial"/>
-                <w:b/>
-                <w:bCs/>
-                <w:sz w:val="21"/>
-                <w:szCs w:val="21"/>
-                <w:rtl/>
-              </w:rPr>
-              <w:t xml:space="preserve">ניהול מכרזים ומנהלה</w:t>
             </w:r>
           </w:p>
         </w:tc>
@@ -10821,7 +10800,7 @@
                 <w:szCs w:val="19"/>
                 <w:rtl/>
               </w:rPr>
-              <w:t xml:space="preserve">רכישת מסמכי המכרז (1,500 ₪) וקבלה – בוצע?</w:t>
+              <w:t xml:space="preserve">איזו הנחה ממחירי מדף אפשר לתת למוצרים שלא ברשימה, ומה המרווח שלנו מהספקים?</w:t>
             </w:r>
           </w:p>
         </w:tc>
@@ -10856,7 +10835,7 @@
                 <w:szCs w:val="19"/>
                 <w:rtl/>
               </w:rPr>
-              <w:t xml:space="preserve">עמ' 2, 7 (סעיף 4.13)</w:t>
+              <w:t xml:space="preserve">עמ' 43, סעיף 7</w:t>
             </w:r>
           </w:p>
         </w:tc>
@@ -10891,7 +10870,7 @@
                 <w:szCs w:val="19"/>
                 <w:rtl/>
               </w:rPr>
-              <w:t xml:space="preserve">מסמך חובה.</w:t>
+              <w:t xml:space="preserve"/>
             </w:r>
           </w:p>
         </w:tc>
@@ -10926,7 +10905,7 @@
                 <w:szCs w:val="19"/>
                 <w:rtl/>
               </w:rPr>
-              <w:t xml:space="preserve">מסמכי ההגשה</w:t>
+              <w:t xml:space="preserve">גיליון "הנחות" (B21–B22)</w:t>
             </w:r>
           </w:p>
         </w:tc>
@@ -10996,7 +10975,46 @@
                 <w:szCs w:val="19"/>
                 <w:rtl/>
               </w:rPr>
-              <w:t xml:space="preserve">16.10.2026</w:t>
+              <w:t xml:space="preserve">23.10.2026</w:t>
+            </w:r>
+          </w:p>
+        </w:tc>
+      </w:tr>
+      <w:tr>
+        <w:tc>
+          <w:tcPr>
+            <w:tcW w:type="dxa" w:w="14838"/>
+            <w:gridSpan w:val="7"/>
+            <w:tcBorders>
+              <w:top w:val="single" w:color="808080" w:sz="4"/>
+              <w:left w:val="single" w:color="808080" w:sz="4"/>
+              <w:bottom w:val="single" w:color="808080" w:sz="4"/>
+              <w:right w:val="single" w:color="808080" w:sz="4"/>
+            </w:tcBorders>
+            <w:shd w:fill="D9E2F3" w:color="auto" w:val="clear"/>
+            <w:tcMar>
+              <w:top w:type="dxa" w:w="50"/>
+              <w:left w:type="dxa" w:w="90"/>
+              <w:bottom w:type="dxa" w:w="50"/>
+              <w:right w:type="dxa" w:w="90"/>
+            </w:tcMar>
+          </w:tcPr>
+          <w:p>
+            <w:pPr>
+              <w:bidi/>
+              <w:spacing w:after="40"/>
+              <w:jc w:val="right"/>
+            </w:pPr>
+            <w:r>
+              <w:rPr>
+                <w:rFonts w:ascii="Arial" w:cs="Arial" w:eastAsia="Arial" w:hAnsi="Arial"/>
+                <w:b/>
+                <w:bCs/>
+                <w:sz w:val="21"/>
+                <w:szCs w:val="21"/>
+                <w:rtl/>
+              </w:rPr>
+              <w:t xml:space="preserve">משאבי אנוש</w:t>
             </w:r>
           </w:p>
         </w:tc>
@@ -11071,7 +11089,7 @@
                 <w:szCs w:val="19"/>
                 <w:rtl/>
               </w:rPr>
-              <w:t xml:space="preserve">מי שולח את שאלות ההבהרה עד 19.10 לשתי כתובות הדוא"ל, ומי עוקב אחרי התשובות (21.10)?</w:t>
+              <w:t xml:space="preserve">האם כל מי שיעבוד בפרויקט (כולל קבלני משנה) אזרח ישראלי?</w:t>
             </w:r>
           </w:p>
         </w:tc>
@@ -11106,7 +11124,7 @@
                 <w:szCs w:val="19"/>
                 <w:rtl/>
               </w:rPr>
-              <w:t xml:space="preserve">עמ' 2, 10</w:t>
+              <w:t xml:space="preserve">עמ' 31, הסכם 11.ד</w:t>
             </w:r>
           </w:p>
         </w:tc>
@@ -11141,7 +11159,7 @@
                 <w:szCs w:val="19"/>
                 <w:rtl/>
               </w:rPr>
-              <w:t xml:space="preserve">התשובות נחתמות ומצורפות להצעה.</w:t>
+              <w:t xml:space="preserve">דרישה מפורשת.</w:t>
             </w:r>
           </w:p>
         </w:tc>
@@ -11176,7 +11194,7 @@
                 <w:szCs w:val="19"/>
                 <w:rtl/>
               </w:rPr>
-              <w:t xml:space="preserve">לוח זמנים</w:t>
+              <w:t xml:space="preserve">מסמכי ההגשה</w:t>
             </w:r>
           </w:p>
         </w:tc>
@@ -11246,7 +11264,7 @@
                 <w:szCs w:val="19"/>
                 <w:rtl/>
               </w:rPr>
-              <w:t xml:space="preserve">16.10.2026</w:t>
+              <w:t xml:space="preserve">23.10.2026</w:t>
             </w:r>
           </w:p>
         </w:tc>
@@ -11287,6 +11305,545 @@
                 <w:rtl/>
               </w:rPr>
               <w:t xml:space="preserve">43</w:t>
+            </w:r>
+          </w:p>
+        </w:tc>
+        <w:tc>
+          <w:tcPr>
+            <w:tcW w:type="dxa" w:w="5200"/>
+            <w:tcBorders>
+              <w:top w:val="single" w:color="808080" w:sz="4"/>
+              <w:left w:val="single" w:color="808080" w:sz="4"/>
+              <w:bottom w:val="single" w:color="808080" w:sz="4"/>
+              <w:right w:val="single" w:color="808080" w:sz="4"/>
+            </w:tcBorders>
+            <w:tcMar>
+              <w:top w:type="dxa" w:w="50"/>
+              <w:left w:type="dxa" w:w="90"/>
+              <w:bottom w:type="dxa" w:w="50"/>
+              <w:right w:type="dxa" w:w="90"/>
+            </w:tcMar>
+          </w:tcPr>
+          <w:p>
+            <w:pPr>
+              <w:bidi/>
+              <w:spacing w:after="40"/>
+              <w:jc w:val="right"/>
+            </w:pPr>
+            <w:r>
+              <w:rPr>
+                <w:rFonts w:ascii="Arial" w:cs="Arial" w:eastAsia="Arial" w:hAnsi="Arial"/>
+                <w:b w:val="false"/>
+                <w:bCs w:val="false"/>
+                <w:sz w:val="19"/>
+                <w:szCs w:val="19"/>
+                <w:rtl/>
+              </w:rPr>
+              <w:t xml:space="preserve">מי אנשי הצוות הקבועים שיוצגו (קורות חיים, הסמכות)?</w:t>
+            </w:r>
+          </w:p>
+        </w:tc>
+        <w:tc>
+          <w:tcPr>
+            <w:tcW w:type="dxa" w:w="1700"/>
+            <w:tcBorders>
+              <w:top w:val="single" w:color="808080" w:sz="4"/>
+              <w:left w:val="single" w:color="808080" w:sz="4"/>
+              <w:bottom w:val="single" w:color="808080" w:sz="4"/>
+              <w:right w:val="single" w:color="808080" w:sz="4"/>
+            </w:tcBorders>
+            <w:tcMar>
+              <w:top w:type="dxa" w:w="50"/>
+              <w:left w:type="dxa" w:w="90"/>
+              <w:bottom w:type="dxa" w:w="50"/>
+              <w:right w:type="dxa" w:w="90"/>
+            </w:tcMar>
+          </w:tcPr>
+          <w:p>
+            <w:pPr>
+              <w:bidi/>
+              <w:spacing w:after="40"/>
+              <w:jc w:val="right"/>
+            </w:pPr>
+            <w:r>
+              <w:rPr>
+                <w:rFonts w:ascii="Arial" w:cs="Arial" w:eastAsia="Arial" w:hAnsi="Arial"/>
+                <w:b w:val="false"/>
+                <w:bCs w:val="false"/>
+                <w:sz w:val="19"/>
+                <w:szCs w:val="19"/>
+                <w:rtl/>
+              </w:rPr>
+              <w:t xml:space="preserve">עמ' 9</w:t>
+            </w:r>
+          </w:p>
+        </w:tc>
+        <w:tc>
+          <w:tcPr>
+            <w:tcW w:type="dxa" w:w="2500"/>
+            <w:tcBorders>
+              <w:top w:val="single" w:color="808080" w:sz="4"/>
+              <w:left w:val="single" w:color="808080" w:sz="4"/>
+              <w:bottom w:val="single" w:color="808080" w:sz="4"/>
+              <w:right w:val="single" w:color="808080" w:sz="4"/>
+            </w:tcBorders>
+            <w:tcMar>
+              <w:top w:type="dxa" w:w="50"/>
+              <w:left w:type="dxa" w:w="90"/>
+              <w:bottom w:type="dxa" w:w="50"/>
+              <w:right w:type="dxa" w:w="90"/>
+            </w:tcMar>
+          </w:tcPr>
+          <w:p>
+            <w:pPr>
+              <w:bidi/>
+              <w:spacing w:after="40"/>
+              <w:jc w:val="right"/>
+            </w:pPr>
+            <w:r>
+              <w:rPr>
+                <w:rFonts w:ascii="Arial" w:cs="Arial" w:eastAsia="Arial" w:hAnsi="Arial"/>
+                <w:b w:val="false"/>
+                <w:bCs w:val="false"/>
+                <w:sz w:val="19"/>
+                <w:szCs w:val="19"/>
+                <w:rtl/>
+              </w:rPr>
+              <w:t xml:space="preserve">ניקוד הראיון.</w:t>
+            </w:r>
+          </w:p>
+        </w:tc>
+        <w:tc>
+          <w:tcPr>
+            <w:tcW w:type="dxa" w:w="2338"/>
+            <w:tcBorders>
+              <w:top w:val="single" w:color="808080" w:sz="4"/>
+              <w:left w:val="single" w:color="808080" w:sz="4"/>
+              <w:bottom w:val="single" w:color="808080" w:sz="4"/>
+              <w:right w:val="single" w:color="808080" w:sz="4"/>
+            </w:tcBorders>
+            <w:tcMar>
+              <w:top w:type="dxa" w:w="50"/>
+              <w:left w:type="dxa" w:w="90"/>
+              <w:bottom w:type="dxa" w:w="50"/>
+              <w:right w:type="dxa" w:w="90"/>
+            </w:tcMar>
+          </w:tcPr>
+          <w:p>
+            <w:pPr>
+              <w:bidi/>
+              <w:spacing w:after="40"/>
+              <w:jc w:val="right"/>
+            </w:pPr>
+            <w:r>
+              <w:rPr>
+                <w:rFonts w:ascii="Arial" w:cs="Arial" w:eastAsia="Arial" w:hAnsi="Arial"/>
+                <w:b w:val="false"/>
+                <w:bCs w:val="false"/>
+                <w:sz w:val="19"/>
+                <w:szCs w:val="19"/>
+                <w:rtl/>
+              </w:rPr>
+              <w:t xml:space="preserve">הכנה לראיון</w:t>
+            </w:r>
+          </w:p>
+        </w:tc>
+        <w:tc>
+          <w:tcPr>
+            <w:tcW w:type="dxa" w:w="1300"/>
+            <w:tcBorders>
+              <w:top w:val="single" w:color="808080" w:sz="4"/>
+              <w:left w:val="single" w:color="808080" w:sz="4"/>
+              <w:bottom w:val="single" w:color="808080" w:sz="4"/>
+              <w:right w:val="single" w:color="808080" w:sz="4"/>
+            </w:tcBorders>
+            <w:tcMar>
+              <w:top w:type="dxa" w:w="50"/>
+              <w:left w:type="dxa" w:w="90"/>
+              <w:bottom w:type="dxa" w:w="50"/>
+              <w:right w:type="dxa" w:w="90"/>
+            </w:tcMar>
+          </w:tcPr>
+          <w:p>
+            <w:pPr>
+              <w:bidi/>
+              <w:spacing w:after="40"/>
+              <w:jc w:val="right"/>
+            </w:pPr>
+            <w:r>
+              <w:rPr>
+                <w:rFonts w:ascii="Arial" w:cs="Arial" w:eastAsia="Arial" w:hAnsi="Arial"/>
+                <w:b w:val="false"/>
+                <w:bCs w:val="false"/>
+                <w:sz w:val="19"/>
+                <w:szCs w:val="19"/>
+                <w:rtl/>
+              </w:rPr>
+              <w:t xml:space="preserve"/>
+            </w:r>
+          </w:p>
+        </w:tc>
+        <w:tc>
+          <w:tcPr>
+            <w:tcW w:type="dxa" w:w="1200"/>
+            <w:tcBorders>
+              <w:top w:val="single" w:color="808080" w:sz="4"/>
+              <w:left w:val="single" w:color="808080" w:sz="4"/>
+              <w:bottom w:val="single" w:color="808080" w:sz="4"/>
+              <w:right w:val="single" w:color="808080" w:sz="4"/>
+            </w:tcBorders>
+            <w:tcMar>
+              <w:top w:type="dxa" w:w="50"/>
+              <w:left w:type="dxa" w:w="90"/>
+              <w:bottom w:type="dxa" w:w="50"/>
+              <w:right w:type="dxa" w:w="90"/>
+            </w:tcMar>
+          </w:tcPr>
+          <w:p>
+            <w:pPr>
+              <w:bidi/>
+              <w:spacing w:after="40"/>
+              <w:jc w:val="center"/>
+            </w:pPr>
+            <w:r>
+              <w:rPr>
+                <w:rFonts w:ascii="Arial" w:cs="Arial" w:eastAsia="Arial" w:hAnsi="Arial"/>
+                <w:b w:val="false"/>
+                <w:bCs w:val="false"/>
+                <w:sz w:val="19"/>
+                <w:szCs w:val="19"/>
+                <w:rtl/>
+              </w:rPr>
+              <w:t xml:space="preserve">23.10.2026</w:t>
+            </w:r>
+          </w:p>
+        </w:tc>
+      </w:tr>
+      <w:tr>
+        <w:tc>
+          <w:tcPr>
+            <w:tcW w:type="dxa" w:w="14838"/>
+            <w:gridSpan w:val="7"/>
+            <w:tcBorders>
+              <w:top w:val="single" w:color="808080" w:sz="4"/>
+              <w:left w:val="single" w:color="808080" w:sz="4"/>
+              <w:bottom w:val="single" w:color="808080" w:sz="4"/>
+              <w:right w:val="single" w:color="808080" w:sz="4"/>
+            </w:tcBorders>
+            <w:shd w:fill="D9E2F3" w:color="auto" w:val="clear"/>
+            <w:tcMar>
+              <w:top w:type="dxa" w:w="50"/>
+              <w:left w:type="dxa" w:w="90"/>
+              <w:bottom w:type="dxa" w:w="50"/>
+              <w:right w:type="dxa" w:w="90"/>
+            </w:tcMar>
+          </w:tcPr>
+          <w:p>
+            <w:pPr>
+              <w:bidi/>
+              <w:spacing w:after="40"/>
+              <w:jc w:val="right"/>
+            </w:pPr>
+            <w:r>
+              <w:rPr>
+                <w:rFonts w:ascii="Arial" w:cs="Arial" w:eastAsia="Arial" w:hAnsi="Arial"/>
+                <w:b/>
+                <w:bCs/>
+                <w:sz w:val="21"/>
+                <w:szCs w:val="21"/>
+                <w:rtl/>
+              </w:rPr>
+              <w:t xml:space="preserve">ניהול מכרזים ומנהלה</w:t>
+            </w:r>
+          </w:p>
+        </w:tc>
+      </w:tr>
+      <w:tr>
+        <w:trPr>
+          <w:cantSplit/>
+        </w:trPr>
+        <w:tc>
+          <w:tcPr>
+            <w:tcW w:type="dxa" w:w="600"/>
+            <w:tcBorders>
+              <w:top w:val="single" w:color="808080" w:sz="4"/>
+              <w:left w:val="single" w:color="808080" w:sz="4"/>
+              <w:bottom w:val="single" w:color="808080" w:sz="4"/>
+              <w:right w:val="single" w:color="808080" w:sz="4"/>
+            </w:tcBorders>
+            <w:tcMar>
+              <w:top w:type="dxa" w:w="50"/>
+              <w:left w:type="dxa" w:w="90"/>
+              <w:bottom w:type="dxa" w:w="50"/>
+              <w:right w:type="dxa" w:w="90"/>
+            </w:tcMar>
+          </w:tcPr>
+          <w:p>
+            <w:pPr>
+              <w:bidi/>
+              <w:spacing w:after="40"/>
+              <w:jc w:val="center"/>
+            </w:pPr>
+            <w:r>
+              <w:rPr>
+                <w:rFonts w:ascii="Arial" w:cs="Arial" w:eastAsia="Arial" w:hAnsi="Arial"/>
+                <w:b w:val="false"/>
+                <w:bCs w:val="false"/>
+                <w:sz w:val="19"/>
+                <w:szCs w:val="19"/>
+                <w:rtl/>
+              </w:rPr>
+              <w:t xml:space="preserve">44</w:t>
+            </w:r>
+          </w:p>
+        </w:tc>
+        <w:tc>
+          <w:tcPr>
+            <w:tcW w:type="dxa" w:w="5200"/>
+            <w:tcBorders>
+              <w:top w:val="single" w:color="808080" w:sz="4"/>
+              <w:left w:val="single" w:color="808080" w:sz="4"/>
+              <w:bottom w:val="single" w:color="808080" w:sz="4"/>
+              <w:right w:val="single" w:color="808080" w:sz="4"/>
+            </w:tcBorders>
+            <w:tcMar>
+              <w:top w:type="dxa" w:w="50"/>
+              <w:left w:type="dxa" w:w="90"/>
+              <w:bottom w:type="dxa" w:w="50"/>
+              <w:right w:type="dxa" w:w="90"/>
+            </w:tcMar>
+          </w:tcPr>
+          <w:p>
+            <w:pPr>
+              <w:bidi/>
+              <w:spacing w:after="40"/>
+              <w:jc w:val="right"/>
+            </w:pPr>
+            <w:r>
+              <w:rPr>
+                <w:rFonts w:ascii="Arial" w:cs="Arial" w:eastAsia="Arial" w:hAnsi="Arial"/>
+                <w:b w:val="false"/>
+                <w:bCs w:val="false"/>
+                <w:sz w:val="19"/>
+                <w:szCs w:val="19"/>
+                <w:rtl/>
+              </w:rPr>
+              <w:t xml:space="preserve">מי שולח את שאלות ההבהרה עד 19.10 לשתי כתובות הדוא"ל, ומי עוקב אחרי התשובות (21.10)?</w:t>
+            </w:r>
+          </w:p>
+        </w:tc>
+        <w:tc>
+          <w:tcPr>
+            <w:tcW w:type="dxa" w:w="1700"/>
+            <w:tcBorders>
+              <w:top w:val="single" w:color="808080" w:sz="4"/>
+              <w:left w:val="single" w:color="808080" w:sz="4"/>
+              <w:bottom w:val="single" w:color="808080" w:sz="4"/>
+              <w:right w:val="single" w:color="808080" w:sz="4"/>
+            </w:tcBorders>
+            <w:tcMar>
+              <w:top w:type="dxa" w:w="50"/>
+              <w:left w:type="dxa" w:w="90"/>
+              <w:bottom w:type="dxa" w:w="50"/>
+              <w:right w:type="dxa" w:w="90"/>
+            </w:tcMar>
+          </w:tcPr>
+          <w:p>
+            <w:pPr>
+              <w:bidi/>
+              <w:spacing w:after="40"/>
+              <w:jc w:val="right"/>
+            </w:pPr>
+            <w:r>
+              <w:rPr>
+                <w:rFonts w:ascii="Arial" w:cs="Arial" w:eastAsia="Arial" w:hAnsi="Arial"/>
+                <w:b w:val="false"/>
+                <w:bCs w:val="false"/>
+                <w:sz w:val="19"/>
+                <w:szCs w:val="19"/>
+                <w:rtl/>
+              </w:rPr>
+              <w:t xml:space="preserve">עמ' 2, 10</w:t>
+            </w:r>
+          </w:p>
+        </w:tc>
+        <w:tc>
+          <w:tcPr>
+            <w:tcW w:type="dxa" w:w="2500"/>
+            <w:tcBorders>
+              <w:top w:val="single" w:color="808080" w:sz="4"/>
+              <w:left w:val="single" w:color="808080" w:sz="4"/>
+              <w:bottom w:val="single" w:color="808080" w:sz="4"/>
+              <w:right w:val="single" w:color="808080" w:sz="4"/>
+            </w:tcBorders>
+            <w:tcMar>
+              <w:top w:type="dxa" w:w="50"/>
+              <w:left w:type="dxa" w:w="90"/>
+              <w:bottom w:type="dxa" w:w="50"/>
+              <w:right w:type="dxa" w:w="90"/>
+            </w:tcMar>
+          </w:tcPr>
+          <w:p>
+            <w:pPr>
+              <w:bidi/>
+              <w:spacing w:after="40"/>
+              <w:jc w:val="right"/>
+            </w:pPr>
+            <w:r>
+              <w:rPr>
+                <w:rFonts w:ascii="Arial" w:cs="Arial" w:eastAsia="Arial" w:hAnsi="Arial"/>
+                <w:b w:val="false"/>
+                <w:bCs w:val="false"/>
+                <w:sz w:val="19"/>
+                <w:szCs w:val="19"/>
+                <w:rtl/>
+              </w:rPr>
+              <w:t xml:space="preserve">התשובות נחתמות ומצורפות להצעה.</w:t>
+            </w:r>
+          </w:p>
+        </w:tc>
+        <w:tc>
+          <w:tcPr>
+            <w:tcW w:type="dxa" w:w="2338"/>
+            <w:tcBorders>
+              <w:top w:val="single" w:color="808080" w:sz="4"/>
+              <w:left w:val="single" w:color="808080" w:sz="4"/>
+              <w:bottom w:val="single" w:color="808080" w:sz="4"/>
+              <w:right w:val="single" w:color="808080" w:sz="4"/>
+            </w:tcBorders>
+            <w:tcMar>
+              <w:top w:type="dxa" w:w="50"/>
+              <w:left w:type="dxa" w:w="90"/>
+              <w:bottom w:type="dxa" w:w="50"/>
+              <w:right w:type="dxa" w:w="90"/>
+            </w:tcMar>
+          </w:tcPr>
+          <w:p>
+            <w:pPr>
+              <w:bidi/>
+              <w:spacing w:after="40"/>
+              <w:jc w:val="right"/>
+            </w:pPr>
+            <w:r>
+              <w:rPr>
+                <w:rFonts w:ascii="Arial" w:cs="Arial" w:eastAsia="Arial" w:hAnsi="Arial"/>
+                <w:b w:val="false"/>
+                <w:bCs w:val="false"/>
+                <w:sz w:val="19"/>
+                <w:szCs w:val="19"/>
+                <w:rtl/>
+              </w:rPr>
+              <w:t xml:space="preserve">לוח זמנים</w:t>
+            </w:r>
+          </w:p>
+        </w:tc>
+        <w:tc>
+          <w:tcPr>
+            <w:tcW w:type="dxa" w:w="1300"/>
+            <w:tcBorders>
+              <w:top w:val="single" w:color="808080" w:sz="4"/>
+              <w:left w:val="single" w:color="808080" w:sz="4"/>
+              <w:bottom w:val="single" w:color="808080" w:sz="4"/>
+              <w:right w:val="single" w:color="808080" w:sz="4"/>
+            </w:tcBorders>
+            <w:tcMar>
+              <w:top w:type="dxa" w:w="50"/>
+              <w:left w:type="dxa" w:w="90"/>
+              <w:bottom w:type="dxa" w:w="50"/>
+              <w:right w:type="dxa" w:w="90"/>
+            </w:tcMar>
+          </w:tcPr>
+          <w:p>
+            <w:pPr>
+              <w:bidi/>
+              <w:spacing w:after="40"/>
+              <w:jc w:val="right"/>
+            </w:pPr>
+            <w:r>
+              <w:rPr>
+                <w:rFonts w:ascii="Arial" w:cs="Arial" w:eastAsia="Arial" w:hAnsi="Arial"/>
+                <w:b w:val="false"/>
+                <w:bCs w:val="false"/>
+                <w:sz w:val="19"/>
+                <w:szCs w:val="19"/>
+                <w:rtl/>
+              </w:rPr>
+              <w:t xml:space="preserve"/>
+            </w:r>
+          </w:p>
+        </w:tc>
+        <w:tc>
+          <w:tcPr>
+            <w:tcW w:type="dxa" w:w="1200"/>
+            <w:tcBorders>
+              <w:top w:val="single" w:color="808080" w:sz="4"/>
+              <w:left w:val="single" w:color="808080" w:sz="4"/>
+              <w:bottom w:val="single" w:color="808080" w:sz="4"/>
+              <w:right w:val="single" w:color="808080" w:sz="4"/>
+            </w:tcBorders>
+            <w:tcMar>
+              <w:top w:type="dxa" w:w="50"/>
+              <w:left w:type="dxa" w:w="90"/>
+              <w:bottom w:type="dxa" w:w="50"/>
+              <w:right w:type="dxa" w:w="90"/>
+            </w:tcMar>
+          </w:tcPr>
+          <w:p>
+            <w:pPr>
+              <w:bidi/>
+              <w:spacing w:after="40"/>
+              <w:jc w:val="center"/>
+            </w:pPr>
+            <w:r>
+              <w:rPr>
+                <w:rFonts w:ascii="Arial" w:cs="Arial" w:eastAsia="Arial" w:hAnsi="Arial"/>
+                <w:b w:val="false"/>
+                <w:bCs w:val="false"/>
+                <w:sz w:val="19"/>
+                <w:szCs w:val="19"/>
+                <w:rtl/>
+              </w:rPr>
+              <w:t xml:space="preserve">16.10.2026</w:t>
+            </w:r>
+          </w:p>
+        </w:tc>
+      </w:tr>
+      <w:tr>
+        <w:trPr>
+          <w:cantSplit/>
+        </w:trPr>
+        <w:tc>
+          <w:tcPr>
+            <w:tcW w:type="dxa" w:w="600"/>
+            <w:tcBorders>
+              <w:top w:val="single" w:color="808080" w:sz="4"/>
+              <w:left w:val="single" w:color="808080" w:sz="4"/>
+              <w:bottom w:val="single" w:color="808080" w:sz="4"/>
+              <w:right w:val="single" w:color="808080" w:sz="4"/>
+            </w:tcBorders>
+            <w:tcMar>
+              <w:top w:type="dxa" w:w="50"/>
+              <w:left w:type="dxa" w:w="90"/>
+              <w:bottom w:type="dxa" w:w="50"/>
+              <w:right w:type="dxa" w:w="90"/>
+            </w:tcMar>
+          </w:tcPr>
+          <w:p>
+            <w:pPr>
+              <w:bidi/>
+              <w:spacing w:after="40"/>
+              <w:jc w:val="center"/>
+            </w:pPr>
+            <w:r>
+              <w:rPr>
+                <w:rFonts w:ascii="Arial" w:cs="Arial" w:eastAsia="Arial" w:hAnsi="Arial"/>
+                <w:b w:val="false"/>
+                <w:bCs w:val="false"/>
+                <w:sz w:val="19"/>
+                <w:szCs w:val="19"/>
+                <w:rtl/>
+              </w:rPr>
+              <w:t xml:space="preserve">45</w:t>
             </w:r>
           </w:p>
         </w:tc>
